--- a/00-首页/学生讲义Word/分子结构补充-超级充实版（自学完整）.docx
+++ b/00-首页/学生讲义Word/分子结构补充-超级充实版（自学完整）.docx
@@ -259,26 +259,40 @@
         </w:rPr>
         <w:t xml:space="preserve"> </w:t>
       </w:r>
-      <w:r>
-        <w:rPr>
-          <w:rStyle w:val="VerbatimChar"/>
-          <w:rFonts w:ascii="Times New Roman" w:hAnsi="Times New Roman" w:eastAsia="Times New Roman" w:cs="Times New Roman"/>
-        </w:rPr>
-        <w:t xml:space="preserve">$HOMO$</w:t>
-      </w:r>
+      <m:oMath>
+        <m:r>
+          <m:t>H</m:t>
+        </m:r>
+        <m:r>
+          <m:t>O</m:t>
+        </m:r>
+        <m:r>
+          <m:t>M</m:t>
+        </m:r>
+        <m:r>
+          <m:t>O</m:t>
+        </m:r>
+      </m:oMath>
       <w:r>
         <w:rPr>
           <w:rFonts w:ascii="Times New Roman" w:hAnsi="Times New Roman" w:eastAsia="Times New Roman" w:cs="Times New Roman"/>
         </w:rPr>
         <w:t xml:space="preserve">、</w:t>
       </w:r>
-      <w:r>
-        <w:rPr>
-          <w:rStyle w:val="VerbatimChar"/>
-          <w:rFonts w:ascii="Times New Roman" w:hAnsi="Times New Roman" w:eastAsia="Times New Roman" w:cs="Times New Roman"/>
-        </w:rPr>
-        <w:t xml:space="preserve">$LUMO$</w:t>
-      </w:r>
+      <m:oMath>
+        <m:r>
+          <m:t>L</m:t>
+        </m:r>
+        <m:r>
+          <m:t>U</m:t>
+        </m:r>
+        <m:r>
+          <m:t>M</m:t>
+        </m:r>
+        <m:r>
+          <m:t>O</m:t>
+        </m:r>
+      </m:oMath>
       <w:r>
         <w:rPr>
           <w:rFonts w:ascii="Times New Roman" w:hAnsi="Times New Roman" w:eastAsia="Times New Roman" w:cs="Times New Roman"/>
@@ -1462,7 +1476,15 @@
           <w:rStyle w:val="VerbatimChar"/>
           <w:rFonts w:ascii="Times New Roman" w:hAnsi="Times New Roman" w:eastAsia="Times New Roman" w:cs="Times New Roman"/>
         </w:rPr>
-        <w:t xml:space="preserve">sp²</w:t>
+        <w:t>sp</w:t>
+      </w:r>
+      <w:r>
+        <w:rPr>
+          <w:rStyle w:val="VerbatimChar"/>
+          <w:rFonts w:ascii="Times New Roman" w:hAnsi="Times New Roman" w:eastAsia="Times New Roman" w:cs="Times New Roman"/>
+          <w:vertAlign w:val="superscript"/>
+        </w:rPr>
+        <w:t>2</w:t>
       </w:r>
       <w:r>
         <w:rPr>
@@ -1475,7 +1497,15 @@
           <w:rStyle w:val="VerbatimChar"/>
           <w:rFonts w:ascii="Times New Roman" w:hAnsi="Times New Roman" w:eastAsia="Times New Roman" w:cs="Times New Roman"/>
         </w:rPr>
-        <w:t xml:space="preserve">sp³</w:t>
+        <w:t>sp</w:t>
+      </w:r>
+      <w:r>
+        <w:rPr>
+          <w:rStyle w:val="VerbatimChar"/>
+          <w:rFonts w:ascii="Times New Roman" w:hAnsi="Times New Roman" w:eastAsia="Times New Roman" w:cs="Times New Roman"/>
+          <w:vertAlign w:val="superscript"/>
+        </w:rPr>
+        <w:t>3</w:t>
       </w:r>
       <w:r>
         <w:rPr>
@@ -1587,13 +1617,32 @@
           <w:numId w:val="1008"/>
         </w:numPr>
       </w:pPr>
-      <w:r>
-        <w:rPr>
-          <w:rStyle w:val="VerbatimChar"/>
-          <w:rFonts w:ascii="Times New Roman" w:hAnsi="Times New Roman" w:eastAsia="Times New Roman" w:cs="Times New Roman"/>
-        </w:rPr>
-        <w:t xml:space="preserve">$B_2H_6$</w:t>
-      </w:r>
+      <m:oMath>
+        <m:sSub>
+          <m:e>
+            <m:r>
+              <m:t>B</m:t>
+            </m:r>
+          </m:e>
+          <m:sub>
+            <m:r>
+              <m:t>2</m:t>
+            </m:r>
+          </m:sub>
+        </m:sSub>
+        <m:sSub>
+          <m:e>
+            <m:r>
+              <m:t>H</m:t>
+            </m:r>
+          </m:e>
+          <m:sub>
+            <m:r>
+              <m:t>6</m:t>
+            </m:r>
+          </m:sub>
+        </m:sSub>
+      </m:oMath>
       <w:r>
         <w:rPr>
           <w:rFonts w:ascii="Times New Roman" w:hAnsi="Times New Roman" w:eastAsia="Times New Roman" w:cs="Times New Roman"/>
@@ -1711,7 +1760,14 @@
         <w:rPr>
           <w:rFonts w:ascii="Times New Roman" w:hAnsi="Times New Roman" w:eastAsia="Times New Roman" w:cs="Times New Roman"/>
         </w:rPr>
-        <w:t xml:space="preserve"> O₂</w:t>
+        <w:t xml:space="preserve"> O</w:t>
+      </w:r>
+      <w:r>
+        <w:rPr>
+          <w:rFonts w:ascii="Times New Roman" w:hAnsi="Times New Roman" w:eastAsia="Times New Roman" w:cs="Times New Roman"/>
+          <w:vertAlign w:val="subscript"/>
+        </w:rPr>
+        <w:t>2</w:t>
       </w:r>
     </w:p>
     <w:p>
@@ -1746,7 +1802,20 @@
         <w:rPr>
           <w:rFonts w:ascii="Times New Roman" w:hAnsi="Times New Roman" w:eastAsia="Times New Roman" w:cs="Times New Roman"/>
         </w:rPr>
-        <w:t xml:space="preserve"> O₂ </w:t>
+        <w:t xml:space="preserve"> O</w:t>
+      </w:r>
+      <w:r>
+        <w:rPr>
+          <w:rFonts w:ascii="Times New Roman" w:hAnsi="Times New Roman" w:eastAsia="Times New Roman" w:cs="Times New Roman"/>
+          <w:vertAlign w:val="subscript"/>
+        </w:rPr>
+        <w:t>2</w:t>
+      </w:r>
+      <w:r>
+        <w:rPr>
+          <w:rFonts w:ascii="Times New Roman" w:hAnsi="Times New Roman" w:eastAsia="Times New Roman" w:cs="Times New Roman"/>
+        </w:rPr>
+        <w:t xml:space="preserve"> </w:t>
       </w:r>
       <w:r>
         <w:rPr>
@@ -1983,13 +2052,46 @@
           <w:numId w:val="1010"/>
         </w:numPr>
       </w:pPr>
-      <w:r>
-        <w:rPr>
-          <w:rStyle w:val="VerbatimChar"/>
-          <w:rFonts w:ascii="Times New Roman" w:hAnsi="Times New Roman" w:eastAsia="Times New Roman" w:cs="Times New Roman"/>
-        </w:rPr>
-        <w:t xml:space="preserve">$HOMO-LUMO$</w:t>
-      </w:r>
+      <m:oMath>
+        <m:oMathPr>
+          <m:ctrlPr>
+            <w:rPr>
+              <w:sz w:val="28"/>
+              <w:szCs w:val="28"/>
+            </w:rPr>
+          </m:ctrlPr>
+        </m:oMathPr>
+        <m:r>
+          <m:t>H</m:t>
+        </m:r>
+        <m:r>
+          <m:t>O</m:t>
+        </m:r>
+        <m:r>
+          <m:t>M</m:t>
+        </m:r>
+        <m:r>
+          <m:t>O</m:t>
+        </m:r>
+        <m:r>
+          <m:rPr>
+            <m:sty m:val="p"/>
+          </m:rPr>
+          <m:t>−</m:t>
+        </m:r>
+        <m:r>
+          <m:t>L</m:t>
+        </m:r>
+        <m:r>
+          <m:t>U</m:t>
+        </m:r>
+        <m:r>
+          <m:t>M</m:t>
+        </m:r>
+        <m:r>
+          <m:t>O</m:t>
+        </m:r>
+      </m:oMath>
       <w:r>
         <w:rPr>
           <w:rFonts w:ascii="Times New Roman" w:hAnsi="Times New Roman" w:eastAsia="Times New Roman" w:cs="Times New Roman"/>
@@ -2167,13 +2269,32 @@
         </w:rPr>
         <w:t xml:space="preserve"> </w:t>
       </w:r>
-      <w:r>
-        <w:rPr>
-          <w:rStyle w:val="VerbatimChar"/>
-          <w:rFonts w:ascii="Times New Roman" w:hAnsi="Times New Roman" w:eastAsia="Times New Roman" w:cs="Times New Roman"/>
-        </w:rPr>
-        <w:t xml:space="preserve">$B_2H_6$</w:t>
-      </w:r>
+      <m:oMath>
+        <m:sSub>
+          <m:e>
+            <m:r>
+              <m:t>B</m:t>
+            </m:r>
+          </m:e>
+          <m:sub>
+            <m:r>
+              <m:t>2</m:t>
+            </m:r>
+          </m:sub>
+        </m:sSub>
+        <m:sSub>
+          <m:e>
+            <m:r>
+              <m:t>H</m:t>
+            </m:r>
+          </m:e>
+          <m:sub>
+            <m:r>
+              <m:t>6</m:t>
+            </m:r>
+          </m:sub>
+        </m:sSub>
+      </m:oMath>
       <w:r>
         <w:rPr>
           <w:rFonts w:ascii="Times New Roman" w:hAnsi="Times New Roman" w:eastAsia="Times New Roman" w:cs="Times New Roman"/>
@@ -3810,35 +3931,29 @@
       </w:pPr>
       <w:r>
         <w:rPr>
-          <w:rStyle w:val="VerbatimChar"/>
-          <w:rFonts w:ascii="Times New Roman" w:hAnsi="Times New Roman" w:eastAsia="Times New Roman" w:cs="Times New Roman"/>
-        </w:rPr>
-        <w:t xml:space="preserve">AH₂</w:t>
-      </w:r>
-      <w:r>
-        <w:rPr>
-          <w:rFonts w:ascii="Times New Roman" w:hAnsi="Times New Roman" w:eastAsia="Times New Roman" w:cs="Times New Roman"/>
-        </w:rPr>
-        <w:t xml:space="preserve"> </w:t>
-      </w:r>
-      <w:r>
-        <w:rPr>
-          <w:rFonts w:ascii="Times New Roman" w:hAnsi="Times New Roman" w:eastAsia="Times New Roman" w:cs="Times New Roman"/>
-        </w:rPr>
-        <w:t xml:space="preserve">/</w:t>
-      </w:r>
-      <w:r>
-        <w:rPr>
-          <w:rFonts w:ascii="Times New Roman" w:hAnsi="Times New Roman" w:eastAsia="Times New Roman" w:cs="Times New Roman"/>
-        </w:rPr>
-        <w:t xml:space="preserve"> </w:t>
-      </w:r>
-      <w:r>
-        <w:rPr>
-          <w:rStyle w:val="VerbatimChar"/>
-          <w:rFonts w:ascii="Times New Roman" w:hAnsi="Times New Roman" w:eastAsia="Times New Roman" w:cs="Times New Roman"/>
-        </w:rPr>
-        <w:t xml:space="preserve">AB₂</w:t>
+          <w:rFonts w:ascii="Times New Roman" w:hAnsi="Times New Roman" w:eastAsia="Times New Roman" w:cs="Times New Roman"/>
+        </w:rPr>
+        <w:t>AH</w:t>
+      </w:r>
+      <w:r>
+        <w:rPr>
+          <w:rFonts w:ascii="Times New Roman" w:hAnsi="Times New Roman" w:eastAsia="Times New Roman" w:cs="Times New Roman"/>
+          <w:vertAlign w:val="subscript"/>
+        </w:rPr>
+        <w:t>2</w:t>
+      </w:r>
+      <w:r>
+        <w:rPr>
+          <w:rFonts w:ascii="Times New Roman" w:hAnsi="Times New Roman" w:eastAsia="Times New Roman" w:cs="Times New Roman"/>
+        </w:rPr>
+        <w:t xml:space="preserve"> / AB</w:t>
+      </w:r>
+      <w:r>
+        <w:rPr>
+          <w:rFonts w:ascii="Times New Roman" w:hAnsi="Times New Roman" w:eastAsia="Times New Roman" w:cs="Times New Roman"/>
+          <w:vertAlign w:val="subscript"/>
+        </w:rPr>
+        <w:t>2</w:t>
       </w:r>
       <w:r>
         <w:rPr>
@@ -4182,13 +4297,11 @@
         </w:rPr>
         <w:t xml:space="preserve"> </w:t>
       </w:r>
-      <w:r>
-        <w:rPr>
-          <w:rStyle w:val="VerbatimChar"/>
-          <w:rFonts w:ascii="Times New Roman" w:hAnsi="Times New Roman" w:eastAsia="Times New Roman" w:cs="Times New Roman"/>
-        </w:rPr>
-        <w:t xml:space="preserve">$p$</w:t>
-      </w:r>
+      <m:oMath>
+        <m:r>
+          <m:t>p</m:t>
+        </m:r>
+      </m:oMath>
       <w:r>
         <w:rPr>
           <w:rFonts w:ascii="Times New Roman" w:hAnsi="Times New Roman" w:eastAsia="Times New Roman" w:cs="Times New Roman"/>
@@ -4331,84 +4444,71 @@
     </w:p>
     <w:p>
       <w:pPr>
-        <w:pStyle w:val="BlockText"/>
-      </w:pPr>
-      <w:r>
-        <w:rPr>
-          <w:rFonts w:hint="eastAsia" w:ascii="Times New Roman" w:hAnsi="Times New Roman" w:eastAsia="SimSun" w:cs="Times New Roman"/>
-          <w:b/>
-          <w:bCs/>
-          <w:color w:val="1E40AF"/>
+        <w:pStyle w:val="MethodologyBlock"/>
+      </w:pPr>
+      <w:r>
+        <w:rPr>
+          <w:rFonts w:hint="eastAsia" w:ascii="Times New Roman" w:hAnsi="Times New Roman" w:eastAsia="SimSun" w:cs="Times New Roman"/>
         </w:rPr>
         <w:t xml:space="preserve">理解要点</w:t>
       </w:r>
       <w:r>
         <w:rPr>
-          <w:rFonts w:hint="eastAsia" w:ascii="Times New Roman" w:hAnsi="Times New Roman" w:eastAsia="Times New Roman" w:cs="Times New Roman"/>
-          <w:color w:val="1E40AF"/>
-        </w:rPr>
-        <w:t xml:space="preserve">：Walsh</w:t>
-      </w:r>
-      <w:r>
-        <w:rPr>
-          <w:rFonts w:ascii="Times New Roman" w:hAnsi="Times New Roman" w:eastAsia="Times New Roman" w:cs="Times New Roman"/>
-          <w:color w:val="1E40AF"/>
+          <w:rFonts w:ascii="Times New Roman" w:hAnsi="Times New Roman" w:eastAsia="Times New Roman" w:cs="Times New Roman"/>
         </w:rPr>
         <w:t xml:space="preserve"> </w:t>
       </w:r>
       <w:r>
         <w:rPr>
-          <w:rFonts w:hint="eastAsia" w:ascii="Times New Roman" w:hAnsi="Times New Roman" w:eastAsia="SimSun" w:cs="Times New Roman"/>
-          <w:color w:val="1E40AF"/>
+          <w:rFonts w:ascii="Times New Roman" w:hAnsi="Times New Roman" w:eastAsia="Times New Roman" w:cs="Times New Roman"/>
+        </w:rPr>
+        <w:t xml:space="preserve">Walsh </w:t>
+      </w:r>
+      <w:r>
+        <w:rPr>
+          <w:rFonts w:hint="eastAsia" w:ascii="Times New Roman" w:hAnsi="Times New Roman" w:eastAsia="SimSun" w:cs="Times New Roman"/>
         </w:rPr>
         <w:t>轨道的价值</w:t>
       </w:r>
       <w:r>
         <w:rPr>
           <w:rFonts w:hint="eastAsia" w:ascii="Times New Roman" w:hAnsi="Times New Roman" w:eastAsia="Times New Roman" w:cs="Times New Roman"/>
-          <w:color w:val="1E40AF"/>
         </w:rPr>
         <w:t>，</w:t>
       </w:r>
       <w:r>
         <w:rPr>
           <w:rFonts w:hint="eastAsia" w:ascii="Times New Roman" w:hAnsi="Times New Roman" w:eastAsia="SimSun" w:cs="Times New Roman"/>
-          <w:color w:val="1E40AF"/>
         </w:rPr>
         <w:t>不在于把图背下来</w:t>
       </w:r>
       <w:r>
         <w:rPr>
           <w:rFonts w:hint="eastAsia" w:ascii="Times New Roman" w:hAnsi="Times New Roman" w:eastAsia="Times New Roman" w:cs="Times New Roman"/>
-          <w:color w:val="1E40AF"/>
         </w:rPr>
         <w:t>，</w:t>
       </w:r>
       <w:r>
         <w:rPr>
           <w:rFonts w:hint="eastAsia" w:ascii="Times New Roman" w:hAnsi="Times New Roman" w:eastAsia="SimSun" w:cs="Times New Roman"/>
-          <w:color w:val="1E40AF"/>
         </w:rPr>
         <w:t>而在于你终于能解释</w:t>
       </w:r>
       <w:r>
         <w:rPr>
           <w:rFonts w:hint="eastAsia" w:ascii="Times New Roman" w:hAnsi="Times New Roman" w:eastAsia="Times New Roman" w:cs="Times New Roman"/>
-          <w:color w:val="1E40AF"/>
         </w:rPr>
         <w:t>“</w:t>
       </w:r>
       <w:r>
         <w:rPr>
           <w:rFonts w:hint="eastAsia" w:ascii="Times New Roman" w:hAnsi="Times New Roman" w:eastAsia="SimSun" w:cs="Times New Roman"/>
-          <w:color w:val="1E40AF"/>
         </w:rPr>
         <w:t>为什么某些应变体系居然还能特别会给电子</w:t>
       </w:r>
       <w:r>
         <w:rPr>
           <w:rFonts w:hint="eastAsia" w:ascii="Times New Roman" w:hAnsi="Times New Roman" w:eastAsia="Times New Roman" w:cs="Times New Roman"/>
-          <w:color w:val="1E40AF"/>
         </w:rPr>
         <w:t>”。</w:t>
       </w:r>
@@ -4518,13 +4618,11 @@
         </w:rPr>
         <w:t xml:space="preserve"> </w:t>
       </w:r>
-      <w:r>
-        <w:rPr>
-          <w:rStyle w:val="VerbatimChar"/>
-          <w:rFonts w:ascii="Times New Roman" w:hAnsi="Times New Roman" w:eastAsia="Times New Roman" w:cs="Times New Roman"/>
-        </w:rPr>
-        <w:t xml:space="preserve">$p$</w:t>
-      </w:r>
+      <m:oMath>
+        <m:r>
+          <m:t>p</m:t>
+        </m:r>
+      </m:oMath>
       <w:r>
         <w:rPr>
           <w:rFonts w:ascii="Times New Roman" w:hAnsi="Times New Roman" w:eastAsia="Times New Roman" w:cs="Times New Roman"/>
@@ -4752,13 +4850,20 @@
         </w:rPr>
         <w:t xml:space="preserve"> </w:t>
       </w:r>
-      <w:r>
-        <w:rPr>
-          <w:rStyle w:val="VerbatimChar"/>
-          <w:rFonts w:ascii="Times New Roman" w:hAnsi="Times New Roman" w:eastAsia="Times New Roman" w:cs="Times New Roman"/>
-        </w:rPr>
-        <w:t xml:space="preserve">$C_n$</w:t>
-      </w:r>
+      <m:oMath>
+        <m:sSub>
+          <m:e>
+            <m:r>
+              <m:t>C</m:t>
+            </m:r>
+          </m:e>
+          <m:sub>
+            <m:r>
+              <m:t>n</m:t>
+            </m:r>
+          </m:sub>
+        </m:sSub>
+      </m:oMath>
     </w:p>
     <w:p>
       <w:pPr>
@@ -5144,7 +5249,20 @@
         <w:rPr>
           <w:rFonts w:ascii="Times New Roman" w:hAnsi="Times New Roman" w:eastAsia="Times New Roman" w:cs="Times New Roman"/>
         </w:rPr>
-        <w:t xml:space="preserve"> CH₄ </w:t>
+        <w:t xml:space="preserve"> CH</w:t>
+      </w:r>
+      <w:r>
+        <w:rPr>
+          <w:rFonts w:ascii="Times New Roman" w:hAnsi="Times New Roman" w:eastAsia="Times New Roman" w:cs="Times New Roman"/>
+          <w:vertAlign w:val="subscript"/>
+        </w:rPr>
+        <w:t>4</w:t>
+      </w:r>
+      <w:r>
+        <w:rPr>
+          <w:rFonts w:ascii="Times New Roman" w:hAnsi="Times New Roman" w:eastAsia="Times New Roman" w:cs="Times New Roman"/>
+        </w:rPr>
+        <w:t xml:space="preserve"> </w:t>
       </w:r>
       <w:r>
         <w:rPr>
@@ -5212,13 +5330,38 @@
         </w:rPr>
         <w:t xml:space="preserve"> </w:t>
       </w:r>
-      <w:r>
-        <w:rPr>
-          <w:rStyle w:val="VerbatimChar"/>
-          <w:rFonts w:ascii="Times New Roman" w:hAnsi="Times New Roman" w:eastAsia="Times New Roman" w:cs="Times New Roman"/>
-        </w:rPr>
-        <w:t xml:space="preserve">$A_1 + T_2$</w:t>
-      </w:r>
+      <m:oMath>
+        <m:sSub>
+          <m:e>
+            <m:r>
+              <m:t>A</m:t>
+            </m:r>
+          </m:e>
+          <m:sub>
+            <m:r>
+              <m:t>1</m:t>
+            </m:r>
+          </m:sub>
+        </m:sSub>
+        <m:r>
+          <m:rPr>
+            <m:sty m:val="p"/>
+          </m:rPr>
+          <m:t>+</m:t>
+        </m:r>
+        <m:sSub>
+          <m:e>
+            <m:r>
+              <m:t>T</m:t>
+            </m:r>
+          </m:e>
+          <m:sub>
+            <m:r>
+              <m:t>2</m:t>
+            </m:r>
+          </m:sub>
+        </m:sSub>
+      </m:oMath>
       <w:r>
         <w:rPr>
           <w:rFonts w:ascii="Times New Roman" w:hAnsi="Times New Roman" w:eastAsia="Times New Roman" w:cs="Times New Roman"/>
@@ -5250,14 +5393,26 @@
         <w:rPr>
           <w:rFonts w:ascii="Times New Roman" w:hAnsi="Times New Roman" w:eastAsia="Times New Roman" w:cs="Times New Roman"/>
         </w:rPr>
+        <w:t xml:space="preserve"> BF</w:t>
+      </w:r>
+      <w:r>
+        <w:rPr>
+          <w:rFonts w:ascii="Times New Roman" w:hAnsi="Times New Roman" w:eastAsia="Times New Roman" w:cs="Times New Roman"/>
+          <w:vertAlign w:val="subscript"/>
+        </w:rPr>
+        <w:t>3</w:t>
+      </w:r>
+      <w:r>
+        <w:rPr>
+          <w:rFonts w:ascii="Times New Roman" w:hAnsi="Times New Roman" w:eastAsia="Times New Roman" w:cs="Times New Roman"/>
+        </w:rPr>
         <w:t xml:space="preserve"> </w:t>
       </w:r>
       <w:r>
         <w:rPr>
-          <w:rStyle w:val="VerbatimChar"/>
-          <w:rFonts w:ascii="Times New Roman" w:hAnsi="Times New Roman" w:eastAsia="Times New Roman" w:cs="Times New Roman"/>
-        </w:rPr>
-        <w:t xml:space="preserve">BF₃</w:t>
+          <w:rFonts w:hint="eastAsia" w:ascii="Times New Roman" w:hAnsi="Times New Roman" w:eastAsia="SimSun" w:cs="Times New Roman"/>
+        </w:rPr>
+        <w:t xml:space="preserve">里空</w:t>
       </w:r>
       <w:r>
         <w:rPr>
@@ -5265,12 +5420,11 @@
         </w:rPr>
         <w:t xml:space="preserve"> </w:t>
       </w:r>
-      <w:r>
-        <w:rPr>
-          <w:rFonts w:hint="eastAsia" w:ascii="Times New Roman" w:hAnsi="Times New Roman" w:eastAsia="SimSun" w:cs="Times New Roman"/>
-        </w:rPr>
-        <w:t xml:space="preserve">里空</w:t>
-      </w:r>
+      <m:oMath>
+        <m:r>
+          <m:t>p</m:t>
+        </m:r>
+      </m:oMath>
       <w:r>
         <w:rPr>
           <w:rFonts w:ascii="Times New Roman" w:hAnsi="Times New Roman" w:eastAsia="Times New Roman" w:cs="Times New Roman"/>
@@ -5279,10 +5433,36 @@
       </w:r>
       <w:r>
         <w:rPr>
-          <w:rStyle w:val="VerbatimChar"/>
-          <w:rFonts w:ascii="Times New Roman" w:hAnsi="Times New Roman" w:eastAsia="Times New Roman" w:cs="Times New Roman"/>
-        </w:rPr>
-        <w:t xml:space="preserve">$p$</w:t>
+          <w:rFonts w:hint="eastAsia" w:ascii="Times New Roman" w:hAnsi="Times New Roman" w:eastAsia="SimSun" w:cs="Times New Roman"/>
+        </w:rPr>
+        <w:t xml:space="preserve">轨道能与</w:t>
+      </w:r>
+      <w:r>
+        <w:rPr>
+          <w:rFonts w:ascii="Times New Roman" w:hAnsi="Times New Roman" w:eastAsia="Times New Roman" w:cs="Times New Roman"/>
+        </w:rPr>
+        <w:t xml:space="preserve"> F </w:t>
+      </w:r>
+      <w:r>
+        <w:rPr>
+          <w:rFonts w:hint="eastAsia" w:ascii="Times New Roman" w:hAnsi="Times New Roman" w:eastAsia="SimSun" w:cs="Times New Roman"/>
+        </w:rPr>
+        <w:t xml:space="preserve">的某些离域组合发生回授</w:t>
+      </w:r>
+    </w:p>
+    <w:p>
+      <w:pPr>
+        <w:pStyle w:val="Compact"/>
+        <w:numPr>
+          <w:ilvl w:val="0"/>
+          <w:numId w:val="1025"/>
+        </w:numPr>
+      </w:pPr>
+      <w:r>
+        <w:rPr>
+          <w:rFonts w:hint="eastAsia" w:ascii="Times New Roman" w:hAnsi="Times New Roman" w:eastAsia="SimSun" w:cs="Times New Roman"/>
+        </w:rPr>
+        <w:t xml:space="preserve">为什么配位场里会出现</w:t>
       </w:r>
       <w:r>
         <w:rPr>
@@ -5290,65 +5470,43 @@
         </w:rPr>
         <w:t xml:space="preserve"> </w:t>
       </w:r>
-      <w:r>
-        <w:rPr>
-          <w:rFonts w:hint="eastAsia" w:ascii="Times New Roman" w:hAnsi="Times New Roman" w:eastAsia="SimSun" w:cs="Times New Roman"/>
-        </w:rPr>
-        <w:t xml:space="preserve">轨道能与</w:t>
-      </w:r>
-      <w:r>
-        <w:rPr>
-          <w:rFonts w:ascii="Times New Roman" w:hAnsi="Times New Roman" w:eastAsia="Times New Roman" w:cs="Times New Roman"/>
-        </w:rPr>
-        <w:t xml:space="preserve"> F </w:t>
-      </w:r>
-      <w:r>
-        <w:rPr>
-          <w:rFonts w:hint="eastAsia" w:ascii="Times New Roman" w:hAnsi="Times New Roman" w:eastAsia="SimSun" w:cs="Times New Roman"/>
-        </w:rPr>
-        <w:t xml:space="preserve">的某些离域组合发生回授</w:t>
-      </w:r>
-    </w:p>
-    <w:p>
-      <w:pPr>
-        <w:pStyle w:val="Compact"/>
-        <w:numPr>
-          <w:ilvl w:val="0"/>
-          <w:numId w:val="1025"/>
-        </w:numPr>
-      </w:pPr>
-      <w:r>
-        <w:rPr>
-          <w:rFonts w:hint="eastAsia" w:ascii="Times New Roman" w:hAnsi="Times New Roman" w:eastAsia="SimSun" w:cs="Times New Roman"/>
-        </w:rPr>
-        <w:t xml:space="preserve">为什么配位场里会出现</w:t>
-      </w:r>
-      <w:r>
-        <w:rPr>
-          <w:rFonts w:ascii="Times New Roman" w:hAnsi="Times New Roman" w:eastAsia="Times New Roman" w:cs="Times New Roman"/>
-        </w:rPr>
-        <w:t xml:space="preserve"> </w:t>
-      </w:r>
-      <w:r>
-        <w:rPr>
-          <w:rStyle w:val="VerbatimChar"/>
-          <w:rFonts w:ascii="Times New Roman" w:hAnsi="Times New Roman" w:eastAsia="Times New Roman" w:cs="Times New Roman"/>
-        </w:rPr>
-        <w:t xml:space="preserve">$e_g$</w:t>
-      </w:r>
+      <m:oMath>
+        <m:sSub>
+          <m:e>
+            <m:r>
+              <m:t>e</m:t>
+            </m:r>
+          </m:e>
+          <m:sub>
+            <m:r>
+              <m:t>g</m:t>
+            </m:r>
+          </m:sub>
+        </m:sSub>
+      </m:oMath>
       <w:r>
         <w:rPr>
           <w:rFonts w:ascii="Times New Roman" w:hAnsi="Times New Roman" w:eastAsia="Times New Roman" w:cs="Times New Roman"/>
         </w:rPr>
         <w:t xml:space="preserve">、</w:t>
       </w:r>
-      <w:r>
-        <w:rPr>
-          <w:rStyle w:val="VerbatimChar"/>
-          <w:rFonts w:ascii="Times New Roman" w:hAnsi="Times New Roman" w:eastAsia="Times New Roman" w:cs="Times New Roman"/>
-        </w:rPr>
-        <w:t xml:space="preserve">$t_{2g}$</w:t>
-      </w:r>
+      <m:oMath>
+        <m:sSub>
+          <m:e>
+            <m:r>
+              <m:t>t</m:t>
+            </m:r>
+          </m:e>
+          <m:sub>
+            <m:r>
+              <m:t>2</m:t>
+            </m:r>
+            <m:r>
+              <m:t>g</m:t>
+            </m:r>
+          </m:sub>
+        </m:sSub>
+      </m:oMath>
       <w:r>
         <w:rPr>
           <w:rFonts w:ascii="Times New Roman" w:hAnsi="Times New Roman" w:eastAsia="Times New Roman" w:cs="Times New Roman"/>
@@ -5774,13 +5932,20 @@
         </w:rPr>
         <w:t xml:space="preserve"> </w:t>
       </w:r>
-      <w:r>
-        <w:rPr>
-          <w:rStyle w:val="VerbatimChar"/>
-          <w:rFonts w:ascii="Times New Roman" w:hAnsi="Times New Roman" w:eastAsia="Times New Roman" w:cs="Times New Roman"/>
-        </w:rPr>
-        <w:t xml:space="preserve">$HOMO$</w:t>
-      </w:r>
+      <m:oMath>
+        <m:r>
+          <m:t>H</m:t>
+        </m:r>
+        <m:r>
+          <m:t>O</m:t>
+        </m:r>
+        <m:r>
+          <m:t>M</m:t>
+        </m:r>
+        <m:r>
+          <m:t>O</m:t>
+        </m:r>
+      </m:oMath>
       <w:r>
         <w:rPr>
           <w:rFonts w:ascii="Times New Roman" w:hAnsi="Times New Roman" w:eastAsia="Times New Roman" w:cs="Times New Roman"/>
@@ -5799,13 +5964,20 @@
         </w:rPr>
         <w:t xml:space="preserve"> </w:t>
       </w:r>
-      <w:r>
-        <w:rPr>
-          <w:rStyle w:val="VerbatimChar"/>
-          <w:rFonts w:ascii="Times New Roman" w:hAnsi="Times New Roman" w:eastAsia="Times New Roman" w:cs="Times New Roman"/>
-        </w:rPr>
-        <w:t xml:space="preserve">$LUMO$</w:t>
-      </w:r>
+      <m:oMath>
+        <m:r>
+          <m:t>L</m:t>
+        </m:r>
+        <m:r>
+          <m:t>U</m:t>
+        </m:r>
+        <m:r>
+          <m:t>M</m:t>
+        </m:r>
+        <m:r>
+          <m:t>O</m:t>
+        </m:r>
+      </m:oMath>
       <w:r>
         <w:rPr>
           <w:rFonts w:ascii="Times New Roman" w:hAnsi="Times New Roman" w:eastAsia="Times New Roman" w:cs="Times New Roman"/>
@@ -5868,13 +6040,20 @@
         </w:rPr>
         <w:t xml:space="preserve"> </w:t>
       </w:r>
-      <w:r>
-        <w:rPr>
-          <w:rStyle w:val="VerbatimChar"/>
-          <w:rFonts w:ascii="Times New Roman" w:hAnsi="Times New Roman" w:eastAsia="Times New Roman" w:cs="Times New Roman"/>
-        </w:rPr>
-        <w:t xml:space="preserve">$HOMO$</w:t>
-      </w:r>
+      <m:oMath>
+        <m:r>
+          <m:t>H</m:t>
+        </m:r>
+        <m:r>
+          <m:t>O</m:t>
+        </m:r>
+        <m:r>
+          <m:t>M</m:t>
+        </m:r>
+        <m:r>
+          <m:t>O</m:t>
+        </m:r>
+      </m:oMath>
       <w:r>
         <w:rPr>
           <w:rFonts w:ascii="Times New Roman" w:hAnsi="Times New Roman" w:eastAsia="Times New Roman" w:cs="Times New Roman"/>
@@ -5920,13 +6099,20 @@
         </w:rPr>
         <w:t xml:space="preserve"> </w:t>
       </w:r>
-      <w:r>
-        <w:rPr>
-          <w:rStyle w:val="VerbatimChar"/>
-          <w:rFonts w:ascii="Times New Roman" w:hAnsi="Times New Roman" w:eastAsia="Times New Roman" w:cs="Times New Roman"/>
-        </w:rPr>
-        <w:t xml:space="preserve">$LUMO$</w:t>
-      </w:r>
+      <m:oMath>
+        <m:r>
+          <m:t>L</m:t>
+        </m:r>
+        <m:r>
+          <m:t>U</m:t>
+        </m:r>
+        <m:r>
+          <m:t>M</m:t>
+        </m:r>
+        <m:r>
+          <m:t>O</m:t>
+        </m:r>
+      </m:oMath>
       <w:r>
         <w:rPr>
           <w:rFonts w:ascii="Times New Roman" w:hAnsi="Times New Roman" w:eastAsia="Times New Roman" w:cs="Times New Roman"/>
@@ -6060,13 +6246,46 @@
         </w:rPr>
         <w:t xml:space="preserve"> </w:t>
       </w:r>
-      <w:r>
-        <w:rPr>
-          <w:rStyle w:val="VerbatimChar"/>
-          <w:rFonts w:ascii="Times New Roman" w:hAnsi="Times New Roman" w:eastAsia="Times New Roman" w:cs="Times New Roman"/>
-        </w:rPr>
-        <w:t xml:space="preserve">$HOMO-LUMO$</w:t>
-      </w:r>
+      <m:oMath>
+        <m:oMathPr>
+          <m:ctrlPr>
+            <w:rPr>
+              <w:sz w:val="28"/>
+              <w:szCs w:val="28"/>
+            </w:rPr>
+          </m:ctrlPr>
+        </m:oMathPr>
+        <m:r>
+          <m:t>H</m:t>
+        </m:r>
+        <m:r>
+          <m:t>O</m:t>
+        </m:r>
+        <m:r>
+          <m:t>M</m:t>
+        </m:r>
+        <m:r>
+          <m:t>O</m:t>
+        </m:r>
+        <m:r>
+          <m:rPr>
+            <m:sty m:val="p"/>
+          </m:rPr>
+          <m:t>−</m:t>
+        </m:r>
+        <m:r>
+          <m:t>L</m:t>
+        </m:r>
+        <m:r>
+          <m:t>U</m:t>
+        </m:r>
+        <m:r>
+          <m:t>M</m:t>
+        </m:r>
+        <m:r>
+          <m:t>O</m:t>
+        </m:r>
+      </m:oMath>
       <w:r>
         <w:rPr>
           <w:rFonts w:ascii="Times New Roman" w:hAnsi="Times New Roman" w:eastAsia="Times New Roman" w:cs="Times New Roman"/>
@@ -6108,13 +6327,20 @@
         </w:rPr>
         <w:t xml:space="preserve"> </w:t>
       </w:r>
-      <w:r>
-        <w:rPr>
-          <w:rStyle w:val="VerbatimChar"/>
-          <w:rFonts w:ascii="Times New Roman" w:hAnsi="Times New Roman" w:eastAsia="Times New Roman" w:cs="Times New Roman"/>
-        </w:rPr>
-        <w:t xml:space="preserve">$HOMO$</w:t>
-      </w:r>
+      <m:oMath>
+        <m:r>
+          <m:t>H</m:t>
+        </m:r>
+        <m:r>
+          <m:t>O</m:t>
+        </m:r>
+        <m:r>
+          <m:t>M</m:t>
+        </m:r>
+        <m:r>
+          <m:t>O</m:t>
+        </m:r>
+      </m:oMath>
       <w:r>
         <w:rPr>
           <w:rFonts w:ascii="Times New Roman" w:hAnsi="Times New Roman" w:eastAsia="Times New Roman" w:cs="Times New Roman"/>
@@ -6133,13 +6359,20 @@
         </w:rPr>
         <w:t xml:space="preserve"> </w:t>
       </w:r>
-      <w:r>
-        <w:rPr>
-          <w:rStyle w:val="VerbatimChar"/>
-          <w:rFonts w:ascii="Times New Roman" w:hAnsi="Times New Roman" w:eastAsia="Times New Roman" w:cs="Times New Roman"/>
-        </w:rPr>
-        <w:t xml:space="preserve">$LUMO$</w:t>
-      </w:r>
+      <m:oMath>
+        <m:r>
+          <m:t>L</m:t>
+        </m:r>
+        <m:r>
+          <m:t>U</m:t>
+        </m:r>
+        <m:r>
+          <m:t>M</m:t>
+        </m:r>
+        <m:r>
+          <m:t>O</m:t>
+        </m:r>
+      </m:oMath>
       <w:r>
         <w:rPr>
           <w:rFonts w:ascii="Times New Roman" w:hAnsi="Times New Roman" w:eastAsia="Times New Roman" w:cs="Times New Roman"/>
@@ -6262,13 +6495,46 @@
           <w:numId w:val="1030"/>
         </w:numPr>
       </w:pPr>
-      <w:r>
-        <w:rPr>
-          <w:rStyle w:val="VerbatimChar"/>
-          <w:rFonts w:ascii="Times New Roman" w:hAnsi="Times New Roman" w:eastAsia="Times New Roman" w:cs="Times New Roman"/>
-        </w:rPr>
-        <w:t xml:space="preserve">$HOMO-LUMO$</w:t>
-      </w:r>
+      <m:oMath>
+        <m:oMathPr>
+          <m:ctrlPr>
+            <w:rPr>
+              <w:sz w:val="28"/>
+              <w:szCs w:val="28"/>
+            </w:rPr>
+          </m:ctrlPr>
+        </m:oMathPr>
+        <m:r>
+          <m:t>H</m:t>
+        </m:r>
+        <m:r>
+          <m:t>O</m:t>
+        </m:r>
+        <m:r>
+          <m:t>M</m:t>
+        </m:r>
+        <m:r>
+          <m:t>O</m:t>
+        </m:r>
+        <m:r>
+          <m:rPr>
+            <m:sty m:val="p"/>
+          </m:rPr>
+          <m:t>−</m:t>
+        </m:r>
+        <m:r>
+          <m:t>L</m:t>
+        </m:r>
+        <m:r>
+          <m:t>U</m:t>
+        </m:r>
+        <m:r>
+          <m:t>M</m:t>
+        </m:r>
+        <m:r>
+          <m:t>O</m:t>
+        </m:r>
+      </m:oMath>
       <w:r>
         <w:rPr>
           <w:rFonts w:ascii="Times New Roman" w:hAnsi="Times New Roman" w:eastAsia="Times New Roman" w:cs="Times New Roman"/>
@@ -6531,13 +6797,20 @@
         </w:rPr>
         <w:t xml:space="preserve"> </w:t>
       </w:r>
-      <w:r>
-        <w:rPr>
-          <w:rStyle w:val="VerbatimChar"/>
-          <w:rFonts w:ascii="Times New Roman" w:hAnsi="Times New Roman" w:eastAsia="Times New Roman" w:cs="Times New Roman"/>
-        </w:rPr>
-        <w:t xml:space="preserve">$d_\pi$</w:t>
-      </w:r>
+      <m:oMath>
+        <m:sSub>
+          <m:e>
+            <m:r>
+              <m:t>d</m:t>
+            </m:r>
+          </m:e>
+          <m:sub>
+            <m:r>
+              <m:t>π</m:t>
+            </m:r>
+          </m:sub>
+        </m:sSub>
+      </m:oMath>
       <w:r>
         <w:rPr>
           <w:rFonts w:ascii="Times New Roman" w:hAnsi="Times New Roman" w:eastAsia="Times New Roman" w:cs="Times New Roman"/>
@@ -6597,7 +6870,20 @@
         <w:rPr>
           <w:rFonts w:hint="eastAsia" w:ascii="Times New Roman" w:hAnsi="Times New Roman" w:eastAsia="Times New Roman" w:cs="Times New Roman"/>
         </w:rPr>
-        <w:t>BF₃、</w:t>
+        <w:t>BF</w:t>
+      </w:r>
+      <w:r>
+        <w:rPr>
+          <w:rFonts w:hint="eastAsia" w:ascii="Times New Roman" w:hAnsi="Times New Roman" w:eastAsia="Times New Roman" w:cs="Times New Roman"/>
+          <w:vertAlign w:val="subscript"/>
+        </w:rPr>
+        <w:t>3</w:t>
+      </w:r>
+      <w:r>
+        <w:rPr>
+          <w:rFonts w:hint="eastAsia" w:ascii="Times New Roman" w:hAnsi="Times New Roman" w:eastAsia="Times New Roman" w:cs="Times New Roman"/>
+        </w:rPr>
+        <w:t>、</w:t>
       </w:r>
       <w:r>
         <w:rPr>
@@ -6668,7 +6954,20 @@
         <w:rPr>
           <w:rFonts w:ascii="Times New Roman" w:hAnsi="Times New Roman" w:eastAsia="Times New Roman" w:cs="Times New Roman"/>
         </w:rPr>
-        <w:t xml:space="preserve"> BF₃ </w:t>
+        <w:t xml:space="preserve"> BF</w:t>
+      </w:r>
+      <w:r>
+        <w:rPr>
+          <w:rFonts w:ascii="Times New Roman" w:hAnsi="Times New Roman" w:eastAsia="Times New Roman" w:cs="Times New Roman"/>
+          <w:vertAlign w:val="subscript"/>
+        </w:rPr>
+        <w:t>3</w:t>
+      </w:r>
+      <w:r>
+        <w:rPr>
+          <w:rFonts w:ascii="Times New Roman" w:hAnsi="Times New Roman" w:eastAsia="Times New Roman" w:cs="Times New Roman"/>
+        </w:rPr>
+        <w:t xml:space="preserve"> </w:t>
       </w:r>
       <w:r>
         <w:rPr>
@@ -6925,13 +7224,23 @@
         </w:rPr>
         <w:t xml:space="preserve"> </w:t>
       </w:r>
-      <w:r>
-        <w:rPr>
-          <w:rStyle w:val="VerbatimChar"/>
-          <w:rFonts w:ascii="Times New Roman" w:hAnsi="Times New Roman" w:eastAsia="Times New Roman" w:cs="Times New Roman"/>
-        </w:rPr>
-        <w:t xml:space="preserve">$4n+2$</w:t>
-      </w:r>
+      <m:oMath>
+        <m:r>
+          <m:t>4</m:t>
+        </m:r>
+        <m:r>
+          <m:t>n</m:t>
+        </m:r>
+        <m:r>
+          <m:rPr>
+            <m:sty m:val="p"/>
+          </m:rPr>
+          <m:t>+</m:t>
+        </m:r>
+        <m:r>
+          <m:t>2</m:t>
+        </m:r>
+      </m:oMath>
       <w:r>
         <w:rPr>
           <w:rFonts w:hint="eastAsia" w:ascii="Times New Roman" w:hAnsi="Times New Roman" w:eastAsia="Times New Roman" w:cs="Times New Roman"/>
@@ -6979,13 +7288,23 @@
         </w:rPr>
         <w:t>：</w:t>
       </w:r>
-      <w:r>
-        <w:rPr>
-          <w:rStyle w:val="VerbatimChar"/>
-          <w:rFonts w:ascii="Times New Roman" w:hAnsi="Times New Roman" w:eastAsia="Times New Roman" w:cs="Times New Roman"/>
-        </w:rPr>
-        <w:t xml:space="preserve">$4n+2$</w:t>
-      </w:r>
+      <m:oMath>
+        <m:r>
+          <m:t>4</m:t>
+        </m:r>
+        <m:r>
+          <m:t>n</m:t>
+        </m:r>
+        <m:r>
+          <m:rPr>
+            <m:sty m:val="p"/>
+          </m:rPr>
+          <m:t>+</m:t>
+        </m:r>
+        <m:r>
+          <m:t>2</m:t>
+        </m:r>
+      </m:oMath>
       <w:r>
         <w:rPr>
           <w:rFonts w:ascii="Times New Roman" w:hAnsi="Times New Roman" w:eastAsia="Times New Roman" w:cs="Times New Roman"/>
@@ -7004,13 +7323,14 @@
         </w:rPr>
         <w:t>，</w:t>
       </w:r>
-      <w:r>
-        <w:rPr>
-          <w:rStyle w:val="VerbatimChar"/>
-          <w:rFonts w:ascii="Times New Roman" w:hAnsi="Times New Roman" w:eastAsia="Times New Roman" w:cs="Times New Roman"/>
-        </w:rPr>
-        <w:t xml:space="preserve">$4n$</w:t>
-      </w:r>
+      <m:oMath>
+        <m:r>
+          <m:t>4</m:t>
+        </m:r>
+        <m:r>
+          <m:t>n</m:t>
+        </m:r>
+      </m:oMath>
       <w:r>
         <w:rPr>
           <w:rFonts w:ascii="Times New Roman" w:hAnsi="Times New Roman" w:eastAsia="Times New Roman" w:cs="Times New Roman"/>
@@ -7177,13 +7497,23 @@
         </w:rPr>
         <w:t xml:space="preserve"> </w:t>
       </w:r>
-      <w:r>
-        <w:rPr>
-          <w:rStyle w:val="VerbatimChar"/>
-          <w:rFonts w:ascii="Times New Roman" w:hAnsi="Times New Roman" w:eastAsia="Times New Roman" w:cs="Times New Roman"/>
-        </w:rPr>
-        <w:t xml:space="preserve">$4n+2$</w:t>
-      </w:r>
+      <m:oMath>
+        <m:r>
+          <m:t>4</m:t>
+        </m:r>
+        <m:r>
+          <m:t>n</m:t>
+        </m:r>
+        <m:r>
+          <m:rPr>
+            <m:sty m:val="p"/>
+          </m:rPr>
+          <m:t>+</m:t>
+        </m:r>
+        <m:r>
+          <m:t>2</m:t>
+        </m:r>
+      </m:oMath>
       <w:r>
         <w:rPr>
           <w:rFonts w:ascii="Times New Roman" w:hAnsi="Times New Roman" w:eastAsia="Times New Roman" w:cs="Times New Roman"/>
@@ -7762,13 +8092,23 @@
         </w:rPr>
         <w:t xml:space="preserve"> </w:t>
       </w:r>
-      <w:r>
-        <w:rPr>
-          <w:rStyle w:val="VerbatimChar"/>
-          <w:rFonts w:ascii="Times New Roman" w:hAnsi="Times New Roman" w:eastAsia="Times New Roman" w:cs="Times New Roman"/>
-        </w:rPr>
-        <w:t xml:space="preserve">$4n+2$</w:t>
-      </w:r>
+      <m:oMath>
+        <m:r>
+          <m:t>4</m:t>
+        </m:r>
+        <m:r>
+          <m:t>n</m:t>
+        </m:r>
+        <m:r>
+          <m:rPr>
+            <m:sty m:val="p"/>
+          </m:rPr>
+          <m:t>+</m:t>
+        </m:r>
+        <m:r>
+          <m:t>2</m:t>
+        </m:r>
+      </m:oMath>
       <w:r>
         <w:rPr>
           <w:rFonts w:ascii="Times New Roman" w:hAnsi="Times New Roman" w:eastAsia="Times New Roman" w:cs="Times New Roman"/>
@@ -8743,12 +9083,25 @@
           <w:numId w:val="1049"/>
         </w:numPr>
       </w:pPr>
-      <w:r>
-        <w:rPr>
-          <w:rStyle w:val="VerbatimChar"/>
-          <w:rFonts w:ascii="Times New Roman" w:hAnsi="Times New Roman" w:eastAsia="Times New Roman" w:cs="Times New Roman"/>
-        </w:rPr>
-        <w:t xml:space="preserve">$HOMO$</w:t>
+      <m:oMath>
+        <m:r>
+          <m:t>H</m:t>
+        </m:r>
+        <m:r>
+          <m:t>O</m:t>
+        </m:r>
+        <m:r>
+          <m:t>M</m:t>
+        </m:r>
+        <m:r>
+          <m:t>O</m:t>
+        </m:r>
+      </m:oMath>
+      <w:r>
+        <w:rPr>
+          <w:rFonts w:ascii="Times New Roman" w:hAnsi="Times New Roman" w:eastAsia="Times New Roman" w:cs="Times New Roman"/>
+        </w:rPr>
+        <w:t xml:space="preserve">​</w:t>
       </w:r>
     </w:p>
     <w:p>
@@ -8759,12 +9112,25 @@
           <w:numId w:val="1049"/>
         </w:numPr>
       </w:pPr>
-      <w:r>
-        <w:rPr>
-          <w:rStyle w:val="VerbatimChar"/>
-          <w:rFonts w:ascii="Times New Roman" w:hAnsi="Times New Roman" w:eastAsia="Times New Roman" w:cs="Times New Roman"/>
-        </w:rPr>
-        <w:t xml:space="preserve">$LUMO$</w:t>
+      <m:oMath>
+        <m:r>
+          <m:t>L</m:t>
+        </m:r>
+        <m:r>
+          <m:t>U</m:t>
+        </m:r>
+        <m:r>
+          <m:t>M</m:t>
+        </m:r>
+        <m:r>
+          <m:t>O</m:t>
+        </m:r>
+      </m:oMath>
+      <w:r>
+        <w:rPr>
+          <w:rFonts w:ascii="Times New Roman" w:hAnsi="Times New Roman" w:eastAsia="Times New Roman" w:cs="Times New Roman"/>
+        </w:rPr>
+        <w:t xml:space="preserve">​</w:t>
       </w:r>
     </w:p>
     <w:p>
@@ -9199,13 +9565,32 @@
         </w:rPr>
         <w:t xml:space="preserve"> </w:t>
       </w:r>
-      <w:r>
-        <w:rPr>
-          <w:rStyle w:val="VerbatimChar"/>
-          <w:rFonts w:ascii="Times New Roman" w:hAnsi="Times New Roman" w:eastAsia="Times New Roman" w:cs="Times New Roman"/>
-        </w:rPr>
-        <w:t xml:space="preserve">$B_2H_6$</w:t>
-      </w:r>
+      <m:oMath>
+        <m:sSub>
+          <m:e>
+            <m:r>
+              <m:t>B</m:t>
+            </m:r>
+          </m:e>
+          <m:sub>
+            <m:r>
+              <m:t>2</m:t>
+            </m:r>
+          </m:sub>
+        </m:sSub>
+        <m:sSub>
+          <m:e>
+            <m:r>
+              <m:t>H</m:t>
+            </m:r>
+          </m:e>
+          <m:sub>
+            <m:r>
+              <m:t>6</m:t>
+            </m:r>
+          </m:sub>
+        </m:sSub>
+      </m:oMath>
       <w:r>
         <w:rPr>
           <w:rFonts w:ascii="Times New Roman" w:hAnsi="Times New Roman" w:eastAsia="Times New Roman" w:cs="Times New Roman"/>
@@ -9691,13 +10076,11 @@
         </w:rPr>
         <w:t xml:space="preserve"> </w:t>
       </w:r>
-      <w:r>
-        <w:rPr>
-          <w:rStyle w:val="VerbatimChar"/>
-          <w:rFonts w:ascii="Times New Roman" w:hAnsi="Times New Roman" w:eastAsia="Times New Roman" w:cs="Times New Roman"/>
-        </w:rPr>
-        <w:t xml:space="preserve">$p$</w:t>
-      </w:r>
+      <m:oMath>
+        <m:r>
+          <m:t>p</m:t>
+        </m:r>
+      </m:oMath>
       <w:r>
         <w:rPr>
           <w:rFonts w:ascii="Times New Roman" w:hAnsi="Times New Roman" w:eastAsia="Times New Roman" w:cs="Times New Roman"/>
@@ -9984,13 +10367,46 @@
         </w:rPr>
         <w:t xml:space="preserve"> </w:t>
       </w:r>
-      <w:r>
-        <w:rPr>
-          <w:rStyle w:val="VerbatimChar"/>
-          <w:rFonts w:ascii="Times New Roman" w:hAnsi="Times New Roman" w:eastAsia="Times New Roman" w:cs="Times New Roman"/>
-        </w:rPr>
-        <w:t xml:space="preserve">$HOMO-LUMO$</w:t>
-      </w:r>
+      <m:oMath>
+        <m:oMathPr>
+          <m:ctrlPr>
+            <w:rPr>
+              <w:sz w:val="28"/>
+              <w:szCs w:val="28"/>
+            </w:rPr>
+          </m:ctrlPr>
+        </m:oMathPr>
+        <m:r>
+          <m:t>H</m:t>
+        </m:r>
+        <m:r>
+          <m:t>O</m:t>
+        </m:r>
+        <m:r>
+          <m:t>M</m:t>
+        </m:r>
+        <m:r>
+          <m:t>O</m:t>
+        </m:r>
+        <m:r>
+          <m:rPr>
+            <m:sty m:val="p"/>
+          </m:rPr>
+          <m:t>−</m:t>
+        </m:r>
+        <m:r>
+          <m:t>L</m:t>
+        </m:r>
+        <m:r>
+          <m:t>U</m:t>
+        </m:r>
+        <m:r>
+          <m:t>M</m:t>
+        </m:r>
+        <m:r>
+          <m:t>O</m:t>
+        </m:r>
+      </m:oMath>
       <w:r>
         <w:rPr>
           <w:rFonts w:ascii="Times New Roman" w:hAnsi="Times New Roman" w:eastAsia="Times New Roman" w:cs="Times New Roman"/>
@@ -10162,13 +10578,23 @@
         </w:rPr>
         <w:t xml:space="preserve"> </w:t>
       </w:r>
-      <w:r>
-        <w:rPr>
-          <w:rStyle w:val="VerbatimChar"/>
-          <w:rFonts w:ascii="Times New Roman" w:hAnsi="Times New Roman" w:eastAsia="Times New Roman" w:cs="Times New Roman"/>
-        </w:rPr>
-        <w:t xml:space="preserve">$4n+2$</w:t>
-      </w:r>
+      <m:oMath>
+        <m:r>
+          <m:t>4</m:t>
+        </m:r>
+        <m:r>
+          <m:t>n</m:t>
+        </m:r>
+        <m:r>
+          <m:rPr>
+            <m:sty m:val="p"/>
+          </m:rPr>
+          <m:t>+</m:t>
+        </m:r>
+        <m:r>
+          <m:t>2</m:t>
+        </m:r>
+      </m:oMath>
       <w:r>
         <w:rPr>
           <w:rFonts w:ascii="Times New Roman" w:hAnsi="Times New Roman" w:eastAsia="Times New Roman" w:cs="Times New Roman"/>
@@ -10215,13 +10641,23 @@
           <w:numId w:val="1056"/>
         </w:numPr>
       </w:pPr>
-      <w:r>
-        <w:rPr>
-          <w:rStyle w:val="VerbatimChar"/>
-          <w:rFonts w:ascii="Times New Roman" w:hAnsi="Times New Roman" w:eastAsia="Times New Roman" w:cs="Times New Roman"/>
-        </w:rPr>
-        <w:t xml:space="preserve">$4n+2$</w:t>
-      </w:r>
+      <m:oMath>
+        <m:r>
+          <m:t>4</m:t>
+        </m:r>
+        <m:r>
+          <m:t>n</m:t>
+        </m:r>
+        <m:r>
+          <m:rPr>
+            <m:sty m:val="p"/>
+          </m:rPr>
+          <m:t>+</m:t>
+        </m:r>
+        <m:r>
+          <m:t>2</m:t>
+        </m:r>
+      </m:oMath>
       <w:r>
         <w:rPr>
           <w:rFonts w:ascii="Times New Roman" w:hAnsi="Times New Roman" w:eastAsia="Times New Roman" w:cs="Times New Roman"/>
@@ -10738,7 +11174,20 @@
         <w:rPr>
           <w:rFonts w:ascii="Times New Roman" w:hAnsi="Times New Roman" w:eastAsia="Times New Roman" w:cs="Times New Roman"/>
         </w:rPr>
-        <w:t xml:space="preserve"> O₂ </w:t>
+        <w:t xml:space="preserve"> O</w:t>
+      </w:r>
+      <w:r>
+        <w:rPr>
+          <w:rFonts w:ascii="Times New Roman" w:hAnsi="Times New Roman" w:eastAsia="Times New Roman" w:cs="Times New Roman"/>
+          <w:vertAlign w:val="subscript"/>
+        </w:rPr>
+        <w:t>2</w:t>
+      </w:r>
+      <w:r>
+        <w:rPr>
+          <w:rFonts w:ascii="Times New Roman" w:hAnsi="Times New Roman" w:eastAsia="Times New Roman" w:cs="Times New Roman"/>
+        </w:rPr>
+        <w:t xml:space="preserve"> </w:t>
       </w:r>
       <w:r>
         <w:rPr>
@@ -11318,7 +11767,14 @@
         <w:rPr>
           <w:rFonts w:hint="eastAsia" w:ascii="Times New Roman" w:hAnsi="Times New Roman" w:eastAsia="Times New Roman" w:cs="Times New Roman"/>
         </w:rPr>
-        <w:t>；O₂</w:t>
+        <w:t>；O</w:t>
+      </w:r>
+      <w:r>
+        <w:rPr>
+          <w:rFonts w:hint="eastAsia" w:ascii="Times New Roman" w:hAnsi="Times New Roman" w:eastAsia="Times New Roman" w:cs="Times New Roman"/>
+          <w:vertAlign w:val="subscript"/>
+        </w:rPr>
+        <w:t>2</w:t>
       </w:r>
       <w:r>
         <w:rPr>
@@ -11338,13 +11794,23 @@
         </w:rPr>
         <w:t xml:space="preserve"> </w:t>
       </w:r>
-      <w:r>
-        <w:rPr>
-          <w:rStyle w:val="VerbatimChar"/>
-          <w:rFonts w:ascii="Times New Roman" w:hAnsi="Times New Roman" w:eastAsia="Times New Roman" w:cs="Times New Roman"/>
-        </w:rPr>
-        <w:t xml:space="preserve">$π^*$</w:t>
-      </w:r>
+      <m:oMath>
+        <m:sSup>
+          <m:e>
+            <m:r>
+              <m:t>π</m:t>
+            </m:r>
+          </m:e>
+          <m:sup>
+            <m:r>
+              <m:rPr>
+                <m:sty m:val="p"/>
+              </m:rPr>
+              <m:t>*</m:t>
+            </m:r>
+          </m:sup>
+        </m:sSup>
+      </m:oMath>
       <w:r>
         <w:rPr>
           <w:rFonts w:ascii="Times New Roman" w:hAnsi="Times New Roman" w:eastAsia="Times New Roman" w:cs="Times New Roman"/>
@@ -11447,13 +11913,11 @@
         </w:rPr>
         <w:t xml:space="preserve"> </w:t>
       </w:r>
-      <w:r>
-        <w:rPr>
-          <w:rStyle w:val="VerbatimChar"/>
-          <w:rFonts w:ascii="Times New Roman" w:hAnsi="Times New Roman" w:eastAsia="Times New Roman" w:cs="Times New Roman"/>
-        </w:rPr>
-        <w:t xml:space="preserve">$p$</w:t>
-      </w:r>
+      <m:oMath>
+        <m:r>
+          <m:t>p</m:t>
+        </m:r>
+      </m:oMath>
       <w:r>
         <w:rPr>
           <w:rFonts w:ascii="Times New Roman" w:hAnsi="Times New Roman" w:eastAsia="Times New Roman" w:cs="Times New Roman"/>
@@ -11505,13 +11969,46 @@
         </w:rPr>
         <w:t xml:space="preserve"> </w:t>
       </w:r>
-      <w:r>
-        <w:rPr>
-          <w:rStyle w:val="VerbatimChar"/>
-          <w:rFonts w:ascii="Times New Roman" w:hAnsi="Times New Roman" w:eastAsia="Times New Roman" w:cs="Times New Roman"/>
-        </w:rPr>
-        <w:t xml:space="preserve">$HOMO-LUMO$</w:t>
-      </w:r>
+      <m:oMath>
+        <m:oMathPr>
+          <m:ctrlPr>
+            <w:rPr>
+              <w:sz w:val="28"/>
+              <w:szCs w:val="28"/>
+            </w:rPr>
+          </m:ctrlPr>
+        </m:oMathPr>
+        <m:r>
+          <m:t>H</m:t>
+        </m:r>
+        <m:r>
+          <m:t>O</m:t>
+        </m:r>
+        <m:r>
+          <m:t>M</m:t>
+        </m:r>
+        <m:r>
+          <m:t>O</m:t>
+        </m:r>
+        <m:r>
+          <m:rPr>
+            <m:sty m:val="p"/>
+          </m:rPr>
+          <m:t>−</m:t>
+        </m:r>
+        <m:r>
+          <m:t>L</m:t>
+        </m:r>
+        <m:r>
+          <m:t>U</m:t>
+        </m:r>
+        <m:r>
+          <m:t>M</m:t>
+        </m:r>
+        <m:r>
+          <m:t>O</m:t>
+        </m:r>
+      </m:oMath>
       <w:r>
         <w:rPr>
           <w:rFonts w:ascii="Times New Roman" w:hAnsi="Times New Roman" w:eastAsia="Times New Roman" w:cs="Times New Roman"/>
@@ -12150,26 +12647,40 @@
         </w:rPr>
         <w:t xml:space="preserve"> </w:t>
       </w:r>
-      <w:r>
-        <w:rPr>
-          <w:rStyle w:val="VerbatimChar"/>
-          <w:rFonts w:ascii="Times New Roman" w:hAnsi="Times New Roman" w:eastAsia="Times New Roman" w:cs="Times New Roman"/>
-        </w:rPr>
-        <w:t xml:space="preserve">$HOMO$</w:t>
-      </w:r>
+      <m:oMath>
+        <m:r>
+          <m:t>H</m:t>
+        </m:r>
+        <m:r>
+          <m:t>O</m:t>
+        </m:r>
+        <m:r>
+          <m:t>M</m:t>
+        </m:r>
+        <m:r>
+          <m:t>O</m:t>
+        </m:r>
+      </m:oMath>
       <w:r>
         <w:rPr>
           <w:rFonts w:ascii="Times New Roman" w:hAnsi="Times New Roman" w:eastAsia="Times New Roman" w:cs="Times New Roman"/>
         </w:rPr>
         <w:t xml:space="preserve">、</w:t>
       </w:r>
-      <w:r>
-        <w:rPr>
-          <w:rStyle w:val="VerbatimChar"/>
-          <w:rFonts w:ascii="Times New Roman" w:hAnsi="Times New Roman" w:eastAsia="Times New Roman" w:cs="Times New Roman"/>
-        </w:rPr>
-        <w:t xml:space="preserve">$LUMO$</w:t>
-      </w:r>
+      <m:oMath>
+        <m:r>
+          <m:t>L</m:t>
+        </m:r>
+        <m:r>
+          <m:t>U</m:t>
+        </m:r>
+        <m:r>
+          <m:t>M</m:t>
+        </m:r>
+        <m:r>
+          <m:t>O</m:t>
+        </m:r>
+      </m:oMath>
       <w:r>
         <w:rPr>
           <w:rFonts w:ascii="Times New Roman" w:hAnsi="Times New Roman" w:eastAsia="Times New Roman" w:cs="Times New Roman"/>
@@ -13714,7 +14225,6 @@
       <ns0:rFonts ns0:ascii="Times New Roman" ns0:cs="Times New Roman" ns0:eastAsia="SimSun" ns0:hAnsi="Times New Roman"/>
       <ns0:b ns0:val="0"/>
       <ns0:color ns0:val="5B6975"/>
-      <ns0:spacing ns0:val="15"/>
       <ns0:sz ns0:val="24"/>
       <ns0:szCs ns0:val="28"/>
     </ns0:rPr>
@@ -13728,7 +14238,6 @@
     <ns0:rPr>
       <ns0:rFonts ns0:ascii="Times New Roman" ns0:hAnsi="Times New Roman" ns0:eastAsia="SimSun" ns0:cs="Times New Roman"/>
       <ns0:color ns0:themeColor="text1" ns0:themeTint="A6" ns0:val="595959"/>
-      <ns0:spacing ns0:val="15"/>
       <ns0:sz ns0:val="28"/>
       <ns0:szCs ns0:val="28"/>
     </ns0:rPr>
@@ -14331,6 +14840,14 @@
       <ns0:color ns0:themeColor="accent1" ns0:themeShade="BF" ns0:val="365F91"/>
     </ns0:rPr>
   </ns0:style>
+  <w:style w:type="paragraph" w:customStyle="1" w:styleId="MethodologyBlock">
+    <w:name w:val="Methodology Block"/>
+    <w:basedOn w:val="BodyText"/>
+    <w:qFormat/>
+    <ns0:rPr>
+      <w:rFonts ns0:ascii="Times New Roman" ns0:hAnsi="Times New Roman" ns0:eastAsia="SimSun" ns0:cs="Times New Roman"/>
+    </ns0:rPr>
+  </w:style>
   <w:style w:type="paragraph" w:customStyle="1" w:styleId="SourceCode">
     <w:name w:val="Source Code"/>
     <w:basedOn w:val="Normal"/>

--- a/00-首页/学生讲义Word/分子结构补充-超级充实版（自学完整）.docx
+++ b/00-首页/学生讲义Word/分子结构补充-超级充实版（自学完整）.docx
@@ -51,7 +51,7 @@
       </w:pPr>
       <w:r>
         <w:rPr>
-          <w:rFonts w:hint="eastAsia" w:ascii="Times New Roman" w:hAnsi="Times New Roman" w:eastAsia="SimSun" w:cs="Times New Roman"/>
+          <w:rFonts w:hint="eastAsia" w:ascii="Times New Roman" w:hAnsi="Times New Roman" w:eastAsia="FangSong" w:cs="Times New Roman"/>
         </w:rPr>
         <w:t xml:space="preserve">能说清</w:t>
       </w:r>
@@ -63,7 +63,7 @@
       </w:r>
       <w:r>
         <w:rPr>
-          <w:rFonts w:hint="eastAsia" w:ascii="Times New Roman" w:hAnsi="Times New Roman" w:eastAsia="SimSun" w:cs="Times New Roman"/>
+          <w:rFonts w:hint="eastAsia" w:ascii="Times New Roman" w:hAnsi="Times New Roman" w:eastAsia="FangSong" w:cs="Times New Roman"/>
         </w:rPr>
         <w:t>三套模型各自擅长什么</w:t>
       </w:r>
@@ -75,7 +75,7 @@
       </w:r>
       <w:r>
         <w:rPr>
-          <w:rFonts w:hint="eastAsia" w:ascii="Times New Roman" w:hAnsi="Times New Roman" w:eastAsia="SimSun" w:cs="Times New Roman"/>
+          <w:rFonts w:hint="eastAsia" w:ascii="Times New Roman" w:hAnsi="Times New Roman" w:eastAsia="FangSong" w:cs="Times New Roman"/>
         </w:rPr>
         <w:t>在哪些题里会失灵</w:t>
       </w:r>
@@ -90,7 +90,7 @@
       </w:pPr>
       <w:r>
         <w:rPr>
-          <w:rFonts w:hint="eastAsia" w:ascii="Times New Roman" w:hAnsi="Times New Roman" w:eastAsia="SimSun" w:cs="Times New Roman"/>
+          <w:rFonts w:hint="eastAsia" w:ascii="Times New Roman" w:hAnsi="Times New Roman" w:eastAsia="FangSong" w:cs="Times New Roman"/>
         </w:rPr>
         <w:t xml:space="preserve">能用</w:t>
       </w:r>
@@ -108,7 +108,7 @@
       </w:r>
       <w:r>
         <w:rPr>
-          <w:rFonts w:hint="eastAsia" w:ascii="Times New Roman" w:hAnsi="Times New Roman" w:eastAsia="SimSun" w:cs="Times New Roman"/>
+          <w:rFonts w:hint="eastAsia" w:ascii="Times New Roman" w:hAnsi="Times New Roman" w:eastAsia="FangSong" w:cs="Times New Roman"/>
         </w:rPr>
         <w:t>多中心离域和缺电子成键解释主族缺电子化合物结构</w:t>
       </w:r>
@@ -123,7 +123,7 @@
       </w:pPr>
       <w:r>
         <w:rPr>
-          <w:rFonts w:hint="eastAsia" w:ascii="Times New Roman" w:hAnsi="Times New Roman" w:eastAsia="SimSun" w:cs="Times New Roman"/>
+          <w:rFonts w:hint="eastAsia" w:ascii="Times New Roman" w:hAnsi="Times New Roman" w:eastAsia="FangSong" w:cs="Times New Roman"/>
         </w:rPr>
         <w:t xml:space="preserve">能理解</w:t>
       </w:r>
@@ -135,7 +135,7 @@
       </w:r>
       <w:r>
         <w:rPr>
-          <w:rFonts w:hint="eastAsia" w:ascii="Times New Roman" w:hAnsi="Times New Roman" w:eastAsia="SimSun" w:cs="Times New Roman"/>
+          <w:rFonts w:hint="eastAsia" w:ascii="Times New Roman" w:hAnsi="Times New Roman" w:eastAsia="FangSong" w:cs="Times New Roman"/>
         </w:rPr>
         <w:t>轨道图背后的</w:t>
       </w:r>
@@ -147,7 +147,7 @@
       </w:r>
       <w:r>
         <w:rPr>
-          <w:rFonts w:hint="eastAsia" w:ascii="Times New Roman" w:hAnsi="Times New Roman" w:eastAsia="SimSun" w:cs="Times New Roman"/>
+          <w:rFonts w:hint="eastAsia" w:ascii="Times New Roman" w:hAnsi="Times New Roman" w:eastAsia="FangSong" w:cs="Times New Roman"/>
         </w:rPr>
         <w:t>几何改变为什么会改能量排序</w:t>
       </w:r>
@@ -159,7 +159,7 @@
       </w:r>
       <w:r>
         <w:rPr>
-          <w:rFonts w:hint="eastAsia" w:ascii="Times New Roman" w:hAnsi="Times New Roman" w:eastAsia="SimSun" w:cs="Times New Roman"/>
+          <w:rFonts w:hint="eastAsia" w:ascii="Times New Roman" w:hAnsi="Times New Roman" w:eastAsia="FangSong" w:cs="Times New Roman"/>
         </w:rPr>
         <w:t>这一逻辑</w:t>
       </w:r>
@@ -174,7 +174,7 @@
       </w:pPr>
       <w:r>
         <w:rPr>
-          <w:rFonts w:hint="eastAsia" w:ascii="Times New Roman" w:hAnsi="Times New Roman" w:eastAsia="SimSun" w:cs="Times New Roman"/>
+          <w:rFonts w:hint="eastAsia" w:ascii="Times New Roman" w:hAnsi="Times New Roman" w:eastAsia="FangSong" w:cs="Times New Roman"/>
         </w:rPr>
         <w:t>能把对称性从</w:t>
       </w:r>
@@ -186,7 +186,7 @@
       </w:r>
       <w:r>
         <w:rPr>
-          <w:rFonts w:hint="eastAsia" w:ascii="Times New Roman" w:hAnsi="Times New Roman" w:eastAsia="SimSun" w:cs="Times New Roman"/>
+          <w:rFonts w:hint="eastAsia" w:ascii="Times New Roman" w:hAnsi="Times New Roman" w:eastAsia="FangSong" w:cs="Times New Roman"/>
         </w:rPr>
         <w:t>背点群</w:t>
       </w:r>
@@ -198,7 +198,7 @@
       </w:r>
       <w:r>
         <w:rPr>
-          <w:rFonts w:hint="eastAsia" w:ascii="Times New Roman" w:hAnsi="Times New Roman" w:eastAsia="SimSun" w:cs="Times New Roman"/>
+          <w:rFonts w:hint="eastAsia" w:ascii="Times New Roman" w:hAnsi="Times New Roman" w:eastAsia="FangSong" w:cs="Times New Roman"/>
         </w:rPr>
         <w:t>推进到</w:t>
       </w:r>
@@ -210,7 +210,7 @@
       </w:r>
       <w:r>
         <w:rPr>
-          <w:rFonts w:hint="eastAsia" w:ascii="Times New Roman" w:hAnsi="Times New Roman" w:eastAsia="SimSun" w:cs="Times New Roman"/>
+          <w:rFonts w:hint="eastAsia" w:ascii="Times New Roman" w:hAnsi="Times New Roman" w:eastAsia="FangSong" w:cs="Times New Roman"/>
         </w:rPr>
         <w:t>判断哪些轨道能组合</w:t>
       </w:r>
@@ -222,7 +222,7 @@
       </w:r>
       <w:r>
         <w:rPr>
-          <w:rFonts w:hint="eastAsia" w:ascii="Times New Roman" w:hAnsi="Times New Roman" w:eastAsia="SimSun" w:cs="Times New Roman"/>
+          <w:rFonts w:hint="eastAsia" w:ascii="Times New Roman" w:hAnsi="Times New Roman" w:eastAsia="FangSong" w:cs="Times New Roman"/>
         </w:rPr>
         <w:t>的</w:t>
       </w:r>
@@ -234,7 +234,7 @@
       </w:r>
       <w:r>
         <w:rPr>
-          <w:rFonts w:hint="eastAsia" w:ascii="Times New Roman" w:hAnsi="Times New Roman" w:eastAsia="SimSun" w:cs="Times New Roman"/>
+          <w:rFonts w:hint="eastAsia" w:ascii="Times New Roman" w:hAnsi="Times New Roman" w:eastAsia="FangSong" w:cs="Times New Roman"/>
         </w:rPr>
         <w:t xml:space="preserve">直觉</w:t>
       </w:r>
@@ -249,7 +249,7 @@
       </w:pPr>
       <w:r>
         <w:rPr>
-          <w:rFonts w:hint="eastAsia" w:ascii="Times New Roman" w:hAnsi="Times New Roman" w:eastAsia="SimSun" w:cs="Times New Roman"/>
+          <w:rFonts w:hint="eastAsia" w:ascii="Times New Roman" w:hAnsi="Times New Roman" w:eastAsia="FangSong" w:cs="Times New Roman"/>
         </w:rPr>
         <w:t xml:space="preserve">能用</w:t>
       </w:r>
@@ -301,7 +301,7 @@
       </w:r>
       <w:r>
         <w:rPr>
-          <w:rFonts w:hint="eastAsia" w:ascii="Times New Roman" w:hAnsi="Times New Roman" w:eastAsia="SimSun" w:cs="Times New Roman"/>
+          <w:rFonts w:hint="eastAsia" w:ascii="Times New Roman" w:hAnsi="Times New Roman" w:eastAsia="FangSong" w:cs="Times New Roman"/>
         </w:rPr>
         <w:t>和能隙大小解释结构</w:t>
       </w:r>
@@ -313,7 +313,7 @@
       </w:r>
       <w:r>
         <w:rPr>
-          <w:rFonts w:hint="eastAsia" w:ascii="Times New Roman" w:hAnsi="Times New Roman" w:eastAsia="SimSun" w:cs="Times New Roman"/>
+          <w:rFonts w:hint="eastAsia" w:ascii="Times New Roman" w:hAnsi="Times New Roman" w:eastAsia="FangSong" w:cs="Times New Roman"/>
         </w:rPr>
         <w:t>反应性与吸收光谱趋势</w:t>
       </w:r>
@@ -328,7 +328,7 @@
       </w:pPr>
       <w:r>
         <w:rPr>
-          <w:rFonts w:hint="eastAsia" w:ascii="Times New Roman" w:hAnsi="Times New Roman" w:eastAsia="SimSun" w:cs="Times New Roman"/>
+          <w:rFonts w:hint="eastAsia" w:ascii="Times New Roman" w:hAnsi="Times New Roman" w:eastAsia="FangSong" w:cs="Times New Roman"/>
         </w:rPr>
         <w:t xml:space="preserve">能把</w:t>
       </w:r>
@@ -340,7 +340,7 @@
       </w:r>
       <w:r>
         <w:rPr>
-          <w:rFonts w:hint="eastAsia" w:ascii="Times New Roman" w:hAnsi="Times New Roman" w:eastAsia="SimSun" w:cs="Times New Roman"/>
+          <w:rFonts w:hint="eastAsia" w:ascii="Times New Roman" w:hAnsi="Times New Roman" w:eastAsia="FangSong" w:cs="Times New Roman"/>
         </w:rPr>
         <w:t>芳香性从背规则</w:t>
       </w:r>
@@ -352,7 +352,7 @@
       </w:r>
       <w:r>
         <w:rPr>
-          <w:rFonts w:hint="eastAsia" w:ascii="Times New Roman" w:hAnsi="Times New Roman" w:eastAsia="SimSun" w:cs="Times New Roman"/>
+          <w:rFonts w:hint="eastAsia" w:ascii="Times New Roman" w:hAnsi="Times New Roman" w:eastAsia="FangSong" w:cs="Times New Roman"/>
         </w:rPr>
         <w:t>推进到</w:t>
       </w:r>
@@ -364,7 +364,7 @@
       </w:r>
       <w:r>
         <w:rPr>
-          <w:rFonts w:hint="eastAsia" w:ascii="Times New Roman" w:hAnsi="Times New Roman" w:eastAsia="SimSun" w:cs="Times New Roman"/>
+          <w:rFonts w:hint="eastAsia" w:ascii="Times New Roman" w:hAnsi="Times New Roman" w:eastAsia="FangSong" w:cs="Times New Roman"/>
         </w:rPr>
         <w:t>闭壳层离域是否稳定</w:t>
       </w:r>
@@ -376,7 +376,7 @@
       </w:r>
       <w:r>
         <w:rPr>
-          <w:rFonts w:hint="eastAsia" w:ascii="Times New Roman" w:hAnsi="Times New Roman" w:eastAsia="SimSun" w:cs="Times New Roman"/>
+          <w:rFonts w:hint="eastAsia" w:ascii="Times New Roman" w:hAnsi="Times New Roman" w:eastAsia="FangSong" w:cs="Times New Roman"/>
         </w:rPr>
         <w:t>的图像</w:t>
       </w:r>
@@ -391,7 +391,7 @@
       </w:pPr>
       <w:r>
         <w:rPr>
-          <w:rFonts w:hint="eastAsia" w:ascii="Times New Roman" w:hAnsi="Times New Roman" w:eastAsia="SimSun" w:cs="Times New Roman"/>
+          <w:rFonts w:hint="eastAsia" w:ascii="Times New Roman" w:hAnsi="Times New Roman" w:eastAsia="FangSong" w:cs="Times New Roman"/>
         </w:rPr>
         <w:t>能把这些工具直接接到近五年常见结构题</w:t>
       </w:r>
@@ -403,7 +403,7 @@
       </w:r>
       <w:r>
         <w:rPr>
-          <w:rFonts w:hint="eastAsia" w:ascii="Times New Roman" w:hAnsi="Times New Roman" w:eastAsia="SimSun" w:cs="Times New Roman"/>
+          <w:rFonts w:hint="eastAsia" w:ascii="Times New Roman" w:hAnsi="Times New Roman" w:eastAsia="FangSong" w:cs="Times New Roman"/>
         </w:rPr>
         <w:t>信息题与交叉题上</w:t>
       </w:r>
@@ -440,7 +440,7 @@
       </w:pPr>
       <w:r>
         <w:rPr>
-          <w:rFonts w:hint="eastAsia" w:ascii="Times New Roman" w:hAnsi="Times New Roman" w:eastAsia="SimSun" w:cs="Times New Roman"/>
+          <w:rFonts w:hint="eastAsia" w:ascii="Times New Roman" w:hAnsi="Times New Roman" w:eastAsia="FangSong" w:cs="Times New Roman"/>
         </w:rPr>
         <w:t>第一轮分子结构的任务</w:t>
       </w:r>
@@ -452,7 +452,7 @@
       </w:r>
       <w:r>
         <w:rPr>
-          <w:rFonts w:hint="eastAsia" w:ascii="Times New Roman" w:hAnsi="Times New Roman" w:eastAsia="SimSun" w:cs="Times New Roman"/>
+          <w:rFonts w:hint="eastAsia" w:ascii="Times New Roman" w:hAnsi="Times New Roman" w:eastAsia="FangSong" w:cs="Times New Roman"/>
         </w:rPr>
         <w:t>是建立一套能稳定做题的基础语言</w:t>
       </w:r>
@@ -479,7 +479,7 @@
       </w:r>
       <w:r>
         <w:rPr>
-          <w:rFonts w:hint="eastAsia" w:ascii="Times New Roman" w:hAnsi="Times New Roman" w:eastAsia="SimSun" w:cs="Times New Roman"/>
+          <w:rFonts w:hint="eastAsia" w:ascii="Times New Roman" w:hAnsi="Times New Roman" w:eastAsia="FangSong" w:cs="Times New Roman"/>
         </w:rPr>
         <w:t xml:space="preserve">结构</w:t>
       </w:r>
@@ -500,7 +500,7 @@
       </w:r>
       <w:r>
         <w:rPr>
-          <w:rFonts w:hint="eastAsia" w:ascii="Times New Roman" w:hAnsi="Times New Roman" w:eastAsia="SimSun" w:cs="Times New Roman"/>
+          <w:rFonts w:hint="eastAsia" w:ascii="Times New Roman" w:hAnsi="Times New Roman" w:eastAsia="FangSong" w:cs="Times New Roman"/>
         </w:rPr>
         <w:t xml:space="preserve">判断形状</w:t>
       </w:r>
@@ -515,7 +515,7 @@
       </w:pPr>
       <w:r>
         <w:rPr>
-          <w:rFonts w:hint="eastAsia" w:ascii="Times New Roman" w:hAnsi="Times New Roman" w:eastAsia="SimSun" w:cs="Times New Roman"/>
+          <w:rFonts w:hint="eastAsia" w:ascii="Times New Roman" w:hAnsi="Times New Roman" w:eastAsia="FangSong" w:cs="Times New Roman"/>
         </w:rPr>
         <w:t xml:space="preserve">杂化轨道解释方向性</w:t>
       </w:r>
@@ -530,7 +530,7 @@
       </w:pPr>
       <w:r>
         <w:rPr>
-          <w:rFonts w:hint="eastAsia" w:ascii="Times New Roman" w:hAnsi="Times New Roman" w:eastAsia="SimSun" w:cs="Times New Roman"/>
+          <w:rFonts w:hint="eastAsia" w:ascii="Times New Roman" w:hAnsi="Times New Roman" w:eastAsia="FangSong" w:cs="Times New Roman"/>
         </w:rPr>
         <w:t xml:space="preserve">双原子分子轨道判断键级与磁性</w:t>
       </w:r>
@@ -545,7 +545,7 @@
       </w:pPr>
       <w:r>
         <w:rPr>
-          <w:rFonts w:hint="eastAsia" w:ascii="Times New Roman" w:hAnsi="Times New Roman" w:eastAsia="SimSun" w:cs="Times New Roman"/>
+          <w:rFonts w:hint="eastAsia" w:ascii="Times New Roman" w:hAnsi="Times New Roman" w:eastAsia="FangSong" w:cs="Times New Roman"/>
         </w:rPr>
         <w:t xml:space="preserve">共振与基础芳香性</w:t>
       </w:r>
@@ -556,7 +556,7 @@
       </w:pPr>
       <w:r>
         <w:rPr>
-          <w:rFonts w:hint="eastAsia" w:ascii="Times New Roman" w:hAnsi="Times New Roman" w:eastAsia="SimSun" w:cs="Times New Roman"/>
+          <w:rFonts w:hint="eastAsia" w:ascii="Times New Roman" w:hAnsi="Times New Roman" w:eastAsia="FangSong" w:cs="Times New Roman"/>
         </w:rPr>
         <w:t>但到了第三轮或决赛</w:t>
       </w:r>
@@ -568,7 +568,7 @@
       </w:r>
       <w:r>
         <w:rPr>
-          <w:rFonts w:hint="eastAsia" w:ascii="Times New Roman" w:hAnsi="Times New Roman" w:eastAsia="SimSun" w:cs="Times New Roman"/>
+          <w:rFonts w:hint="eastAsia" w:ascii="Times New Roman" w:hAnsi="Times New Roman" w:eastAsia="FangSong" w:cs="Times New Roman"/>
         </w:rPr>
         <w:t>这些工具会遇到四类明显瓶颈</w:t>
       </w:r>
@@ -588,7 +588,7 @@
       </w:pPr>
       <w:r>
         <w:rPr>
-          <w:rFonts w:hint="eastAsia" w:ascii="Times New Roman" w:hAnsi="Times New Roman" w:eastAsia="SimSun" w:cs="Times New Roman"/>
+          <w:rFonts w:hint="eastAsia" w:ascii="Times New Roman" w:hAnsi="Times New Roman" w:eastAsia="FangSong" w:cs="Times New Roman"/>
           <w:b/>
           <w:bCs/>
         </w:rPr>
@@ -604,7 +604,7 @@
       </w:r>
       <w:r>
         <w:rPr>
-          <w:rFonts w:hint="eastAsia" w:ascii="Times New Roman" w:hAnsi="Times New Roman" w:eastAsia="SimSun" w:cs="Times New Roman"/>
+          <w:rFonts w:hint="eastAsia" w:ascii="Times New Roman" w:hAnsi="Times New Roman" w:eastAsia="FangSong" w:cs="Times New Roman"/>
           <w:b/>
           <w:bCs/>
         </w:rPr>
@@ -626,7 +626,7 @@
       </w:r>
       <w:r>
         <w:rPr>
-          <w:rFonts w:hint="eastAsia" w:ascii="Times New Roman" w:hAnsi="Times New Roman" w:eastAsia="SimSun" w:cs="Times New Roman"/>
+          <w:rFonts w:hint="eastAsia" w:ascii="Times New Roman" w:hAnsi="Times New Roman" w:eastAsia="FangSong" w:cs="Times New Roman"/>
         </w:rPr>
         <w:t>这时路易斯结构会变得别扭</w:t>
       </w:r>
@@ -638,7 +638,7 @@
       </w:r>
       <w:r>
         <w:rPr>
-          <w:rFonts w:hint="eastAsia" w:ascii="Times New Roman" w:hAnsi="Times New Roman" w:eastAsia="SimSun" w:cs="Times New Roman"/>
+          <w:rFonts w:hint="eastAsia" w:ascii="Times New Roman" w:hAnsi="Times New Roman" w:eastAsia="FangSong" w:cs="Times New Roman"/>
         </w:rPr>
         <w:t>需要多中心成键语言</w:t>
       </w:r>
@@ -658,7 +658,7 @@
       </w:pPr>
       <w:r>
         <w:rPr>
-          <w:rFonts w:hint="eastAsia" w:ascii="Times New Roman" w:hAnsi="Times New Roman" w:eastAsia="SimSun" w:cs="Times New Roman"/>
+          <w:rFonts w:hint="eastAsia" w:ascii="Times New Roman" w:hAnsi="Times New Roman" w:eastAsia="FangSong" w:cs="Times New Roman"/>
           <w:b/>
           <w:bCs/>
         </w:rPr>
@@ -674,7 +674,7 @@
       </w:r>
       <w:r>
         <w:rPr>
-          <w:rFonts w:hint="eastAsia" w:ascii="Times New Roman" w:hAnsi="Times New Roman" w:eastAsia="SimSun" w:cs="Times New Roman"/>
+          <w:rFonts w:hint="eastAsia" w:ascii="Times New Roman" w:hAnsi="Times New Roman" w:eastAsia="FangSong" w:cs="Times New Roman"/>
           <w:b/>
           <w:bCs/>
         </w:rPr>
@@ -688,7 +688,7 @@
       </w:r>
       <w:r>
         <w:rPr>
-          <w:rFonts w:hint="eastAsia" w:ascii="Times New Roman" w:hAnsi="Times New Roman" w:eastAsia="SimSun" w:cs="Times New Roman"/>
+          <w:rFonts w:hint="eastAsia" w:ascii="Times New Roman" w:hAnsi="Times New Roman" w:eastAsia="FangSong" w:cs="Times New Roman"/>
         </w:rPr>
         <w:t>这时只说</w:t>
       </w:r>
@@ -700,7 +700,7 @@
       </w:r>
       <w:r>
         <w:rPr>
-          <w:rFonts w:hint="eastAsia" w:ascii="Times New Roman" w:hAnsi="Times New Roman" w:eastAsia="SimSun" w:cs="Times New Roman"/>
+          <w:rFonts w:hint="eastAsia" w:ascii="Times New Roman" w:hAnsi="Times New Roman" w:eastAsia="FangSong" w:cs="Times New Roman"/>
         </w:rPr>
         <w:t>它是三角形</w:t>
       </w:r>
@@ -712,7 +712,7 @@
       </w:r>
       <w:r>
         <w:rPr>
-          <w:rFonts w:hint="eastAsia" w:ascii="Times New Roman" w:hAnsi="Times New Roman" w:eastAsia="SimSun" w:cs="Times New Roman"/>
+          <w:rFonts w:hint="eastAsia" w:ascii="Times New Roman" w:hAnsi="Times New Roman" w:eastAsia="FangSong" w:cs="Times New Roman"/>
         </w:rPr>
         <w:t>四面体</w:t>
       </w:r>
@@ -724,7 +724,7 @@
       </w:r>
       <w:r>
         <w:rPr>
-          <w:rFonts w:hint="eastAsia" w:ascii="Times New Roman" w:hAnsi="Times New Roman" w:eastAsia="SimSun" w:cs="Times New Roman"/>
+          <w:rFonts w:hint="eastAsia" w:ascii="Times New Roman" w:hAnsi="Times New Roman" w:eastAsia="FangSong" w:cs="Times New Roman"/>
         </w:rPr>
         <w:t>不够</w:t>
       </w:r>
@@ -736,7 +736,7 @@
       </w:r>
       <w:r>
         <w:rPr>
-          <w:rFonts w:hint="eastAsia" w:ascii="Times New Roman" w:hAnsi="Times New Roman" w:eastAsia="SimSun" w:cs="Times New Roman"/>
+          <w:rFonts w:hint="eastAsia" w:ascii="Times New Roman" w:hAnsi="Times New Roman" w:eastAsia="FangSong" w:cs="Times New Roman"/>
         </w:rPr>
         <w:t>需要</w:t>
       </w:r>
@@ -748,7 +748,7 @@
       </w:r>
       <w:r>
         <w:rPr>
-          <w:rFonts w:hint="eastAsia" w:ascii="Times New Roman" w:hAnsi="Times New Roman" w:eastAsia="SimSun" w:cs="Times New Roman"/>
+          <w:rFonts w:hint="eastAsia" w:ascii="Times New Roman" w:hAnsi="Times New Roman" w:eastAsia="FangSong" w:cs="Times New Roman"/>
         </w:rPr>
         <w:t xml:space="preserve">轨道或更细的</w:t>
       </w:r>
@@ -760,7 +760,7 @@
       </w:r>
       <w:r>
         <w:rPr>
-          <w:rFonts w:hint="eastAsia" w:ascii="Times New Roman" w:hAnsi="Times New Roman" w:eastAsia="SimSun" w:cs="Times New Roman"/>
+          <w:rFonts w:hint="eastAsia" w:ascii="Times New Roman" w:hAnsi="Times New Roman" w:eastAsia="FangSong" w:cs="Times New Roman"/>
         </w:rPr>
         <w:t>视角</w:t>
       </w:r>
@@ -780,7 +780,7 @@
       </w:pPr>
       <w:r>
         <w:rPr>
-          <w:rFonts w:hint="eastAsia" w:ascii="Times New Roman" w:hAnsi="Times New Roman" w:eastAsia="SimSun" w:cs="Times New Roman"/>
+          <w:rFonts w:hint="eastAsia" w:ascii="Times New Roman" w:hAnsi="Times New Roman" w:eastAsia="FangSong" w:cs="Times New Roman"/>
           <w:b/>
           <w:bCs/>
         </w:rPr>
@@ -794,7 +794,7 @@
       </w:r>
       <w:r>
         <w:rPr>
-          <w:rFonts w:hint="eastAsia" w:ascii="Times New Roman" w:hAnsi="Times New Roman" w:eastAsia="SimSun" w:cs="Times New Roman"/>
+          <w:rFonts w:hint="eastAsia" w:ascii="Times New Roman" w:hAnsi="Times New Roman" w:eastAsia="FangSong" w:cs="Times New Roman"/>
         </w:rPr>
         <w:t xml:space="preserve">这时要引入</w:t>
       </w:r>
@@ -812,7 +812,7 @@
       </w:r>
       <w:r>
         <w:rPr>
-          <w:rFonts w:hint="eastAsia" w:ascii="Times New Roman" w:hAnsi="Times New Roman" w:eastAsia="SimSun" w:cs="Times New Roman"/>
+          <w:rFonts w:hint="eastAsia" w:ascii="Times New Roman" w:hAnsi="Times New Roman" w:eastAsia="FangSong" w:cs="Times New Roman"/>
         </w:rPr>
         <w:t>多原子</w:t>
       </w:r>
@@ -824,7 +824,7 @@
       </w:r>
       <w:r>
         <w:rPr>
-          <w:rFonts w:hint="eastAsia" w:ascii="Times New Roman" w:hAnsi="Times New Roman" w:eastAsia="SimSun" w:cs="Times New Roman"/>
+          <w:rFonts w:hint="eastAsia" w:ascii="Times New Roman" w:hAnsi="Times New Roman" w:eastAsia="FangSong" w:cs="Times New Roman"/>
         </w:rPr>
         <w:t>图像</w:t>
       </w:r>
@@ -844,7 +844,7 @@
       </w:pPr>
       <w:r>
         <w:rPr>
-          <w:rFonts w:hint="eastAsia" w:ascii="Times New Roman" w:hAnsi="Times New Roman" w:eastAsia="SimSun" w:cs="Times New Roman"/>
+          <w:rFonts w:hint="eastAsia" w:ascii="Times New Roman" w:hAnsi="Times New Roman" w:eastAsia="FangSong" w:cs="Times New Roman"/>
           <w:b/>
           <w:bCs/>
         </w:rPr>
@@ -860,7 +860,7 @@
       </w:r>
       <w:r>
         <w:rPr>
-          <w:rFonts w:hint="eastAsia" w:ascii="Times New Roman" w:hAnsi="Times New Roman" w:eastAsia="SimSun" w:cs="Times New Roman"/>
+          <w:rFonts w:hint="eastAsia" w:ascii="Times New Roman" w:hAnsi="Times New Roman" w:eastAsia="FangSong" w:cs="Times New Roman"/>
           <w:b/>
           <w:bCs/>
         </w:rPr>
@@ -876,7 +876,7 @@
       </w:r>
       <w:r>
         <w:rPr>
-          <w:rFonts w:hint="eastAsia" w:ascii="Times New Roman" w:hAnsi="Times New Roman" w:eastAsia="SimSun" w:cs="Times New Roman"/>
+          <w:rFonts w:hint="eastAsia" w:ascii="Times New Roman" w:hAnsi="Times New Roman" w:eastAsia="FangSong" w:cs="Times New Roman"/>
           <w:b/>
           <w:bCs/>
         </w:rPr>
@@ -890,7 +890,7 @@
       </w:r>
       <w:r>
         <w:rPr>
-          <w:rFonts w:hint="eastAsia" w:ascii="Times New Roman" w:hAnsi="Times New Roman" w:eastAsia="SimSun" w:cs="Times New Roman"/>
+          <w:rFonts w:hint="eastAsia" w:ascii="Times New Roman" w:hAnsi="Times New Roman" w:eastAsia="FangSong" w:cs="Times New Roman"/>
         </w:rPr>
         <w:t>这时要会用前线轨道和能隙图像</w:t>
       </w:r>
@@ -902,7 +902,7 @@
       </w:r>
       <w:r>
         <w:rPr>
-          <w:rFonts w:hint="eastAsia" w:ascii="Times New Roman" w:hAnsi="Times New Roman" w:eastAsia="SimSun" w:cs="Times New Roman"/>
+          <w:rFonts w:hint="eastAsia" w:ascii="Times New Roman" w:hAnsi="Times New Roman" w:eastAsia="FangSong" w:cs="Times New Roman"/>
         </w:rPr>
         <w:t>把结构和性质连起来</w:t>
       </w:r>
@@ -919,7 +919,7 @@
       </w:pPr>
       <w:r>
         <w:rPr>
-          <w:rFonts w:hint="eastAsia" w:ascii="Times New Roman" w:hAnsi="Times New Roman" w:eastAsia="SimSun" w:cs="Times New Roman"/>
+          <w:rFonts w:hint="eastAsia" w:ascii="Times New Roman" w:hAnsi="Times New Roman" w:eastAsia="FangSong" w:cs="Times New Roman"/>
         </w:rPr>
         <w:t>所以这讲真正补的是五件事</w:t>
       </w:r>
@@ -940,7 +940,7 @@
       </w:pPr>
       <w:r>
         <w:rPr>
-          <w:rFonts w:hint="eastAsia" w:ascii="Times New Roman" w:hAnsi="Times New Roman" w:eastAsia="SimSun" w:cs="Times New Roman"/>
+          <w:rFonts w:hint="eastAsia" w:ascii="Times New Roman" w:hAnsi="Times New Roman" w:eastAsia="FangSong" w:cs="Times New Roman"/>
           <w:b/>
           <w:bCs/>
         </w:rPr>
@@ -957,7 +957,7 @@
       </w:pPr>
       <w:r>
         <w:rPr>
-          <w:rFonts w:hint="eastAsia" w:ascii="Times New Roman" w:hAnsi="Times New Roman" w:eastAsia="SimSun" w:cs="Times New Roman"/>
+          <w:rFonts w:hint="eastAsia" w:ascii="Times New Roman" w:hAnsi="Times New Roman" w:eastAsia="FangSong" w:cs="Times New Roman"/>
           <w:b/>
           <w:bCs/>
         </w:rPr>
@@ -974,7 +974,7 @@
       </w:pPr>
       <w:r>
         <w:rPr>
-          <w:rFonts w:hint="eastAsia" w:ascii="Times New Roman" w:hAnsi="Times New Roman" w:eastAsia="SimSun" w:cs="Times New Roman"/>
+          <w:rFonts w:hint="eastAsia" w:ascii="Times New Roman" w:hAnsi="Times New Roman" w:eastAsia="FangSong" w:cs="Times New Roman"/>
           <w:b/>
           <w:bCs/>
         </w:rPr>
@@ -990,7 +990,7 @@
       </w:r>
       <w:r>
         <w:rPr>
-          <w:rFonts w:hint="eastAsia" w:ascii="Times New Roman" w:hAnsi="Times New Roman" w:eastAsia="SimSun" w:cs="Times New Roman"/>
+          <w:rFonts w:hint="eastAsia" w:ascii="Times New Roman" w:hAnsi="Times New Roman" w:eastAsia="FangSong" w:cs="Times New Roman"/>
           <w:b/>
           <w:bCs/>
         </w:rPr>
@@ -1007,7 +1007,7 @@
       </w:pPr>
       <w:r>
         <w:rPr>
-          <w:rFonts w:hint="eastAsia" w:ascii="Times New Roman" w:hAnsi="Times New Roman" w:eastAsia="SimSun" w:cs="Times New Roman"/>
+          <w:rFonts w:hint="eastAsia" w:ascii="Times New Roman" w:hAnsi="Times New Roman" w:eastAsia="FangSong" w:cs="Times New Roman"/>
           <w:b/>
           <w:bCs/>
         </w:rPr>
@@ -1032,7 +1032,7 @@
       </w:pPr>
       <w:r>
         <w:rPr>
-          <w:rFonts w:hint="eastAsia" w:ascii="Times New Roman" w:hAnsi="Times New Roman" w:eastAsia="SimSun" w:cs="Times New Roman"/>
+          <w:rFonts w:hint="eastAsia" w:ascii="Times New Roman" w:hAnsi="Times New Roman" w:eastAsia="FangSong" w:cs="Times New Roman"/>
           <w:b/>
           <w:bCs/>
         </w:rPr>
@@ -1138,7 +1138,7 @@
       </w:r>
       <w:r>
         <w:rPr>
-          <w:rFonts w:hint="eastAsia" w:ascii="Times New Roman" w:hAnsi="Times New Roman" w:eastAsia="SimSun" w:cs="Times New Roman"/>
+          <w:rFonts w:hint="eastAsia" w:ascii="Times New Roman" w:hAnsi="Times New Roman" w:eastAsia="FangSong" w:cs="Times New Roman"/>
         </w:rPr>
         <w:t>最擅长的</w:t>
       </w:r>
@@ -1150,7 +1150,7 @@
       </w:r>
       <w:r>
         <w:rPr>
-          <w:rFonts w:hint="eastAsia" w:ascii="Times New Roman" w:hAnsi="Times New Roman" w:eastAsia="SimSun" w:cs="Times New Roman"/>
+          <w:rFonts w:hint="eastAsia" w:ascii="Times New Roman" w:hAnsi="Times New Roman" w:eastAsia="FangSong" w:cs="Times New Roman"/>
         </w:rPr>
         <w:t>是在主族分子里快速判断</w:t>
       </w:r>
@@ -1171,7 +1171,7 @@
       </w:pPr>
       <w:r>
         <w:rPr>
-          <w:rFonts w:hint="eastAsia" w:ascii="Times New Roman" w:hAnsi="Times New Roman" w:eastAsia="SimSun" w:cs="Times New Roman"/>
+          <w:rFonts w:hint="eastAsia" w:ascii="Times New Roman" w:hAnsi="Times New Roman" w:eastAsia="FangSong" w:cs="Times New Roman"/>
         </w:rPr>
         <w:t xml:space="preserve">电子对怎样排开</w:t>
       </w:r>
@@ -1186,7 +1186,7 @@
       </w:pPr>
       <w:r>
         <w:rPr>
-          <w:rFonts w:hint="eastAsia" w:ascii="Times New Roman" w:hAnsi="Times New Roman" w:eastAsia="SimSun" w:cs="Times New Roman"/>
+          <w:rFonts w:hint="eastAsia" w:ascii="Times New Roman" w:hAnsi="Times New Roman" w:eastAsia="FangSong" w:cs="Times New Roman"/>
         </w:rPr>
         <w:t xml:space="preserve">孤对电子如何压角</w:t>
       </w:r>
@@ -1201,7 +1201,7 @@
       </w:pPr>
       <w:r>
         <w:rPr>
-          <w:rFonts w:hint="eastAsia" w:ascii="Times New Roman" w:hAnsi="Times New Roman" w:eastAsia="SimSun" w:cs="Times New Roman"/>
+          <w:rFonts w:hint="eastAsia" w:ascii="Times New Roman" w:hAnsi="Times New Roman" w:eastAsia="FangSong" w:cs="Times New Roman"/>
         </w:rPr>
         <w:t xml:space="preserve">哪些构型最可能出现</w:t>
       </w:r>
@@ -1212,7 +1212,7 @@
       </w:pPr>
       <w:r>
         <w:rPr>
-          <w:rFonts w:hint="eastAsia" w:ascii="Times New Roman" w:hAnsi="Times New Roman" w:eastAsia="SimSun" w:cs="Times New Roman"/>
+          <w:rFonts w:hint="eastAsia" w:ascii="Times New Roman" w:hAnsi="Times New Roman" w:eastAsia="FangSong" w:cs="Times New Roman"/>
         </w:rPr>
         <w:t xml:space="preserve">但</w:t>
       </w:r>
@@ -1224,7 +1224,7 @@
       </w:r>
       <w:r>
         <w:rPr>
-          <w:rFonts w:hint="eastAsia" w:ascii="Times New Roman" w:hAnsi="Times New Roman" w:eastAsia="SimSun" w:cs="Times New Roman"/>
+          <w:rFonts w:hint="eastAsia" w:ascii="Times New Roman" w:hAnsi="Times New Roman" w:eastAsia="FangSong" w:cs="Times New Roman"/>
         </w:rPr>
         <w:t>不直接回答</w:t>
       </w:r>
@@ -1245,7 +1245,7 @@
       </w:pPr>
       <w:r>
         <w:rPr>
-          <w:rFonts w:hint="eastAsia" w:ascii="Times New Roman" w:hAnsi="Times New Roman" w:eastAsia="SimSun" w:cs="Times New Roman"/>
+          <w:rFonts w:hint="eastAsia" w:ascii="Times New Roman" w:hAnsi="Times New Roman" w:eastAsia="FangSong" w:cs="Times New Roman"/>
         </w:rPr>
         <w:t xml:space="preserve">为什么某个体系偏要弯折而不是线形</w:t>
       </w:r>
@@ -1260,7 +1260,7 @@
       </w:pPr>
       <w:r>
         <w:rPr>
-          <w:rFonts w:hint="eastAsia" w:ascii="Times New Roman" w:hAnsi="Times New Roman" w:eastAsia="SimSun" w:cs="Times New Roman"/>
+          <w:rFonts w:hint="eastAsia" w:ascii="Times New Roman" w:hAnsi="Times New Roman" w:eastAsia="FangSong" w:cs="Times New Roman"/>
         </w:rPr>
         <w:t xml:space="preserve">为什么缺电子体系还能稳定存在</w:t>
       </w:r>
@@ -1275,7 +1275,7 @@
       </w:pPr>
       <w:r>
         <w:rPr>
-          <w:rFonts w:hint="eastAsia" w:ascii="Times New Roman" w:hAnsi="Times New Roman" w:eastAsia="SimSun" w:cs="Times New Roman"/>
+          <w:rFonts w:hint="eastAsia" w:ascii="Times New Roman" w:hAnsi="Times New Roman" w:eastAsia="FangSong" w:cs="Times New Roman"/>
         </w:rPr>
         <w:t>为什么某些结构具有特殊磁性</w:t>
       </w:r>
@@ -1287,7 +1287,7 @@
       </w:r>
       <w:r>
         <w:rPr>
-          <w:rFonts w:hint="eastAsia" w:ascii="Times New Roman" w:hAnsi="Times New Roman" w:eastAsia="SimSun" w:cs="Times New Roman"/>
+          <w:rFonts w:hint="eastAsia" w:ascii="Times New Roman" w:hAnsi="Times New Roman" w:eastAsia="FangSong" w:cs="Times New Roman"/>
         </w:rPr>
         <w:t>颜色或反应性</w:t>
       </w:r>
@@ -1298,7 +1298,7 @@
       </w:pPr>
       <w:r>
         <w:rPr>
-          <w:rFonts w:hint="eastAsia" w:ascii="Times New Roman" w:hAnsi="Times New Roman" w:eastAsia="SimSun" w:cs="Times New Roman"/>
+          <w:rFonts w:hint="eastAsia" w:ascii="Times New Roman" w:hAnsi="Times New Roman" w:eastAsia="FangSong" w:cs="Times New Roman"/>
           <w:b/>
           <w:bCs/>
         </w:rPr>
@@ -1318,7 +1318,7 @@
       </w:r>
       <w:r>
         <w:rPr>
-          <w:rFonts w:hint="eastAsia" w:ascii="Times New Roman" w:hAnsi="Times New Roman" w:eastAsia="SimSun" w:cs="Times New Roman"/>
+          <w:rFonts w:hint="eastAsia" w:ascii="Times New Roman" w:hAnsi="Times New Roman" w:eastAsia="FangSong" w:cs="Times New Roman"/>
         </w:rPr>
         <w:t>适合先开题</w:t>
       </w:r>
@@ -1330,7 +1330,7 @@
       </w:r>
       <w:r>
         <w:rPr>
-          <w:rFonts w:hint="eastAsia" w:ascii="Times New Roman" w:hAnsi="Times New Roman" w:eastAsia="SimSun" w:cs="Times New Roman"/>
+          <w:rFonts w:hint="eastAsia" w:ascii="Times New Roman" w:hAnsi="Times New Roman" w:eastAsia="FangSong" w:cs="Times New Roman"/>
         </w:rPr>
         <w:t>不适合包打天下</w:t>
       </w:r>
@@ -1342,7 +1342,7 @@
       </w:r>
       <w:r>
         <w:rPr>
-          <w:rFonts w:hint="eastAsia" w:ascii="Times New Roman" w:hAnsi="Times New Roman" w:eastAsia="SimSun" w:cs="Times New Roman"/>
+          <w:rFonts w:hint="eastAsia" w:ascii="Times New Roman" w:hAnsi="Times New Roman" w:eastAsia="FangSong" w:cs="Times New Roman"/>
         </w:rPr>
         <w:t>到了决赛</w:t>
       </w:r>
@@ -1354,7 +1354,7 @@
       </w:r>
       <w:r>
         <w:rPr>
-          <w:rFonts w:hint="eastAsia" w:ascii="Times New Roman" w:hAnsi="Times New Roman" w:eastAsia="SimSun" w:cs="Times New Roman"/>
+          <w:rFonts w:hint="eastAsia" w:ascii="Times New Roman" w:hAnsi="Times New Roman" w:eastAsia="FangSong" w:cs="Times New Roman"/>
         </w:rPr>
         <w:t>很多题的第一步仍然是</w:t>
       </w:r>
@@ -1372,7 +1372,7 @@
       </w:r>
       <w:r>
         <w:rPr>
-          <w:rFonts w:hint="eastAsia" w:ascii="Times New Roman" w:hAnsi="Times New Roman" w:eastAsia="SimSun" w:cs="Times New Roman"/>
+          <w:rFonts w:hint="eastAsia" w:ascii="Times New Roman" w:hAnsi="Times New Roman" w:eastAsia="FangSong" w:cs="Times New Roman"/>
         </w:rPr>
         <w:t>但第二步必须升级到轨道语言</w:t>
       </w:r>
@@ -1439,7 +1439,7 @@
       </w:r>
       <w:r>
         <w:rPr>
-          <w:rFonts w:hint="eastAsia" w:ascii="Times New Roman" w:hAnsi="Times New Roman" w:eastAsia="SimSun" w:cs="Times New Roman"/>
+          <w:rFonts w:hint="eastAsia" w:ascii="Times New Roman" w:hAnsi="Times New Roman" w:eastAsia="FangSong" w:cs="Times New Roman"/>
         </w:rPr>
         <w:t>和杂化轨道理论很适合解释</w:t>
       </w:r>
@@ -1515,7 +1515,7 @@
       </w:r>
       <w:r>
         <w:rPr>
-          <w:rFonts w:hint="eastAsia" w:ascii="Times New Roman" w:hAnsi="Times New Roman" w:eastAsia="SimSun" w:cs="Times New Roman"/>
+          <w:rFonts w:hint="eastAsia" w:ascii="Times New Roman" w:hAnsi="Times New Roman" w:eastAsia="FangSong" w:cs="Times New Roman"/>
         </w:rPr>
         <w:t xml:space="preserve">的方向性</w:t>
       </w:r>
@@ -1536,7 +1536,7 @@
       </w:r>
       <w:r>
         <w:rPr>
-          <w:rFonts w:hint="eastAsia" w:ascii="Times New Roman" w:hAnsi="Times New Roman" w:eastAsia="SimSun" w:cs="Times New Roman"/>
+          <w:rFonts w:hint="eastAsia" w:ascii="Times New Roman" w:hAnsi="Times New Roman" w:eastAsia="FangSong" w:cs="Times New Roman"/>
         </w:rPr>
         <w:t xml:space="preserve">键骨架怎样搭</w:t>
       </w:r>
@@ -1551,7 +1551,7 @@
       </w:pPr>
       <w:r>
         <w:rPr>
-          <w:rFonts w:hint="eastAsia" w:ascii="Times New Roman" w:hAnsi="Times New Roman" w:eastAsia="SimSun" w:cs="Times New Roman"/>
+          <w:rFonts w:hint="eastAsia" w:ascii="Times New Roman" w:hAnsi="Times New Roman" w:eastAsia="FangSong" w:cs="Times New Roman"/>
         </w:rPr>
         <w:t>局域双键</w:t>
       </w:r>
@@ -1563,7 +1563,7 @@
       </w:r>
       <w:r>
         <w:rPr>
-          <w:rFonts w:hint="eastAsia" w:ascii="Times New Roman" w:hAnsi="Times New Roman" w:eastAsia="SimSun" w:cs="Times New Roman"/>
+          <w:rFonts w:hint="eastAsia" w:ascii="Times New Roman" w:hAnsi="Times New Roman" w:eastAsia="FangSong" w:cs="Times New Roman"/>
         </w:rPr>
         <w:t>孤对电子和共振式</w:t>
       </w:r>
@@ -1574,7 +1574,7 @@
       </w:pPr>
       <w:r>
         <w:rPr>
-          <w:rFonts w:hint="eastAsia" w:ascii="Times New Roman" w:hAnsi="Times New Roman" w:eastAsia="SimSun" w:cs="Times New Roman"/>
+          <w:rFonts w:hint="eastAsia" w:ascii="Times New Roman" w:hAnsi="Times New Roman" w:eastAsia="FangSong" w:cs="Times New Roman"/>
         </w:rPr>
         <w:t>但遇到下面几类对象</w:t>
       </w:r>
@@ -1586,7 +1586,7 @@
       </w:r>
       <w:r>
         <w:rPr>
-          <w:rFonts w:hint="eastAsia" w:ascii="Times New Roman" w:hAnsi="Times New Roman" w:eastAsia="SimSun" w:cs="Times New Roman"/>
+          <w:rFonts w:hint="eastAsia" w:ascii="Times New Roman" w:hAnsi="Times New Roman" w:eastAsia="FangSong" w:cs="Times New Roman"/>
         </w:rPr>
         <w:t>单靠</w:t>
       </w:r>
@@ -1598,7 +1598,7 @@
       </w:r>
       <w:r>
         <w:rPr>
-          <w:rFonts w:hint="eastAsia" w:ascii="Times New Roman" w:hAnsi="Times New Roman" w:eastAsia="SimSun" w:cs="Times New Roman"/>
+          <w:rFonts w:hint="eastAsia" w:ascii="Times New Roman" w:hAnsi="Times New Roman" w:eastAsia="FangSong" w:cs="Times New Roman"/>
         </w:rPr>
         <w:t>就会吃力</w:t>
       </w:r>
@@ -1651,7 +1651,7 @@
       </w:r>
       <w:r>
         <w:rPr>
-          <w:rFonts w:hint="eastAsia" w:ascii="Times New Roman" w:hAnsi="Times New Roman" w:eastAsia="SimSun" w:cs="Times New Roman"/>
+          <w:rFonts w:hint="eastAsia" w:ascii="Times New Roman" w:hAnsi="Times New Roman" w:eastAsia="FangSong" w:cs="Times New Roman"/>
         </w:rPr>
         <w:t xml:space="preserve">这类多中心键</w:t>
       </w:r>
@@ -1666,7 +1666,7 @@
       </w:pPr>
       <w:r>
         <w:rPr>
-          <w:rFonts w:hint="eastAsia" w:ascii="Times New Roman" w:hAnsi="Times New Roman" w:eastAsia="SimSun" w:cs="Times New Roman"/>
+          <w:rFonts w:hint="eastAsia" w:ascii="Times New Roman" w:hAnsi="Times New Roman" w:eastAsia="FangSong" w:cs="Times New Roman"/>
         </w:rPr>
         <w:t xml:space="preserve">环丙基</w:t>
       </w:r>
@@ -1678,7 +1678,7 @@
       </w:r>
       <w:r>
         <w:rPr>
-          <w:rFonts w:hint="eastAsia" w:ascii="Times New Roman" w:hAnsi="Times New Roman" w:eastAsia="SimSun" w:cs="Times New Roman"/>
+          <w:rFonts w:hint="eastAsia" w:ascii="Times New Roman" w:hAnsi="Times New Roman" w:eastAsia="FangSong" w:cs="Times New Roman"/>
         </w:rPr>
         <w:t xml:space="preserve">桥式体系的离域稳定化</w:t>
       </w:r>
@@ -1693,7 +1693,7 @@
       </w:pPr>
       <w:r>
         <w:rPr>
-          <w:rFonts w:hint="eastAsia" w:ascii="Times New Roman" w:hAnsi="Times New Roman" w:eastAsia="SimSun" w:cs="Times New Roman"/>
+          <w:rFonts w:hint="eastAsia" w:ascii="Times New Roman" w:hAnsi="Times New Roman" w:eastAsia="FangSong" w:cs="Times New Roman"/>
         </w:rPr>
         <w:t xml:space="preserve">多原子离域</w:t>
       </w:r>
@@ -1705,7 +1705,7 @@
       </w:r>
       <w:r>
         <w:rPr>
-          <w:rFonts w:hint="eastAsia" w:ascii="Times New Roman" w:hAnsi="Times New Roman" w:eastAsia="SimSun" w:cs="Times New Roman"/>
+          <w:rFonts w:hint="eastAsia" w:ascii="Times New Roman" w:hAnsi="Times New Roman" w:eastAsia="FangSong" w:cs="Times New Roman"/>
         </w:rPr>
         <w:t xml:space="preserve">体系</w:t>
       </w:r>
@@ -1720,7 +1720,7 @@
       </w:pPr>
       <w:r>
         <w:rPr>
-          <w:rFonts w:hint="eastAsia" w:ascii="Times New Roman" w:hAnsi="Times New Roman" w:eastAsia="SimSun" w:cs="Times New Roman"/>
+          <w:rFonts w:hint="eastAsia" w:ascii="Times New Roman" w:hAnsi="Times New Roman" w:eastAsia="FangSong" w:cs="Times New Roman"/>
         </w:rPr>
         <w:t xml:space="preserve">需要比较多个构型能量的题</w:t>
       </w:r>
@@ -1776,7 +1776,7 @@
       </w:pPr>
       <w:r>
         <w:rPr>
-          <w:rFonts w:hint="eastAsia" w:ascii="Times New Roman" w:hAnsi="Times New Roman" w:eastAsia="SimSun" w:cs="Times New Roman"/>
+          <w:rFonts w:hint="eastAsia" w:ascii="Times New Roman" w:hAnsi="Times New Roman" w:eastAsia="FangSong" w:cs="Times New Roman"/>
         </w:rPr>
         <w:t xml:space="preserve">很多同学一提</w:t>
       </w:r>
@@ -1794,7 +1794,7 @@
       </w:r>
       <w:r>
         <w:rPr>
-          <w:rFonts w:hint="eastAsia" w:ascii="Times New Roman" w:hAnsi="Times New Roman" w:eastAsia="SimSun" w:cs="Times New Roman"/>
+          <w:rFonts w:hint="eastAsia" w:ascii="Times New Roman" w:hAnsi="Times New Roman" w:eastAsia="FangSong" w:cs="Times New Roman"/>
         </w:rPr>
         <w:t>就只想到</w:t>
       </w:r>
@@ -1819,7 +1819,7 @@
       </w:r>
       <w:r>
         <w:rPr>
-          <w:rFonts w:hint="eastAsia" w:ascii="Times New Roman" w:hAnsi="Times New Roman" w:eastAsia="SimSun" w:cs="Times New Roman"/>
+          <w:rFonts w:hint="eastAsia" w:ascii="Times New Roman" w:hAnsi="Times New Roman" w:eastAsia="FangSong" w:cs="Times New Roman"/>
         </w:rPr>
         <w:t>顺磁性</w:t>
       </w:r>
@@ -1837,7 +1837,7 @@
       </w:r>
       <w:r>
         <w:rPr>
-          <w:rFonts w:hint="eastAsia" w:ascii="Times New Roman" w:hAnsi="Times New Roman" w:eastAsia="SimSun" w:cs="Times New Roman"/>
+          <w:rFonts w:hint="eastAsia" w:ascii="Times New Roman" w:hAnsi="Times New Roman" w:eastAsia="FangSong" w:cs="Times New Roman"/>
         </w:rPr>
         <w:t>但决赛真正常用的</w:t>
       </w:r>
@@ -1849,7 +1849,7 @@
       </w:r>
       <w:r>
         <w:rPr>
-          <w:rFonts w:hint="eastAsia" w:ascii="Times New Roman" w:hAnsi="Times New Roman" w:eastAsia="SimSun" w:cs="Times New Roman"/>
+          <w:rFonts w:hint="eastAsia" w:ascii="Times New Roman" w:hAnsi="Times New Roman" w:eastAsia="FangSong" w:cs="Times New Roman"/>
         </w:rPr>
         <w:t>是</w:t>
       </w:r>
@@ -1861,7 +1861,7 @@
       </w:r>
       <w:r>
         <w:rPr>
-          <w:rFonts w:hint="eastAsia" w:ascii="Times New Roman" w:hAnsi="Times New Roman" w:eastAsia="SimSun" w:cs="Times New Roman"/>
+          <w:rFonts w:hint="eastAsia" w:ascii="Times New Roman" w:hAnsi="Times New Roman" w:eastAsia="FangSong" w:cs="Times New Roman"/>
         </w:rPr>
         <w:t>带来的三个升级</w:t>
       </w:r>
@@ -1882,7 +1882,7 @@
       </w:pPr>
       <w:r>
         <w:rPr>
-          <w:rFonts w:hint="eastAsia" w:ascii="Times New Roman" w:hAnsi="Times New Roman" w:eastAsia="SimSun" w:cs="Times New Roman"/>
+          <w:rFonts w:hint="eastAsia" w:ascii="Times New Roman" w:hAnsi="Times New Roman" w:eastAsia="FangSong" w:cs="Times New Roman"/>
           <w:b/>
           <w:bCs/>
         </w:rPr>
@@ -1899,7 +1899,7 @@
       </w:pPr>
       <w:r>
         <w:rPr>
-          <w:rFonts w:hint="eastAsia" w:ascii="Times New Roman" w:hAnsi="Times New Roman" w:eastAsia="SimSun" w:cs="Times New Roman"/>
+          <w:rFonts w:hint="eastAsia" w:ascii="Times New Roman" w:hAnsi="Times New Roman" w:eastAsia="FangSong" w:cs="Times New Roman"/>
           <w:b/>
           <w:bCs/>
         </w:rPr>
@@ -1915,7 +1915,7 @@
       </w:r>
       <w:r>
         <w:rPr>
-          <w:rFonts w:hint="eastAsia" w:ascii="Times New Roman" w:hAnsi="Times New Roman" w:eastAsia="SimSun" w:cs="Times New Roman"/>
+          <w:rFonts w:hint="eastAsia" w:ascii="Times New Roman" w:hAnsi="Times New Roman" w:eastAsia="FangSong" w:cs="Times New Roman"/>
           <w:b/>
           <w:bCs/>
         </w:rPr>
@@ -1940,7 +1940,7 @@
       </w:pPr>
       <w:r>
         <w:rPr>
-          <w:rFonts w:hint="eastAsia" w:ascii="Times New Roman" w:hAnsi="Times New Roman" w:eastAsia="SimSun" w:cs="Times New Roman"/>
+          <w:rFonts w:hint="eastAsia" w:ascii="Times New Roman" w:hAnsi="Times New Roman" w:eastAsia="FangSong" w:cs="Times New Roman"/>
           <w:b/>
           <w:bCs/>
         </w:rPr>
@@ -1956,7 +1956,7 @@
       </w:r>
       <w:r>
         <w:rPr>
-          <w:rFonts w:hint="eastAsia" w:ascii="Times New Roman" w:hAnsi="Times New Roman" w:eastAsia="SimSun" w:cs="Times New Roman"/>
+          <w:rFonts w:hint="eastAsia" w:ascii="Times New Roman" w:hAnsi="Times New Roman" w:eastAsia="FangSong" w:cs="Times New Roman"/>
           <w:b/>
           <w:bCs/>
         </w:rPr>
@@ -1972,7 +1972,7 @@
       </w:r>
       <w:r>
         <w:rPr>
-          <w:rFonts w:hint="eastAsia" w:ascii="Times New Roman" w:hAnsi="Times New Roman" w:eastAsia="SimSun" w:cs="Times New Roman"/>
+          <w:rFonts w:hint="eastAsia" w:ascii="Times New Roman" w:hAnsi="Times New Roman" w:eastAsia="FangSong" w:cs="Times New Roman"/>
           <w:b/>
           <w:bCs/>
         </w:rPr>
@@ -1985,7 +1985,7 @@
       </w:pPr>
       <w:r>
         <w:rPr>
-          <w:rFonts w:hint="eastAsia" w:ascii="Times New Roman" w:hAnsi="Times New Roman" w:eastAsia="SimSun" w:cs="Times New Roman"/>
+          <w:rFonts w:hint="eastAsia" w:ascii="Times New Roman" w:hAnsi="Times New Roman" w:eastAsia="FangSong" w:cs="Times New Roman"/>
         </w:rPr>
         <w:t>这也是为什么近年的结构题</w:t>
       </w:r>
@@ -1997,7 +1997,7 @@
       </w:r>
       <w:r>
         <w:rPr>
-          <w:rFonts w:hint="eastAsia" w:ascii="Times New Roman" w:hAnsi="Times New Roman" w:eastAsia="SimSun" w:cs="Times New Roman"/>
+          <w:rFonts w:hint="eastAsia" w:ascii="Times New Roman" w:hAnsi="Times New Roman" w:eastAsia="FangSong" w:cs="Times New Roman"/>
         </w:rPr>
         <w:t>越来越爱考</w:t>
       </w:r>
@@ -2018,7 +2018,7 @@
       </w:pPr>
       <w:r>
         <w:rPr>
-          <w:rFonts w:hint="eastAsia" w:ascii="Times New Roman" w:hAnsi="Times New Roman" w:eastAsia="SimSun" w:cs="Times New Roman"/>
+          <w:rFonts w:hint="eastAsia" w:ascii="Times New Roman" w:hAnsi="Times New Roman" w:eastAsia="FangSong" w:cs="Times New Roman"/>
         </w:rPr>
         <w:t xml:space="preserve">缺电子主族化合物</w:t>
       </w:r>
@@ -2039,7 +2039,7 @@
       </w:r>
       <w:r>
         <w:rPr>
-          <w:rFonts w:hint="eastAsia" w:ascii="Times New Roman" w:hAnsi="Times New Roman" w:eastAsia="SimSun" w:cs="Times New Roman"/>
+          <w:rFonts w:hint="eastAsia" w:ascii="Times New Roman" w:hAnsi="Times New Roman" w:eastAsia="FangSong" w:cs="Times New Roman"/>
         </w:rPr>
         <w:t xml:space="preserve">多中心键</w:t>
       </w:r>
@@ -2100,7 +2100,7 @@
       </w:r>
       <w:r>
         <w:rPr>
-          <w:rFonts w:hint="eastAsia" w:ascii="Times New Roman" w:hAnsi="Times New Roman" w:eastAsia="SimSun" w:cs="Times New Roman"/>
+          <w:rFonts w:hint="eastAsia" w:ascii="Times New Roman" w:hAnsi="Times New Roman" w:eastAsia="FangSong" w:cs="Times New Roman"/>
         </w:rPr>
         <w:t xml:space="preserve">能隙</w:t>
       </w:r>
@@ -2121,7 +2121,7 @@
       </w:r>
       <w:r>
         <w:rPr>
-          <w:rFonts w:hint="eastAsia" w:ascii="Times New Roman" w:hAnsi="Times New Roman" w:eastAsia="SimSun" w:cs="Times New Roman"/>
+          <w:rFonts w:hint="eastAsia" w:ascii="Times New Roman" w:hAnsi="Times New Roman" w:eastAsia="FangSong" w:cs="Times New Roman"/>
         </w:rPr>
         <w:t xml:space="preserve">与对称性匹配</w:t>
       </w:r>
@@ -2136,7 +2136,7 @@
       </w:pPr>
       <w:r>
         <w:rPr>
-          <w:rFonts w:hint="eastAsia" w:ascii="Times New Roman" w:hAnsi="Times New Roman" w:eastAsia="SimSun" w:cs="Times New Roman"/>
+          <w:rFonts w:hint="eastAsia" w:ascii="Times New Roman" w:hAnsi="Times New Roman" w:eastAsia="FangSong" w:cs="Times New Roman"/>
         </w:rPr>
         <w:t xml:space="preserve">芳香</w:t>
       </w:r>
@@ -2148,7 +2148,7 @@
       </w:r>
       <w:r>
         <w:rPr>
-          <w:rFonts w:hint="eastAsia" w:ascii="Times New Roman" w:hAnsi="Times New Roman" w:eastAsia="SimSun" w:cs="Times New Roman"/>
+          <w:rFonts w:hint="eastAsia" w:ascii="Times New Roman" w:hAnsi="Times New Roman" w:eastAsia="FangSong" w:cs="Times New Roman"/>
         </w:rPr>
         <w:t xml:space="preserve">反芳香</w:t>
       </w:r>
@@ -2160,7 +2160,7 @@
       </w:r>
       <w:r>
         <w:rPr>
-          <w:rFonts w:hint="eastAsia" w:ascii="Times New Roman" w:hAnsi="Times New Roman" w:eastAsia="SimSun" w:cs="Times New Roman"/>
+          <w:rFonts w:hint="eastAsia" w:ascii="Times New Roman" w:hAnsi="Times New Roman" w:eastAsia="FangSong" w:cs="Times New Roman"/>
         </w:rPr>
         <w:t xml:space="preserve">非芳香</w:t>
       </w:r>
@@ -2259,7 +2259,7 @@
       </w:pPr>
       <w:r>
         <w:rPr>
-          <w:rFonts w:hint="eastAsia" w:ascii="Times New Roman" w:hAnsi="Times New Roman" w:eastAsia="SimSun" w:cs="Times New Roman"/>
+          <w:rFonts w:hint="eastAsia" w:ascii="Times New Roman" w:hAnsi="Times New Roman" w:eastAsia="FangSong" w:cs="Times New Roman"/>
         </w:rPr>
         <w:t xml:space="preserve">以乙硼烷</w:t>
       </w:r>
@@ -2303,7 +2303,7 @@
       </w:r>
       <w:r>
         <w:rPr>
-          <w:rFonts w:hint="eastAsia" w:ascii="Times New Roman" w:hAnsi="Times New Roman" w:eastAsia="SimSun" w:cs="Times New Roman"/>
+          <w:rFonts w:hint="eastAsia" w:ascii="Times New Roman" w:hAnsi="Times New Roman" w:eastAsia="FangSong" w:cs="Times New Roman"/>
         </w:rPr>
         <w:t>为代表的缺电子体系</w:t>
       </w:r>
@@ -2315,7 +2315,7 @@
       </w:r>
       <w:r>
         <w:rPr>
-          <w:rFonts w:hint="eastAsia" w:ascii="Times New Roman" w:hAnsi="Times New Roman" w:eastAsia="SimSun" w:cs="Times New Roman"/>
+          <w:rFonts w:hint="eastAsia" w:ascii="Times New Roman" w:hAnsi="Times New Roman" w:eastAsia="FangSong" w:cs="Times New Roman"/>
         </w:rPr>
         <w:t>若强行按</w:t>
       </w:r>
@@ -2327,7 +2327,7 @@
       </w:r>
       <w:r>
         <w:rPr>
-          <w:rFonts w:hint="eastAsia" w:ascii="Times New Roman" w:hAnsi="Times New Roman" w:eastAsia="SimSun" w:cs="Times New Roman"/>
+          <w:rFonts w:hint="eastAsia" w:ascii="Times New Roman" w:hAnsi="Times New Roman" w:eastAsia="FangSong" w:cs="Times New Roman"/>
         </w:rPr>
         <w:t>每个</w:t>
       </w:r>
@@ -2339,7 +2339,7 @@
       </w:r>
       <w:r>
         <w:rPr>
-          <w:rFonts w:hint="eastAsia" w:ascii="Times New Roman" w:hAnsi="Times New Roman" w:eastAsia="SimSun" w:cs="Times New Roman"/>
+          <w:rFonts w:hint="eastAsia" w:ascii="Times New Roman" w:hAnsi="Times New Roman" w:eastAsia="FangSong" w:cs="Times New Roman"/>
         </w:rPr>
         <w:t xml:space="preserve">只靠普通</w:t>
       </w:r>
@@ -2351,7 +2351,7 @@
       </w:r>
       <w:r>
         <w:rPr>
-          <w:rFonts w:hint="eastAsia" w:ascii="Times New Roman" w:hAnsi="Times New Roman" w:eastAsia="SimSun" w:cs="Times New Roman"/>
+          <w:rFonts w:hint="eastAsia" w:ascii="Times New Roman" w:hAnsi="Times New Roman" w:eastAsia="FangSong" w:cs="Times New Roman"/>
         </w:rPr>
         <w:t>键满足八隅体</w:t>
       </w:r>
@@ -2363,7 +2363,7 @@
       </w:r>
       <w:r>
         <w:rPr>
-          <w:rFonts w:hint="eastAsia" w:ascii="Times New Roman" w:hAnsi="Times New Roman" w:eastAsia="SimSun" w:cs="Times New Roman"/>
+          <w:rFonts w:hint="eastAsia" w:ascii="Times New Roman" w:hAnsi="Times New Roman" w:eastAsia="FangSong" w:cs="Times New Roman"/>
         </w:rPr>
         <w:t>来画</w:t>
       </w:r>
@@ -2375,7 +2375,7 @@
       </w:r>
       <w:r>
         <w:rPr>
-          <w:rFonts w:hint="eastAsia" w:ascii="Times New Roman" w:hAnsi="Times New Roman" w:eastAsia="SimSun" w:cs="Times New Roman"/>
+          <w:rFonts w:hint="eastAsia" w:ascii="Times New Roman" w:hAnsi="Times New Roman" w:eastAsia="FangSong" w:cs="Times New Roman"/>
         </w:rPr>
         <w:t>就会出问题</w:t>
       </w:r>
@@ -2393,7 +2393,7 @@
       </w:r>
       <w:r>
         <w:rPr>
-          <w:rFonts w:hint="eastAsia" w:ascii="Times New Roman" w:hAnsi="Times New Roman" w:eastAsia="SimSun" w:cs="Times New Roman"/>
+          <w:rFonts w:hint="eastAsia" w:ascii="Times New Roman" w:hAnsi="Times New Roman" w:eastAsia="FangSong" w:cs="Times New Roman"/>
         </w:rPr>
         <w:t>真正的关键是</w:t>
       </w:r>
@@ -2405,7 +2405,7 @@
       </w:r>
       <w:r>
         <w:rPr>
-          <w:rFonts w:hint="eastAsia" w:ascii="Times New Roman" w:hAnsi="Times New Roman" w:eastAsia="SimSun" w:cs="Times New Roman"/>
+          <w:rFonts w:hint="eastAsia" w:ascii="Times New Roman" w:hAnsi="Times New Roman" w:eastAsia="FangSong" w:cs="Times New Roman"/>
           <w:b/>
           <w:bCs/>
         </w:rPr>
@@ -2426,7 +2426,7 @@
       </w:pPr>
       <w:r>
         <w:rPr>
-          <w:rFonts w:hint="eastAsia" w:ascii="Times New Roman" w:hAnsi="Times New Roman" w:eastAsia="SimSun" w:cs="Times New Roman"/>
+          <w:rFonts w:hint="eastAsia" w:ascii="Times New Roman" w:hAnsi="Times New Roman" w:eastAsia="FangSong" w:cs="Times New Roman"/>
         </w:rPr>
         <w:t>这时更自然的图像是</w:t>
       </w:r>
@@ -2447,7 +2447,7 @@
       </w:pPr>
       <w:r>
         <w:rPr>
-          <w:rFonts w:hint="eastAsia" w:ascii="Times New Roman" w:hAnsi="Times New Roman" w:eastAsia="SimSun" w:cs="Times New Roman"/>
+          <w:rFonts w:hint="eastAsia" w:ascii="Times New Roman" w:hAnsi="Times New Roman" w:eastAsia="FangSong" w:cs="Times New Roman"/>
         </w:rPr>
         <w:t xml:space="preserve">终端</w:t>
       </w:r>
@@ -2459,7 +2459,7 @@
       </w:r>
       <w:r>
         <w:rPr>
-          <w:rFonts w:hint="eastAsia" w:ascii="Times New Roman" w:hAnsi="Times New Roman" w:eastAsia="SimSun" w:cs="Times New Roman"/>
+          <w:rFonts w:hint="eastAsia" w:ascii="Times New Roman" w:hAnsi="Times New Roman" w:eastAsia="FangSong" w:cs="Times New Roman"/>
         </w:rPr>
         <w:t xml:space="preserve">键仍可近似看作普通</w:t>
       </w:r>
@@ -2480,7 +2480,7 @@
       </w:pPr>
       <w:r>
         <w:rPr>
-          <w:rFonts w:hint="eastAsia" w:ascii="Times New Roman" w:hAnsi="Times New Roman" w:eastAsia="SimSun" w:cs="Times New Roman"/>
+          <w:rFonts w:hint="eastAsia" w:ascii="Times New Roman" w:hAnsi="Times New Roman" w:eastAsia="FangSong" w:cs="Times New Roman"/>
         </w:rPr>
         <w:t xml:space="preserve">桥氢部分则是</w:t>
       </w:r>
@@ -2492,7 +2492,7 @@
       </w:r>
       <w:r>
         <w:rPr>
-          <w:rFonts w:hint="eastAsia" w:ascii="Times New Roman" w:hAnsi="Times New Roman" w:eastAsia="SimSun" w:cs="Times New Roman"/>
+          <w:rFonts w:hint="eastAsia" w:ascii="Times New Roman" w:hAnsi="Times New Roman" w:eastAsia="FangSong" w:cs="Times New Roman"/>
           <w:b/>
           <w:bCs/>
         </w:rPr>
@@ -2506,7 +2506,7 @@
       </w:r>
       <w:r>
         <w:rPr>
-          <w:rFonts w:hint="eastAsia" w:ascii="Times New Roman" w:hAnsi="Times New Roman" w:eastAsia="SimSun" w:cs="Times New Roman"/>
+          <w:rFonts w:hint="eastAsia" w:ascii="Times New Roman" w:hAnsi="Times New Roman" w:eastAsia="FangSong" w:cs="Times New Roman"/>
         </w:rPr>
         <w:t>即</w:t>
       </w:r>
@@ -2543,7 +2543,7 @@
       </w:pPr>
       <w:r>
         <w:rPr>
-          <w:rFonts w:hint="eastAsia" w:ascii="Times New Roman" w:hAnsi="Times New Roman" w:eastAsia="SimSun" w:cs="Times New Roman"/>
+          <w:rFonts w:hint="eastAsia" w:ascii="Times New Roman" w:hAnsi="Times New Roman" w:eastAsia="FangSong" w:cs="Times New Roman"/>
         </w:rPr>
         <w:t>把三个近似共线的原子轨道组合起来</w:t>
       </w:r>
@@ -2555,7 +2555,7 @@
       </w:r>
       <w:r>
         <w:rPr>
-          <w:rFonts w:hint="eastAsia" w:ascii="Times New Roman" w:hAnsi="Times New Roman" w:eastAsia="SimSun" w:cs="Times New Roman"/>
+          <w:rFonts w:hint="eastAsia" w:ascii="Times New Roman" w:hAnsi="Times New Roman" w:eastAsia="FangSong" w:cs="Times New Roman"/>
         </w:rPr>
         <w:t>会得到三条</w:t>
       </w:r>
@@ -2582,7 +2582,7 @@
       </w:pPr>
       <w:r>
         <w:rPr>
-          <w:rFonts w:hint="eastAsia" w:ascii="Times New Roman" w:hAnsi="Times New Roman" w:eastAsia="SimSun" w:cs="Times New Roman"/>
+          <w:rFonts w:hint="eastAsia" w:ascii="Times New Roman" w:hAnsi="Times New Roman" w:eastAsia="FangSong" w:cs="Times New Roman"/>
         </w:rPr>
         <w:t xml:space="preserve">低能成键轨道</w:t>
       </w:r>
@@ -2597,7 +2597,7 @@
       </w:pPr>
       <w:r>
         <w:rPr>
-          <w:rFonts w:hint="eastAsia" w:ascii="Times New Roman" w:hAnsi="Times New Roman" w:eastAsia="SimSun" w:cs="Times New Roman"/>
+          <w:rFonts w:hint="eastAsia" w:ascii="Times New Roman" w:hAnsi="Times New Roman" w:eastAsia="FangSong" w:cs="Times New Roman"/>
         </w:rPr>
         <w:t xml:space="preserve">中间近似非键轨道</w:t>
       </w:r>
@@ -2612,7 +2612,7 @@
       </w:pPr>
       <w:r>
         <w:rPr>
-          <w:rFonts w:hint="eastAsia" w:ascii="Times New Roman" w:hAnsi="Times New Roman" w:eastAsia="SimSun" w:cs="Times New Roman"/>
+          <w:rFonts w:hint="eastAsia" w:ascii="Times New Roman" w:hAnsi="Times New Roman" w:eastAsia="FangSong" w:cs="Times New Roman"/>
         </w:rPr>
         <w:t xml:space="preserve">高能反键轨道</w:t>
       </w:r>
@@ -2623,7 +2623,7 @@
       </w:pPr>
       <w:r>
         <w:rPr>
-          <w:rFonts w:hint="eastAsia" w:ascii="Times New Roman" w:hAnsi="Times New Roman" w:eastAsia="SimSun" w:cs="Times New Roman"/>
+          <w:rFonts w:hint="eastAsia" w:ascii="Times New Roman" w:hAnsi="Times New Roman" w:eastAsia="FangSong" w:cs="Times New Roman"/>
         </w:rPr>
         <w:t xml:space="preserve">若总共有</w:t>
       </w:r>
@@ -2635,7 +2635,7 @@
       </w:r>
       <w:r>
         <w:rPr>
-          <w:rFonts w:hint="eastAsia" w:ascii="Times New Roman" w:hAnsi="Times New Roman" w:eastAsia="SimSun" w:cs="Times New Roman"/>
+          <w:rFonts w:hint="eastAsia" w:ascii="Times New Roman" w:hAnsi="Times New Roman" w:eastAsia="FangSong" w:cs="Times New Roman"/>
         </w:rPr>
         <w:t>个电子</w:t>
       </w:r>
@@ -2647,7 +2647,7 @@
       </w:r>
       <w:r>
         <w:rPr>
-          <w:rFonts w:hint="eastAsia" w:ascii="Times New Roman" w:hAnsi="Times New Roman" w:eastAsia="SimSun" w:cs="Times New Roman"/>
+          <w:rFonts w:hint="eastAsia" w:ascii="Times New Roman" w:hAnsi="Times New Roman" w:eastAsia="FangSong" w:cs="Times New Roman"/>
         </w:rPr>
         <w:t>就只占据最低的成键轨道</w:t>
       </w:r>
@@ -2659,7 +2659,7 @@
       </w:r>
       <w:r>
         <w:rPr>
-          <w:rFonts w:hint="eastAsia" w:ascii="Times New Roman" w:hAnsi="Times New Roman" w:eastAsia="SimSun" w:cs="Times New Roman"/>
+          <w:rFonts w:hint="eastAsia" w:ascii="Times New Roman" w:hAnsi="Times New Roman" w:eastAsia="FangSong" w:cs="Times New Roman"/>
         </w:rPr>
         <w:t>于是得到</w:t>
       </w:r>
@@ -2680,7 +2680,7 @@
       </w:pPr>
       <w:r>
         <w:rPr>
-          <w:rFonts w:hint="eastAsia" w:ascii="Times New Roman" w:hAnsi="Times New Roman" w:eastAsia="SimSun" w:cs="Times New Roman"/>
+          <w:rFonts w:hint="eastAsia" w:ascii="Times New Roman" w:hAnsi="Times New Roman" w:eastAsia="FangSong" w:cs="Times New Roman"/>
         </w:rPr>
         <w:t xml:space="preserve">三个原子之间存在净稳定化</w:t>
       </w:r>
@@ -2695,7 +2695,7 @@
       </w:pPr>
       <w:r>
         <w:rPr>
-          <w:rFonts w:hint="eastAsia" w:ascii="Times New Roman" w:hAnsi="Times New Roman" w:eastAsia="SimSun" w:cs="Times New Roman"/>
+          <w:rFonts w:hint="eastAsia" w:ascii="Times New Roman" w:hAnsi="Times New Roman" w:eastAsia="FangSong" w:cs="Times New Roman"/>
         </w:rPr>
         <w:t>但稳定化程度小于两中心双电子</w:t>
       </w:r>
@@ -2707,7 +2707,7 @@
       </w:r>
       <w:r>
         <w:rPr>
-          <w:rFonts w:hint="eastAsia" w:ascii="Times New Roman" w:hAnsi="Times New Roman" w:eastAsia="SimSun" w:cs="Times New Roman"/>
+          <w:rFonts w:hint="eastAsia" w:ascii="Times New Roman" w:hAnsi="Times New Roman" w:eastAsia="FangSong" w:cs="Times New Roman"/>
         </w:rPr>
         <w:t>纯局域成键</w:t>
       </w:r>
@@ -2728,7 +2728,7 @@
       </w:pPr>
       <w:r>
         <w:rPr>
-          <w:rFonts w:hint="eastAsia" w:ascii="Times New Roman" w:hAnsi="Times New Roman" w:eastAsia="SimSun" w:cs="Times New Roman"/>
+          <w:rFonts w:hint="eastAsia" w:ascii="Times New Roman" w:hAnsi="Times New Roman" w:eastAsia="FangSong" w:cs="Times New Roman"/>
         </w:rPr>
         <w:t xml:space="preserve">电子密度分散在三个中心上</w:t>
       </w:r>
@@ -2739,7 +2739,7 @@
       </w:pPr>
       <w:r>
         <w:rPr>
-          <w:rFonts w:hint="eastAsia" w:ascii="Times New Roman" w:hAnsi="Times New Roman" w:eastAsia="SimSun" w:cs="Times New Roman"/>
+          <w:rFonts w:hint="eastAsia" w:ascii="Times New Roman" w:hAnsi="Times New Roman" w:eastAsia="FangSong" w:cs="Times New Roman"/>
         </w:rPr>
         <w:t xml:space="preserve">这就是</w:t>
       </w:r>
@@ -2751,7 +2751,7 @@
       </w:r>
       <w:r>
         <w:rPr>
-          <w:rFonts w:hint="eastAsia" w:ascii="Times New Roman" w:hAnsi="Times New Roman" w:eastAsia="SimSun" w:cs="Times New Roman"/>
+          <w:rFonts w:hint="eastAsia" w:ascii="Times New Roman" w:hAnsi="Times New Roman" w:eastAsia="FangSong" w:cs="Times New Roman"/>
         </w:rPr>
         <w:t>的本质</w:t>
       </w:r>
@@ -2768,7 +2768,7 @@
       </w:pPr>
       <w:r>
         <w:rPr>
-          <w:rFonts w:hint="eastAsia" w:ascii="Times New Roman" w:hAnsi="Times New Roman" w:eastAsia="SimSun" w:cs="Times New Roman"/>
+          <w:rFonts w:hint="eastAsia" w:ascii="Times New Roman" w:hAnsi="Times New Roman" w:eastAsia="FangSong" w:cs="Times New Roman"/>
           <w:b/>
           <w:bCs/>
         </w:rPr>
@@ -2788,7 +2788,7 @@
       </w:r>
       <w:r>
         <w:rPr>
-          <w:rFonts w:hint="eastAsia" w:ascii="Times New Roman" w:hAnsi="Times New Roman" w:eastAsia="SimSun" w:cs="Times New Roman"/>
+          <w:rFonts w:hint="eastAsia" w:ascii="Times New Roman" w:hAnsi="Times New Roman" w:eastAsia="FangSong" w:cs="Times New Roman"/>
         </w:rPr>
         <w:t>不是</w:t>
       </w:r>
@@ -2800,7 +2800,7 @@
       </w:r>
       <w:r>
         <w:rPr>
-          <w:rFonts w:hint="eastAsia" w:ascii="Times New Roman" w:hAnsi="Times New Roman" w:eastAsia="SimSun" w:cs="Times New Roman"/>
+          <w:rFonts w:hint="eastAsia" w:ascii="Times New Roman" w:hAnsi="Times New Roman" w:eastAsia="FangSong" w:cs="Times New Roman"/>
         </w:rPr>
         <w:t>有一条普通单键再外加一个配位键</w:t>
       </w:r>
@@ -2812,7 +2812,7 @@
       </w:r>
       <w:r>
         <w:rPr>
-          <w:rFonts w:hint="eastAsia" w:ascii="Times New Roman" w:hAnsi="Times New Roman" w:eastAsia="SimSun" w:cs="Times New Roman"/>
+          <w:rFonts w:hint="eastAsia" w:ascii="Times New Roman" w:hAnsi="Times New Roman" w:eastAsia="FangSong" w:cs="Times New Roman"/>
         </w:rPr>
         <w:t>而是三个中心共同分享一对电子</w:t>
       </w:r>
@@ -2849,7 +2849,7 @@
       </w:pPr>
       <w:r>
         <w:rPr>
-          <w:rFonts w:hint="eastAsia" w:ascii="Times New Roman" w:hAnsi="Times New Roman" w:eastAsia="SimSun" w:cs="Times New Roman"/>
+          <w:rFonts w:hint="eastAsia" w:ascii="Times New Roman" w:hAnsi="Times New Roman" w:eastAsia="FangSong" w:cs="Times New Roman"/>
         </w:rPr>
         <w:t>近五年里</w:t>
       </w:r>
@@ -2861,7 +2861,7 @@
       </w:r>
       <w:r>
         <w:rPr>
-          <w:rFonts w:hint="eastAsia" w:ascii="Times New Roman" w:hAnsi="Times New Roman" w:eastAsia="SimSun" w:cs="Times New Roman"/>
+          <w:rFonts w:hint="eastAsia" w:ascii="Times New Roman" w:hAnsi="Times New Roman" w:eastAsia="FangSong" w:cs="Times New Roman"/>
         </w:rPr>
         <w:t>这类题并不只出现在</w:t>
       </w:r>
@@ -2873,7 +2873,7 @@
       </w:r>
       <w:r>
         <w:rPr>
-          <w:rFonts w:hint="eastAsia" w:ascii="Times New Roman" w:hAnsi="Times New Roman" w:eastAsia="SimSun" w:cs="Times New Roman"/>
+          <w:rFonts w:hint="eastAsia" w:ascii="Times New Roman" w:hAnsi="Times New Roman" w:eastAsia="FangSong" w:cs="Times New Roman"/>
         </w:rPr>
         <w:t>老牌硼烷题</w:t>
       </w:r>
@@ -2885,7 +2885,7 @@
       </w:r>
       <w:r>
         <w:rPr>
-          <w:rFonts w:hint="eastAsia" w:ascii="Times New Roman" w:hAnsi="Times New Roman" w:eastAsia="SimSun" w:cs="Times New Roman"/>
+          <w:rFonts w:hint="eastAsia" w:ascii="Times New Roman" w:hAnsi="Times New Roman" w:eastAsia="FangSong" w:cs="Times New Roman"/>
         </w:rPr>
         <w:t>里</w:t>
       </w:r>
@@ -2897,7 +2897,7 @@
       </w:r>
       <w:r>
         <w:rPr>
-          <w:rFonts w:hint="eastAsia" w:ascii="Times New Roman" w:hAnsi="Times New Roman" w:eastAsia="SimSun" w:cs="Times New Roman"/>
+          <w:rFonts w:hint="eastAsia" w:ascii="Times New Roman" w:hAnsi="Times New Roman" w:eastAsia="FangSong" w:cs="Times New Roman"/>
         </w:rPr>
         <w:t>而是不断换外衣</w:t>
       </w:r>
@@ -2918,7 +2918,7 @@
       </w:pPr>
       <w:r>
         <w:rPr>
-          <w:rFonts w:hint="eastAsia" w:ascii="Times New Roman" w:hAnsi="Times New Roman" w:eastAsia="SimSun" w:cs="Times New Roman"/>
+          <w:rFonts w:hint="eastAsia" w:ascii="Times New Roman" w:hAnsi="Times New Roman" w:eastAsia="FangSong" w:cs="Times New Roman"/>
         </w:rPr>
         <w:t>题</w:t>
       </w:r>
@@ -2930,7 +2930,7 @@
       </w:r>
       <w:r>
         <w:rPr>
-          <w:rFonts w:hint="eastAsia" w:ascii="Times New Roman" w:hAnsi="Times New Roman" w:eastAsia="SimSun" w:cs="Times New Roman"/>
+          <w:rFonts w:hint="eastAsia" w:ascii="Times New Roman" w:hAnsi="Times New Roman" w:eastAsia="FangSong" w:cs="Times New Roman"/>
         </w:rPr>
         <w:t>决理</w:t>
       </w:r>
@@ -2942,7 +2942,7 @@
       </w:r>
       <w:r>
         <w:rPr>
-          <w:rFonts w:hint="eastAsia" w:ascii="Times New Roman" w:hAnsi="Times New Roman" w:eastAsia="SimSun" w:cs="Times New Roman"/>
+          <w:rFonts w:hint="eastAsia" w:ascii="Times New Roman" w:hAnsi="Times New Roman" w:eastAsia="FangSong" w:cs="Times New Roman"/>
         </w:rPr>
         <w:t>铍类化合物的结构和性质</w:t>
       </w:r>
@@ -2954,7 +2954,7 @@
       </w:r>
       <w:r>
         <w:rPr>
-          <w:rFonts w:hint="eastAsia" w:ascii="Times New Roman" w:hAnsi="Times New Roman" w:eastAsia="SimSun" w:cs="Times New Roman"/>
+          <w:rFonts w:hint="eastAsia" w:ascii="Times New Roman" w:hAnsi="Times New Roman" w:eastAsia="FangSong" w:cs="Times New Roman"/>
         </w:rPr>
         <w:t>考缺电子主族元素的成键方式</w:t>
       </w:r>
@@ -2966,7 +2966,7 @@
       </w:r>
       <w:r>
         <w:rPr>
-          <w:rFonts w:hint="eastAsia" w:ascii="Times New Roman" w:hAnsi="Times New Roman" w:eastAsia="SimSun" w:cs="Times New Roman"/>
+          <w:rFonts w:hint="eastAsia" w:ascii="Times New Roman" w:hAnsi="Times New Roman" w:eastAsia="FangSong" w:cs="Times New Roman"/>
         </w:rPr>
         <w:t>动态结构与键长变化</w:t>
       </w:r>
@@ -2981,7 +2981,7 @@
       </w:pPr>
       <w:r>
         <w:rPr>
-          <w:rFonts w:hint="eastAsia" w:ascii="Times New Roman" w:hAnsi="Times New Roman" w:eastAsia="SimSun" w:cs="Times New Roman"/>
+          <w:rFonts w:hint="eastAsia" w:ascii="Times New Roman" w:hAnsi="Times New Roman" w:eastAsia="FangSong" w:cs="Times New Roman"/>
         </w:rPr>
         <w:t>题</w:t>
       </w:r>
@@ -2993,7 +2993,7 @@
       </w:r>
       <w:r>
         <w:rPr>
-          <w:rFonts w:hint="eastAsia" w:ascii="Times New Roman" w:hAnsi="Times New Roman" w:eastAsia="SimSun" w:cs="Times New Roman"/>
+          <w:rFonts w:hint="eastAsia" w:ascii="Times New Roman" w:hAnsi="Times New Roman" w:eastAsia="FangSong" w:cs="Times New Roman"/>
         </w:rPr>
         <w:t>决理</w:t>
       </w:r>
@@ -3005,7 +3005,7 @@
       </w:r>
       <w:r>
         <w:rPr>
-          <w:rFonts w:hint="eastAsia" w:ascii="Times New Roman" w:hAnsi="Times New Roman" w:eastAsia="SimSun" w:cs="Times New Roman"/>
+          <w:rFonts w:hint="eastAsia" w:ascii="Times New Roman" w:hAnsi="Times New Roman" w:eastAsia="FangSong" w:cs="Times New Roman"/>
         </w:rPr>
         <w:t>硼和硅元素化学</w:t>
       </w:r>
@@ -3017,7 +3017,7 @@
       </w:r>
       <w:r>
         <w:rPr>
-          <w:rFonts w:hint="eastAsia" w:ascii="Times New Roman" w:hAnsi="Times New Roman" w:eastAsia="SimSun" w:cs="Times New Roman"/>
+          <w:rFonts w:hint="eastAsia" w:ascii="Times New Roman" w:hAnsi="Times New Roman" w:eastAsia="FangSong" w:cs="Times New Roman"/>
         </w:rPr>
         <w:t>考低配位主族元素</w:t>
       </w:r>
@@ -3029,7 +3029,7 @@
       </w:r>
       <w:r>
         <w:rPr>
-          <w:rFonts w:hint="eastAsia" w:ascii="Times New Roman" w:hAnsi="Times New Roman" w:eastAsia="SimSun" w:cs="Times New Roman"/>
+          <w:rFonts w:hint="eastAsia" w:ascii="Times New Roman" w:hAnsi="Times New Roman" w:eastAsia="FangSong" w:cs="Times New Roman"/>
         </w:rPr>
         <w:t>缺电子体系和芳香性判断</w:t>
       </w:r>
@@ -3044,7 +3044,7 @@
       </w:pPr>
       <w:r>
         <w:rPr>
-          <w:rFonts w:hint="eastAsia" w:ascii="Times New Roman" w:hAnsi="Times New Roman" w:eastAsia="SimSun" w:cs="Times New Roman"/>
+          <w:rFonts w:hint="eastAsia" w:ascii="Times New Roman" w:hAnsi="Times New Roman" w:eastAsia="FangSong" w:cs="Times New Roman"/>
         </w:rPr>
         <w:t>题</w:t>
       </w:r>
@@ -3056,7 +3056,7 @@
       </w:r>
       <w:r>
         <w:rPr>
-          <w:rFonts w:hint="eastAsia" w:ascii="Times New Roman" w:hAnsi="Times New Roman" w:eastAsia="SimSun" w:cs="Times New Roman"/>
+          <w:rFonts w:hint="eastAsia" w:ascii="Times New Roman" w:hAnsi="Times New Roman" w:eastAsia="FangSong" w:cs="Times New Roman"/>
         </w:rPr>
         <w:t>决理</w:t>
       </w:r>
@@ -3068,7 +3068,7 @@
       </w:r>
       <w:r>
         <w:rPr>
-          <w:rFonts w:hint="eastAsia" w:ascii="Times New Roman" w:hAnsi="Times New Roman" w:eastAsia="SimSun" w:cs="Times New Roman"/>
+          <w:rFonts w:hint="eastAsia" w:ascii="Times New Roman" w:hAnsi="Times New Roman" w:eastAsia="FangSong" w:cs="Times New Roman"/>
         </w:rPr>
         <w:t>碳正离子化学</w:t>
       </w:r>
@@ -3080,7 +3080,7 @@
       </w:r>
       <w:r>
         <w:rPr>
-          <w:rFonts w:hint="eastAsia" w:ascii="Times New Roman" w:hAnsi="Times New Roman" w:eastAsia="SimSun" w:cs="Times New Roman"/>
+          <w:rFonts w:hint="eastAsia" w:ascii="Times New Roman" w:hAnsi="Times New Roman" w:eastAsia="FangSong" w:cs="Times New Roman"/>
         </w:rPr>
         <w:t>虽然属于有机题</w:t>
       </w:r>
@@ -3092,7 +3092,7 @@
       </w:r>
       <w:r>
         <w:rPr>
-          <w:rFonts w:hint="eastAsia" w:ascii="Times New Roman" w:hAnsi="Times New Roman" w:eastAsia="SimSun" w:cs="Times New Roman"/>
+          <w:rFonts w:hint="eastAsia" w:ascii="Times New Roman" w:hAnsi="Times New Roman" w:eastAsia="FangSong" w:cs="Times New Roman"/>
         </w:rPr>
         <w:t>但本质上直接要求画</w:t>
       </w:r>
@@ -3104,7 +3104,7 @@
       </w:r>
       <w:r>
         <w:rPr>
-          <w:rFonts w:hint="eastAsia" w:ascii="Times New Roman" w:hAnsi="Times New Roman" w:eastAsia="SimSun" w:cs="Times New Roman"/>
+          <w:rFonts w:hint="eastAsia" w:ascii="Times New Roman" w:hAnsi="Times New Roman" w:eastAsia="FangSong" w:cs="Times New Roman"/>
         </w:rPr>
         <w:t xml:space="preserve">的</w:t>
       </w:r>
@@ -3121,7 +3121,7 @@
       </w:pPr>
       <w:r>
         <w:rPr>
-          <w:rFonts w:hint="eastAsia" w:ascii="Times New Roman" w:hAnsi="Times New Roman" w:eastAsia="SimSun" w:cs="Times New Roman"/>
+          <w:rFonts w:hint="eastAsia" w:ascii="Times New Roman" w:hAnsi="Times New Roman" w:eastAsia="FangSong" w:cs="Times New Roman"/>
         </w:rPr>
         <w:t>这说明一个事实</w:t>
       </w:r>
@@ -3147,7 +3147,7 @@
       </w:r>
       <w:r>
         <w:rPr>
-          <w:rFonts w:hint="eastAsia" w:ascii="Times New Roman" w:hAnsi="Times New Roman" w:eastAsia="SimSun" w:cs="Times New Roman"/>
+          <w:rFonts w:hint="eastAsia" w:ascii="Times New Roman" w:hAnsi="Times New Roman" w:eastAsia="FangSong" w:cs="Times New Roman"/>
           <w:b/>
           <w:bCs/>
         </w:rPr>
@@ -3163,7 +3163,7 @@
       </w:r>
       <w:r>
         <w:rPr>
-          <w:rFonts w:hint="eastAsia" w:ascii="Times New Roman" w:hAnsi="Times New Roman" w:eastAsia="SimSun" w:cs="Times New Roman"/>
+          <w:rFonts w:hint="eastAsia" w:ascii="Times New Roman" w:hAnsi="Times New Roman" w:eastAsia="FangSong" w:cs="Times New Roman"/>
           <w:b/>
           <w:bCs/>
         </w:rPr>
@@ -3179,7 +3179,7 @@
       </w:r>
       <w:r>
         <w:rPr>
-          <w:rFonts w:hint="eastAsia" w:ascii="Times New Roman" w:hAnsi="Times New Roman" w:eastAsia="SimSun" w:cs="Times New Roman"/>
+          <w:rFonts w:hint="eastAsia" w:ascii="Times New Roman" w:hAnsi="Times New Roman" w:eastAsia="FangSong" w:cs="Times New Roman"/>
           <w:b/>
           <w:bCs/>
         </w:rPr>
@@ -3232,7 +3232,7 @@
       </w:pPr>
       <w:r>
         <w:rPr>
-          <w:rFonts w:hint="eastAsia" w:ascii="Times New Roman" w:hAnsi="Times New Roman" w:eastAsia="SimSun" w:cs="Times New Roman"/>
+          <w:rFonts w:hint="eastAsia" w:ascii="Times New Roman" w:hAnsi="Times New Roman" w:eastAsia="FangSong" w:cs="Times New Roman"/>
         </w:rPr>
         <w:t>题</w:t>
       </w:r>
@@ -3244,7 +3244,7 @@
       </w:r>
       <w:r>
         <w:rPr>
-          <w:rFonts w:hint="eastAsia" w:ascii="Times New Roman" w:hAnsi="Times New Roman" w:eastAsia="SimSun" w:cs="Times New Roman"/>
+          <w:rFonts w:hint="eastAsia" w:ascii="Times New Roman" w:hAnsi="Times New Roman" w:eastAsia="FangSong" w:cs="Times New Roman"/>
         </w:rPr>
         <w:t>决理</w:t>
       </w:r>
@@ -3256,7 +3256,7 @@
       </w:r>
       <w:r>
         <w:rPr>
-          <w:rFonts w:hint="eastAsia" w:ascii="Times New Roman" w:hAnsi="Times New Roman" w:eastAsia="SimSun" w:cs="Times New Roman"/>
+          <w:rFonts w:hint="eastAsia" w:ascii="Times New Roman" w:hAnsi="Times New Roman" w:eastAsia="FangSong" w:cs="Times New Roman"/>
         </w:rPr>
         <w:t>铍类化合物的结构和性质</w:t>
       </w:r>
@@ -3268,7 +3268,7 @@
       </w:r>
       <w:r>
         <w:rPr>
-          <w:rFonts w:hint="eastAsia" w:ascii="Times New Roman" w:hAnsi="Times New Roman" w:eastAsia="SimSun" w:cs="Times New Roman"/>
+          <w:rFonts w:hint="eastAsia" w:ascii="Times New Roman" w:hAnsi="Times New Roman" w:eastAsia="FangSong" w:cs="Times New Roman"/>
         </w:rPr>
         <w:t>的关键</w:t>
       </w:r>
@@ -3280,7 +3280,7 @@
       </w:r>
       <w:r>
         <w:rPr>
-          <w:rFonts w:hint="eastAsia" w:ascii="Times New Roman" w:hAnsi="Times New Roman" w:eastAsia="SimSun" w:cs="Times New Roman"/>
+          <w:rFonts w:hint="eastAsia" w:ascii="Times New Roman" w:hAnsi="Times New Roman" w:eastAsia="FangSong" w:cs="Times New Roman"/>
         </w:rPr>
         <w:t>不只是</w:t>
       </w:r>
@@ -3292,7 +3292,7 @@
       </w:r>
       <w:r>
         <w:rPr>
-          <w:rFonts w:hint="eastAsia" w:ascii="Times New Roman" w:hAnsi="Times New Roman" w:eastAsia="SimSun" w:cs="Times New Roman"/>
+          <w:rFonts w:hint="eastAsia" w:ascii="Times New Roman" w:hAnsi="Times New Roman" w:eastAsia="FangSong" w:cs="Times New Roman"/>
         </w:rPr>
         <w:t>会画结构</w:t>
       </w:r>
@@ -3304,7 +3304,7 @@
       </w:r>
       <w:r>
         <w:rPr>
-          <w:rFonts w:hint="eastAsia" w:ascii="Times New Roman" w:hAnsi="Times New Roman" w:eastAsia="SimSun" w:cs="Times New Roman"/>
+          <w:rFonts w:hint="eastAsia" w:ascii="Times New Roman" w:hAnsi="Times New Roman" w:eastAsia="FangSong" w:cs="Times New Roman"/>
         </w:rPr>
         <w:t>而是要意识到</w:t>
       </w:r>
@@ -3331,7 +3331,7 @@
       </w:r>
       <w:r>
         <w:rPr>
-          <w:rFonts w:hint="eastAsia" w:ascii="Times New Roman" w:hAnsi="Times New Roman" w:eastAsia="SimSun" w:cs="Times New Roman"/>
+          <w:rFonts w:hint="eastAsia" w:ascii="Times New Roman" w:hAnsi="Times New Roman" w:eastAsia="FangSong" w:cs="Times New Roman"/>
         </w:rPr>
         <w:t xml:space="preserve">是典型缺电子主族元素</w:t>
       </w:r>
@@ -3346,7 +3346,7 @@
       </w:pPr>
       <w:r>
         <w:rPr>
-          <w:rFonts w:hint="eastAsia" w:ascii="Times New Roman" w:hAnsi="Times New Roman" w:eastAsia="SimSun" w:cs="Times New Roman"/>
+          <w:rFonts w:hint="eastAsia" w:ascii="Times New Roman" w:hAnsi="Times New Roman" w:eastAsia="FangSong" w:cs="Times New Roman"/>
         </w:rPr>
         <w:t xml:space="preserve">它不必照搬过渡金属夹心配合物的图像</w:t>
       </w:r>
@@ -3361,7 +3361,7 @@
       </w:pPr>
       <w:r>
         <w:rPr>
-          <w:rFonts w:hint="eastAsia" w:ascii="Times New Roman" w:hAnsi="Times New Roman" w:eastAsia="SimSun" w:cs="Times New Roman"/>
+          <w:rFonts w:hint="eastAsia" w:ascii="Times New Roman" w:hAnsi="Times New Roman" w:eastAsia="FangSong" w:cs="Times New Roman"/>
         </w:rPr>
         <w:t>形式氧化态</w:t>
       </w:r>
@@ -3373,7 +3373,7 @@
       </w:r>
       <w:r>
         <w:rPr>
-          <w:rFonts w:hint="eastAsia" w:ascii="Times New Roman" w:hAnsi="Times New Roman" w:eastAsia="SimSun" w:cs="Times New Roman"/>
+          <w:rFonts w:hint="eastAsia" w:ascii="Times New Roman" w:hAnsi="Times New Roman" w:eastAsia="FangSong" w:cs="Times New Roman"/>
         </w:rPr>
         <w:t>局域路易斯式与真实电子离域可能并不完全一致</w:t>
       </w:r>
@@ -3384,7 +3384,7 @@
       </w:pPr>
       <w:r>
         <w:rPr>
-          <w:rFonts w:hint="eastAsia" w:ascii="Times New Roman" w:hAnsi="Times New Roman" w:eastAsia="SimSun" w:cs="Times New Roman"/>
+          <w:rFonts w:hint="eastAsia" w:ascii="Times New Roman" w:hAnsi="Times New Roman" w:eastAsia="FangSong" w:cs="Times New Roman"/>
         </w:rPr>
         <w:t>在这种题里</w:t>
       </w:r>
@@ -3396,7 +3396,7 @@
       </w:r>
       <w:r>
         <w:rPr>
-          <w:rFonts w:hint="eastAsia" w:ascii="Times New Roman" w:hAnsi="Times New Roman" w:eastAsia="SimSun" w:cs="Times New Roman"/>
+          <w:rFonts w:hint="eastAsia" w:ascii="Times New Roman" w:hAnsi="Times New Roman" w:eastAsia="FangSong" w:cs="Times New Roman"/>
         </w:rPr>
         <w:t>真正高分的思路通常是</w:t>
       </w:r>
@@ -3417,7 +3417,7 @@
       </w:pPr>
       <w:r>
         <w:rPr>
-          <w:rFonts w:hint="eastAsia" w:ascii="Times New Roman" w:hAnsi="Times New Roman" w:eastAsia="SimSun" w:cs="Times New Roman"/>
+          <w:rFonts w:hint="eastAsia" w:ascii="Times New Roman" w:hAnsi="Times New Roman" w:eastAsia="FangSong" w:cs="Times New Roman"/>
         </w:rPr>
         <w:t>先数电子</w:t>
       </w:r>
@@ -3429,7 +3429,7 @@
       </w:r>
       <w:r>
         <w:rPr>
-          <w:rFonts w:hint="eastAsia" w:ascii="Times New Roman" w:hAnsi="Times New Roman" w:eastAsia="SimSun" w:cs="Times New Roman"/>
+          <w:rFonts w:hint="eastAsia" w:ascii="Times New Roman" w:hAnsi="Times New Roman" w:eastAsia="FangSong" w:cs="Times New Roman"/>
         </w:rPr>
         <w:t>判断是否容易缺电子</w:t>
       </w:r>
@@ -3444,7 +3444,7 @@
       </w:pPr>
       <w:r>
         <w:rPr>
-          <w:rFonts w:hint="eastAsia" w:ascii="Times New Roman" w:hAnsi="Times New Roman" w:eastAsia="SimSun" w:cs="Times New Roman"/>
+          <w:rFonts w:hint="eastAsia" w:ascii="Times New Roman" w:hAnsi="Times New Roman" w:eastAsia="FangSong" w:cs="Times New Roman"/>
         </w:rPr>
         <w:t>再看是否可能通过桥联</w:t>
       </w:r>
@@ -3456,7 +3456,7 @@
       </w:r>
       <w:r>
         <w:rPr>
-          <w:rFonts w:hint="eastAsia" w:ascii="Times New Roman" w:hAnsi="Times New Roman" w:eastAsia="SimSun" w:cs="Times New Roman"/>
+          <w:rFonts w:hint="eastAsia" w:ascii="Times New Roman" w:hAnsi="Times New Roman" w:eastAsia="FangSong" w:cs="Times New Roman"/>
         </w:rPr>
         <w:t>多中心成键</w:t>
       </w:r>
@@ -3468,7 +3468,7 @@
       </w:r>
       <w:r>
         <w:rPr>
-          <w:rFonts w:hint="eastAsia" w:ascii="Times New Roman" w:hAnsi="Times New Roman" w:eastAsia="SimSun" w:cs="Times New Roman"/>
+          <w:rFonts w:hint="eastAsia" w:ascii="Times New Roman" w:hAnsi="Times New Roman" w:eastAsia="FangSong" w:cs="Times New Roman"/>
         </w:rPr>
         <w:t>动态重排来分散电子不足</w:t>
       </w:r>
@@ -3483,7 +3483,7 @@
       </w:pPr>
       <w:r>
         <w:rPr>
-          <w:rFonts w:hint="eastAsia" w:ascii="Times New Roman" w:hAnsi="Times New Roman" w:eastAsia="SimSun" w:cs="Times New Roman"/>
+          <w:rFonts w:hint="eastAsia" w:ascii="Times New Roman" w:hAnsi="Times New Roman" w:eastAsia="FangSong" w:cs="Times New Roman"/>
         </w:rPr>
         <w:t>最后用结构</w:t>
       </w:r>
@@ -3495,7 +3495,7 @@
       </w:r>
       <w:r>
         <w:rPr>
-          <w:rFonts w:hint="eastAsia" w:ascii="Times New Roman" w:hAnsi="Times New Roman" w:eastAsia="SimSun" w:cs="Times New Roman"/>
+          <w:rFonts w:hint="eastAsia" w:ascii="Times New Roman" w:hAnsi="Times New Roman" w:eastAsia="FangSong" w:cs="Times New Roman"/>
         </w:rPr>
         <w:t>键长</w:t>
       </w:r>
@@ -3507,7 +3507,7 @@
       </w:r>
       <w:r>
         <w:rPr>
-          <w:rFonts w:hint="eastAsia" w:ascii="Times New Roman" w:hAnsi="Times New Roman" w:eastAsia="SimSun" w:cs="Times New Roman"/>
+          <w:rFonts w:hint="eastAsia" w:ascii="Times New Roman" w:hAnsi="Times New Roman" w:eastAsia="FangSong" w:cs="Times New Roman"/>
         </w:rPr>
         <w:t>偶极矩或</w:t>
       </w:r>
@@ -3519,7 +3519,7 @@
       </w:r>
       <w:r>
         <w:rPr>
-          <w:rFonts w:hint="eastAsia" w:ascii="Times New Roman" w:hAnsi="Times New Roman" w:eastAsia="SimSun" w:cs="Times New Roman"/>
+          <w:rFonts w:hint="eastAsia" w:ascii="Times New Roman" w:hAnsi="Times New Roman" w:eastAsia="FangSong" w:cs="Times New Roman"/>
         </w:rPr>
         <w:t xml:space="preserve">等实验信息反推最合理的离域模型</w:t>
       </w:r>
@@ -3530,7 +3530,7 @@
       </w:pPr>
       <w:r>
         <w:rPr>
-          <w:rFonts w:hint="eastAsia" w:ascii="Times New Roman" w:hAnsi="Times New Roman" w:eastAsia="SimSun" w:cs="Times New Roman"/>
+          <w:rFonts w:hint="eastAsia" w:ascii="Times New Roman" w:hAnsi="Times New Roman" w:eastAsia="FangSong" w:cs="Times New Roman"/>
           <w:b/>
           <w:bCs/>
         </w:rPr>
@@ -3544,7 +3544,7 @@
       </w:r>
       <w:r>
         <w:rPr>
-          <w:rFonts w:hint="eastAsia" w:ascii="Times New Roman" w:hAnsi="Times New Roman" w:eastAsia="SimSun" w:cs="Times New Roman"/>
+          <w:rFonts w:hint="eastAsia" w:ascii="Times New Roman" w:hAnsi="Times New Roman" w:eastAsia="FangSong" w:cs="Times New Roman"/>
         </w:rPr>
         <w:t>只要看到</w:t>
       </w:r>
@@ -3556,7 +3556,7 @@
       </w:r>
       <w:r>
         <w:rPr>
-          <w:rFonts w:hint="eastAsia" w:ascii="Times New Roman" w:hAnsi="Times New Roman" w:eastAsia="SimSun" w:cs="Times New Roman"/>
+          <w:rFonts w:hint="eastAsia" w:ascii="Times New Roman" w:hAnsi="Times New Roman" w:eastAsia="FangSong" w:cs="Times New Roman"/>
         </w:rPr>
         <w:t>主族低配位</w:t>
       </w:r>
@@ -3568,7 +3568,7 @@
       </w:r>
       <w:r>
         <w:rPr>
-          <w:rFonts w:hint="eastAsia" w:ascii="Times New Roman" w:hAnsi="Times New Roman" w:eastAsia="SimSun" w:cs="Times New Roman"/>
+          <w:rFonts w:hint="eastAsia" w:ascii="Times New Roman" w:hAnsi="Times New Roman" w:eastAsia="FangSong" w:cs="Times New Roman"/>
         </w:rPr>
         <w:t xml:space="preserve">看起来电子不够</w:t>
       </w:r>
@@ -3580,7 +3580,7 @@
       </w:r>
       <w:r>
         <w:rPr>
-          <w:rFonts w:hint="eastAsia" w:ascii="Times New Roman" w:hAnsi="Times New Roman" w:eastAsia="SimSun" w:cs="Times New Roman"/>
+          <w:rFonts w:hint="eastAsia" w:ascii="Times New Roman" w:hAnsi="Times New Roman" w:eastAsia="FangSong" w:cs="Times New Roman"/>
         </w:rPr>
         <w:t>结构反常稳定</w:t>
       </w:r>
@@ -3592,7 +3592,7 @@
       </w:r>
       <w:r>
         <w:rPr>
-          <w:rFonts w:hint="eastAsia" w:ascii="Times New Roman" w:hAnsi="Times New Roman" w:eastAsia="SimSun" w:cs="Times New Roman"/>
+          <w:rFonts w:hint="eastAsia" w:ascii="Times New Roman" w:hAnsi="Times New Roman" w:eastAsia="FangSong" w:cs="Times New Roman"/>
         </w:rPr>
         <w:t>就要第一时间问自己</w:t>
       </w:r>
@@ -3604,7 +3604,7 @@
       </w:r>
       <w:r>
         <w:rPr>
-          <w:rFonts w:hint="eastAsia" w:ascii="Times New Roman" w:hAnsi="Times New Roman" w:eastAsia="SimSun" w:cs="Times New Roman"/>
+          <w:rFonts w:hint="eastAsia" w:ascii="Times New Roman" w:hAnsi="Times New Roman" w:eastAsia="FangSong" w:cs="Times New Roman"/>
         </w:rPr>
         <w:t>这里是不是该上多中心成键图像了</w:t>
       </w:r>
@@ -3691,7 +3691,7 @@
       </w:r>
       <w:r>
         <w:rPr>
-          <w:rFonts w:hint="eastAsia" w:ascii="Times New Roman" w:hAnsi="Times New Roman" w:eastAsia="SimSun" w:cs="Times New Roman"/>
+          <w:rFonts w:hint="eastAsia" w:ascii="Times New Roman" w:hAnsi="Times New Roman" w:eastAsia="FangSong" w:cs="Times New Roman"/>
         </w:rPr>
         <w:t>图不是让你背一堆曲线</w:t>
       </w:r>
@@ -3703,7 +3703,7 @@
       </w:r>
       <w:r>
         <w:rPr>
-          <w:rFonts w:hint="eastAsia" w:ascii="Times New Roman" w:hAnsi="Times New Roman" w:eastAsia="SimSun" w:cs="Times New Roman"/>
+          <w:rFonts w:hint="eastAsia" w:ascii="Times New Roman" w:hAnsi="Times New Roman" w:eastAsia="FangSong" w:cs="Times New Roman"/>
         </w:rPr>
         <w:t>而是在回答</w:t>
       </w:r>
@@ -3720,7 +3720,7 @@
       </w:pPr>
       <w:r>
         <w:rPr>
-          <w:rFonts w:hint="eastAsia" w:ascii="Times New Roman" w:hAnsi="Times New Roman" w:eastAsia="SimSun" w:cs="Times New Roman"/>
+          <w:rFonts w:hint="eastAsia" w:ascii="Times New Roman" w:hAnsi="Times New Roman" w:eastAsia="FangSong" w:cs="Times New Roman"/>
           <w:b/>
           <w:bCs/>
         </w:rPr>
@@ -3736,7 +3736,7 @@
       </w:r>
       <w:r>
         <w:rPr>
-          <w:rFonts w:hint="eastAsia" w:ascii="Times New Roman" w:hAnsi="Times New Roman" w:eastAsia="SimSun" w:cs="Times New Roman"/>
+          <w:rFonts w:hint="eastAsia" w:ascii="Times New Roman" w:hAnsi="Times New Roman" w:eastAsia="FangSong" w:cs="Times New Roman"/>
           <w:b/>
           <w:bCs/>
         </w:rPr>
@@ -3752,7 +3752,7 @@
       </w:r>
       <w:r>
         <w:rPr>
-          <w:rFonts w:hint="eastAsia" w:ascii="Times New Roman" w:hAnsi="Times New Roman" w:eastAsia="SimSun" w:cs="Times New Roman"/>
+          <w:rFonts w:hint="eastAsia" w:ascii="Times New Roman" w:hAnsi="Times New Roman" w:eastAsia="FangSong" w:cs="Times New Roman"/>
           <w:b/>
           <w:bCs/>
         </w:rPr>
@@ -3768,7 +3768,7 @@
       </w:r>
       <w:r>
         <w:rPr>
-          <w:rFonts w:hint="eastAsia" w:ascii="Times New Roman" w:hAnsi="Times New Roman" w:eastAsia="SimSun" w:cs="Times New Roman"/>
+          <w:rFonts w:hint="eastAsia" w:ascii="Times New Roman" w:hAnsi="Times New Roman" w:eastAsia="FangSong" w:cs="Times New Roman"/>
           <w:b/>
           <w:bCs/>
         </w:rPr>
@@ -3789,7 +3789,7 @@
       </w:pPr>
       <w:r>
         <w:rPr>
-          <w:rFonts w:hint="eastAsia" w:ascii="Times New Roman" w:hAnsi="Times New Roman" w:eastAsia="SimSun" w:cs="Times New Roman"/>
+          <w:rFonts w:hint="eastAsia" w:ascii="Times New Roman" w:hAnsi="Times New Roman" w:eastAsia="FangSong" w:cs="Times New Roman"/>
         </w:rPr>
         <w:t>这比单纯</w:t>
       </w:r>
@@ -3801,7 +3801,7 @@
       </w:r>
       <w:r>
         <w:rPr>
-          <w:rFonts w:hint="eastAsia" w:ascii="Times New Roman" w:hAnsi="Times New Roman" w:eastAsia="SimSun" w:cs="Times New Roman"/>
+          <w:rFonts w:hint="eastAsia" w:ascii="Times New Roman" w:hAnsi="Times New Roman" w:eastAsia="FangSong" w:cs="Times New Roman"/>
         </w:rPr>
         <w:t>记住是直线还是弯曲</w:t>
       </w:r>
@@ -3813,7 +3813,7 @@
       </w:r>
       <w:r>
         <w:rPr>
-          <w:rFonts w:hint="eastAsia" w:ascii="Times New Roman" w:hAnsi="Times New Roman" w:eastAsia="SimSun" w:cs="Times New Roman"/>
+          <w:rFonts w:hint="eastAsia" w:ascii="Times New Roman" w:hAnsi="Times New Roman" w:eastAsia="FangSong" w:cs="Times New Roman"/>
         </w:rPr>
         <w:t>更深一层</w:t>
       </w:r>
@@ -3825,7 +3825,7 @@
       </w:r>
       <w:r>
         <w:rPr>
-          <w:rFonts w:hint="eastAsia" w:ascii="Times New Roman" w:hAnsi="Times New Roman" w:eastAsia="SimSun" w:cs="Times New Roman"/>
+          <w:rFonts w:hint="eastAsia" w:ascii="Times New Roman" w:hAnsi="Times New Roman" w:eastAsia="FangSong" w:cs="Times New Roman"/>
         </w:rPr>
         <w:t>因为它给了你</w:t>
       </w:r>
@@ -3846,7 +3846,7 @@
       </w:pPr>
       <w:r>
         <w:rPr>
-          <w:rFonts w:hint="eastAsia" w:ascii="Times New Roman" w:hAnsi="Times New Roman" w:eastAsia="SimSun" w:cs="Times New Roman"/>
+          <w:rFonts w:hint="eastAsia" w:ascii="Times New Roman" w:hAnsi="Times New Roman" w:eastAsia="FangSong" w:cs="Times New Roman"/>
         </w:rPr>
         <w:t xml:space="preserve">几何改变时的能量依据</w:t>
       </w:r>
@@ -3861,7 +3861,7 @@
       </w:pPr>
       <w:r>
         <w:rPr>
-          <w:rFonts w:hint="eastAsia" w:ascii="Times New Roman" w:hAnsi="Times New Roman" w:eastAsia="SimSun" w:cs="Times New Roman"/>
+          <w:rFonts w:hint="eastAsia" w:ascii="Times New Roman" w:hAnsi="Times New Roman" w:eastAsia="FangSong" w:cs="Times New Roman"/>
         </w:rPr>
         <w:t>加电子</w:t>
       </w:r>
@@ -3873,7 +3873,7 @@
       </w:r>
       <w:r>
         <w:rPr>
-          <w:rFonts w:hint="eastAsia" w:ascii="Times New Roman" w:hAnsi="Times New Roman" w:eastAsia="SimSun" w:cs="Times New Roman"/>
+          <w:rFonts w:hint="eastAsia" w:ascii="Times New Roman" w:hAnsi="Times New Roman" w:eastAsia="FangSong" w:cs="Times New Roman"/>
         </w:rPr>
         <w:t>失电子后结构为何变化的解释</w:t>
       </w:r>
@@ -3910,7 +3910,7 @@
       </w:r>
       <w:r>
         <w:rPr>
-          <w:rFonts w:hint="eastAsia" w:ascii="Times New Roman" w:hAnsi="Times New Roman" w:eastAsia="SimSun" w:cs="Times New Roman"/>
+          <w:rFonts w:hint="eastAsia" w:ascii="Times New Roman" w:hAnsi="Times New Roman" w:eastAsia="FangSong" w:cs="Times New Roman"/>
         </w:rPr>
         <w:t>轨道最常用于</w:t>
       </w:r>
@@ -3963,7 +3963,7 @@
       </w:r>
       <w:r>
         <w:rPr>
-          <w:rFonts w:hint="eastAsia" w:ascii="Times New Roman" w:hAnsi="Times New Roman" w:eastAsia="SimSun" w:cs="Times New Roman"/>
+          <w:rFonts w:hint="eastAsia" w:ascii="Times New Roman" w:hAnsi="Times New Roman" w:eastAsia="FangSong" w:cs="Times New Roman"/>
         </w:rPr>
         <w:t>这类小分子的直线</w:t>
       </w:r>
@@ -3975,7 +3975,7 @@
       </w:r>
       <w:r>
         <w:rPr>
-          <w:rFonts w:hint="eastAsia" w:ascii="Times New Roman" w:hAnsi="Times New Roman" w:eastAsia="SimSun" w:cs="Times New Roman"/>
+          <w:rFonts w:hint="eastAsia" w:ascii="Times New Roman" w:hAnsi="Times New Roman" w:eastAsia="FangSong" w:cs="Times New Roman"/>
         </w:rPr>
         <w:t>弯曲比较</w:t>
       </w:r>
@@ -3990,7 +3990,7 @@
       </w:pPr>
       <w:r>
         <w:rPr>
-          <w:rFonts w:hint="eastAsia" w:ascii="Times New Roman" w:hAnsi="Times New Roman" w:eastAsia="SimSun" w:cs="Times New Roman"/>
+          <w:rFonts w:hint="eastAsia" w:ascii="Times New Roman" w:hAnsi="Times New Roman" w:eastAsia="FangSong" w:cs="Times New Roman"/>
         </w:rPr>
         <w:t xml:space="preserve">环丙烷与环丙基相关体系</w:t>
       </w:r>
@@ -4005,7 +4005,7 @@
       </w:pPr>
       <w:r>
         <w:rPr>
-          <w:rFonts w:hint="eastAsia" w:ascii="Times New Roman" w:hAnsi="Times New Roman" w:eastAsia="SimSun" w:cs="Times New Roman"/>
+          <w:rFonts w:hint="eastAsia" w:ascii="Times New Roman" w:hAnsi="Times New Roman" w:eastAsia="FangSong" w:cs="Times New Roman"/>
         </w:rPr>
         <w:t xml:space="preserve">缺电子或正离子体系的非经典稳定化</w:t>
       </w:r>
@@ -4016,7 +4016,7 @@
       </w:pPr>
       <w:r>
         <w:rPr>
-          <w:rFonts w:hint="eastAsia" w:ascii="Times New Roman" w:hAnsi="Times New Roman" w:eastAsia="SimSun" w:cs="Times New Roman"/>
+          <w:rFonts w:hint="eastAsia" w:ascii="Times New Roman" w:hAnsi="Times New Roman" w:eastAsia="FangSong" w:cs="Times New Roman"/>
         </w:rPr>
         <w:t>对竞赛来说</w:t>
       </w:r>
@@ -4028,7 +4028,7 @@
       </w:r>
       <w:r>
         <w:rPr>
-          <w:rFonts w:hint="eastAsia" w:ascii="Times New Roman" w:hAnsi="Times New Roman" w:eastAsia="SimSun" w:cs="Times New Roman"/>
+          <w:rFonts w:hint="eastAsia" w:ascii="Times New Roman" w:hAnsi="Times New Roman" w:eastAsia="FangSong" w:cs="Times New Roman"/>
         </w:rPr>
         <w:t>不一定要求你完整画出标准</w:t>
       </w:r>
@@ -4040,7 +4040,7 @@
       </w:r>
       <w:r>
         <w:rPr>
-          <w:rFonts w:hint="eastAsia" w:ascii="Times New Roman" w:hAnsi="Times New Roman" w:eastAsia="SimSun" w:cs="Times New Roman"/>
+          <w:rFonts w:hint="eastAsia" w:ascii="Times New Roman" w:hAnsi="Times New Roman" w:eastAsia="FangSong" w:cs="Times New Roman"/>
         </w:rPr>
         <w:t>图</w:t>
       </w:r>
@@ -4052,7 +4052,7 @@
       </w:r>
       <w:r>
         <w:rPr>
-          <w:rFonts w:hint="eastAsia" w:ascii="Times New Roman" w:hAnsi="Times New Roman" w:eastAsia="SimSun" w:cs="Times New Roman"/>
+          <w:rFonts w:hint="eastAsia" w:ascii="Times New Roman" w:hAnsi="Times New Roman" w:eastAsia="FangSong" w:cs="Times New Roman"/>
         </w:rPr>
         <w:t>但经常要求你有这种判断直觉</w:t>
       </w:r>
@@ -4073,7 +4073,7 @@
       </w:pPr>
       <w:r>
         <w:rPr>
-          <w:rFonts w:hint="eastAsia" w:ascii="Times New Roman" w:hAnsi="Times New Roman" w:eastAsia="SimSun" w:cs="Times New Roman"/>
+          <w:rFonts w:hint="eastAsia" w:ascii="Times New Roman" w:hAnsi="Times New Roman" w:eastAsia="FangSong" w:cs="Times New Roman"/>
         </w:rPr>
         <w:t xml:space="preserve">某个轨道在弯曲后更稳定还是更不稳定</w:t>
       </w:r>
@@ -4088,7 +4088,7 @@
       </w:pPr>
       <w:r>
         <w:rPr>
-          <w:rFonts w:hint="eastAsia" w:ascii="Times New Roman" w:hAnsi="Times New Roman" w:eastAsia="SimSun" w:cs="Times New Roman"/>
+          <w:rFonts w:hint="eastAsia" w:ascii="Times New Roman" w:hAnsi="Times New Roman" w:eastAsia="FangSong" w:cs="Times New Roman"/>
         </w:rPr>
         <w:t>额外电子进入哪一类轨道后</w:t>
       </w:r>
@@ -4100,7 +4100,7 @@
       </w:r>
       <w:r>
         <w:rPr>
-          <w:rFonts w:hint="eastAsia" w:ascii="Times New Roman" w:hAnsi="Times New Roman" w:eastAsia="SimSun" w:cs="Times New Roman"/>
+          <w:rFonts w:hint="eastAsia" w:ascii="Times New Roman" w:hAnsi="Times New Roman" w:eastAsia="FangSong" w:cs="Times New Roman"/>
         </w:rPr>
         <w:t>几何会向哪个方向偏</w:t>
       </w:r>
@@ -4149,7 +4149,7 @@
       </w:pPr>
       <w:r>
         <w:rPr>
-          <w:rFonts w:hint="eastAsia" w:ascii="Times New Roman" w:hAnsi="Times New Roman" w:eastAsia="SimSun" w:cs="Times New Roman"/>
+          <w:rFonts w:hint="eastAsia" w:ascii="Times New Roman" w:hAnsi="Times New Roman" w:eastAsia="FangSong" w:cs="Times New Roman"/>
         </w:rPr>
         <w:t>环丙基最有价值的地方</w:t>
       </w:r>
@@ -4161,7 +4161,7 @@
       </w:r>
       <w:r>
         <w:rPr>
-          <w:rFonts w:hint="eastAsia" w:ascii="Times New Roman" w:hAnsi="Times New Roman" w:eastAsia="SimSun" w:cs="Times New Roman"/>
+          <w:rFonts w:hint="eastAsia" w:ascii="Times New Roman" w:hAnsi="Times New Roman" w:eastAsia="FangSong" w:cs="Times New Roman"/>
         </w:rPr>
         <w:t>是它的成键并不是</w:t>
       </w:r>
@@ -4173,7 +4173,7 @@
       </w:r>
       <w:r>
         <w:rPr>
-          <w:rFonts w:hint="eastAsia" w:ascii="Times New Roman" w:hAnsi="Times New Roman" w:eastAsia="SimSun" w:cs="Times New Roman"/>
+          <w:rFonts w:hint="eastAsia" w:ascii="Times New Roman" w:hAnsi="Times New Roman" w:eastAsia="FangSong" w:cs="Times New Roman"/>
         </w:rPr>
         <w:t>普通</w:t>
       </w:r>
@@ -4185,7 +4185,7 @@
       </w:r>
       <w:r>
         <w:rPr>
-          <w:rFonts w:hint="eastAsia" w:ascii="Times New Roman" w:hAnsi="Times New Roman" w:eastAsia="SimSun" w:cs="Times New Roman"/>
+          <w:rFonts w:hint="eastAsia" w:ascii="Times New Roman" w:hAnsi="Times New Roman" w:eastAsia="FangSong" w:cs="Times New Roman"/>
         </w:rPr>
         <w:t>键</w:t>
       </w:r>
@@ -4197,7 +4197,7 @@
       </w:r>
       <w:r>
         <w:rPr>
-          <w:rFonts w:hint="eastAsia" w:ascii="Times New Roman" w:hAnsi="Times New Roman" w:eastAsia="SimSun" w:cs="Times New Roman"/>
+          <w:rFonts w:hint="eastAsia" w:ascii="Times New Roman" w:hAnsi="Times New Roman" w:eastAsia="FangSong" w:cs="Times New Roman"/>
         </w:rPr>
         <w:t>的直觉极限</w:t>
       </w:r>
@@ -4215,7 +4215,7 @@
       </w:r>
       <w:r>
         <w:rPr>
-          <w:rFonts w:hint="eastAsia" w:ascii="Times New Roman" w:hAnsi="Times New Roman" w:eastAsia="SimSun" w:cs="Times New Roman"/>
+          <w:rFonts w:hint="eastAsia" w:ascii="Times New Roman" w:hAnsi="Times New Roman" w:eastAsia="FangSong" w:cs="Times New Roman"/>
         </w:rPr>
         <w:t>由于三元环被迫弯曲</w:t>
       </w:r>
@@ -4227,7 +4227,7 @@
       </w:r>
       <w:r>
         <w:rPr>
-          <w:rFonts w:hint="eastAsia" w:ascii="Times New Roman" w:hAnsi="Times New Roman" w:eastAsia="SimSun" w:cs="Times New Roman"/>
+          <w:rFonts w:hint="eastAsia" w:ascii="Times New Roman" w:hAnsi="Times New Roman" w:eastAsia="FangSong" w:cs="Times New Roman"/>
         </w:rPr>
         <w:t>相关轨道会表现出明显的</w:t>
       </w:r>
@@ -4239,7 +4239,7 @@
       </w:r>
       <w:r>
         <w:rPr>
-          <w:rFonts w:hint="eastAsia" w:ascii="Times New Roman" w:hAnsi="Times New Roman" w:eastAsia="SimSun" w:cs="Times New Roman"/>
+          <w:rFonts w:hint="eastAsia" w:ascii="Times New Roman" w:hAnsi="Times New Roman" w:eastAsia="FangSong" w:cs="Times New Roman"/>
         </w:rPr>
         <w:t>特征</w:t>
       </w:r>
@@ -4251,7 +4251,7 @@
       </w:r>
       <w:r>
         <w:rPr>
-          <w:rFonts w:hint="eastAsia" w:ascii="Times New Roman" w:hAnsi="Times New Roman" w:eastAsia="SimSun" w:cs="Times New Roman"/>
+          <w:rFonts w:hint="eastAsia" w:ascii="Times New Roman" w:hAnsi="Times New Roman" w:eastAsia="FangSong" w:cs="Times New Roman"/>
         </w:rPr>
         <w:t>于是</w:t>
       </w:r>
@@ -4272,7 +4272,7 @@
       </w:pPr>
       <w:r>
         <w:rPr>
-          <w:rFonts w:hint="eastAsia" w:ascii="Times New Roman" w:hAnsi="Times New Roman" w:eastAsia="SimSun" w:cs="Times New Roman"/>
+          <w:rFonts w:hint="eastAsia" w:ascii="Times New Roman" w:hAnsi="Times New Roman" w:eastAsia="FangSong" w:cs="Times New Roman"/>
         </w:rPr>
         <w:t xml:space="preserve">最高占据轨道具有较强的给电子离域能力</w:t>
       </w:r>
@@ -4287,7 +4287,7 @@
       </w:pPr>
       <w:r>
         <w:rPr>
-          <w:rFonts w:hint="eastAsia" w:ascii="Times New Roman" w:hAnsi="Times New Roman" w:eastAsia="SimSun" w:cs="Times New Roman"/>
+          <w:rFonts w:hint="eastAsia" w:ascii="Times New Roman" w:hAnsi="Times New Roman" w:eastAsia="FangSong" w:cs="Times New Roman"/>
         </w:rPr>
         <w:t xml:space="preserve">能与邻位空</w:t>
       </w:r>
@@ -4310,7 +4310,7 @@
       </w:r>
       <w:r>
         <w:rPr>
-          <w:rFonts w:hint="eastAsia" w:ascii="Times New Roman" w:hAnsi="Times New Roman" w:eastAsia="SimSun" w:cs="Times New Roman"/>
+          <w:rFonts w:hint="eastAsia" w:ascii="Times New Roman" w:hAnsi="Times New Roman" w:eastAsia="FangSong" w:cs="Times New Roman"/>
         </w:rPr>
         <w:t xml:space="preserve">轨道发生有效重叠</w:t>
       </w:r>
@@ -4325,7 +4325,7 @@
       </w:pPr>
       <w:r>
         <w:rPr>
-          <w:rFonts w:hint="eastAsia" w:ascii="Times New Roman" w:hAnsi="Times New Roman" w:eastAsia="SimSun" w:cs="Times New Roman"/>
+          <w:rFonts w:hint="eastAsia" w:ascii="Times New Roman" w:hAnsi="Times New Roman" w:eastAsia="FangSong" w:cs="Times New Roman"/>
         </w:rPr>
         <w:t xml:space="preserve">对相邻碳正离子有异常稳定作用</w:t>
       </w:r>
@@ -4336,7 +4336,7 @@
       </w:pPr>
       <w:r>
         <w:rPr>
-          <w:rFonts w:hint="eastAsia" w:ascii="Times New Roman" w:hAnsi="Times New Roman" w:eastAsia="SimSun" w:cs="Times New Roman"/>
+          <w:rFonts w:hint="eastAsia" w:ascii="Times New Roman" w:hAnsi="Times New Roman" w:eastAsia="FangSong" w:cs="Times New Roman"/>
         </w:rPr>
         <w:t xml:space="preserve">这正是</w:t>
       </w:r>
@@ -4348,7 +4348,7 @@
       </w:r>
       <w:r>
         <w:rPr>
-          <w:rFonts w:hint="eastAsia" w:ascii="Times New Roman" w:hAnsi="Times New Roman" w:eastAsia="SimSun" w:cs="Times New Roman"/>
+          <w:rFonts w:hint="eastAsia" w:ascii="Times New Roman" w:hAnsi="Times New Roman" w:eastAsia="FangSong" w:cs="Times New Roman"/>
         </w:rPr>
         <w:t>题</w:t>
       </w:r>
@@ -4356,13 +4356,37 @@
         <w:rPr>
           <w:rFonts w:hint="eastAsia" w:ascii="Times New Roman" w:hAnsi="Times New Roman" w:eastAsia="Times New Roman" w:cs="Times New Roman"/>
         </w:rPr>
-        <w:t>-036-9-4-</w:t>
-      </w:r>
-      <w:r>
-        <w:rPr>
-          <w:rFonts w:hint="eastAsia" w:ascii="Times New Roman" w:hAnsi="Times New Roman" w:eastAsia="SimSun" w:cs="Times New Roman"/>
-        </w:rPr>
-        <w:t>环丙基乙烯基螺环产物</w:t>
+        <w:t>-036-9-</w:t>
+      </w:r>
+      <w:r>
+        <w:rPr>
+          <w:rFonts w:hint="eastAsia" w:ascii="Times New Roman" w:hAnsi="Times New Roman" w:eastAsia="FangSong" w:cs="Times New Roman"/>
+        </w:rPr>
+        <w:t>分子内</w:t>
+      </w:r>
+      <w:r>
+        <w:rPr>
+          <w:rFonts w:hint="eastAsia" w:ascii="Times New Roman" w:hAnsi="Times New Roman" w:eastAsia="Times New Roman" w:cs="Times New Roman"/>
+        </w:rPr>
+        <w:t>5</w:t>
+      </w:r>
+      <w:r>
+        <w:rPr>
+          <w:rFonts w:hint="eastAsia" w:ascii="Times New Roman" w:hAnsi="Times New Roman" w:eastAsia="FangSong" w:cs="Times New Roman"/>
+        </w:rPr>
+        <w:t>加</w:t>
+      </w:r>
+      <w:r>
+        <w:rPr>
+          <w:rFonts w:hint="eastAsia" w:ascii="Times New Roman" w:hAnsi="Times New Roman" w:eastAsia="Times New Roman" w:cs="Times New Roman"/>
+        </w:rPr>
+        <w:t>2</w:t>
+      </w:r>
+      <w:r>
+        <w:rPr>
+          <w:rFonts w:hint="eastAsia" w:ascii="Times New Roman" w:hAnsi="Times New Roman" w:eastAsia="FangSong" w:cs="Times New Roman"/>
+        </w:rPr>
+        <w:t>环加成产物</w:t>
       </w:r>
       <w:r>
         <w:rPr>
@@ -4372,7 +4396,7 @@
       </w:r>
       <w:r>
         <w:rPr>
-          <w:rFonts w:hint="eastAsia" w:ascii="Times New Roman" w:hAnsi="Times New Roman" w:eastAsia="SimSun" w:cs="Times New Roman"/>
+          <w:rFonts w:hint="eastAsia" w:ascii="Times New Roman" w:hAnsi="Times New Roman" w:eastAsia="FangSong" w:cs="Times New Roman"/>
         </w:rPr>
         <w:t>的底层原因</w:t>
       </w:r>
@@ -4389,7 +4413,7 @@
       </w:pPr>
       <w:r>
         <w:rPr>
-          <w:rFonts w:hint="eastAsia" w:ascii="Times New Roman" w:hAnsi="Times New Roman" w:eastAsia="SimSun" w:cs="Times New Roman"/>
+          <w:rFonts w:hint="eastAsia" w:ascii="Times New Roman" w:hAnsi="Times New Roman" w:eastAsia="FangSong" w:cs="Times New Roman"/>
         </w:rPr>
         <w:t>题目表面在考机理推断</w:t>
       </w:r>
@@ -4401,7 +4425,7 @@
       </w:r>
       <w:r>
         <w:rPr>
-          <w:rFonts w:hint="eastAsia" w:ascii="Times New Roman" w:hAnsi="Times New Roman" w:eastAsia="SimSun" w:cs="Times New Roman"/>
+          <w:rFonts w:hint="eastAsia" w:ascii="Times New Roman" w:hAnsi="Times New Roman" w:eastAsia="FangSong" w:cs="Times New Roman"/>
         </w:rPr>
         <w:t>但真正的结构化学核心是</w:t>
       </w:r>
@@ -4422,7 +4446,7 @@
       </w:pPr>
       <w:r>
         <w:rPr>
-          <w:rFonts w:hint="eastAsia" w:ascii="Times New Roman" w:hAnsi="Times New Roman" w:eastAsia="SimSun" w:cs="Times New Roman"/>
+          <w:rFonts w:hint="eastAsia" w:ascii="Times New Roman" w:hAnsi="Times New Roman" w:eastAsia="FangSong" w:cs="Times New Roman"/>
         </w:rPr>
         <w:t xml:space="preserve">环丙基不是普通烷基</w:t>
       </w:r>
@@ -4437,7 +4461,7 @@
       </w:pPr>
       <w:r>
         <w:rPr>
-          <w:rFonts w:hint="eastAsia" w:ascii="Times New Roman" w:hAnsi="Times New Roman" w:eastAsia="SimSun" w:cs="Times New Roman"/>
+          <w:rFonts w:hint="eastAsia" w:ascii="Times New Roman" w:hAnsi="Times New Roman" w:eastAsia="FangSong" w:cs="Times New Roman"/>
         </w:rPr>
         <w:t xml:space="preserve">它的轨道方向和能量分布允许更强的离域稳定化</w:t>
       </w:r>
@@ -4448,7 +4472,7 @@
       </w:pPr>
       <w:r>
         <w:rPr>
-          <w:rFonts w:hint="eastAsia" w:ascii="Times New Roman" w:hAnsi="Times New Roman" w:eastAsia="SimSun" w:cs="Times New Roman"/>
+          <w:rFonts w:hint="eastAsia" w:ascii="Times New Roman" w:hAnsi="Times New Roman" w:eastAsia="FangSong" w:cs="Times New Roman"/>
         </w:rPr>
         <w:t xml:space="preserve">理解要点</w:t>
       </w:r>
@@ -4466,7 +4490,7 @@
       </w:r>
       <w:r>
         <w:rPr>
-          <w:rFonts w:hint="eastAsia" w:ascii="Times New Roman" w:hAnsi="Times New Roman" w:eastAsia="SimSun" w:cs="Times New Roman"/>
+          <w:rFonts w:hint="eastAsia" w:ascii="Times New Roman" w:hAnsi="Times New Roman" w:eastAsia="FangSong" w:cs="Times New Roman"/>
         </w:rPr>
         <w:t>轨道的价值</w:t>
       </w:r>
@@ -4478,7 +4502,7 @@
       </w:r>
       <w:r>
         <w:rPr>
-          <w:rFonts w:hint="eastAsia" w:ascii="Times New Roman" w:hAnsi="Times New Roman" w:eastAsia="SimSun" w:cs="Times New Roman"/>
+          <w:rFonts w:hint="eastAsia" w:ascii="Times New Roman" w:hAnsi="Times New Roman" w:eastAsia="FangSong" w:cs="Times New Roman"/>
         </w:rPr>
         <w:t>不在于把图背下来</w:t>
       </w:r>
@@ -4490,7 +4514,7 @@
       </w:r>
       <w:r>
         <w:rPr>
-          <w:rFonts w:hint="eastAsia" w:ascii="Times New Roman" w:hAnsi="Times New Roman" w:eastAsia="SimSun" w:cs="Times New Roman"/>
+          <w:rFonts w:hint="eastAsia" w:ascii="Times New Roman" w:hAnsi="Times New Roman" w:eastAsia="FangSong" w:cs="Times New Roman"/>
         </w:rPr>
         <w:t>而在于你终于能解释</w:t>
       </w:r>
@@ -4502,7 +4526,7 @@
       </w:r>
       <w:r>
         <w:rPr>
-          <w:rFonts w:hint="eastAsia" w:ascii="Times New Roman" w:hAnsi="Times New Roman" w:eastAsia="SimSun" w:cs="Times New Roman"/>
+          <w:rFonts w:hint="eastAsia" w:ascii="Times New Roman" w:hAnsi="Times New Roman" w:eastAsia="FangSong" w:cs="Times New Roman"/>
         </w:rPr>
         <w:t>为什么某些应变体系居然还能特别会给电子</w:t>
       </w:r>
@@ -4539,7 +4563,7 @@
       </w:pPr>
       <w:r>
         <w:rPr>
-          <w:rFonts w:hint="eastAsia" w:ascii="Times New Roman" w:hAnsi="Times New Roman" w:eastAsia="SimSun" w:cs="Times New Roman"/>
+          <w:rFonts w:hint="eastAsia" w:ascii="Times New Roman" w:hAnsi="Times New Roman" w:eastAsia="FangSong" w:cs="Times New Roman"/>
         </w:rPr>
         <w:t>当题目问</w:t>
       </w:r>
@@ -4551,7 +4575,7 @@
       </w:r>
       <w:r>
         <w:rPr>
-          <w:rFonts w:hint="eastAsia" w:ascii="Times New Roman" w:hAnsi="Times New Roman" w:eastAsia="SimSun" w:cs="Times New Roman"/>
+          <w:rFonts w:hint="eastAsia" w:ascii="Times New Roman" w:hAnsi="Times New Roman" w:eastAsia="FangSong" w:cs="Times New Roman"/>
         </w:rPr>
         <w:t>为什么环丙基能稳定相邻正电荷</w:t>
       </w:r>
@@ -4563,7 +4587,7 @@
       </w:r>
       <w:r>
         <w:rPr>
-          <w:rFonts w:hint="eastAsia" w:ascii="Times New Roman" w:hAnsi="Times New Roman" w:eastAsia="SimSun" w:cs="Times New Roman"/>
+          <w:rFonts w:hint="eastAsia" w:ascii="Times New Roman" w:hAnsi="Times New Roman" w:eastAsia="FangSong" w:cs="Times New Roman"/>
         </w:rPr>
         <w:t>时</w:t>
       </w:r>
@@ -4575,7 +4599,7 @@
       </w:r>
       <w:r>
         <w:rPr>
-          <w:rFonts w:hint="eastAsia" w:ascii="Times New Roman" w:hAnsi="Times New Roman" w:eastAsia="SimSun" w:cs="Times New Roman"/>
+          <w:rFonts w:hint="eastAsia" w:ascii="Times New Roman" w:hAnsi="Times New Roman" w:eastAsia="FangSong" w:cs="Times New Roman"/>
         </w:rPr>
         <w:t>比较稳的表达是</w:t>
       </w:r>
@@ -4596,7 +4620,7 @@
       </w:pPr>
       <w:r>
         <w:rPr>
-          <w:rFonts w:hint="eastAsia" w:ascii="Times New Roman" w:hAnsi="Times New Roman" w:eastAsia="SimSun" w:cs="Times New Roman"/>
+          <w:rFonts w:hint="eastAsia" w:ascii="Times New Roman" w:hAnsi="Times New Roman" w:eastAsia="FangSong" w:cs="Times New Roman"/>
         </w:rPr>
         <w:t xml:space="preserve">环丙基的</w:t>
       </w:r>
@@ -4608,7 +4632,7 @@
       </w:r>
       <w:r>
         <w:rPr>
-          <w:rFonts w:hint="eastAsia" w:ascii="Times New Roman" w:hAnsi="Times New Roman" w:eastAsia="SimSun" w:cs="Times New Roman"/>
+          <w:rFonts w:hint="eastAsia" w:ascii="Times New Roman" w:hAnsi="Times New Roman" w:eastAsia="FangSong" w:cs="Times New Roman"/>
         </w:rPr>
         <w:t xml:space="preserve">型占据轨道与相邻空</w:t>
       </w:r>
@@ -4631,7 +4655,7 @@
       </w:r>
       <w:r>
         <w:rPr>
-          <w:rFonts w:hint="eastAsia" w:ascii="Times New Roman" w:hAnsi="Times New Roman" w:eastAsia="SimSun" w:cs="Times New Roman"/>
+          <w:rFonts w:hint="eastAsia" w:ascii="Times New Roman" w:hAnsi="Times New Roman" w:eastAsia="FangSong" w:cs="Times New Roman"/>
         </w:rPr>
         <w:t xml:space="preserve">轨道能够有效重叠</w:t>
       </w:r>
@@ -4646,7 +4670,7 @@
       </w:pPr>
       <w:r>
         <w:rPr>
-          <w:rFonts w:hint="eastAsia" w:ascii="Times New Roman" w:hAnsi="Times New Roman" w:eastAsia="SimSun" w:cs="Times New Roman"/>
+          <w:rFonts w:hint="eastAsia" w:ascii="Times New Roman" w:hAnsi="Times New Roman" w:eastAsia="FangSong" w:cs="Times New Roman"/>
         </w:rPr>
         <w:t xml:space="preserve">正电荷得以在更大范围离域</w:t>
       </w:r>
@@ -4661,7 +4685,7 @@
       </w:pPr>
       <w:r>
         <w:rPr>
-          <w:rFonts w:hint="eastAsia" w:ascii="Times New Roman" w:hAnsi="Times New Roman" w:eastAsia="SimSun" w:cs="Times New Roman"/>
+          <w:rFonts w:hint="eastAsia" w:ascii="Times New Roman" w:hAnsi="Times New Roman" w:eastAsia="FangSong" w:cs="Times New Roman"/>
         </w:rPr>
         <w:t xml:space="preserve">因而该正离子较普通开链烷基取代正离子更稳定</w:t>
       </w:r>
@@ -4672,7 +4696,7 @@
       </w:pPr>
       <w:r>
         <w:rPr>
-          <w:rFonts w:hint="eastAsia" w:ascii="Times New Roman" w:hAnsi="Times New Roman" w:eastAsia="SimSun" w:cs="Times New Roman"/>
+          <w:rFonts w:hint="eastAsia" w:ascii="Times New Roman" w:hAnsi="Times New Roman" w:eastAsia="FangSong" w:cs="Times New Roman"/>
         </w:rPr>
         <w:t>比起只说</w:t>
       </w:r>
@@ -4684,7 +4708,7 @@
       </w:r>
       <w:r>
         <w:rPr>
-          <w:rFonts w:hint="eastAsia" w:ascii="Times New Roman" w:hAnsi="Times New Roman" w:eastAsia="SimSun" w:cs="Times New Roman"/>
+          <w:rFonts w:hint="eastAsia" w:ascii="Times New Roman" w:hAnsi="Times New Roman" w:eastAsia="FangSong" w:cs="Times New Roman"/>
         </w:rPr>
         <w:t>有共振</w:t>
       </w:r>
@@ -4696,7 +4720,7 @@
       </w:r>
       <w:r>
         <w:rPr>
-          <w:rFonts w:hint="eastAsia" w:ascii="Times New Roman" w:hAnsi="Times New Roman" w:eastAsia="SimSun" w:cs="Times New Roman"/>
+          <w:rFonts w:hint="eastAsia" w:ascii="Times New Roman" w:hAnsi="Times New Roman" w:eastAsia="FangSong" w:cs="Times New Roman"/>
         </w:rPr>
         <w:t>或</w:t>
       </w:r>
@@ -4708,7 +4732,7 @@
       </w:r>
       <w:r>
         <w:rPr>
-          <w:rFonts w:hint="eastAsia" w:ascii="Times New Roman" w:hAnsi="Times New Roman" w:eastAsia="SimSun" w:cs="Times New Roman"/>
+          <w:rFonts w:hint="eastAsia" w:ascii="Times New Roman" w:hAnsi="Times New Roman" w:eastAsia="FangSong" w:cs="Times New Roman"/>
         </w:rPr>
         <w:t>有超共轭</w:t>
       </w:r>
@@ -4720,7 +4744,7 @@
       </w:r>
       <w:r>
         <w:rPr>
-          <w:rFonts w:hint="eastAsia" w:ascii="Times New Roman" w:hAnsi="Times New Roman" w:eastAsia="SimSun" w:cs="Times New Roman"/>
+          <w:rFonts w:hint="eastAsia" w:ascii="Times New Roman" w:hAnsi="Times New Roman" w:eastAsia="FangSong" w:cs="Times New Roman"/>
         </w:rPr>
         <w:t>这样的表达更接近决赛深度</w:t>
       </w:r>
@@ -4819,7 +4843,7 @@
       </w:pPr>
       <w:r>
         <w:rPr>
-          <w:rFonts w:hint="eastAsia" w:ascii="Times New Roman" w:hAnsi="Times New Roman" w:eastAsia="SimSun" w:cs="Times New Roman"/>
+          <w:rFonts w:hint="eastAsia" w:ascii="Times New Roman" w:hAnsi="Times New Roman" w:eastAsia="FangSong" w:cs="Times New Roman"/>
         </w:rPr>
         <w:t>很多同学把对称性学成</w:t>
       </w:r>
@@ -4840,7 +4864,7 @@
       </w:pPr>
       <w:r>
         <w:rPr>
-          <w:rFonts w:hint="eastAsia" w:ascii="Times New Roman" w:hAnsi="Times New Roman" w:eastAsia="SimSun" w:cs="Times New Roman"/>
+          <w:rFonts w:hint="eastAsia" w:ascii="Times New Roman" w:hAnsi="Times New Roman" w:eastAsia="FangSong" w:cs="Times New Roman"/>
         </w:rPr>
         <w:t xml:space="preserve">找</w:t>
       </w:r>
@@ -4875,7 +4899,7 @@
       </w:pPr>
       <w:r>
         <w:rPr>
-          <w:rFonts w:hint="eastAsia" w:ascii="Times New Roman" w:hAnsi="Times New Roman" w:eastAsia="SimSun" w:cs="Times New Roman"/>
+          <w:rFonts w:hint="eastAsia" w:ascii="Times New Roman" w:hAnsi="Times New Roman" w:eastAsia="FangSong" w:cs="Times New Roman"/>
         </w:rPr>
         <w:t xml:space="preserve">找镜面</w:t>
       </w:r>
@@ -4890,7 +4914,7 @@
       </w:pPr>
       <w:r>
         <w:rPr>
-          <w:rFonts w:hint="eastAsia" w:ascii="Times New Roman" w:hAnsi="Times New Roman" w:eastAsia="SimSun" w:cs="Times New Roman"/>
+          <w:rFonts w:hint="eastAsia" w:ascii="Times New Roman" w:hAnsi="Times New Roman" w:eastAsia="FangSong" w:cs="Times New Roman"/>
         </w:rPr>
         <w:t xml:space="preserve">判点群</w:t>
       </w:r>
@@ -4901,7 +4925,7 @@
       </w:pPr>
       <w:r>
         <w:rPr>
-          <w:rFonts w:hint="eastAsia" w:ascii="Times New Roman" w:hAnsi="Times New Roman" w:eastAsia="SimSun" w:cs="Times New Roman"/>
+          <w:rFonts w:hint="eastAsia" w:ascii="Times New Roman" w:hAnsi="Times New Roman" w:eastAsia="FangSong" w:cs="Times New Roman"/>
         </w:rPr>
         <w:t>但决赛</w:t>
       </w:r>
@@ -4919,7 +4943,7 @@
       </w:r>
       <w:r>
         <w:rPr>
-          <w:rFonts w:hint="eastAsia" w:ascii="Times New Roman" w:hAnsi="Times New Roman" w:eastAsia="SimSun" w:cs="Times New Roman"/>
+          <w:rFonts w:hint="eastAsia" w:ascii="Times New Roman" w:hAnsi="Times New Roman" w:eastAsia="FangSong" w:cs="Times New Roman"/>
         </w:rPr>
         <w:t>更重要的一步是</w:t>
       </w:r>
@@ -4936,7 +4960,7 @@
       </w:pPr>
       <w:r>
         <w:rPr>
-          <w:rFonts w:hint="eastAsia" w:ascii="Times New Roman" w:hAnsi="Times New Roman" w:eastAsia="SimSun" w:cs="Times New Roman"/>
+          <w:rFonts w:hint="eastAsia" w:ascii="Times New Roman" w:hAnsi="Times New Roman" w:eastAsia="FangSong" w:cs="Times New Roman"/>
           <w:b/>
           <w:bCs/>
         </w:rPr>
@@ -4957,7 +4981,7 @@
       </w:pPr>
       <w:r>
         <w:rPr>
-          <w:rFonts w:hint="eastAsia" w:ascii="Times New Roman" w:hAnsi="Times New Roman" w:eastAsia="SimSun" w:cs="Times New Roman"/>
+          <w:rFonts w:hint="eastAsia" w:ascii="Times New Roman" w:hAnsi="Times New Roman" w:eastAsia="FangSong" w:cs="Times New Roman"/>
         </w:rPr>
         <w:t xml:space="preserve">这就是</w:t>
       </w:r>
@@ -4969,7 +4993,7 @@
       </w:r>
       <w:r>
         <w:rPr>
-          <w:rFonts w:hint="eastAsia" w:ascii="Times New Roman" w:hAnsi="Times New Roman" w:eastAsia="SimSun" w:cs="Times New Roman"/>
+          <w:rFonts w:hint="eastAsia" w:ascii="Times New Roman" w:hAnsi="Times New Roman" w:eastAsia="FangSong" w:cs="Times New Roman"/>
         </w:rPr>
         <w:t>的出发点</w:t>
       </w:r>
@@ -5006,7 +5030,7 @@
       </w:pPr>
       <w:r>
         <w:rPr>
-          <w:rFonts w:hint="eastAsia" w:ascii="Times New Roman" w:hAnsi="Times New Roman" w:eastAsia="SimSun" w:cs="Times New Roman"/>
+          <w:rFonts w:hint="eastAsia" w:ascii="Times New Roman" w:hAnsi="Times New Roman" w:eastAsia="FangSong" w:cs="Times New Roman"/>
         </w:rPr>
         <w:t>设若干等价配体轨道围着中心原子</w:t>
       </w:r>
@@ -5018,7 +5042,7 @@
       </w:r>
       <w:r>
         <w:rPr>
-          <w:rFonts w:hint="eastAsia" w:ascii="Times New Roman" w:hAnsi="Times New Roman" w:eastAsia="SimSun" w:cs="Times New Roman"/>
+          <w:rFonts w:hint="eastAsia" w:ascii="Times New Roman" w:hAnsi="Times New Roman" w:eastAsia="FangSong" w:cs="Times New Roman"/>
         </w:rPr>
         <w:t>真正会与中心原子轨道组合的</w:t>
       </w:r>
@@ -5030,7 +5054,7 @@
       </w:r>
       <w:r>
         <w:rPr>
-          <w:rFonts w:hint="eastAsia" w:ascii="Times New Roman" w:hAnsi="Times New Roman" w:eastAsia="SimSun" w:cs="Times New Roman"/>
+          <w:rFonts w:hint="eastAsia" w:ascii="Times New Roman" w:hAnsi="Times New Roman" w:eastAsia="FangSong" w:cs="Times New Roman"/>
         </w:rPr>
         <w:t>不是</w:t>
       </w:r>
@@ -5042,7 +5066,7 @@
       </w:r>
       <w:r>
         <w:rPr>
-          <w:rFonts w:hint="eastAsia" w:ascii="Times New Roman" w:hAnsi="Times New Roman" w:eastAsia="SimSun" w:cs="Times New Roman"/>
+          <w:rFonts w:hint="eastAsia" w:ascii="Times New Roman" w:hAnsi="Times New Roman" w:eastAsia="FangSong" w:cs="Times New Roman"/>
         </w:rPr>
         <w:t>每一根配体轨道分别去撞中心</w:t>
       </w:r>
@@ -5054,13 +5078,13 @@
       </w:r>
       <w:r>
         <w:rPr>
-          <w:rFonts w:hint="eastAsia" w:ascii="Times New Roman" w:hAnsi="Times New Roman" w:eastAsia="SimSun" w:cs="Times New Roman"/>
+          <w:rFonts w:hint="eastAsia" w:ascii="Times New Roman" w:hAnsi="Times New Roman" w:eastAsia="FangSong" w:cs="Times New Roman"/>
         </w:rPr>
         <w:t>而是先把它们线性组合成若干</w:t>
       </w:r>
       <w:r>
         <w:rPr>
-          <w:rFonts w:hint="eastAsia" w:ascii="Times New Roman" w:hAnsi="Times New Roman" w:eastAsia="SimSun" w:cs="Times New Roman"/>
+          <w:rFonts w:hint="eastAsia" w:ascii="Times New Roman" w:hAnsi="Times New Roman" w:eastAsia="FangSong" w:cs="Times New Roman"/>
           <w:b/>
           <w:bCs/>
         </w:rPr>
@@ -5079,7 +5103,7 @@
       </w:pPr>
       <w:r>
         <w:rPr>
-          <w:rFonts w:hint="eastAsia" w:ascii="Times New Roman" w:hAnsi="Times New Roman" w:eastAsia="SimSun" w:cs="Times New Roman"/>
+          <w:rFonts w:hint="eastAsia" w:ascii="Times New Roman" w:hAnsi="Times New Roman" w:eastAsia="FangSong" w:cs="Times New Roman"/>
         </w:rPr>
         <w:t>只有当</w:t>
       </w:r>
@@ -5100,7 +5124,7 @@
       </w:pPr>
       <w:r>
         <w:rPr>
-          <w:rFonts w:hint="eastAsia" w:ascii="Times New Roman" w:hAnsi="Times New Roman" w:eastAsia="SimSun" w:cs="Times New Roman"/>
+          <w:rFonts w:hint="eastAsia" w:ascii="Times New Roman" w:hAnsi="Times New Roman" w:eastAsia="FangSong" w:cs="Times New Roman"/>
         </w:rPr>
         <w:t xml:space="preserve">对称性匹配</w:t>
       </w:r>
@@ -5115,7 +5139,7 @@
       </w:pPr>
       <w:r>
         <w:rPr>
-          <w:rFonts w:hint="eastAsia" w:ascii="Times New Roman" w:hAnsi="Times New Roman" w:eastAsia="SimSun" w:cs="Times New Roman"/>
+          <w:rFonts w:hint="eastAsia" w:ascii="Times New Roman" w:hAnsi="Times New Roman" w:eastAsia="FangSong" w:cs="Times New Roman"/>
         </w:rPr>
         <w:t xml:space="preserve">能量相近</w:t>
       </w:r>
@@ -5130,7 +5154,7 @@
       </w:pPr>
       <w:r>
         <w:rPr>
-          <w:rFonts w:hint="eastAsia" w:ascii="Times New Roman" w:hAnsi="Times New Roman" w:eastAsia="SimSun" w:cs="Times New Roman"/>
+          <w:rFonts w:hint="eastAsia" w:ascii="Times New Roman" w:hAnsi="Times New Roman" w:eastAsia="FangSong" w:cs="Times New Roman"/>
         </w:rPr>
         <w:t xml:space="preserve">空间重叠足够</w:t>
       </w:r>
@@ -5141,7 +5165,7 @@
       </w:pPr>
       <w:r>
         <w:rPr>
-          <w:rFonts w:hint="eastAsia" w:ascii="Times New Roman" w:hAnsi="Times New Roman" w:eastAsia="SimSun" w:cs="Times New Roman"/>
+          <w:rFonts w:hint="eastAsia" w:ascii="Times New Roman" w:hAnsi="Times New Roman" w:eastAsia="FangSong" w:cs="Times New Roman"/>
         </w:rPr>
         <w:t>时</w:t>
       </w:r>
@@ -5153,7 +5177,7 @@
       </w:r>
       <w:r>
         <w:rPr>
-          <w:rFonts w:hint="eastAsia" w:ascii="Times New Roman" w:hAnsi="Times New Roman" w:eastAsia="SimSun" w:cs="Times New Roman"/>
+          <w:rFonts w:hint="eastAsia" w:ascii="Times New Roman" w:hAnsi="Times New Roman" w:eastAsia="FangSong" w:cs="Times New Roman"/>
         </w:rPr>
         <w:t>中心原子轨道与该</w:t>
       </w:r>
@@ -5165,7 +5189,7 @@
       </w:r>
       <w:r>
         <w:rPr>
-          <w:rFonts w:hint="eastAsia" w:ascii="Times New Roman" w:hAnsi="Times New Roman" w:eastAsia="SimSun" w:cs="Times New Roman"/>
+          <w:rFonts w:hint="eastAsia" w:ascii="Times New Roman" w:hAnsi="Times New Roman" w:eastAsia="FangSong" w:cs="Times New Roman"/>
         </w:rPr>
         <w:t>才能强烈相互作用</w:t>
       </w:r>
@@ -5202,7 +5226,7 @@
       </w:pPr>
       <w:r>
         <w:rPr>
-          <w:rFonts w:hint="eastAsia" w:ascii="Times New Roman" w:hAnsi="Times New Roman" w:eastAsia="SimSun" w:cs="Times New Roman"/>
+          <w:rFonts w:hint="eastAsia" w:ascii="Times New Roman" w:hAnsi="Times New Roman" w:eastAsia="FangSong" w:cs="Times New Roman"/>
         </w:rPr>
         <w:t xml:space="preserve">只要你理解了</w:t>
       </w:r>
@@ -5220,7 +5244,7 @@
       </w:r>
       <w:r>
         <w:rPr>
-          <w:rFonts w:hint="eastAsia" w:ascii="Times New Roman" w:hAnsi="Times New Roman" w:eastAsia="SimSun" w:cs="Times New Roman"/>
+          <w:rFonts w:hint="eastAsia" w:ascii="Times New Roman" w:hAnsi="Times New Roman" w:eastAsia="FangSong" w:cs="Times New Roman"/>
         </w:rPr>
         <w:t>很多原本零散的结论都会串起来</w:t>
       </w:r>
@@ -5241,7 +5265,7 @@
       </w:pPr>
       <w:r>
         <w:rPr>
-          <w:rFonts w:hint="eastAsia" w:ascii="Times New Roman" w:hAnsi="Times New Roman" w:eastAsia="SimSun" w:cs="Times New Roman"/>
+          <w:rFonts w:hint="eastAsia" w:ascii="Times New Roman" w:hAnsi="Times New Roman" w:eastAsia="FangSong" w:cs="Times New Roman"/>
         </w:rPr>
         <w:t xml:space="preserve">为什么</w:t>
       </w:r>
@@ -5266,7 +5290,7 @@
       </w:r>
       <w:r>
         <w:rPr>
-          <w:rFonts w:hint="eastAsia" w:ascii="Times New Roman" w:hAnsi="Times New Roman" w:eastAsia="SimSun" w:cs="Times New Roman"/>
+          <w:rFonts w:hint="eastAsia" w:ascii="Times New Roman" w:hAnsi="Times New Roman" w:eastAsia="FangSong" w:cs="Times New Roman"/>
         </w:rPr>
         <w:t xml:space="preserve">里</w:t>
       </w:r>
@@ -5278,7 +5302,7 @@
       </w:r>
       <w:r>
         <w:rPr>
-          <w:rFonts w:hint="eastAsia" w:ascii="Times New Roman" w:hAnsi="Times New Roman" w:eastAsia="SimSun" w:cs="Times New Roman"/>
+          <w:rFonts w:hint="eastAsia" w:ascii="Times New Roman" w:hAnsi="Times New Roman" w:eastAsia="FangSong" w:cs="Times New Roman"/>
         </w:rPr>
         <w:t xml:space="preserve">个</w:t>
       </w:r>
@@ -5290,7 +5314,7 @@
       </w:r>
       <w:r>
         <w:rPr>
-          <w:rFonts w:hint="eastAsia" w:ascii="Times New Roman" w:hAnsi="Times New Roman" w:eastAsia="SimSun" w:cs="Times New Roman"/>
+          <w:rFonts w:hint="eastAsia" w:ascii="Times New Roman" w:hAnsi="Times New Roman" w:eastAsia="FangSong" w:cs="Times New Roman"/>
         </w:rPr>
         <w:t>最终不是</w:t>
       </w:r>
@@ -5308,7 +5332,7 @@
       </w:r>
       <w:r>
         <w:rPr>
-          <w:rFonts w:hint="eastAsia" w:ascii="Times New Roman" w:hAnsi="Times New Roman" w:eastAsia="SimSun" w:cs="Times New Roman"/>
+          <w:rFonts w:hint="eastAsia" w:ascii="Times New Roman" w:hAnsi="Times New Roman" w:eastAsia="FangSong" w:cs="Times New Roman"/>
         </w:rPr>
         <w:t>根独立键轨道</w:t>
       </w:r>
@@ -5320,7 +5344,7 @@
       </w:r>
       <w:r>
         <w:rPr>
-          <w:rFonts w:hint="eastAsia" w:ascii="Times New Roman" w:hAnsi="Times New Roman" w:eastAsia="SimSun" w:cs="Times New Roman"/>
+          <w:rFonts w:hint="eastAsia" w:ascii="Times New Roman" w:hAnsi="Times New Roman" w:eastAsia="FangSong" w:cs="Times New Roman"/>
         </w:rPr>
         <w:t>而是先组成</w:t>
       </w:r>
@@ -5370,7 +5394,7 @@
       </w:r>
       <w:r>
         <w:rPr>
-          <w:rFonts w:hint="eastAsia" w:ascii="Times New Roman" w:hAnsi="Times New Roman" w:eastAsia="SimSun" w:cs="Times New Roman"/>
+          <w:rFonts w:hint="eastAsia" w:ascii="Times New Roman" w:hAnsi="Times New Roman" w:eastAsia="FangSong" w:cs="Times New Roman"/>
         </w:rPr>
         <w:t xml:space="preserve">型组合</w:t>
       </w:r>
@@ -5385,7 +5409,7 @@
       </w:pPr>
       <w:r>
         <w:rPr>
-          <w:rFonts w:hint="eastAsia" w:ascii="Times New Roman" w:hAnsi="Times New Roman" w:eastAsia="SimSun" w:cs="Times New Roman"/>
+          <w:rFonts w:hint="eastAsia" w:ascii="Times New Roman" w:hAnsi="Times New Roman" w:eastAsia="FangSong" w:cs="Times New Roman"/>
         </w:rPr>
         <w:t xml:space="preserve">为什么</w:t>
       </w:r>
@@ -5410,7 +5434,7 @@
       </w:r>
       <w:r>
         <w:rPr>
-          <w:rFonts w:hint="eastAsia" w:ascii="Times New Roman" w:hAnsi="Times New Roman" w:eastAsia="SimSun" w:cs="Times New Roman"/>
+          <w:rFonts w:hint="eastAsia" w:ascii="Times New Roman" w:hAnsi="Times New Roman" w:eastAsia="FangSong" w:cs="Times New Roman"/>
         </w:rPr>
         <w:t xml:space="preserve">里空</w:t>
       </w:r>
@@ -5433,7 +5457,7 @@
       </w:r>
       <w:r>
         <w:rPr>
-          <w:rFonts w:hint="eastAsia" w:ascii="Times New Roman" w:hAnsi="Times New Roman" w:eastAsia="SimSun" w:cs="Times New Roman"/>
+          <w:rFonts w:hint="eastAsia" w:ascii="Times New Roman" w:hAnsi="Times New Roman" w:eastAsia="FangSong" w:cs="Times New Roman"/>
         </w:rPr>
         <w:t xml:space="preserve">轨道能与</w:t>
       </w:r>
@@ -5445,7 +5469,7 @@
       </w:r>
       <w:r>
         <w:rPr>
-          <w:rFonts w:hint="eastAsia" w:ascii="Times New Roman" w:hAnsi="Times New Roman" w:eastAsia="SimSun" w:cs="Times New Roman"/>
+          <w:rFonts w:hint="eastAsia" w:ascii="Times New Roman" w:hAnsi="Times New Roman" w:eastAsia="FangSong" w:cs="Times New Roman"/>
         </w:rPr>
         <w:t xml:space="preserve">的某些离域组合发生回授</w:t>
       </w:r>
@@ -5460,7 +5484,7 @@
       </w:pPr>
       <w:r>
         <w:rPr>
-          <w:rFonts w:hint="eastAsia" w:ascii="Times New Roman" w:hAnsi="Times New Roman" w:eastAsia="SimSun" w:cs="Times New Roman"/>
+          <w:rFonts w:hint="eastAsia" w:ascii="Times New Roman" w:hAnsi="Times New Roman" w:eastAsia="FangSong" w:cs="Times New Roman"/>
         </w:rPr>
         <w:t xml:space="preserve">为什么配位场里会出现</w:t>
       </w:r>
@@ -5515,7 +5539,7 @@
       </w:r>
       <w:r>
         <w:rPr>
-          <w:rFonts w:hint="eastAsia" w:ascii="Times New Roman" w:hAnsi="Times New Roman" w:eastAsia="SimSun" w:cs="Times New Roman"/>
+          <w:rFonts w:hint="eastAsia" w:ascii="Times New Roman" w:hAnsi="Times New Roman" w:eastAsia="FangSong" w:cs="Times New Roman"/>
         </w:rPr>
         <w:t xml:space="preserve">这类成组标签</w:t>
       </w:r>
@@ -5526,7 +5550,7 @@
       </w:pPr>
       <w:r>
         <w:rPr>
-          <w:rFonts w:hint="eastAsia" w:ascii="Times New Roman" w:hAnsi="Times New Roman" w:eastAsia="SimSun" w:cs="Times New Roman"/>
+          <w:rFonts w:hint="eastAsia" w:ascii="Times New Roman" w:hAnsi="Times New Roman" w:eastAsia="FangSong" w:cs="Times New Roman"/>
         </w:rPr>
         <w:t>所以对称性学习真正的下游不是</w:t>
       </w:r>
@@ -5538,7 +5562,7 @@
       </w:r>
       <w:r>
         <w:rPr>
-          <w:rFonts w:hint="eastAsia" w:ascii="Times New Roman" w:hAnsi="Times New Roman" w:eastAsia="SimSun" w:cs="Times New Roman"/>
+          <w:rFonts w:hint="eastAsia" w:ascii="Times New Roman" w:hAnsi="Times New Roman" w:eastAsia="FangSong" w:cs="Times New Roman"/>
         </w:rPr>
         <w:t>会起名字</w:t>
       </w:r>
@@ -5550,7 +5574,7 @@
       </w:r>
       <w:r>
         <w:rPr>
-          <w:rFonts w:hint="eastAsia" w:ascii="Times New Roman" w:hAnsi="Times New Roman" w:eastAsia="SimSun" w:cs="Times New Roman"/>
+          <w:rFonts w:hint="eastAsia" w:ascii="Times New Roman" w:hAnsi="Times New Roman" w:eastAsia="FangSong" w:cs="Times New Roman"/>
         </w:rPr>
         <w:t>而是</w:t>
       </w:r>
@@ -5571,7 +5595,7 @@
       </w:pPr>
       <w:r>
         <w:rPr>
-          <w:rFonts w:hint="eastAsia" w:ascii="Times New Roman" w:hAnsi="Times New Roman" w:eastAsia="SimSun" w:cs="Times New Roman"/>
+          <w:rFonts w:hint="eastAsia" w:ascii="Times New Roman" w:hAnsi="Times New Roman" w:eastAsia="FangSong" w:cs="Times New Roman"/>
         </w:rPr>
         <w:t xml:space="preserve">多原子</w:t>
       </w:r>
@@ -5592,7 +5616,7 @@
       </w:pPr>
       <w:r>
         <w:rPr>
-          <w:rFonts w:hint="eastAsia" w:ascii="Times New Roman" w:hAnsi="Times New Roman" w:eastAsia="SimSun" w:cs="Times New Roman"/>
+          <w:rFonts w:hint="eastAsia" w:ascii="Times New Roman" w:hAnsi="Times New Roman" w:eastAsia="FangSong" w:cs="Times New Roman"/>
         </w:rPr>
         <w:t xml:space="preserve">配位场分裂</w:t>
       </w:r>
@@ -5607,7 +5631,7 @@
       </w:pPr>
       <w:r>
         <w:rPr>
-          <w:rFonts w:hint="eastAsia" w:ascii="Times New Roman" w:hAnsi="Times New Roman" w:eastAsia="SimSun" w:cs="Times New Roman"/>
+          <w:rFonts w:hint="eastAsia" w:ascii="Times New Roman" w:hAnsi="Times New Roman" w:eastAsia="FangSong" w:cs="Times New Roman"/>
         </w:rPr>
         <w:t xml:space="preserve">光谱选律</w:t>
       </w:r>
@@ -5656,7 +5680,7 @@
       </w:pPr>
       <w:r>
         <w:rPr>
-          <w:rFonts w:hint="eastAsia" w:ascii="Times New Roman" w:hAnsi="Times New Roman" w:eastAsia="SimSun" w:cs="Times New Roman"/>
+          <w:rFonts w:hint="eastAsia" w:ascii="Times New Roman" w:hAnsi="Times New Roman" w:eastAsia="FangSong" w:cs="Times New Roman"/>
         </w:rPr>
         <w:t>在本讲这个层次</w:t>
       </w:r>
@@ -5668,7 +5692,7 @@
       </w:r>
       <w:r>
         <w:rPr>
-          <w:rFonts w:hint="eastAsia" w:ascii="Times New Roman" w:hAnsi="Times New Roman" w:eastAsia="SimSun" w:cs="Times New Roman"/>
+          <w:rFonts w:hint="eastAsia" w:ascii="Times New Roman" w:hAnsi="Times New Roman" w:eastAsia="FangSong" w:cs="Times New Roman"/>
         </w:rPr>
         <w:t>你不一定非要熟练使用投影算符</w:t>
       </w:r>
@@ -5680,7 +5704,7 @@
       </w:r>
       <w:r>
         <w:rPr>
-          <w:rFonts w:hint="eastAsia" w:ascii="Times New Roman" w:hAnsi="Times New Roman" w:eastAsia="SimSun" w:cs="Times New Roman"/>
+          <w:rFonts w:hint="eastAsia" w:ascii="Times New Roman" w:hAnsi="Times New Roman" w:eastAsia="FangSong" w:cs="Times New Roman"/>
         </w:rPr>
         <w:t>但至少要会</w:t>
       </w:r>
@@ -5701,7 +5725,7 @@
       </w:pPr>
       <w:r>
         <w:rPr>
-          <w:rFonts w:hint="eastAsia" w:ascii="Times New Roman" w:hAnsi="Times New Roman" w:eastAsia="SimSun" w:cs="Times New Roman"/>
+          <w:rFonts w:hint="eastAsia" w:ascii="Times New Roman" w:hAnsi="Times New Roman" w:eastAsia="FangSong" w:cs="Times New Roman"/>
         </w:rPr>
         <w:t>认识</w:t>
       </w:r>
@@ -5713,7 +5737,7 @@
       </w:r>
       <w:r>
         <w:rPr>
-          <w:rFonts w:hint="eastAsia" w:ascii="Times New Roman" w:hAnsi="Times New Roman" w:eastAsia="SimSun" w:cs="Times New Roman"/>
+          <w:rFonts w:hint="eastAsia" w:ascii="Times New Roman" w:hAnsi="Times New Roman" w:eastAsia="FangSong" w:cs="Times New Roman"/>
         </w:rPr>
         <w:t>等价配体轨道会先合成几组</w:t>
       </w:r>
@@ -5734,7 +5758,7 @@
       </w:pPr>
       <w:r>
         <w:rPr>
-          <w:rFonts w:hint="eastAsia" w:ascii="Times New Roman" w:hAnsi="Times New Roman" w:eastAsia="SimSun" w:cs="Times New Roman"/>
+          <w:rFonts w:hint="eastAsia" w:ascii="Times New Roman" w:hAnsi="Times New Roman" w:eastAsia="FangSong" w:cs="Times New Roman"/>
         </w:rPr>
         <w:t>接受</w:t>
       </w:r>
@@ -5746,7 +5770,7 @@
       </w:r>
       <w:r>
         <w:rPr>
-          <w:rFonts w:hint="eastAsia" w:ascii="Times New Roman" w:hAnsi="Times New Roman" w:eastAsia="SimSun" w:cs="Times New Roman"/>
+          <w:rFonts w:hint="eastAsia" w:ascii="Times New Roman" w:hAnsi="Times New Roman" w:eastAsia="FangSong" w:cs="Times New Roman"/>
         </w:rPr>
         <w:t>同对称性才可能强相互作用</w:t>
       </w:r>
@@ -5767,7 +5791,7 @@
       </w:pPr>
       <w:r>
         <w:rPr>
-          <w:rFonts w:hint="eastAsia" w:ascii="Times New Roman" w:hAnsi="Times New Roman" w:eastAsia="SimSun" w:cs="Times New Roman"/>
+          <w:rFonts w:hint="eastAsia" w:ascii="Times New Roman" w:hAnsi="Times New Roman" w:eastAsia="FangSong" w:cs="Times New Roman"/>
         </w:rPr>
         <w:t>会把对称性和结构</w:t>
       </w:r>
@@ -5779,7 +5803,7 @@
       </w:r>
       <w:r>
         <w:rPr>
-          <w:rFonts w:hint="eastAsia" w:ascii="Times New Roman" w:hAnsi="Times New Roman" w:eastAsia="SimSun" w:cs="Times New Roman"/>
+          <w:rFonts w:hint="eastAsia" w:ascii="Times New Roman" w:hAnsi="Times New Roman" w:eastAsia="FangSong" w:cs="Times New Roman"/>
         </w:rPr>
         <w:t>光谱</w:t>
       </w:r>
@@ -5791,7 +5815,7 @@
       </w:r>
       <w:r>
         <w:rPr>
-          <w:rFonts w:hint="eastAsia" w:ascii="Times New Roman" w:hAnsi="Times New Roman" w:eastAsia="SimSun" w:cs="Times New Roman"/>
+          <w:rFonts w:hint="eastAsia" w:ascii="Times New Roman" w:hAnsi="Times New Roman" w:eastAsia="FangSong" w:cs="Times New Roman"/>
         </w:rPr>
         <w:t>成键联系起来</w:t>
       </w:r>
@@ -5802,7 +5826,7 @@
       </w:pPr>
       <w:r>
         <w:rPr>
-          <w:rFonts w:hint="eastAsia" w:ascii="Times New Roman" w:hAnsi="Times New Roman" w:eastAsia="SimSun" w:cs="Times New Roman"/>
+          <w:rFonts w:hint="eastAsia" w:ascii="Times New Roman" w:hAnsi="Times New Roman" w:eastAsia="FangSong" w:cs="Times New Roman"/>
           <w:b/>
           <w:bCs/>
         </w:rPr>
@@ -5816,7 +5840,7 @@
       </w:r>
       <w:r>
         <w:rPr>
-          <w:rFonts w:hint="eastAsia" w:ascii="Times New Roman" w:hAnsi="Times New Roman" w:eastAsia="SimSun" w:cs="Times New Roman"/>
+          <w:rFonts w:hint="eastAsia" w:ascii="Times New Roman" w:hAnsi="Times New Roman" w:eastAsia="FangSong" w:cs="Times New Roman"/>
         </w:rPr>
         <w:t>这就够支撑大多数决赛结构题与信息题了</w:t>
       </w:r>
@@ -5828,7 +5852,7 @@
       </w:r>
       <w:r>
         <w:rPr>
-          <w:rFonts w:hint="eastAsia" w:ascii="Times New Roman" w:hAnsi="Times New Roman" w:eastAsia="SimSun" w:cs="Times New Roman"/>
+          <w:rFonts w:hint="eastAsia" w:ascii="Times New Roman" w:hAnsi="Times New Roman" w:eastAsia="FangSong" w:cs="Times New Roman"/>
         </w:rPr>
         <w:t>真正系统的群论</w:t>
       </w:r>
@@ -5840,7 +5864,7 @@
       </w:r>
       <w:r>
         <w:rPr>
-          <w:rFonts w:hint="eastAsia" w:ascii="Times New Roman" w:hAnsi="Times New Roman" w:eastAsia="SimSun" w:cs="Times New Roman"/>
+          <w:rFonts w:hint="eastAsia" w:ascii="Times New Roman" w:hAnsi="Times New Roman" w:eastAsia="FangSong" w:cs="Times New Roman"/>
         </w:rPr>
         <w:t>特征标表与选律推导</w:t>
       </w:r>
@@ -5852,7 +5876,7 @@
       </w:r>
       <w:r>
         <w:rPr>
-          <w:rFonts w:hint="eastAsia" w:ascii="Times New Roman" w:hAnsi="Times New Roman" w:eastAsia="SimSun" w:cs="Times New Roman"/>
+          <w:rFonts w:hint="eastAsia" w:ascii="Times New Roman" w:hAnsi="Times New Roman" w:eastAsia="FangSong" w:cs="Times New Roman"/>
         </w:rPr>
         <w:t>可以放到对称性专题单独深化</w:t>
       </w:r>
@@ -5997,7 +6021,7 @@
       </w:pPr>
       <w:r>
         <w:rPr>
-          <w:rFonts w:hint="eastAsia" w:ascii="Times New Roman" w:hAnsi="Times New Roman" w:eastAsia="SimSun" w:cs="Times New Roman"/>
+          <w:rFonts w:hint="eastAsia" w:ascii="Times New Roman" w:hAnsi="Times New Roman" w:eastAsia="FangSong" w:cs="Times New Roman"/>
         </w:rPr>
         <w:t>前线轨道理论最受欢迎</w:t>
       </w:r>
@@ -6009,7 +6033,7 @@
       </w:r>
       <w:r>
         <w:rPr>
-          <w:rFonts w:hint="eastAsia" w:ascii="Times New Roman" w:hAnsi="Times New Roman" w:eastAsia="SimSun" w:cs="Times New Roman"/>
+          <w:rFonts w:hint="eastAsia" w:ascii="Times New Roman" w:hAnsi="Times New Roman" w:eastAsia="FangSong" w:cs="Times New Roman"/>
         </w:rPr>
         <w:t>是因为它能把复杂电子结构压缩成两个最关键的问题</w:t>
       </w:r>
@@ -6030,7 +6054,7 @@
       </w:pPr>
       <w:r>
         <w:rPr>
-          <w:rFonts w:hint="eastAsia" w:ascii="Times New Roman" w:hAnsi="Times New Roman" w:eastAsia="SimSun" w:cs="Times New Roman"/>
+          <w:rFonts w:hint="eastAsia" w:ascii="Times New Roman" w:hAnsi="Times New Roman" w:eastAsia="FangSong" w:cs="Times New Roman"/>
         </w:rPr>
         <w:t xml:space="preserve">最高占据轨道</w:t>
       </w:r>
@@ -6062,7 +6086,7 @@
       </w:r>
       <w:r>
         <w:rPr>
-          <w:rFonts w:hint="eastAsia" w:ascii="Times New Roman" w:hAnsi="Times New Roman" w:eastAsia="SimSun" w:cs="Times New Roman"/>
+          <w:rFonts w:hint="eastAsia" w:ascii="Times New Roman" w:hAnsi="Times New Roman" w:eastAsia="FangSong" w:cs="Times New Roman"/>
         </w:rPr>
         <w:t>在哪里</w:t>
       </w:r>
@@ -6074,7 +6098,7 @@
       </w:r>
       <w:r>
         <w:rPr>
-          <w:rFonts w:hint="eastAsia" w:ascii="Times New Roman" w:hAnsi="Times New Roman" w:eastAsia="SimSun" w:cs="Times New Roman"/>
+          <w:rFonts w:hint="eastAsia" w:ascii="Times New Roman" w:hAnsi="Times New Roman" w:eastAsia="FangSong" w:cs="Times New Roman"/>
         </w:rPr>
         <w:t>能量多高</w:t>
       </w:r>
@@ -6089,7 +6113,7 @@
       </w:pPr>
       <w:r>
         <w:rPr>
-          <w:rFonts w:hint="eastAsia" w:ascii="Times New Roman" w:hAnsi="Times New Roman" w:eastAsia="SimSun" w:cs="Times New Roman"/>
+          <w:rFonts w:hint="eastAsia" w:ascii="Times New Roman" w:hAnsi="Times New Roman" w:eastAsia="FangSong" w:cs="Times New Roman"/>
         </w:rPr>
         <w:t xml:space="preserve">最低空轨道</w:t>
       </w:r>
@@ -6121,7 +6145,7 @@
       </w:r>
       <w:r>
         <w:rPr>
-          <w:rFonts w:hint="eastAsia" w:ascii="Times New Roman" w:hAnsi="Times New Roman" w:eastAsia="SimSun" w:cs="Times New Roman"/>
+          <w:rFonts w:hint="eastAsia" w:ascii="Times New Roman" w:hAnsi="Times New Roman" w:eastAsia="FangSong" w:cs="Times New Roman"/>
         </w:rPr>
         <w:t>在哪里</w:t>
       </w:r>
@@ -6133,7 +6157,7 @@
       </w:r>
       <w:r>
         <w:rPr>
-          <w:rFonts w:hint="eastAsia" w:ascii="Times New Roman" w:hAnsi="Times New Roman" w:eastAsia="SimSun" w:cs="Times New Roman"/>
+          <w:rFonts w:hint="eastAsia" w:ascii="Times New Roman" w:hAnsi="Times New Roman" w:eastAsia="FangSong" w:cs="Times New Roman"/>
         </w:rPr>
         <w:t>能量多低</w:t>
       </w:r>
@@ -6144,7 +6168,7 @@
       </w:pPr>
       <w:r>
         <w:rPr>
-          <w:rFonts w:hint="eastAsia" w:ascii="Times New Roman" w:hAnsi="Times New Roman" w:eastAsia="SimSun" w:cs="Times New Roman"/>
+          <w:rFonts w:hint="eastAsia" w:ascii="Times New Roman" w:hAnsi="Times New Roman" w:eastAsia="FangSong" w:cs="Times New Roman"/>
         </w:rPr>
         <w:t>于是很多现象可以快速解释</w:t>
       </w:r>
@@ -6165,7 +6189,7 @@
       </w:pPr>
       <w:r>
         <w:rPr>
-          <w:rFonts w:hint="eastAsia" w:ascii="Times New Roman" w:hAnsi="Times New Roman" w:eastAsia="SimSun" w:cs="Times New Roman"/>
+          <w:rFonts w:hint="eastAsia" w:ascii="Times New Roman" w:hAnsi="Times New Roman" w:eastAsia="FangSong" w:cs="Times New Roman"/>
         </w:rPr>
         <w:t xml:space="preserve">谁更容易给电子</w:t>
       </w:r>
@@ -6180,7 +6204,7 @@
       </w:pPr>
       <w:r>
         <w:rPr>
-          <w:rFonts w:hint="eastAsia" w:ascii="Times New Roman" w:hAnsi="Times New Roman" w:eastAsia="SimSun" w:cs="Times New Roman"/>
+          <w:rFonts w:hint="eastAsia" w:ascii="Times New Roman" w:hAnsi="Times New Roman" w:eastAsia="FangSong" w:cs="Times New Roman"/>
         </w:rPr>
         <w:t>谁更容易受亲核</w:t>
       </w:r>
@@ -6192,7 +6216,7 @@
       </w:r>
       <w:r>
         <w:rPr>
-          <w:rFonts w:hint="eastAsia" w:ascii="Times New Roman" w:hAnsi="Times New Roman" w:eastAsia="SimSun" w:cs="Times New Roman"/>
+          <w:rFonts w:hint="eastAsia" w:ascii="Times New Roman" w:hAnsi="Times New Roman" w:eastAsia="FangSong" w:cs="Times New Roman"/>
         </w:rPr>
         <w:t>亲电进攻</w:t>
       </w:r>
@@ -6207,7 +6231,7 @@
       </w:pPr>
       <w:r>
         <w:rPr>
-          <w:rFonts w:hint="eastAsia" w:ascii="Times New Roman" w:hAnsi="Times New Roman" w:eastAsia="SimSun" w:cs="Times New Roman"/>
+          <w:rFonts w:hint="eastAsia" w:ascii="Times New Roman" w:hAnsi="Times New Roman" w:eastAsia="FangSong" w:cs="Times New Roman"/>
         </w:rPr>
         <w:t xml:space="preserve">哪个跃迁更容易发生</w:t>
       </w:r>
@@ -6222,7 +6246,7 @@
       </w:pPr>
       <w:r>
         <w:rPr>
-          <w:rFonts w:hint="eastAsia" w:ascii="Times New Roman" w:hAnsi="Times New Roman" w:eastAsia="SimSun" w:cs="Times New Roman"/>
+          <w:rFonts w:hint="eastAsia" w:ascii="Times New Roman" w:hAnsi="Times New Roman" w:eastAsia="FangSong" w:cs="Times New Roman"/>
         </w:rPr>
         <w:t xml:space="preserve">共轭增大后为什么颜色变深</w:t>
       </w:r>
@@ -6305,7 +6329,7 @@
       </w:pPr>
       <w:r>
         <w:rPr>
-          <w:rFonts w:hint="eastAsia" w:ascii="Times New Roman" w:hAnsi="Times New Roman" w:eastAsia="SimSun" w:cs="Times New Roman"/>
+          <w:rFonts w:hint="eastAsia" w:ascii="Times New Roman" w:hAnsi="Times New Roman" w:eastAsia="FangSong" w:cs="Times New Roman"/>
         </w:rPr>
         <w:t>能隙越小</w:t>
       </w:r>
@@ -6317,7 +6341,7 @@
       </w:r>
       <w:r>
         <w:rPr>
-          <w:rFonts w:hint="eastAsia" w:ascii="Times New Roman" w:hAnsi="Times New Roman" w:eastAsia="SimSun" w:cs="Times New Roman"/>
+          <w:rFonts w:hint="eastAsia" w:ascii="Times New Roman" w:hAnsi="Times New Roman" w:eastAsia="FangSong" w:cs="Times New Roman"/>
         </w:rPr>
         <w:t>电子从</w:t>
       </w:r>
@@ -6349,7 +6373,7 @@
       </w:r>
       <w:r>
         <w:rPr>
-          <w:rFonts w:hint="eastAsia" w:ascii="Times New Roman" w:hAnsi="Times New Roman" w:eastAsia="SimSun" w:cs="Times New Roman"/>
+          <w:rFonts w:hint="eastAsia" w:ascii="Times New Roman" w:hAnsi="Times New Roman" w:eastAsia="FangSong" w:cs="Times New Roman"/>
         </w:rPr>
         <w:t xml:space="preserve">跃迁到</w:t>
       </w:r>
@@ -6381,7 +6405,7 @@
       </w:r>
       <w:r>
         <w:rPr>
-          <w:rFonts w:hint="eastAsia" w:ascii="Times New Roman" w:hAnsi="Times New Roman" w:eastAsia="SimSun" w:cs="Times New Roman"/>
+          <w:rFonts w:hint="eastAsia" w:ascii="Times New Roman" w:hAnsi="Times New Roman" w:eastAsia="FangSong" w:cs="Times New Roman"/>
         </w:rPr>
         <w:t>所需能量越低</w:t>
       </w:r>
@@ -6393,7 +6417,7 @@
       </w:r>
       <w:r>
         <w:rPr>
-          <w:rFonts w:hint="eastAsia" w:ascii="Times New Roman" w:hAnsi="Times New Roman" w:eastAsia="SimSun" w:cs="Times New Roman"/>
+          <w:rFonts w:hint="eastAsia" w:ascii="Times New Roman" w:hAnsi="Times New Roman" w:eastAsia="FangSong" w:cs="Times New Roman"/>
         </w:rPr>
         <w:t>吸收波长通常越长</w:t>
       </w:r>
@@ -6410,7 +6434,7 @@
       </w:pPr>
       <w:r>
         <w:rPr>
-          <w:rFonts w:hint="eastAsia" w:ascii="Times New Roman" w:hAnsi="Times New Roman" w:eastAsia="SimSun" w:cs="Times New Roman"/>
+          <w:rFonts w:hint="eastAsia" w:ascii="Times New Roman" w:hAnsi="Times New Roman" w:eastAsia="FangSong" w:cs="Times New Roman"/>
         </w:rPr>
         <w:t xml:space="preserve">这就是</w:t>
       </w:r>
@@ -6422,7 +6446,7 @@
       </w:r>
       <w:r>
         <w:rPr>
-          <w:rFonts w:hint="eastAsia" w:ascii="Times New Roman" w:hAnsi="Times New Roman" w:eastAsia="SimSun" w:cs="Times New Roman"/>
+          <w:rFonts w:hint="eastAsia" w:ascii="Times New Roman" w:hAnsi="Times New Roman" w:eastAsia="FangSong" w:cs="Times New Roman"/>
         </w:rPr>
         <w:t>题</w:t>
       </w:r>
@@ -6430,11 +6454,11 @@
         <w:rPr>
           <w:rFonts w:hint="eastAsia" w:ascii="Times New Roman" w:hAnsi="Times New Roman" w:eastAsia="Times New Roman" w:cs="Times New Roman"/>
         </w:rPr>
-        <w:t>-038-3-1-</w:t>
-      </w:r>
-      <w:r>
-        <w:rPr>
-          <w:rFonts w:hint="eastAsia" w:ascii="Times New Roman" w:hAnsi="Times New Roman" w:eastAsia="SimSun" w:cs="Times New Roman"/>
+        <w:t>-038-3-</w:t>
+      </w:r>
+      <w:r>
+        <w:rPr>
+          <w:rFonts w:hint="eastAsia" w:ascii="Times New Roman" w:hAnsi="Times New Roman" w:eastAsia="FangSong" w:cs="Times New Roman"/>
         </w:rPr>
         <w:t>螺吡喃机械力变色</w:t>
       </w:r>
@@ -6446,7 +6470,7 @@
       </w:r>
       <w:r>
         <w:rPr>
-          <w:rFonts w:hint="eastAsia" w:ascii="Times New Roman" w:hAnsi="Times New Roman" w:eastAsia="SimSun" w:cs="Times New Roman"/>
+          <w:rFonts w:hint="eastAsia" w:ascii="Times New Roman" w:hAnsi="Times New Roman" w:eastAsia="FangSong" w:cs="Times New Roman"/>
         </w:rPr>
         <w:t>背后的核心逻辑</w:t>
       </w:r>
@@ -6467,7 +6491,7 @@
       </w:pPr>
       <w:r>
         <w:rPr>
-          <w:rFonts w:hint="eastAsia" w:ascii="Times New Roman" w:hAnsi="Times New Roman" w:eastAsia="SimSun" w:cs="Times New Roman"/>
+          <w:rFonts w:hint="eastAsia" w:ascii="Times New Roman" w:hAnsi="Times New Roman" w:eastAsia="FangSong" w:cs="Times New Roman"/>
         </w:rPr>
         <w:t xml:space="preserve">开环后共轭范围增大</w:t>
       </w:r>
@@ -6482,7 +6506,7 @@
       </w:pPr>
       <w:r>
         <w:rPr>
-          <w:rFonts w:hint="eastAsia" w:ascii="Times New Roman" w:hAnsi="Times New Roman" w:eastAsia="SimSun" w:cs="Times New Roman"/>
+          <w:rFonts w:hint="eastAsia" w:ascii="Times New Roman" w:hAnsi="Times New Roman" w:eastAsia="FangSong" w:cs="Times New Roman"/>
         </w:rPr>
         <w:t xml:space="preserve">电子离域范围增大</w:t>
       </w:r>
@@ -6543,7 +6567,7 @@
       </w:r>
       <w:r>
         <w:rPr>
-          <w:rFonts w:hint="eastAsia" w:ascii="Times New Roman" w:hAnsi="Times New Roman" w:eastAsia="SimSun" w:cs="Times New Roman"/>
+          <w:rFonts w:hint="eastAsia" w:ascii="Times New Roman" w:hAnsi="Times New Roman" w:eastAsia="FangSong" w:cs="Times New Roman"/>
         </w:rPr>
         <w:t xml:space="preserve">能隙减小</w:t>
       </w:r>
@@ -6558,7 +6582,7 @@
       </w:pPr>
       <w:r>
         <w:rPr>
-          <w:rFonts w:hint="eastAsia" w:ascii="Times New Roman" w:hAnsi="Times New Roman" w:eastAsia="SimSun" w:cs="Times New Roman"/>
+          <w:rFonts w:hint="eastAsia" w:ascii="Times New Roman" w:hAnsi="Times New Roman" w:eastAsia="FangSong" w:cs="Times New Roman"/>
         </w:rPr>
         <w:t xml:space="preserve">主吸收峰红移</w:t>
       </w:r>
@@ -6569,7 +6593,7 @@
       </w:pPr>
       <w:r>
         <w:rPr>
-          <w:rFonts w:hint="eastAsia" w:ascii="Times New Roman" w:hAnsi="Times New Roman" w:eastAsia="SimSun" w:cs="Times New Roman"/>
+          <w:rFonts w:hint="eastAsia" w:ascii="Times New Roman" w:hAnsi="Times New Roman" w:eastAsia="FangSong" w:cs="Times New Roman"/>
         </w:rPr>
         <w:t>这类题虽然看起来像有机或光谱题</w:t>
       </w:r>
@@ -6581,7 +6605,7 @@
       </w:r>
       <w:r>
         <w:rPr>
-          <w:rFonts w:hint="eastAsia" w:ascii="Times New Roman" w:hAnsi="Times New Roman" w:eastAsia="SimSun" w:cs="Times New Roman"/>
+          <w:rFonts w:hint="eastAsia" w:ascii="Times New Roman" w:hAnsi="Times New Roman" w:eastAsia="FangSong" w:cs="Times New Roman"/>
         </w:rPr>
         <w:t>但结构化学工具完全可以处理</w:t>
       </w:r>
@@ -6624,7 +6648,7 @@
       </w:r>
       <w:r>
         <w:rPr>
-          <w:rFonts w:hint="eastAsia" w:ascii="Times New Roman" w:hAnsi="Times New Roman" w:eastAsia="SimSun" w:cs="Times New Roman"/>
+          <w:rFonts w:hint="eastAsia" w:ascii="Times New Roman" w:hAnsi="Times New Roman" w:eastAsia="FangSong" w:cs="Times New Roman"/>
         </w:rPr>
         <w:t>是最经典的前线轨道教学对象之一</w:t>
       </w:r>
@@ -6645,7 +6669,7 @@
       </w:pPr>
       <w:r>
         <w:rPr>
-          <w:rFonts w:hint="eastAsia" w:ascii="Times New Roman" w:hAnsi="Times New Roman" w:eastAsia="SimSun" w:cs="Times New Roman"/>
+          <w:rFonts w:hint="eastAsia" w:ascii="Times New Roman" w:hAnsi="Times New Roman" w:eastAsia="FangSong" w:cs="Times New Roman"/>
         </w:rPr>
         <w:t>一个较高能</w:t>
       </w:r>
@@ -6657,7 +6681,7 @@
       </w:r>
       <w:r>
         <w:rPr>
-          <w:rFonts w:hint="eastAsia" w:ascii="Times New Roman" w:hAnsi="Times New Roman" w:eastAsia="SimSun" w:cs="Times New Roman"/>
+          <w:rFonts w:hint="eastAsia" w:ascii="Times New Roman" w:hAnsi="Times New Roman" w:eastAsia="FangSong" w:cs="Times New Roman"/>
         </w:rPr>
         <w:t>可用于给电子的占据轨道负责</w:t>
       </w:r>
@@ -6677,7 +6701,7 @@
       </w:r>
       <w:r>
         <w:rPr>
-          <w:rFonts w:hint="eastAsia" w:ascii="Times New Roman" w:hAnsi="Times New Roman" w:eastAsia="SimSun" w:cs="Times New Roman"/>
+          <w:rFonts w:hint="eastAsia" w:ascii="Times New Roman" w:hAnsi="Times New Roman" w:eastAsia="FangSong" w:cs="Times New Roman"/>
           <w:b/>
           <w:bCs/>
         </w:rPr>
@@ -6694,7 +6718,7 @@
       </w:pPr>
       <w:r>
         <w:rPr>
-          <w:rFonts w:hint="eastAsia" w:ascii="Times New Roman" w:hAnsi="Times New Roman" w:eastAsia="SimSun" w:cs="Times New Roman"/>
+          <w:rFonts w:hint="eastAsia" w:ascii="Times New Roman" w:hAnsi="Times New Roman" w:eastAsia="FangSong" w:cs="Times New Roman"/>
         </w:rPr>
         <w:t>一组较低能</w:t>
       </w:r>
@@ -6706,7 +6730,7 @@
       </w:r>
       <w:r>
         <w:rPr>
-          <w:rFonts w:hint="eastAsia" w:ascii="Times New Roman" w:hAnsi="Times New Roman" w:eastAsia="SimSun" w:cs="Times New Roman"/>
+          <w:rFonts w:hint="eastAsia" w:ascii="Times New Roman" w:hAnsi="Times New Roman" w:eastAsia="FangSong" w:cs="Times New Roman"/>
         </w:rPr>
         <w:t>可接受回授的空轨道负责</w:t>
       </w:r>
@@ -6726,7 +6750,7 @@
       </w:r>
       <w:r>
         <w:rPr>
-          <w:rFonts w:hint="eastAsia" w:ascii="Times New Roman" w:hAnsi="Times New Roman" w:eastAsia="SimSun" w:cs="Times New Roman"/>
+          <w:rFonts w:hint="eastAsia" w:ascii="Times New Roman" w:hAnsi="Times New Roman" w:eastAsia="FangSong" w:cs="Times New Roman"/>
           <w:b/>
           <w:bCs/>
         </w:rPr>
@@ -6739,7 +6763,7 @@
       </w:pPr>
       <w:r>
         <w:rPr>
-          <w:rFonts w:hint="eastAsia" w:ascii="Times New Roman" w:hAnsi="Times New Roman" w:eastAsia="SimSun" w:cs="Times New Roman"/>
+          <w:rFonts w:hint="eastAsia" w:ascii="Times New Roman" w:hAnsi="Times New Roman" w:eastAsia="FangSong" w:cs="Times New Roman"/>
         </w:rPr>
         <w:t xml:space="preserve">因此</w:t>
       </w:r>
@@ -6751,7 +6775,7 @@
       </w:r>
       <w:r>
         <w:rPr>
-          <w:rFonts w:hint="eastAsia" w:ascii="Times New Roman" w:hAnsi="Times New Roman" w:eastAsia="SimSun" w:cs="Times New Roman"/>
+          <w:rFonts w:hint="eastAsia" w:ascii="Times New Roman" w:hAnsi="Times New Roman" w:eastAsia="FangSong" w:cs="Times New Roman"/>
         </w:rPr>
         <w:t>同时具备</w:t>
       </w:r>
@@ -6772,7 +6796,7 @@
       </w:pPr>
       <w:r>
         <w:rPr>
-          <w:rFonts w:hint="eastAsia" w:ascii="Times New Roman" w:hAnsi="Times New Roman" w:eastAsia="SimSun" w:cs="Times New Roman"/>
+          <w:rFonts w:hint="eastAsia" w:ascii="Times New Roman" w:hAnsi="Times New Roman" w:eastAsia="FangSong" w:cs="Times New Roman"/>
         </w:rPr>
         <w:t xml:space="preserve">向金属供电子的能力</w:t>
       </w:r>
@@ -6787,7 +6811,7 @@
       </w:pPr>
       <w:r>
         <w:rPr>
-          <w:rFonts w:hint="eastAsia" w:ascii="Times New Roman" w:hAnsi="Times New Roman" w:eastAsia="SimSun" w:cs="Times New Roman"/>
+          <w:rFonts w:hint="eastAsia" w:ascii="Times New Roman" w:hAnsi="Times New Roman" w:eastAsia="FangSong" w:cs="Times New Roman"/>
         </w:rPr>
         <w:t xml:space="preserve">接受金属</w:t>
       </w:r>
@@ -6819,7 +6843,7 @@
       </w:r>
       <w:r>
         <w:rPr>
-          <w:rFonts w:hint="eastAsia" w:ascii="Times New Roman" w:hAnsi="Times New Roman" w:eastAsia="SimSun" w:cs="Times New Roman"/>
+          <w:rFonts w:hint="eastAsia" w:ascii="Times New Roman" w:hAnsi="Times New Roman" w:eastAsia="FangSong" w:cs="Times New Roman"/>
         </w:rPr>
         <w:t xml:space="preserve">反馈的能力</w:t>
       </w:r>
@@ -6830,7 +6854,7 @@
       </w:pPr>
       <w:r>
         <w:rPr>
-          <w:rFonts w:hint="eastAsia" w:ascii="Times New Roman" w:hAnsi="Times New Roman" w:eastAsia="SimSun" w:cs="Times New Roman"/>
+          <w:rFonts w:hint="eastAsia" w:ascii="Times New Roman" w:hAnsi="Times New Roman" w:eastAsia="FangSong" w:cs="Times New Roman"/>
         </w:rPr>
         <w:t>这类图像虽然更多会在配位深化里展开</w:t>
       </w:r>
@@ -6842,7 +6866,7 @@
       </w:r>
       <w:r>
         <w:rPr>
-          <w:rFonts w:hint="eastAsia" w:ascii="Times New Roman" w:hAnsi="Times New Roman" w:eastAsia="SimSun" w:cs="Times New Roman"/>
+          <w:rFonts w:hint="eastAsia" w:ascii="Times New Roman" w:hAnsi="Times New Roman" w:eastAsia="FangSong" w:cs="Times New Roman"/>
         </w:rPr>
         <w:t>但它的根已经在决赛</w:t>
       </w:r>
@@ -6916,7 +6940,7 @@
       </w:pPr>
       <w:r>
         <w:rPr>
-          <w:rFonts w:hint="eastAsia" w:ascii="Times New Roman" w:hAnsi="Times New Roman" w:eastAsia="SimSun" w:cs="Times New Roman"/>
+          <w:rFonts w:hint="eastAsia" w:ascii="Times New Roman" w:hAnsi="Times New Roman" w:eastAsia="FangSong" w:cs="Times New Roman"/>
         </w:rPr>
         <w:t>把前线轨道语言用于主族分子时</w:t>
       </w:r>
@@ -6928,7 +6952,7 @@
       </w:r>
       <w:r>
         <w:rPr>
-          <w:rFonts w:hint="eastAsia" w:ascii="Times New Roman" w:hAnsi="Times New Roman" w:eastAsia="SimSun" w:cs="Times New Roman"/>
+          <w:rFonts w:hint="eastAsia" w:ascii="Times New Roman" w:hAnsi="Times New Roman" w:eastAsia="FangSong" w:cs="Times New Roman"/>
         </w:rPr>
         <w:t>也很高效</w:t>
       </w:r>
@@ -6946,7 +6970,7 @@
       </w:r>
       <w:r>
         <w:rPr>
-          <w:rFonts w:hint="eastAsia" w:ascii="Times New Roman" w:hAnsi="Times New Roman" w:eastAsia="SimSun" w:cs="Times New Roman"/>
+          <w:rFonts w:hint="eastAsia" w:ascii="Times New Roman" w:hAnsi="Times New Roman" w:eastAsia="FangSong" w:cs="Times New Roman"/>
         </w:rPr>
         <w:t xml:space="preserve">例如</w:t>
       </w:r>
@@ -6971,7 +6995,7 @@
       </w:r>
       <w:r>
         <w:rPr>
-          <w:rFonts w:hint="eastAsia" w:ascii="Times New Roman" w:hAnsi="Times New Roman" w:eastAsia="SimSun" w:cs="Times New Roman"/>
+          <w:rFonts w:hint="eastAsia" w:ascii="Times New Roman" w:hAnsi="Times New Roman" w:eastAsia="FangSong" w:cs="Times New Roman"/>
         </w:rPr>
         <w:t xml:space="preserve">常被说成</w:t>
       </w:r>
@@ -6983,7 +7007,7 @@
       </w:r>
       <w:r>
         <w:rPr>
-          <w:rFonts w:hint="eastAsia" w:ascii="Times New Roman" w:hAnsi="Times New Roman" w:eastAsia="SimSun" w:cs="Times New Roman"/>
+          <w:rFonts w:hint="eastAsia" w:ascii="Times New Roman" w:hAnsi="Times New Roman" w:eastAsia="FangSong" w:cs="Times New Roman"/>
         </w:rPr>
         <w:t>酸</w:t>
       </w:r>
@@ -6995,7 +7019,7 @@
       </w:r>
       <w:r>
         <w:rPr>
-          <w:rFonts w:hint="eastAsia" w:ascii="Times New Roman" w:hAnsi="Times New Roman" w:eastAsia="SimSun" w:cs="Times New Roman"/>
+          <w:rFonts w:hint="eastAsia" w:ascii="Times New Roman" w:hAnsi="Times New Roman" w:eastAsia="FangSong" w:cs="Times New Roman"/>
         </w:rPr>
         <w:t>本质上就是</w:t>
       </w:r>
@@ -7016,7 +7040,7 @@
       </w:pPr>
       <w:r>
         <w:rPr>
-          <w:rFonts w:hint="eastAsia" w:ascii="Times New Roman" w:hAnsi="Times New Roman" w:eastAsia="SimSun" w:cs="Times New Roman"/>
+          <w:rFonts w:hint="eastAsia" w:ascii="Times New Roman" w:hAnsi="Times New Roman" w:eastAsia="FangSong" w:cs="Times New Roman"/>
         </w:rPr>
         <w:t xml:space="preserve">中心</w:t>
       </w:r>
@@ -7028,7 +7052,7 @@
       </w:r>
       <w:r>
         <w:rPr>
-          <w:rFonts w:hint="eastAsia" w:ascii="Times New Roman" w:hAnsi="Times New Roman" w:eastAsia="SimSun" w:cs="Times New Roman"/>
+          <w:rFonts w:hint="eastAsia" w:ascii="Times New Roman" w:hAnsi="Times New Roman" w:eastAsia="FangSong" w:cs="Times New Roman"/>
         </w:rPr>
         <w:t xml:space="preserve">存在较低能空轨道</w:t>
       </w:r>
@@ -7043,7 +7067,7 @@
       </w:pPr>
       <w:r>
         <w:rPr>
-          <w:rFonts w:hint="eastAsia" w:ascii="Times New Roman" w:hAnsi="Times New Roman" w:eastAsia="SimSun" w:cs="Times New Roman"/>
+          <w:rFonts w:hint="eastAsia" w:ascii="Times New Roman" w:hAnsi="Times New Roman" w:eastAsia="FangSong" w:cs="Times New Roman"/>
         </w:rPr>
         <w:t xml:space="preserve">容易接受给电子体的孤对电子</w:t>
       </w:r>
@@ -7054,7 +7078,7 @@
       </w:pPr>
       <w:r>
         <w:rPr>
-          <w:rFonts w:hint="eastAsia" w:ascii="Times New Roman" w:hAnsi="Times New Roman" w:eastAsia="SimSun" w:cs="Times New Roman"/>
+          <w:rFonts w:hint="eastAsia" w:ascii="Times New Roman" w:hAnsi="Times New Roman" w:eastAsia="FangSong" w:cs="Times New Roman"/>
         </w:rPr>
         <w:t>若再往前一步</w:t>
       </w:r>
@@ -7066,7 +7090,7 @@
       </w:r>
       <w:r>
         <w:rPr>
-          <w:rFonts w:hint="eastAsia" w:ascii="Times New Roman" w:hAnsi="Times New Roman" w:eastAsia="SimSun" w:cs="Times New Roman"/>
+          <w:rFonts w:hint="eastAsia" w:ascii="Times New Roman" w:hAnsi="Times New Roman" w:eastAsia="FangSong" w:cs="Times New Roman"/>
         </w:rPr>
         <w:t>还能进一步讨论</w:t>
       </w:r>
@@ -7093,7 +7117,7 @@
       </w:r>
       <w:r>
         <w:rPr>
-          <w:rFonts w:hint="eastAsia" w:ascii="Times New Roman" w:hAnsi="Times New Roman" w:eastAsia="SimSun" w:cs="Times New Roman"/>
+          <w:rFonts w:hint="eastAsia" w:ascii="Times New Roman" w:hAnsi="Times New Roman" w:eastAsia="FangSong" w:cs="Times New Roman"/>
         </w:rPr>
         <w:t xml:space="preserve">的离域给电子会对</w:t>
       </w:r>
@@ -7105,7 +7129,7 @@
       </w:r>
       <w:r>
         <w:rPr>
-          <w:rFonts w:hint="eastAsia" w:ascii="Times New Roman" w:hAnsi="Times New Roman" w:eastAsia="SimSun" w:cs="Times New Roman"/>
+          <w:rFonts w:hint="eastAsia" w:ascii="Times New Roman" w:hAnsi="Times New Roman" w:eastAsia="FangSong" w:cs="Times New Roman"/>
         </w:rPr>
         <w:t xml:space="preserve">的空轨道产生一定稳定化与补偿</w:t>
       </w:r>
@@ -7120,7 +7144,7 @@
       </w:pPr>
       <w:r>
         <w:rPr>
-          <w:rFonts w:hint="eastAsia" w:ascii="Times New Roman" w:hAnsi="Times New Roman" w:eastAsia="SimSun" w:cs="Times New Roman"/>
+          <w:rFonts w:hint="eastAsia" w:ascii="Times New Roman" w:hAnsi="Times New Roman" w:eastAsia="FangSong" w:cs="Times New Roman"/>
         </w:rPr>
         <w:t>这解释了</w:t>
       </w:r>
@@ -7132,7 +7156,7 @@
       </w:r>
       <w:r>
         <w:rPr>
-          <w:rFonts w:hint="eastAsia" w:ascii="Times New Roman" w:hAnsi="Times New Roman" w:eastAsia="SimSun" w:cs="Times New Roman"/>
+          <w:rFonts w:hint="eastAsia" w:ascii="Times New Roman" w:hAnsi="Times New Roman" w:eastAsia="FangSong" w:cs="Times New Roman"/>
         </w:rPr>
         <w:t>它缺电子</w:t>
       </w:r>
@@ -7144,7 +7168,7 @@
       </w:r>
       <w:r>
         <w:rPr>
-          <w:rFonts w:hint="eastAsia" w:ascii="Times New Roman" w:hAnsi="Times New Roman" w:eastAsia="SimSun" w:cs="Times New Roman"/>
+          <w:rFonts w:hint="eastAsia" w:ascii="Times New Roman" w:hAnsi="Times New Roman" w:eastAsia="FangSong" w:cs="Times New Roman"/>
         </w:rPr>
         <w:t>但又不是无限活泼</w:t>
       </w:r>
@@ -7278,7 +7302,7 @@
       </w:pPr>
       <w:r>
         <w:rPr>
-          <w:rFonts w:hint="eastAsia" w:ascii="Times New Roman" w:hAnsi="Times New Roman" w:eastAsia="SimSun" w:cs="Times New Roman"/>
+          <w:rFonts w:hint="eastAsia" w:ascii="Times New Roman" w:hAnsi="Times New Roman" w:eastAsia="FangSong" w:cs="Times New Roman"/>
         </w:rPr>
         <w:t>很多同学把芳香性学成一句口号</w:t>
       </w:r>
@@ -7313,7 +7337,7 @@
       </w:r>
       <w:r>
         <w:rPr>
-          <w:rFonts w:hint="eastAsia" w:ascii="Times New Roman" w:hAnsi="Times New Roman" w:eastAsia="SimSun" w:cs="Times New Roman"/>
+          <w:rFonts w:hint="eastAsia" w:ascii="Times New Roman" w:hAnsi="Times New Roman" w:eastAsia="FangSong" w:cs="Times New Roman"/>
         </w:rPr>
         <w:t>芳香</w:t>
       </w:r>
@@ -7339,7 +7363,7 @@
       </w:r>
       <w:r>
         <w:rPr>
-          <w:rFonts w:hint="eastAsia" w:ascii="Times New Roman" w:hAnsi="Times New Roman" w:eastAsia="SimSun" w:cs="Times New Roman"/>
+          <w:rFonts w:hint="eastAsia" w:ascii="Times New Roman" w:hAnsi="Times New Roman" w:eastAsia="FangSong" w:cs="Times New Roman"/>
         </w:rPr>
         <w:t>反芳香</w:t>
       </w:r>
@@ -7357,7 +7381,7 @@
       </w:r>
       <w:r>
         <w:rPr>
-          <w:rFonts w:hint="eastAsia" w:ascii="Times New Roman" w:hAnsi="Times New Roman" w:eastAsia="SimSun" w:cs="Times New Roman"/>
+          <w:rFonts w:hint="eastAsia" w:ascii="Times New Roman" w:hAnsi="Times New Roman" w:eastAsia="FangSong" w:cs="Times New Roman"/>
         </w:rPr>
         <w:t>但决赛真正稳的理解是</w:t>
       </w:r>
@@ -7378,7 +7402,7 @@
       </w:pPr>
       <w:r>
         <w:rPr>
-          <w:rFonts w:hint="eastAsia" w:ascii="Times New Roman" w:hAnsi="Times New Roman" w:eastAsia="SimSun" w:cs="Times New Roman"/>
+          <w:rFonts w:hint="eastAsia" w:ascii="Times New Roman" w:hAnsi="Times New Roman" w:eastAsia="FangSong" w:cs="Times New Roman"/>
         </w:rPr>
         <w:t xml:space="preserve">芳香性对应</w:t>
       </w:r>
@@ -7390,7 +7414,7 @@
       </w:r>
       <w:r>
         <w:rPr>
-          <w:rFonts w:hint="eastAsia" w:ascii="Times New Roman" w:hAnsi="Times New Roman" w:eastAsia="SimSun" w:cs="Times New Roman"/>
+          <w:rFonts w:hint="eastAsia" w:ascii="Times New Roman" w:hAnsi="Times New Roman" w:eastAsia="FangSong" w:cs="Times New Roman"/>
           <w:b/>
           <w:bCs/>
         </w:rPr>
@@ -7406,7 +7430,7 @@
       </w:r>
       <w:r>
         <w:rPr>
-          <w:rFonts w:hint="eastAsia" w:ascii="Times New Roman" w:hAnsi="Times New Roman" w:eastAsia="SimSun" w:cs="Times New Roman"/>
+          <w:rFonts w:hint="eastAsia" w:ascii="Times New Roman" w:hAnsi="Times New Roman" w:eastAsia="FangSong" w:cs="Times New Roman"/>
           <w:b/>
           <w:bCs/>
         </w:rPr>
@@ -7423,7 +7447,7 @@
       </w:pPr>
       <w:r>
         <w:rPr>
-          <w:rFonts w:hint="eastAsia" w:ascii="Times New Roman" w:hAnsi="Times New Roman" w:eastAsia="SimSun" w:cs="Times New Roman"/>
+          <w:rFonts w:hint="eastAsia" w:ascii="Times New Roman" w:hAnsi="Times New Roman" w:eastAsia="FangSong" w:cs="Times New Roman"/>
         </w:rPr>
         <w:t xml:space="preserve">反芳香性对应</w:t>
       </w:r>
@@ -7435,7 +7459,7 @@
       </w:r>
       <w:r>
         <w:rPr>
-          <w:rFonts w:hint="eastAsia" w:ascii="Times New Roman" w:hAnsi="Times New Roman" w:eastAsia="SimSun" w:cs="Times New Roman"/>
+          <w:rFonts w:hint="eastAsia" w:ascii="Times New Roman" w:hAnsi="Times New Roman" w:eastAsia="FangSong" w:cs="Times New Roman"/>
           <w:b/>
           <w:bCs/>
         </w:rPr>
@@ -7452,7 +7476,7 @@
       </w:pPr>
       <w:r>
         <w:rPr>
-          <w:rFonts w:hint="eastAsia" w:ascii="Times New Roman" w:hAnsi="Times New Roman" w:eastAsia="SimSun" w:cs="Times New Roman"/>
+          <w:rFonts w:hint="eastAsia" w:ascii="Times New Roman" w:hAnsi="Times New Roman" w:eastAsia="FangSong" w:cs="Times New Roman"/>
         </w:rPr>
         <w:t>非芳香则往往意味着不连续共轭</w:t>
       </w:r>
@@ -7464,7 +7488,7 @@
       </w:r>
       <w:r>
         <w:rPr>
-          <w:rFonts w:hint="eastAsia" w:ascii="Times New Roman" w:hAnsi="Times New Roman" w:eastAsia="SimSun" w:cs="Times New Roman"/>
+          <w:rFonts w:hint="eastAsia" w:ascii="Times New Roman" w:hAnsi="Times New Roman" w:eastAsia="FangSong" w:cs="Times New Roman"/>
         </w:rPr>
         <w:t>非平面</w:t>
       </w:r>
@@ -7476,7 +7500,7 @@
       </w:r>
       <w:r>
         <w:rPr>
-          <w:rFonts w:hint="eastAsia" w:ascii="Times New Roman" w:hAnsi="Times New Roman" w:eastAsia="SimSun" w:cs="Times New Roman"/>
+          <w:rFonts w:hint="eastAsia" w:ascii="Times New Roman" w:hAnsi="Times New Roman" w:eastAsia="FangSong" w:cs="Times New Roman"/>
         </w:rPr>
         <w:t>或体系主动降对称避开高能状态</w:t>
       </w:r>
@@ -7487,7 +7511,7 @@
       </w:pPr>
       <w:r>
         <w:rPr>
-          <w:rFonts w:hint="eastAsia" w:ascii="Times New Roman" w:hAnsi="Times New Roman" w:eastAsia="SimSun" w:cs="Times New Roman"/>
+          <w:rFonts w:hint="eastAsia" w:ascii="Times New Roman" w:hAnsi="Times New Roman" w:eastAsia="FangSong" w:cs="Times New Roman"/>
         </w:rPr>
         <w:t xml:space="preserve">所以</w:t>
       </w:r>
@@ -7522,7 +7546,7 @@
       </w:r>
       <w:r>
         <w:rPr>
-          <w:rFonts w:hint="eastAsia" w:ascii="Times New Roman" w:hAnsi="Times New Roman" w:eastAsia="SimSun" w:cs="Times New Roman"/>
+          <w:rFonts w:hint="eastAsia" w:ascii="Times New Roman" w:hAnsi="Times New Roman" w:eastAsia="FangSong" w:cs="Times New Roman"/>
         </w:rPr>
         <w:t>只是常见单环平面体系的一个结果</w:t>
       </w:r>
@@ -7534,7 +7558,7 @@
       </w:r>
       <w:r>
         <w:rPr>
-          <w:rFonts w:hint="eastAsia" w:ascii="Times New Roman" w:hAnsi="Times New Roman" w:eastAsia="SimSun" w:cs="Times New Roman"/>
+          <w:rFonts w:hint="eastAsia" w:ascii="Times New Roman" w:hAnsi="Times New Roman" w:eastAsia="FangSong" w:cs="Times New Roman"/>
         </w:rPr>
         <w:t>不是无条件万用口号</w:t>
       </w:r>
@@ -7577,7 +7601,7 @@
       </w:r>
       <w:r>
         <w:rPr>
-          <w:rFonts w:hint="eastAsia" w:ascii="Times New Roman" w:hAnsi="Times New Roman" w:eastAsia="SimSun" w:cs="Times New Roman"/>
+          <w:rFonts w:hint="eastAsia" w:ascii="Times New Roman" w:hAnsi="Times New Roman" w:eastAsia="FangSong" w:cs="Times New Roman"/>
         </w:rPr>
         <w:t>方法的最大价值</w:t>
       </w:r>
@@ -7589,7 +7613,7 @@
       </w:r>
       <w:r>
         <w:rPr>
-          <w:rFonts w:hint="eastAsia" w:ascii="Times New Roman" w:hAnsi="Times New Roman" w:eastAsia="SimSun" w:cs="Times New Roman"/>
+          <w:rFonts w:hint="eastAsia" w:ascii="Times New Roman" w:hAnsi="Times New Roman" w:eastAsia="FangSong" w:cs="Times New Roman"/>
         </w:rPr>
         <w:t>不一定是让你每次都去解久期行列式</w:t>
       </w:r>
@@ -7601,7 +7625,7 @@
       </w:r>
       <w:r>
         <w:rPr>
-          <w:rFonts w:hint="eastAsia" w:ascii="Times New Roman" w:hAnsi="Times New Roman" w:eastAsia="SimSun" w:cs="Times New Roman"/>
+          <w:rFonts w:hint="eastAsia" w:ascii="Times New Roman" w:hAnsi="Times New Roman" w:eastAsia="FangSong" w:cs="Times New Roman"/>
         </w:rPr>
         <w:t>而是给你三个可落地的工具</w:t>
       </w:r>
@@ -7622,7 +7646,7 @@
       </w:pPr>
       <w:r>
         <w:rPr>
-          <w:rFonts w:hint="eastAsia" w:ascii="Times New Roman" w:hAnsi="Times New Roman" w:eastAsia="SimSun" w:cs="Times New Roman"/>
+          <w:rFonts w:hint="eastAsia" w:ascii="Times New Roman" w:hAnsi="Times New Roman" w:eastAsia="FangSong" w:cs="Times New Roman"/>
         </w:rPr>
         <w:t xml:space="preserve">共轭体系的能级高低排序</w:t>
       </w:r>
@@ -7637,7 +7661,7 @@
       </w:pPr>
       <w:r>
         <w:rPr>
-          <w:rFonts w:hint="eastAsia" w:ascii="Times New Roman" w:hAnsi="Times New Roman" w:eastAsia="SimSun" w:cs="Times New Roman"/>
+          <w:rFonts w:hint="eastAsia" w:ascii="Times New Roman" w:hAnsi="Times New Roman" w:eastAsia="FangSong" w:cs="Times New Roman"/>
         </w:rPr>
         <w:t xml:space="preserve">闭壳层</w:t>
       </w:r>
@@ -7649,7 +7673,7 @@
       </w:r>
       <w:r>
         <w:rPr>
-          <w:rFonts w:hint="eastAsia" w:ascii="Times New Roman" w:hAnsi="Times New Roman" w:eastAsia="SimSun" w:cs="Times New Roman"/>
+          <w:rFonts w:hint="eastAsia" w:ascii="Times New Roman" w:hAnsi="Times New Roman" w:eastAsia="FangSong" w:cs="Times New Roman"/>
         </w:rPr>
         <w:t xml:space="preserve">开壳层判断</w:t>
       </w:r>
@@ -7664,7 +7688,7 @@
       </w:pPr>
       <w:r>
         <w:rPr>
-          <w:rFonts w:hint="eastAsia" w:ascii="Times New Roman" w:hAnsi="Times New Roman" w:eastAsia="SimSun" w:cs="Times New Roman"/>
+          <w:rFonts w:hint="eastAsia" w:ascii="Times New Roman" w:hAnsi="Times New Roman" w:eastAsia="FangSong" w:cs="Times New Roman"/>
         </w:rPr>
         <w:t>离域为什么会稳定</w:t>
       </w:r>
@@ -7676,7 +7700,7 @@
       </w:r>
       <w:r>
         <w:rPr>
-          <w:rFonts w:hint="eastAsia" w:ascii="Times New Roman" w:hAnsi="Times New Roman" w:eastAsia="SimSun" w:cs="Times New Roman"/>
+          <w:rFonts w:hint="eastAsia" w:ascii="Times New Roman" w:hAnsi="Times New Roman" w:eastAsia="FangSong" w:cs="Times New Roman"/>
         </w:rPr>
         <w:t>稳定多少的图像</w:t>
       </w:r>
@@ -7687,7 +7711,7 @@
       </w:pPr>
       <w:r>
         <w:rPr>
-          <w:rFonts w:hint="eastAsia" w:ascii="Times New Roman" w:hAnsi="Times New Roman" w:eastAsia="SimSun" w:cs="Times New Roman"/>
+          <w:rFonts w:hint="eastAsia" w:ascii="Times New Roman" w:hAnsi="Times New Roman" w:eastAsia="FangSong" w:cs="Times New Roman"/>
         </w:rPr>
         <w:t>这对以下题型特别有帮助</w:t>
       </w:r>
@@ -7708,7 +7732,7 @@
       </w:pPr>
       <w:r>
         <w:rPr>
-          <w:rFonts w:hint="eastAsia" w:ascii="Times New Roman" w:hAnsi="Times New Roman" w:eastAsia="SimSun" w:cs="Times New Roman"/>
+          <w:rFonts w:hint="eastAsia" w:ascii="Times New Roman" w:hAnsi="Times New Roman" w:eastAsia="FangSong" w:cs="Times New Roman"/>
         </w:rPr>
         <w:t xml:space="preserve">芳香</w:t>
       </w:r>
@@ -7720,7 +7744,7 @@
       </w:r>
       <w:r>
         <w:rPr>
-          <w:rFonts w:hint="eastAsia" w:ascii="Times New Roman" w:hAnsi="Times New Roman" w:eastAsia="SimSun" w:cs="Times New Roman"/>
+          <w:rFonts w:hint="eastAsia" w:ascii="Times New Roman" w:hAnsi="Times New Roman" w:eastAsia="FangSong" w:cs="Times New Roman"/>
         </w:rPr>
         <w:t xml:space="preserve">反芳香</w:t>
       </w:r>
@@ -7732,7 +7756,7 @@
       </w:r>
       <w:r>
         <w:rPr>
-          <w:rFonts w:hint="eastAsia" w:ascii="Times New Roman" w:hAnsi="Times New Roman" w:eastAsia="SimSun" w:cs="Times New Roman"/>
+          <w:rFonts w:hint="eastAsia" w:ascii="Times New Roman" w:hAnsi="Times New Roman" w:eastAsia="FangSong" w:cs="Times New Roman"/>
         </w:rPr>
         <w:t xml:space="preserve">非芳香判断</w:t>
       </w:r>
@@ -7747,7 +7771,7 @@
       </w:pPr>
       <w:r>
         <w:rPr>
-          <w:rFonts w:hint="eastAsia" w:ascii="Times New Roman" w:hAnsi="Times New Roman" w:eastAsia="SimSun" w:cs="Times New Roman"/>
+          <w:rFonts w:hint="eastAsia" w:ascii="Times New Roman" w:hAnsi="Times New Roman" w:eastAsia="FangSong" w:cs="Times New Roman"/>
         </w:rPr>
         <w:t xml:space="preserve">结构是否倾向平面</w:t>
       </w:r>
@@ -7762,7 +7786,7 @@
       </w:pPr>
       <w:r>
         <w:rPr>
-          <w:rFonts w:hint="eastAsia" w:ascii="Times New Roman" w:hAnsi="Times New Roman" w:eastAsia="SimSun" w:cs="Times New Roman"/>
+          <w:rFonts w:hint="eastAsia" w:ascii="Times New Roman" w:hAnsi="Times New Roman" w:eastAsia="FangSong" w:cs="Times New Roman"/>
         </w:rPr>
         <w:t xml:space="preserve">哪些键会平均化</w:t>
       </w:r>
@@ -7777,7 +7801,7 @@
       </w:pPr>
       <w:r>
         <w:rPr>
-          <w:rFonts w:hint="eastAsia" w:ascii="Times New Roman" w:hAnsi="Times New Roman" w:eastAsia="SimSun" w:cs="Times New Roman"/>
+          <w:rFonts w:hint="eastAsia" w:ascii="Times New Roman" w:hAnsi="Times New Roman" w:eastAsia="FangSong" w:cs="Times New Roman"/>
         </w:rPr>
         <w:t xml:space="preserve">为什么某些主族环系会表现出反常稳定或反常不稳定</w:t>
       </w:r>
@@ -7808,7 +7832,7 @@
       </w:pPr>
       <w:r>
         <w:rPr>
-          <w:rFonts w:hint="eastAsia" w:ascii="Times New Roman" w:hAnsi="Times New Roman" w:eastAsia="SimSun" w:cs="Times New Roman"/>
+          <w:rFonts w:hint="eastAsia" w:ascii="Times New Roman" w:hAnsi="Times New Roman" w:eastAsia="FangSong" w:cs="Times New Roman"/>
         </w:rPr>
         <w:t>这类图像近年常以不同外衣出现</w:t>
       </w:r>
@@ -7829,7 +7853,7 @@
       </w:pPr>
       <w:r>
         <w:rPr>
-          <w:rFonts w:hint="eastAsia" w:ascii="Times New Roman" w:hAnsi="Times New Roman" w:eastAsia="SimSun" w:cs="Times New Roman"/>
+          <w:rFonts w:hint="eastAsia" w:ascii="Times New Roman" w:hAnsi="Times New Roman" w:eastAsia="FangSong" w:cs="Times New Roman"/>
         </w:rPr>
         <w:t>题</w:t>
       </w:r>
@@ -7841,7 +7865,7 @@
       </w:r>
       <w:r>
         <w:rPr>
-          <w:rFonts w:hint="eastAsia" w:ascii="Times New Roman" w:hAnsi="Times New Roman" w:eastAsia="SimSun" w:cs="Times New Roman"/>
+          <w:rFonts w:hint="eastAsia" w:ascii="Times New Roman" w:hAnsi="Times New Roman" w:eastAsia="FangSong" w:cs="Times New Roman"/>
         </w:rPr>
         <w:t>决理</w:t>
       </w:r>
@@ -7853,7 +7877,7 @@
       </w:r>
       <w:r>
         <w:rPr>
-          <w:rFonts w:hint="eastAsia" w:ascii="Times New Roman" w:hAnsi="Times New Roman" w:eastAsia="SimSun" w:cs="Times New Roman"/>
+          <w:rFonts w:hint="eastAsia" w:ascii="Times New Roman" w:hAnsi="Times New Roman" w:eastAsia="FangSong" w:cs="Times New Roman"/>
         </w:rPr>
         <w:t>硼和硅元素化学</w:t>
       </w:r>
@@ -7865,7 +7889,7 @@
       </w:r>
       <w:r>
         <w:rPr>
-          <w:rFonts w:hint="eastAsia" w:ascii="Times New Roman" w:hAnsi="Times New Roman" w:eastAsia="SimSun" w:cs="Times New Roman"/>
+          <w:rFonts w:hint="eastAsia" w:ascii="Times New Roman" w:hAnsi="Times New Roman" w:eastAsia="FangSong" w:cs="Times New Roman"/>
         </w:rPr>
         <w:t>直接要求判断含硅环系的芳香性</w:t>
       </w:r>
@@ -7880,7 +7904,7 @@
       </w:pPr>
       <w:r>
         <w:rPr>
-          <w:rFonts w:hint="eastAsia" w:ascii="Times New Roman" w:hAnsi="Times New Roman" w:eastAsia="SimSun" w:cs="Times New Roman"/>
+          <w:rFonts w:hint="eastAsia" w:ascii="Times New Roman" w:hAnsi="Times New Roman" w:eastAsia="FangSong" w:cs="Times New Roman"/>
         </w:rPr>
         <w:t>题</w:t>
       </w:r>
@@ -7888,13 +7912,13 @@
         <w:rPr>
           <w:rFonts w:hint="eastAsia" w:ascii="Times New Roman" w:hAnsi="Times New Roman" w:eastAsia="Times New Roman" w:cs="Times New Roman"/>
         </w:rPr>
-        <w:t>-026-11-2-</w:t>
-      </w:r>
-      <w:r>
-        <w:rPr>
-          <w:rFonts w:hint="eastAsia" w:ascii="Times New Roman" w:hAnsi="Times New Roman" w:eastAsia="SimSun" w:cs="Times New Roman"/>
-        </w:rPr>
-        <w:t>芳香性判断</w:t>
+        <w:t>-026-11-</w:t>
+      </w:r>
+      <w:r>
+        <w:rPr>
+          <w:rFonts w:hint="eastAsia" w:ascii="Times New Roman" w:hAnsi="Times New Roman" w:eastAsia="FangSong" w:cs="Times New Roman"/>
+        </w:rPr>
+        <w:t>羟汞化反应产物</w:t>
       </w:r>
       <w:r>
         <w:rPr>
@@ -7904,7 +7928,7 @@
       </w:r>
       <w:r>
         <w:rPr>
-          <w:rFonts w:hint="eastAsia" w:ascii="Times New Roman" w:hAnsi="Times New Roman" w:eastAsia="SimSun" w:cs="Times New Roman"/>
+          <w:rFonts w:hint="eastAsia" w:ascii="Times New Roman" w:hAnsi="Times New Roman" w:eastAsia="FangSong" w:cs="Times New Roman"/>
         </w:rPr>
         <w:t>初赛层面的基础入口</w:t>
       </w:r>
@@ -7919,7 +7943,7 @@
       </w:pPr>
       <w:r>
         <w:rPr>
-          <w:rFonts w:hint="eastAsia" w:ascii="Times New Roman" w:hAnsi="Times New Roman" w:eastAsia="SimSun" w:cs="Times New Roman"/>
+          <w:rFonts w:hint="eastAsia" w:ascii="Times New Roman" w:hAnsi="Times New Roman" w:eastAsia="FangSong" w:cs="Times New Roman"/>
         </w:rPr>
         <w:t>一些有机与主族交叉题会把</w:t>
       </w:r>
@@ -7931,7 +7955,7 @@
       </w:r>
       <w:r>
         <w:rPr>
-          <w:rFonts w:hint="eastAsia" w:ascii="Times New Roman" w:hAnsi="Times New Roman" w:eastAsia="SimSun" w:cs="Times New Roman"/>
+          <w:rFonts w:hint="eastAsia" w:ascii="Times New Roman" w:hAnsi="Times New Roman" w:eastAsia="FangSong" w:cs="Times New Roman"/>
         </w:rPr>
         <w:t>是否芳香</w:t>
       </w:r>
@@ -7943,7 +7967,7 @@
       </w:r>
       <w:r>
         <w:rPr>
-          <w:rFonts w:hint="eastAsia" w:ascii="Times New Roman" w:hAnsi="Times New Roman" w:eastAsia="SimSun" w:cs="Times New Roman"/>
+          <w:rFonts w:hint="eastAsia" w:ascii="Times New Roman" w:hAnsi="Times New Roman" w:eastAsia="FangSong" w:cs="Times New Roman"/>
         </w:rPr>
         <w:t>改写成</w:t>
       </w:r>
@@ -7955,7 +7979,7 @@
       </w:r>
       <w:r>
         <w:rPr>
-          <w:rFonts w:hint="eastAsia" w:ascii="Times New Roman" w:hAnsi="Times New Roman" w:eastAsia="SimSun" w:cs="Times New Roman"/>
+          <w:rFonts w:hint="eastAsia" w:ascii="Times New Roman" w:hAnsi="Times New Roman" w:eastAsia="FangSong" w:cs="Times New Roman"/>
         </w:rPr>
         <w:t>为何键长平均</w:t>
       </w:r>
@@ -7967,7 +7991,7 @@
       </w:r>
       <w:r>
         <w:rPr>
-          <w:rFonts w:hint="eastAsia" w:ascii="Times New Roman" w:hAnsi="Times New Roman" w:eastAsia="SimSun" w:cs="Times New Roman"/>
+          <w:rFonts w:hint="eastAsia" w:ascii="Times New Roman" w:hAnsi="Times New Roman" w:eastAsia="FangSong" w:cs="Times New Roman"/>
         </w:rPr>
         <w:t>为何更稳定</w:t>
       </w:r>
@@ -7979,7 +8003,7 @@
       </w:r>
       <w:r>
         <w:rPr>
-          <w:rFonts w:hint="eastAsia" w:ascii="Times New Roman" w:hAnsi="Times New Roman" w:eastAsia="SimSun" w:cs="Times New Roman"/>
+          <w:rFonts w:hint="eastAsia" w:ascii="Times New Roman" w:hAnsi="Times New Roman" w:eastAsia="FangSong" w:cs="Times New Roman"/>
         </w:rPr>
         <w:t>为何更易平面化</w:t>
       </w:r>
@@ -7996,7 +8020,7 @@
       </w:pPr>
       <w:r>
         <w:rPr>
-          <w:rFonts w:hint="eastAsia" w:ascii="Times New Roman" w:hAnsi="Times New Roman" w:eastAsia="SimSun" w:cs="Times New Roman"/>
+          <w:rFonts w:hint="eastAsia" w:ascii="Times New Roman" w:hAnsi="Times New Roman" w:eastAsia="FangSong" w:cs="Times New Roman"/>
           <w:b/>
           <w:bCs/>
         </w:rPr>
@@ -8010,7 +8034,7 @@
       </w:r>
       <w:r>
         <w:rPr>
-          <w:rFonts w:hint="eastAsia" w:ascii="Times New Roman" w:hAnsi="Times New Roman" w:eastAsia="SimSun" w:cs="Times New Roman"/>
+          <w:rFonts w:hint="eastAsia" w:ascii="Times New Roman" w:hAnsi="Times New Roman" w:eastAsia="FangSong" w:cs="Times New Roman"/>
         </w:rPr>
         <w:t>真正高阶的芳香性题</w:t>
       </w:r>
@@ -8022,7 +8046,7 @@
       </w:r>
       <w:r>
         <w:rPr>
-          <w:rFonts w:hint="eastAsia" w:ascii="Times New Roman" w:hAnsi="Times New Roman" w:eastAsia="SimSun" w:cs="Times New Roman"/>
+          <w:rFonts w:hint="eastAsia" w:ascii="Times New Roman" w:hAnsi="Times New Roman" w:eastAsia="FangSong" w:cs="Times New Roman"/>
         </w:rPr>
         <w:t>先问</w:t>
       </w:r>
@@ -8034,7 +8058,7 @@
       </w:r>
       <w:r>
         <w:rPr>
-          <w:rFonts w:hint="eastAsia" w:ascii="Times New Roman" w:hAnsi="Times New Roman" w:eastAsia="SimSun" w:cs="Times New Roman"/>
+          <w:rFonts w:hint="eastAsia" w:ascii="Times New Roman" w:hAnsi="Times New Roman" w:eastAsia="FangSong" w:cs="Times New Roman"/>
         </w:rPr>
         <w:t>是否连续共轭</w:t>
       </w:r>
@@ -8046,7 +8070,7 @@
       </w:r>
       <w:r>
         <w:rPr>
-          <w:rFonts w:hint="eastAsia" w:ascii="Times New Roman" w:hAnsi="Times New Roman" w:eastAsia="SimSun" w:cs="Times New Roman"/>
+          <w:rFonts w:hint="eastAsia" w:ascii="Times New Roman" w:hAnsi="Times New Roman" w:eastAsia="FangSong" w:cs="Times New Roman"/>
         </w:rPr>
         <w:t>是否近平面</w:t>
       </w:r>
@@ -8058,7 +8082,7 @@
       </w:r>
       <w:r>
         <w:rPr>
-          <w:rFonts w:hint="eastAsia" w:ascii="Times New Roman" w:hAnsi="Times New Roman" w:eastAsia="SimSun" w:cs="Times New Roman"/>
+          <w:rFonts w:hint="eastAsia" w:ascii="Times New Roman" w:hAnsi="Times New Roman" w:eastAsia="FangSong" w:cs="Times New Roman"/>
         </w:rPr>
         <w:t>是否闭壳层</w:t>
       </w:r>
@@ -8070,7 +8094,7 @@
       </w:r>
       <w:r>
         <w:rPr>
-          <w:rFonts w:hint="eastAsia" w:ascii="Times New Roman" w:hAnsi="Times New Roman" w:eastAsia="SimSun" w:cs="Times New Roman"/>
+          <w:rFonts w:hint="eastAsia" w:ascii="Times New Roman" w:hAnsi="Times New Roman" w:eastAsia="FangSong" w:cs="Times New Roman"/>
         </w:rPr>
         <w:t>最后才问</w:t>
       </w:r>
@@ -8082,7 +8106,7 @@
       </w:r>
       <w:r>
         <w:rPr>
-          <w:rFonts w:hint="eastAsia" w:ascii="Times New Roman" w:hAnsi="Times New Roman" w:eastAsia="SimSun" w:cs="Times New Roman"/>
+          <w:rFonts w:hint="eastAsia" w:ascii="Times New Roman" w:hAnsi="Times New Roman" w:eastAsia="FangSong" w:cs="Times New Roman"/>
         </w:rPr>
         <w:t>能不能套</w:t>
       </w:r>
@@ -8198,7 +8222,7 @@
       </w:pPr>
       <w:r>
         <w:rPr>
-          <w:rFonts w:hint="eastAsia" w:ascii="Times New Roman" w:hAnsi="Times New Roman" w:eastAsia="SimSun" w:cs="Times New Roman"/>
+          <w:rFonts w:hint="eastAsia" w:ascii="Times New Roman" w:hAnsi="Times New Roman" w:eastAsia="FangSong" w:cs="Times New Roman"/>
         </w:rPr>
         <w:t>典型锚点</w:t>
       </w:r>
@@ -8219,7 +8243,7 @@
       </w:pPr>
       <w:r>
         <w:rPr>
-          <w:rFonts w:hint="eastAsia" w:ascii="Times New Roman" w:hAnsi="Times New Roman" w:eastAsia="SimSun" w:cs="Times New Roman"/>
+          <w:rFonts w:hint="eastAsia" w:ascii="Times New Roman" w:hAnsi="Times New Roman" w:eastAsia="FangSong" w:cs="Times New Roman"/>
         </w:rPr>
         <w:t>题</w:t>
       </w:r>
@@ -8231,7 +8255,7 @@
       </w:r>
       <w:r>
         <w:rPr>
-          <w:rFonts w:hint="eastAsia" w:ascii="Times New Roman" w:hAnsi="Times New Roman" w:eastAsia="SimSun" w:cs="Times New Roman"/>
+          <w:rFonts w:hint="eastAsia" w:ascii="Times New Roman" w:hAnsi="Times New Roman" w:eastAsia="FangSong" w:cs="Times New Roman"/>
         </w:rPr>
         <w:t>决理</w:t>
       </w:r>
@@ -8243,7 +8267,7 @@
       </w:r>
       <w:r>
         <w:rPr>
-          <w:rFonts w:hint="eastAsia" w:ascii="Times New Roman" w:hAnsi="Times New Roman" w:eastAsia="SimSun" w:cs="Times New Roman"/>
+          <w:rFonts w:hint="eastAsia" w:ascii="Times New Roman" w:hAnsi="Times New Roman" w:eastAsia="FangSong" w:cs="Times New Roman"/>
         </w:rPr>
         <w:t>铍类化合物的结构和性质</w:t>
       </w:r>
@@ -8258,7 +8282,7 @@
       </w:pPr>
       <w:r>
         <w:rPr>
-          <w:rFonts w:hint="eastAsia" w:ascii="Times New Roman" w:hAnsi="Times New Roman" w:eastAsia="SimSun" w:cs="Times New Roman"/>
+          <w:rFonts w:hint="eastAsia" w:ascii="Times New Roman" w:hAnsi="Times New Roman" w:eastAsia="FangSong" w:cs="Times New Roman"/>
         </w:rPr>
         <w:t>题</w:t>
       </w:r>
@@ -8270,7 +8294,7 @@
       </w:r>
       <w:r>
         <w:rPr>
-          <w:rFonts w:hint="eastAsia" w:ascii="Times New Roman" w:hAnsi="Times New Roman" w:eastAsia="SimSun" w:cs="Times New Roman"/>
+          <w:rFonts w:hint="eastAsia" w:ascii="Times New Roman" w:hAnsi="Times New Roman" w:eastAsia="FangSong" w:cs="Times New Roman"/>
         </w:rPr>
         <w:t>决理</w:t>
       </w:r>
@@ -8282,7 +8306,7 @@
       </w:r>
       <w:r>
         <w:rPr>
-          <w:rFonts w:hint="eastAsia" w:ascii="Times New Roman" w:hAnsi="Times New Roman" w:eastAsia="SimSun" w:cs="Times New Roman"/>
+          <w:rFonts w:hint="eastAsia" w:ascii="Times New Roman" w:hAnsi="Times New Roman" w:eastAsia="FangSong" w:cs="Times New Roman"/>
         </w:rPr>
         <w:t>硼和硅元素化学</w:t>
       </w:r>
@@ -8293,7 +8317,7 @@
       </w:pPr>
       <w:r>
         <w:rPr>
-          <w:rFonts w:hint="eastAsia" w:ascii="Times New Roman" w:hAnsi="Times New Roman" w:eastAsia="SimSun" w:cs="Times New Roman"/>
+          <w:rFonts w:hint="eastAsia" w:ascii="Times New Roman" w:hAnsi="Times New Roman" w:eastAsia="FangSong" w:cs="Times New Roman"/>
         </w:rPr>
         <w:t>常见问法</w:t>
       </w:r>
@@ -8314,7 +8338,7 @@
       </w:pPr>
       <w:r>
         <w:rPr>
-          <w:rFonts w:hint="eastAsia" w:ascii="Times New Roman" w:hAnsi="Times New Roman" w:eastAsia="SimSun" w:cs="Times New Roman"/>
+          <w:rFonts w:hint="eastAsia" w:ascii="Times New Roman" w:hAnsi="Times New Roman" w:eastAsia="FangSong" w:cs="Times New Roman"/>
         </w:rPr>
         <w:t xml:space="preserve">为什么结构不是普通单键拼图</w:t>
       </w:r>
@@ -8329,7 +8353,7 @@
       </w:pPr>
       <w:r>
         <w:rPr>
-          <w:rFonts w:hint="eastAsia" w:ascii="Times New Roman" w:hAnsi="Times New Roman" w:eastAsia="SimSun" w:cs="Times New Roman"/>
+          <w:rFonts w:hint="eastAsia" w:ascii="Times New Roman" w:hAnsi="Times New Roman" w:eastAsia="FangSong" w:cs="Times New Roman"/>
         </w:rPr>
         <w:t xml:space="preserve">为什么键长反常</w:t>
       </w:r>
@@ -8344,7 +8368,7 @@
       </w:pPr>
       <w:r>
         <w:rPr>
-          <w:rFonts w:hint="eastAsia" w:ascii="Times New Roman" w:hAnsi="Times New Roman" w:eastAsia="SimSun" w:cs="Times New Roman"/>
+          <w:rFonts w:hint="eastAsia" w:ascii="Times New Roman" w:hAnsi="Times New Roman" w:eastAsia="FangSong" w:cs="Times New Roman"/>
         </w:rPr>
         <w:t xml:space="preserve">为什么形式氧化态与真实结构直觉不完全一致</w:t>
       </w:r>
@@ -8359,7 +8383,7 @@
       </w:pPr>
       <w:r>
         <w:rPr>
-          <w:rFonts w:hint="eastAsia" w:ascii="Times New Roman" w:hAnsi="Times New Roman" w:eastAsia="SimSun" w:cs="Times New Roman"/>
+          <w:rFonts w:hint="eastAsia" w:ascii="Times New Roman" w:hAnsi="Times New Roman" w:eastAsia="FangSong" w:cs="Times New Roman"/>
         </w:rPr>
         <w:t xml:space="preserve">为什么能稳定存在</w:t>
       </w:r>
@@ -8370,7 +8394,7 @@
       </w:pPr>
       <w:r>
         <w:rPr>
-          <w:rFonts w:hint="eastAsia" w:ascii="Times New Roman" w:hAnsi="Times New Roman" w:eastAsia="SimSun" w:cs="Times New Roman"/>
+          <w:rFonts w:hint="eastAsia" w:ascii="Times New Roman" w:hAnsi="Times New Roman" w:eastAsia="FangSong" w:cs="Times New Roman"/>
         </w:rPr>
         <w:t>首选工具</w:t>
       </w:r>
@@ -8391,7 +8415,7 @@
       </w:pPr>
       <w:r>
         <w:rPr>
-          <w:rFonts w:hint="eastAsia" w:ascii="Times New Roman" w:hAnsi="Times New Roman" w:eastAsia="SimSun" w:cs="Times New Roman"/>
+          <w:rFonts w:hint="eastAsia" w:ascii="Times New Roman" w:hAnsi="Times New Roman" w:eastAsia="FangSong" w:cs="Times New Roman"/>
         </w:rPr>
         <w:t xml:space="preserve">电子计数</w:t>
       </w:r>
@@ -8412,7 +8436,7 @@
       </w:r>
       <w:r>
         <w:rPr>
-          <w:rFonts w:hint="eastAsia" w:ascii="Times New Roman" w:hAnsi="Times New Roman" w:eastAsia="SimSun" w:cs="Times New Roman"/>
+          <w:rFonts w:hint="eastAsia" w:ascii="Times New Roman" w:hAnsi="Times New Roman" w:eastAsia="FangSong" w:cs="Times New Roman"/>
         </w:rPr>
         <w:t xml:space="preserve">多中心离域</w:t>
       </w:r>
@@ -8427,7 +8451,7 @@
       </w:pPr>
       <w:r>
         <w:rPr>
-          <w:rFonts w:hint="eastAsia" w:ascii="Times New Roman" w:hAnsi="Times New Roman" w:eastAsia="SimSun" w:cs="Times New Roman"/>
+          <w:rFonts w:hint="eastAsia" w:ascii="Times New Roman" w:hAnsi="Times New Roman" w:eastAsia="FangSong" w:cs="Times New Roman"/>
         </w:rPr>
         <w:t xml:space="preserve">缺电子主族成键</w:t>
       </w:r>
@@ -8482,7 +8506,7 @@
       </w:pPr>
       <w:r>
         <w:rPr>
-          <w:rFonts w:hint="eastAsia" w:ascii="Times New Roman" w:hAnsi="Times New Roman" w:eastAsia="SimSun" w:cs="Times New Roman"/>
+          <w:rFonts w:hint="eastAsia" w:ascii="Times New Roman" w:hAnsi="Times New Roman" w:eastAsia="FangSong" w:cs="Times New Roman"/>
         </w:rPr>
         <w:t>典型锚点</w:t>
       </w:r>
@@ -8503,7 +8527,7 @@
       </w:pPr>
       <w:r>
         <w:rPr>
-          <w:rFonts w:hint="eastAsia" w:ascii="Times New Roman" w:hAnsi="Times New Roman" w:eastAsia="SimSun" w:cs="Times New Roman"/>
+          <w:rFonts w:hint="eastAsia" w:ascii="Times New Roman" w:hAnsi="Times New Roman" w:eastAsia="FangSong" w:cs="Times New Roman"/>
         </w:rPr>
         <w:t>题</w:t>
       </w:r>
@@ -8511,13 +8535,37 @@
         <w:rPr>
           <w:rFonts w:hint="eastAsia" w:ascii="Times New Roman" w:hAnsi="Times New Roman" w:eastAsia="Times New Roman" w:cs="Times New Roman"/>
         </w:rPr>
-        <w:t>-036-9-4-</w:t>
-      </w:r>
-      <w:r>
-        <w:rPr>
-          <w:rFonts w:hint="eastAsia" w:ascii="Times New Roman" w:hAnsi="Times New Roman" w:eastAsia="SimSun" w:cs="Times New Roman"/>
-        </w:rPr>
-        <w:t>环丙基乙烯基螺环产物</w:t>
+        <w:t>-036-9-</w:t>
+      </w:r>
+      <w:r>
+        <w:rPr>
+          <w:rFonts w:hint="eastAsia" w:ascii="Times New Roman" w:hAnsi="Times New Roman" w:eastAsia="FangSong" w:cs="Times New Roman"/>
+        </w:rPr>
+        <w:t>分子内</w:t>
+      </w:r>
+      <w:r>
+        <w:rPr>
+          <w:rFonts w:hint="eastAsia" w:ascii="Times New Roman" w:hAnsi="Times New Roman" w:eastAsia="Times New Roman" w:cs="Times New Roman"/>
+        </w:rPr>
+        <w:t>5</w:t>
+      </w:r>
+      <w:r>
+        <w:rPr>
+          <w:rFonts w:hint="eastAsia" w:ascii="Times New Roman" w:hAnsi="Times New Roman" w:eastAsia="FangSong" w:cs="Times New Roman"/>
+        </w:rPr>
+        <w:t>加</w:t>
+      </w:r>
+      <w:r>
+        <w:rPr>
+          <w:rFonts w:hint="eastAsia" w:ascii="Times New Roman" w:hAnsi="Times New Roman" w:eastAsia="Times New Roman" w:cs="Times New Roman"/>
+        </w:rPr>
+        <w:t>2</w:t>
+      </w:r>
+      <w:r>
+        <w:rPr>
+          <w:rFonts w:hint="eastAsia" w:ascii="Times New Roman" w:hAnsi="Times New Roman" w:eastAsia="FangSong" w:cs="Times New Roman"/>
+        </w:rPr>
+        <w:t>环加成产物</w:t>
       </w:r>
     </w:p>
     <w:p>
@@ -8530,7 +8578,7 @@
       </w:pPr>
       <w:r>
         <w:rPr>
-          <w:rFonts w:hint="eastAsia" w:ascii="Times New Roman" w:hAnsi="Times New Roman" w:eastAsia="SimSun" w:cs="Times New Roman"/>
+          <w:rFonts w:hint="eastAsia" w:ascii="Times New Roman" w:hAnsi="Times New Roman" w:eastAsia="FangSong" w:cs="Times New Roman"/>
         </w:rPr>
         <w:t>题</w:t>
       </w:r>
@@ -8542,7 +8590,7 @@
       </w:r>
       <w:r>
         <w:rPr>
-          <w:rFonts w:hint="eastAsia" w:ascii="Times New Roman" w:hAnsi="Times New Roman" w:eastAsia="SimSun" w:cs="Times New Roman"/>
+          <w:rFonts w:hint="eastAsia" w:ascii="Times New Roman" w:hAnsi="Times New Roman" w:eastAsia="FangSong" w:cs="Times New Roman"/>
         </w:rPr>
         <w:t>决理</w:t>
       </w:r>
@@ -8554,7 +8602,7 @@
       </w:r>
       <w:r>
         <w:rPr>
-          <w:rFonts w:hint="eastAsia" w:ascii="Times New Roman" w:hAnsi="Times New Roman" w:eastAsia="SimSun" w:cs="Times New Roman"/>
+          <w:rFonts w:hint="eastAsia" w:ascii="Times New Roman" w:hAnsi="Times New Roman" w:eastAsia="FangSong" w:cs="Times New Roman"/>
         </w:rPr>
         <w:t>碳正离子化学</w:t>
       </w:r>
@@ -8565,7 +8613,7 @@
       </w:pPr>
       <w:r>
         <w:rPr>
-          <w:rFonts w:hint="eastAsia" w:ascii="Times New Roman" w:hAnsi="Times New Roman" w:eastAsia="SimSun" w:cs="Times New Roman"/>
+          <w:rFonts w:hint="eastAsia" w:ascii="Times New Roman" w:hAnsi="Times New Roman" w:eastAsia="FangSong" w:cs="Times New Roman"/>
         </w:rPr>
         <w:t>常见问法</w:t>
       </w:r>
@@ -8586,7 +8634,7 @@
       </w:pPr>
       <w:r>
         <w:rPr>
-          <w:rFonts w:hint="eastAsia" w:ascii="Times New Roman" w:hAnsi="Times New Roman" w:eastAsia="SimSun" w:cs="Times New Roman"/>
+          <w:rFonts w:hint="eastAsia" w:ascii="Times New Roman" w:hAnsi="Times New Roman" w:eastAsia="FangSong" w:cs="Times New Roman"/>
         </w:rPr>
         <w:t xml:space="preserve">为什么某个正离子特别稳定</w:t>
       </w:r>
@@ -8601,7 +8649,7 @@
       </w:pPr>
       <w:r>
         <w:rPr>
-          <w:rFonts w:hint="eastAsia" w:ascii="Times New Roman" w:hAnsi="Times New Roman" w:eastAsia="SimSun" w:cs="Times New Roman"/>
+          <w:rFonts w:hint="eastAsia" w:ascii="Times New Roman" w:hAnsi="Times New Roman" w:eastAsia="FangSong" w:cs="Times New Roman"/>
         </w:rPr>
         <w:t xml:space="preserve">为什么体系偏向桥式或非经典结构</w:t>
       </w:r>
@@ -8616,7 +8664,7 @@
       </w:pPr>
       <w:r>
         <w:rPr>
-          <w:rFonts w:hint="eastAsia" w:ascii="Times New Roman" w:hAnsi="Times New Roman" w:eastAsia="SimSun" w:cs="Times New Roman"/>
+          <w:rFonts w:hint="eastAsia" w:ascii="Times New Roman" w:hAnsi="Times New Roman" w:eastAsia="FangSong" w:cs="Times New Roman"/>
         </w:rPr>
         <w:t>为什么一个看似</w:t>
       </w:r>
@@ -8628,7 +8676,7 @@
       </w:r>
       <w:r>
         <w:rPr>
-          <w:rFonts w:hint="eastAsia" w:ascii="Times New Roman" w:hAnsi="Times New Roman" w:eastAsia="SimSun" w:cs="Times New Roman"/>
+          <w:rFonts w:hint="eastAsia" w:ascii="Times New Roman" w:hAnsi="Times New Roman" w:eastAsia="FangSong" w:cs="Times New Roman"/>
         </w:rPr>
         <w:t>应变大</w:t>
       </w:r>
@@ -8640,7 +8688,7 @@
       </w:r>
       <w:r>
         <w:rPr>
-          <w:rFonts w:hint="eastAsia" w:ascii="Times New Roman" w:hAnsi="Times New Roman" w:eastAsia="SimSun" w:cs="Times New Roman"/>
+          <w:rFonts w:hint="eastAsia" w:ascii="Times New Roman" w:hAnsi="Times New Roman" w:eastAsia="FangSong" w:cs="Times New Roman"/>
         </w:rPr>
         <w:t>的结构反而容易形成</w:t>
       </w:r>
@@ -8651,7 +8699,7 @@
       </w:pPr>
       <w:r>
         <w:rPr>
-          <w:rFonts w:hint="eastAsia" w:ascii="Times New Roman" w:hAnsi="Times New Roman" w:eastAsia="SimSun" w:cs="Times New Roman"/>
+          <w:rFonts w:hint="eastAsia" w:ascii="Times New Roman" w:hAnsi="Times New Roman" w:eastAsia="FangSong" w:cs="Times New Roman"/>
         </w:rPr>
         <w:t>首选工具</w:t>
       </w:r>
@@ -8678,7 +8726,7 @@
       </w:r>
       <w:r>
         <w:rPr>
-          <w:rFonts w:hint="eastAsia" w:ascii="Times New Roman" w:hAnsi="Times New Roman" w:eastAsia="SimSun" w:cs="Times New Roman"/>
+          <w:rFonts w:hint="eastAsia" w:ascii="Times New Roman" w:hAnsi="Times New Roman" w:eastAsia="FangSong" w:cs="Times New Roman"/>
         </w:rPr>
         <w:t xml:space="preserve">轨道</w:t>
       </w:r>
@@ -8708,7 +8756,7 @@
       </w:pPr>
       <w:r>
         <w:rPr>
-          <w:rFonts w:hint="eastAsia" w:ascii="Times New Roman" w:hAnsi="Times New Roman" w:eastAsia="SimSun" w:cs="Times New Roman"/>
+          <w:rFonts w:hint="eastAsia" w:ascii="Times New Roman" w:hAnsi="Times New Roman" w:eastAsia="FangSong" w:cs="Times New Roman"/>
         </w:rPr>
         <w:t xml:space="preserve">邻基参与与离域稳定化</w:t>
       </w:r>
@@ -8775,7 +8823,7 @@
       </w:pPr>
       <w:r>
         <w:rPr>
-          <w:rFonts w:hint="eastAsia" w:ascii="Times New Roman" w:hAnsi="Times New Roman" w:eastAsia="SimSun" w:cs="Times New Roman"/>
+          <w:rFonts w:hint="eastAsia" w:ascii="Times New Roman" w:hAnsi="Times New Roman" w:eastAsia="FangSong" w:cs="Times New Roman"/>
         </w:rPr>
         <w:t>常见问法</w:t>
       </w:r>
@@ -8796,7 +8844,7 @@
       </w:pPr>
       <w:r>
         <w:rPr>
-          <w:rFonts w:hint="eastAsia" w:ascii="Times New Roman" w:hAnsi="Times New Roman" w:eastAsia="SimSun" w:cs="Times New Roman"/>
+          <w:rFonts w:hint="eastAsia" w:ascii="Times New Roman" w:hAnsi="Times New Roman" w:eastAsia="FangSong" w:cs="Times New Roman"/>
         </w:rPr>
         <w:t>为什么某些轨道能组合</w:t>
       </w:r>
@@ -8808,7 +8856,7 @@
       </w:r>
       <w:r>
         <w:rPr>
-          <w:rFonts w:hint="eastAsia" w:ascii="Times New Roman" w:hAnsi="Times New Roman" w:eastAsia="SimSun" w:cs="Times New Roman"/>
+          <w:rFonts w:hint="eastAsia" w:ascii="Times New Roman" w:hAnsi="Times New Roman" w:eastAsia="FangSong" w:cs="Times New Roman"/>
         </w:rPr>
         <w:t>某些不能</w:t>
       </w:r>
@@ -8823,7 +8871,7 @@
       </w:pPr>
       <w:r>
         <w:rPr>
-          <w:rFonts w:hint="eastAsia" w:ascii="Times New Roman" w:hAnsi="Times New Roman" w:eastAsia="SimSun" w:cs="Times New Roman"/>
+          <w:rFonts w:hint="eastAsia" w:ascii="Times New Roman" w:hAnsi="Times New Roman" w:eastAsia="FangSong" w:cs="Times New Roman"/>
         </w:rPr>
         <w:t xml:space="preserve">为什么会出现成组简并能级</w:t>
       </w:r>
@@ -8838,7 +8886,7 @@
       </w:pPr>
       <w:r>
         <w:rPr>
-          <w:rFonts w:hint="eastAsia" w:ascii="Times New Roman" w:hAnsi="Times New Roman" w:eastAsia="SimSun" w:cs="Times New Roman"/>
+          <w:rFonts w:hint="eastAsia" w:ascii="Times New Roman" w:hAnsi="Times New Roman" w:eastAsia="FangSong" w:cs="Times New Roman"/>
         </w:rPr>
         <w:t xml:space="preserve">为什么降对称会导致能级分裂</w:t>
       </w:r>
@@ -8849,7 +8897,7 @@
       </w:pPr>
       <w:r>
         <w:rPr>
-          <w:rFonts w:hint="eastAsia" w:ascii="Times New Roman" w:hAnsi="Times New Roman" w:eastAsia="SimSun" w:cs="Times New Roman"/>
+          <w:rFonts w:hint="eastAsia" w:ascii="Times New Roman" w:hAnsi="Times New Roman" w:eastAsia="FangSong" w:cs="Times New Roman"/>
         </w:rPr>
         <w:t>首选工具</w:t>
       </w:r>
@@ -8870,7 +8918,7 @@
       </w:pPr>
       <w:r>
         <w:rPr>
-          <w:rFonts w:hint="eastAsia" w:ascii="Times New Roman" w:hAnsi="Times New Roman" w:eastAsia="SimSun" w:cs="Times New Roman"/>
+          <w:rFonts w:hint="eastAsia" w:ascii="Times New Roman" w:hAnsi="Times New Roman" w:eastAsia="FangSong" w:cs="Times New Roman"/>
         </w:rPr>
         <w:t xml:space="preserve">点群识别只是入口</w:t>
       </w:r>
@@ -8885,7 +8933,7 @@
       </w:pPr>
       <w:r>
         <w:rPr>
-          <w:rFonts w:hint="eastAsia" w:ascii="Times New Roman" w:hAnsi="Times New Roman" w:eastAsia="SimSun" w:cs="Times New Roman"/>
+          <w:rFonts w:hint="eastAsia" w:ascii="Times New Roman" w:hAnsi="Times New Roman" w:eastAsia="FangSong" w:cs="Times New Roman"/>
         </w:rPr>
         <w:t xml:space="preserve">真正关键是对称性匹配与</w:t>
       </w:r>
@@ -8897,7 +8945,7 @@
       </w:r>
       <w:r>
         <w:rPr>
-          <w:rFonts w:hint="eastAsia" w:ascii="Times New Roman" w:hAnsi="Times New Roman" w:eastAsia="SimSun" w:cs="Times New Roman"/>
+          <w:rFonts w:hint="eastAsia" w:ascii="Times New Roman" w:hAnsi="Times New Roman" w:eastAsia="FangSong" w:cs="Times New Roman"/>
         </w:rPr>
         <w:t xml:space="preserve">直觉</w:t>
       </w:r>
@@ -8946,7 +8994,7 @@
       </w:pPr>
       <w:r>
         <w:rPr>
-          <w:rFonts w:hint="eastAsia" w:ascii="Times New Roman" w:hAnsi="Times New Roman" w:eastAsia="SimSun" w:cs="Times New Roman"/>
+          <w:rFonts w:hint="eastAsia" w:ascii="Times New Roman" w:hAnsi="Times New Roman" w:eastAsia="FangSong" w:cs="Times New Roman"/>
         </w:rPr>
         <w:t>典型锚点</w:t>
       </w:r>
@@ -8967,7 +9015,7 @@
       </w:pPr>
       <w:r>
         <w:rPr>
-          <w:rFonts w:hint="eastAsia" w:ascii="Times New Roman" w:hAnsi="Times New Roman" w:eastAsia="SimSun" w:cs="Times New Roman"/>
+          <w:rFonts w:hint="eastAsia" w:ascii="Times New Roman" w:hAnsi="Times New Roman" w:eastAsia="FangSong" w:cs="Times New Roman"/>
         </w:rPr>
         <w:t>题</w:t>
       </w:r>
@@ -8975,11 +9023,11 @@
         <w:rPr>
           <w:rFonts w:hint="eastAsia" w:ascii="Times New Roman" w:hAnsi="Times New Roman" w:eastAsia="Times New Roman" w:cs="Times New Roman"/>
         </w:rPr>
-        <w:t>-038-3-1-</w:t>
-      </w:r>
-      <w:r>
-        <w:rPr>
-          <w:rFonts w:hint="eastAsia" w:ascii="Times New Roman" w:hAnsi="Times New Roman" w:eastAsia="SimSun" w:cs="Times New Roman"/>
+        <w:t>-038-3-</w:t>
+      </w:r>
+      <w:r>
+        <w:rPr>
+          <w:rFonts w:hint="eastAsia" w:ascii="Times New Roman" w:hAnsi="Times New Roman" w:eastAsia="FangSong" w:cs="Times New Roman"/>
         </w:rPr>
         <w:t>螺吡喃机械力变色</w:t>
       </w:r>
@@ -8990,7 +9038,7 @@
       </w:pPr>
       <w:r>
         <w:rPr>
-          <w:rFonts w:hint="eastAsia" w:ascii="Times New Roman" w:hAnsi="Times New Roman" w:eastAsia="SimSun" w:cs="Times New Roman"/>
+          <w:rFonts w:hint="eastAsia" w:ascii="Times New Roman" w:hAnsi="Times New Roman" w:eastAsia="FangSong" w:cs="Times New Roman"/>
         </w:rPr>
         <w:t>常见问法</w:t>
       </w:r>
@@ -9011,7 +9059,7 @@
       </w:pPr>
       <w:r>
         <w:rPr>
-          <w:rFonts w:hint="eastAsia" w:ascii="Times New Roman" w:hAnsi="Times New Roman" w:eastAsia="SimSun" w:cs="Times New Roman"/>
+          <w:rFonts w:hint="eastAsia" w:ascii="Times New Roman" w:hAnsi="Times New Roman" w:eastAsia="FangSong" w:cs="Times New Roman"/>
         </w:rPr>
         <w:t xml:space="preserve">为什么吸收红移</w:t>
       </w:r>
@@ -9023,7 +9071,7 @@
       </w:r>
       <w:r>
         <w:rPr>
-          <w:rFonts w:hint="eastAsia" w:ascii="Times New Roman" w:hAnsi="Times New Roman" w:eastAsia="SimSun" w:cs="Times New Roman"/>
+          <w:rFonts w:hint="eastAsia" w:ascii="Times New Roman" w:hAnsi="Times New Roman" w:eastAsia="FangSong" w:cs="Times New Roman"/>
         </w:rPr>
         <w:t xml:space="preserve">蓝移</w:t>
       </w:r>
@@ -9038,7 +9086,7 @@
       </w:pPr>
       <w:r>
         <w:rPr>
-          <w:rFonts w:hint="eastAsia" w:ascii="Times New Roman" w:hAnsi="Times New Roman" w:eastAsia="SimSun" w:cs="Times New Roman"/>
+          <w:rFonts w:hint="eastAsia" w:ascii="Times New Roman" w:hAnsi="Times New Roman" w:eastAsia="FangSong" w:cs="Times New Roman"/>
         </w:rPr>
         <w:t xml:space="preserve">为什么某个位点更容易被进攻</w:t>
       </w:r>
@@ -9053,7 +9101,7 @@
       </w:pPr>
       <w:r>
         <w:rPr>
-          <w:rFonts w:hint="eastAsia" w:ascii="Times New Roman" w:hAnsi="Times New Roman" w:eastAsia="SimSun" w:cs="Times New Roman"/>
+          <w:rFonts w:hint="eastAsia" w:ascii="Times New Roman" w:hAnsi="Times New Roman" w:eastAsia="FangSong" w:cs="Times New Roman"/>
         </w:rPr>
         <w:t xml:space="preserve">为什么两个体系反应性顺序如此排列</w:t>
       </w:r>
@@ -9064,7 +9112,7 @@
       </w:pPr>
       <w:r>
         <w:rPr>
-          <w:rFonts w:hint="eastAsia" w:ascii="Times New Roman" w:hAnsi="Times New Roman" w:eastAsia="SimSun" w:cs="Times New Roman"/>
+          <w:rFonts w:hint="eastAsia" w:ascii="Times New Roman" w:hAnsi="Times New Roman" w:eastAsia="FangSong" w:cs="Times New Roman"/>
         </w:rPr>
         <w:t>首选工具</w:t>
       </w:r>
@@ -9143,7 +9191,7 @@
       </w:pPr>
       <w:r>
         <w:rPr>
-          <w:rFonts w:hint="eastAsia" w:ascii="Times New Roman" w:hAnsi="Times New Roman" w:eastAsia="SimSun" w:cs="Times New Roman"/>
+          <w:rFonts w:hint="eastAsia" w:ascii="Times New Roman" w:hAnsi="Times New Roman" w:eastAsia="FangSong" w:cs="Times New Roman"/>
         </w:rPr>
         <w:t xml:space="preserve">能隙大小</w:t>
       </w:r>
@@ -9158,7 +9206,7 @@
       </w:pPr>
       <w:r>
         <w:rPr>
-          <w:rFonts w:hint="eastAsia" w:ascii="Times New Roman" w:hAnsi="Times New Roman" w:eastAsia="SimSun" w:cs="Times New Roman"/>
+          <w:rFonts w:hint="eastAsia" w:ascii="Times New Roman" w:hAnsi="Times New Roman" w:eastAsia="FangSong" w:cs="Times New Roman"/>
         </w:rPr>
         <w:t xml:space="preserve">共轭范围变化</w:t>
       </w:r>
@@ -9231,7 +9279,7 @@
       </w:pPr>
       <w:r>
         <w:rPr>
-          <w:rFonts w:hint="eastAsia" w:ascii="Times New Roman" w:hAnsi="Times New Roman" w:eastAsia="SimSun" w:cs="Times New Roman"/>
+          <w:rFonts w:hint="eastAsia" w:ascii="Times New Roman" w:hAnsi="Times New Roman" w:eastAsia="FangSong" w:cs="Times New Roman"/>
         </w:rPr>
         <w:t>典型锚点</w:t>
       </w:r>
@@ -9252,7 +9300,7 @@
       </w:pPr>
       <w:r>
         <w:rPr>
-          <w:rFonts w:hint="eastAsia" w:ascii="Times New Roman" w:hAnsi="Times New Roman" w:eastAsia="SimSun" w:cs="Times New Roman"/>
+          <w:rFonts w:hint="eastAsia" w:ascii="Times New Roman" w:hAnsi="Times New Roman" w:eastAsia="FangSong" w:cs="Times New Roman"/>
         </w:rPr>
         <w:t>题</w:t>
       </w:r>
@@ -9264,7 +9312,7 @@
       </w:r>
       <w:r>
         <w:rPr>
-          <w:rFonts w:hint="eastAsia" w:ascii="Times New Roman" w:hAnsi="Times New Roman" w:eastAsia="SimSun" w:cs="Times New Roman"/>
+          <w:rFonts w:hint="eastAsia" w:ascii="Times New Roman" w:hAnsi="Times New Roman" w:eastAsia="FangSong" w:cs="Times New Roman"/>
         </w:rPr>
         <w:t>决理</w:t>
       </w:r>
@@ -9276,7 +9324,7 @@
       </w:r>
       <w:r>
         <w:rPr>
-          <w:rFonts w:hint="eastAsia" w:ascii="Times New Roman" w:hAnsi="Times New Roman" w:eastAsia="SimSun" w:cs="Times New Roman"/>
+          <w:rFonts w:hint="eastAsia" w:ascii="Times New Roman" w:hAnsi="Times New Roman" w:eastAsia="FangSong" w:cs="Times New Roman"/>
         </w:rPr>
         <w:t>硼和硅元素化学</w:t>
       </w:r>
@@ -9291,7 +9339,7 @@
       </w:pPr>
       <w:r>
         <w:rPr>
-          <w:rFonts w:hint="eastAsia" w:ascii="Times New Roman" w:hAnsi="Times New Roman" w:eastAsia="SimSun" w:cs="Times New Roman"/>
+          <w:rFonts w:hint="eastAsia" w:ascii="Times New Roman" w:hAnsi="Times New Roman" w:eastAsia="FangSong" w:cs="Times New Roman"/>
         </w:rPr>
         <w:t>题</w:t>
       </w:r>
@@ -9299,13 +9347,13 @@
         <w:rPr>
           <w:rFonts w:hint="eastAsia" w:ascii="Times New Roman" w:hAnsi="Times New Roman" w:eastAsia="Times New Roman" w:cs="Times New Roman"/>
         </w:rPr>
-        <w:t>-026-11-2-</w:t>
-      </w:r>
-      <w:r>
-        <w:rPr>
-          <w:rFonts w:hint="eastAsia" w:ascii="Times New Roman" w:hAnsi="Times New Roman" w:eastAsia="SimSun" w:cs="Times New Roman"/>
-        </w:rPr>
-        <w:t>芳香性判断</w:t>
+        <w:t>-026-11-</w:t>
+      </w:r>
+      <w:r>
+        <w:rPr>
+          <w:rFonts w:hint="eastAsia" w:ascii="Times New Roman" w:hAnsi="Times New Roman" w:eastAsia="FangSong" w:cs="Times New Roman"/>
+        </w:rPr>
+        <w:t>羟汞化反应产物</w:t>
       </w:r>
     </w:p>
     <w:p>
@@ -9314,7 +9362,7 @@
       </w:pPr>
       <w:r>
         <w:rPr>
-          <w:rFonts w:hint="eastAsia" w:ascii="Times New Roman" w:hAnsi="Times New Roman" w:eastAsia="SimSun" w:cs="Times New Roman"/>
+          <w:rFonts w:hint="eastAsia" w:ascii="Times New Roman" w:hAnsi="Times New Roman" w:eastAsia="FangSong" w:cs="Times New Roman"/>
         </w:rPr>
         <w:t>常见问法</w:t>
       </w:r>
@@ -9335,7 +9383,7 @@
       </w:pPr>
       <w:r>
         <w:rPr>
-          <w:rFonts w:hint="eastAsia" w:ascii="Times New Roman" w:hAnsi="Times New Roman" w:eastAsia="SimSun" w:cs="Times New Roman"/>
+          <w:rFonts w:hint="eastAsia" w:ascii="Times New Roman" w:hAnsi="Times New Roman" w:eastAsia="FangSong" w:cs="Times New Roman"/>
         </w:rPr>
         <w:t xml:space="preserve">环系到底有没有芳香性</w:t>
       </w:r>
@@ -9350,7 +9398,7 @@
       </w:pPr>
       <w:r>
         <w:rPr>
-          <w:rFonts w:hint="eastAsia" w:ascii="Times New Roman" w:hAnsi="Times New Roman" w:eastAsia="SimSun" w:cs="Times New Roman"/>
+          <w:rFonts w:hint="eastAsia" w:ascii="Times New Roman" w:hAnsi="Times New Roman" w:eastAsia="FangSong" w:cs="Times New Roman"/>
         </w:rPr>
         <w:t xml:space="preserve">为什么键长平均化</w:t>
       </w:r>
@@ -9365,7 +9413,7 @@
       </w:pPr>
       <w:r>
         <w:rPr>
-          <w:rFonts w:hint="eastAsia" w:ascii="Times New Roman" w:hAnsi="Times New Roman" w:eastAsia="SimSun" w:cs="Times New Roman"/>
+          <w:rFonts w:hint="eastAsia" w:ascii="Times New Roman" w:hAnsi="Times New Roman" w:eastAsia="FangSong" w:cs="Times New Roman"/>
         </w:rPr>
         <w:t xml:space="preserve">为什么某构型会主动扭曲或降对称</w:t>
       </w:r>
@@ -9376,7 +9424,7 @@
       </w:pPr>
       <w:r>
         <w:rPr>
-          <w:rFonts w:hint="eastAsia" w:ascii="Times New Roman" w:hAnsi="Times New Roman" w:eastAsia="SimSun" w:cs="Times New Roman"/>
+          <w:rFonts w:hint="eastAsia" w:ascii="Times New Roman" w:hAnsi="Times New Roman" w:eastAsia="FangSong" w:cs="Times New Roman"/>
         </w:rPr>
         <w:t>首选工具</w:t>
       </w:r>
@@ -9397,7 +9445,7 @@
       </w:pPr>
       <w:r>
         <w:rPr>
-          <w:rFonts w:hint="eastAsia" w:ascii="Times New Roman" w:hAnsi="Times New Roman" w:eastAsia="SimSun" w:cs="Times New Roman"/>
+          <w:rFonts w:hint="eastAsia" w:ascii="Times New Roman" w:hAnsi="Times New Roman" w:eastAsia="FangSong" w:cs="Times New Roman"/>
         </w:rPr>
         <w:t xml:space="preserve">连续共轭</w:t>
       </w:r>
@@ -9412,7 +9460,7 @@
       </w:pPr>
       <w:r>
         <w:rPr>
-          <w:rFonts w:hint="eastAsia" w:ascii="Times New Roman" w:hAnsi="Times New Roman" w:eastAsia="SimSun" w:cs="Times New Roman"/>
+          <w:rFonts w:hint="eastAsia" w:ascii="Times New Roman" w:hAnsi="Times New Roman" w:eastAsia="FangSong" w:cs="Times New Roman"/>
         </w:rPr>
         <w:t xml:space="preserve">平面性</w:t>
       </w:r>
@@ -9427,7 +9475,7 @@
       </w:pPr>
       <w:r>
         <w:rPr>
-          <w:rFonts w:hint="eastAsia" w:ascii="Times New Roman" w:hAnsi="Times New Roman" w:eastAsia="SimSun" w:cs="Times New Roman"/>
+          <w:rFonts w:hint="eastAsia" w:ascii="Times New Roman" w:hAnsi="Times New Roman" w:eastAsia="FangSong" w:cs="Times New Roman"/>
         </w:rPr>
         <w:t xml:space="preserve">闭壳层填充</w:t>
       </w:r>
@@ -9448,7 +9496,7 @@
       </w:r>
       <w:r>
         <w:rPr>
-          <w:rFonts w:hint="eastAsia" w:ascii="Times New Roman" w:hAnsi="Times New Roman" w:eastAsia="SimSun" w:cs="Times New Roman"/>
+          <w:rFonts w:hint="eastAsia" w:ascii="Times New Roman" w:hAnsi="Times New Roman" w:eastAsia="FangSong" w:cs="Times New Roman"/>
         </w:rPr>
         <w:t xml:space="preserve">图像</w:t>
       </w:r>
@@ -9541,7 +9589,7 @@
       </w:pPr>
       <w:r>
         <w:rPr>
-          <w:rFonts w:hint="eastAsia" w:ascii="Times New Roman" w:hAnsi="Times New Roman" w:eastAsia="SimSun" w:cs="Times New Roman"/>
+          <w:rFonts w:hint="eastAsia" w:ascii="Times New Roman" w:hAnsi="Times New Roman" w:eastAsia="FangSong" w:cs="Times New Roman"/>
           <w:b/>
           <w:bCs/>
         </w:rPr>
@@ -9555,7 +9603,7 @@
       </w:r>
       <w:r>
         <w:rPr>
-          <w:rFonts w:hint="eastAsia" w:ascii="Times New Roman" w:hAnsi="Times New Roman" w:eastAsia="SimSun" w:cs="Times New Roman"/>
+          <w:rFonts w:hint="eastAsia" w:ascii="Times New Roman" w:hAnsi="Times New Roman" w:eastAsia="FangSong" w:cs="Times New Roman"/>
         </w:rPr>
         <w:t>解释为什么</w:t>
       </w:r>
@@ -9599,7 +9647,7 @@
       </w:r>
       <w:r>
         <w:rPr>
-          <w:rFonts w:hint="eastAsia" w:ascii="Times New Roman" w:hAnsi="Times New Roman" w:eastAsia="SimSun" w:cs="Times New Roman"/>
+          <w:rFonts w:hint="eastAsia" w:ascii="Times New Roman" w:hAnsi="Times New Roman" w:eastAsia="FangSong" w:cs="Times New Roman"/>
         </w:rPr>
         <w:t xml:space="preserve">的桥氢部分不宜用两条普通</w:t>
       </w:r>
@@ -9611,7 +9659,7 @@
       </w:r>
       <w:r>
         <w:rPr>
-          <w:rFonts w:hint="eastAsia" w:ascii="Times New Roman" w:hAnsi="Times New Roman" w:eastAsia="SimSun" w:cs="Times New Roman"/>
+          <w:rFonts w:hint="eastAsia" w:ascii="Times New Roman" w:hAnsi="Times New Roman" w:eastAsia="FangSong" w:cs="Times New Roman"/>
         </w:rPr>
         <w:t>单键来描述</w:t>
       </w:r>
@@ -9623,7 +9671,7 @@
       </w:r>
       <w:r>
         <w:rPr>
-          <w:rFonts w:hint="eastAsia" w:ascii="Times New Roman" w:hAnsi="Times New Roman" w:eastAsia="SimSun" w:cs="Times New Roman"/>
+          <w:rFonts w:hint="eastAsia" w:ascii="Times New Roman" w:hAnsi="Times New Roman" w:eastAsia="FangSong" w:cs="Times New Roman"/>
         </w:rPr>
         <w:t>而更适合用</w:t>
       </w:r>
@@ -9635,7 +9683,7 @@
       </w:r>
       <w:r>
         <w:rPr>
-          <w:rFonts w:hint="eastAsia" w:ascii="Times New Roman" w:hAnsi="Times New Roman" w:eastAsia="SimSun" w:cs="Times New Roman"/>
+          <w:rFonts w:hint="eastAsia" w:ascii="Times New Roman" w:hAnsi="Times New Roman" w:eastAsia="FangSong" w:cs="Times New Roman"/>
         </w:rPr>
         <w:t>图像</w:t>
       </w:r>
@@ -9652,7 +9700,7 @@
       </w:pPr>
       <w:r>
         <w:rPr>
-          <w:rFonts w:hint="eastAsia" w:ascii="Times New Roman" w:hAnsi="Times New Roman" w:eastAsia="SimSun" w:cs="Times New Roman"/>
+          <w:rFonts w:hint="eastAsia" w:ascii="Times New Roman" w:hAnsi="Times New Roman" w:eastAsia="FangSong" w:cs="Times New Roman"/>
           <w:b/>
           <w:bCs/>
         </w:rPr>
@@ -9675,7 +9723,7 @@
       </w:pPr>
       <w:r>
         <w:rPr>
-          <w:rFonts w:hint="eastAsia" w:ascii="Times New Roman" w:hAnsi="Times New Roman" w:eastAsia="SimSun" w:cs="Times New Roman"/>
+          <w:rFonts w:hint="eastAsia" w:ascii="Times New Roman" w:hAnsi="Times New Roman" w:eastAsia="FangSong" w:cs="Times New Roman"/>
         </w:rPr>
         <w:t xml:space="preserve">若全部按普通</w:t>
       </w:r>
@@ -9687,7 +9735,7 @@
       </w:r>
       <w:r>
         <w:rPr>
-          <w:rFonts w:hint="eastAsia" w:ascii="Times New Roman" w:hAnsi="Times New Roman" w:eastAsia="SimSun" w:cs="Times New Roman"/>
+          <w:rFonts w:hint="eastAsia" w:ascii="Times New Roman" w:hAnsi="Times New Roman" w:eastAsia="FangSong" w:cs="Times New Roman"/>
         </w:rPr>
         <w:t>键处理</w:t>
       </w:r>
@@ -9699,7 +9747,7 @@
       </w:r>
       <w:r>
         <w:rPr>
-          <w:rFonts w:hint="eastAsia" w:ascii="Times New Roman" w:hAnsi="Times New Roman" w:eastAsia="SimSun" w:cs="Times New Roman"/>
+          <w:rFonts w:hint="eastAsia" w:ascii="Times New Roman" w:hAnsi="Times New Roman" w:eastAsia="FangSong" w:cs="Times New Roman"/>
         </w:rPr>
         <w:t>总电子数难以让每个</w:t>
       </w:r>
@@ -9711,7 +9759,7 @@
       </w:r>
       <w:r>
         <w:rPr>
-          <w:rFonts w:hint="eastAsia" w:ascii="Times New Roman" w:hAnsi="Times New Roman" w:eastAsia="SimSun" w:cs="Times New Roman"/>
+          <w:rFonts w:hint="eastAsia" w:ascii="Times New Roman" w:hAnsi="Times New Roman" w:eastAsia="FangSong" w:cs="Times New Roman"/>
         </w:rPr>
         <w:t>同时获得完整八隅体</w:t>
       </w:r>
@@ -9732,7 +9780,7 @@
       </w:pPr>
       <w:r>
         <w:rPr>
-          <w:rFonts w:hint="eastAsia" w:ascii="Times New Roman" w:hAnsi="Times New Roman" w:eastAsia="SimSun" w:cs="Times New Roman"/>
+          <w:rFonts w:hint="eastAsia" w:ascii="Times New Roman" w:hAnsi="Times New Roman" w:eastAsia="FangSong" w:cs="Times New Roman"/>
         </w:rPr>
         <w:t>桥氢部分更合理的描述是三个中心共享一对电子</w:t>
       </w:r>
@@ -9753,7 +9801,7 @@
       </w:pPr>
       <w:r>
         <w:rPr>
-          <w:rFonts w:hint="eastAsia" w:ascii="Times New Roman" w:hAnsi="Times New Roman" w:eastAsia="SimSun" w:cs="Times New Roman"/>
+          <w:rFonts w:hint="eastAsia" w:ascii="Times New Roman" w:hAnsi="Times New Roman" w:eastAsia="FangSong" w:cs="Times New Roman"/>
         </w:rPr>
         <w:t>三个相关原子轨道可组成成键</w:t>
       </w:r>
@@ -9765,7 +9813,7 @@
       </w:r>
       <w:r>
         <w:rPr>
-          <w:rFonts w:hint="eastAsia" w:ascii="Times New Roman" w:hAnsi="Times New Roman" w:eastAsia="SimSun" w:cs="Times New Roman"/>
+          <w:rFonts w:hint="eastAsia" w:ascii="Times New Roman" w:hAnsi="Times New Roman" w:eastAsia="FangSong" w:cs="Times New Roman"/>
         </w:rPr>
         <w:t>近似非键</w:t>
       </w:r>
@@ -9777,7 +9825,7 @@
       </w:r>
       <w:r>
         <w:rPr>
-          <w:rFonts w:hint="eastAsia" w:ascii="Times New Roman" w:hAnsi="Times New Roman" w:eastAsia="SimSun" w:cs="Times New Roman"/>
+          <w:rFonts w:hint="eastAsia" w:ascii="Times New Roman" w:hAnsi="Times New Roman" w:eastAsia="FangSong" w:cs="Times New Roman"/>
         </w:rPr>
         <w:t>反键三条</w:t>
       </w:r>
@@ -9801,7 +9849,7 @@
       </w:r>
       <w:r>
         <w:rPr>
-          <w:rFonts w:hint="eastAsia" w:ascii="Times New Roman" w:hAnsi="Times New Roman" w:eastAsia="SimSun" w:cs="Times New Roman"/>
+          <w:rFonts w:hint="eastAsia" w:ascii="Times New Roman" w:hAnsi="Times New Roman" w:eastAsia="FangSong" w:cs="Times New Roman"/>
         </w:rPr>
         <w:t>个电子只占最低成键轨道</w:t>
       </w:r>
@@ -9822,7 +9870,7 @@
       </w:pPr>
       <w:r>
         <w:rPr>
-          <w:rFonts w:hint="eastAsia" w:ascii="Times New Roman" w:hAnsi="Times New Roman" w:eastAsia="SimSun" w:cs="Times New Roman"/>
+          <w:rFonts w:hint="eastAsia" w:ascii="Times New Roman" w:hAnsi="Times New Roman" w:eastAsia="FangSong" w:cs="Times New Roman"/>
         </w:rPr>
         <w:t>因而桥键本质是三中心二电子键</w:t>
       </w:r>
@@ -9834,7 +9882,7 @@
       </w:r>
       <w:r>
         <w:rPr>
-          <w:rFonts w:hint="eastAsia" w:ascii="Times New Roman" w:hAnsi="Times New Roman" w:eastAsia="SimSun" w:cs="Times New Roman"/>
+          <w:rFonts w:hint="eastAsia" w:ascii="Times New Roman" w:hAnsi="Times New Roman" w:eastAsia="FangSong" w:cs="Times New Roman"/>
         </w:rPr>
         <w:t>而不是两条彼此独立的普通单键</w:t>
       </w:r>
@@ -9907,7 +9955,7 @@
       </w:pPr>
       <w:r>
         <w:rPr>
-          <w:rFonts w:hint="eastAsia" w:ascii="Times New Roman" w:hAnsi="Times New Roman" w:eastAsia="SimSun" w:cs="Times New Roman"/>
+          <w:rFonts w:hint="eastAsia" w:ascii="Times New Roman" w:hAnsi="Times New Roman" w:eastAsia="FangSong" w:cs="Times New Roman"/>
           <w:b/>
           <w:bCs/>
         </w:rPr>
@@ -9921,7 +9969,7 @@
       </w:r>
       <w:r>
         <w:rPr>
-          <w:rFonts w:hint="eastAsia" w:ascii="Times New Roman" w:hAnsi="Times New Roman" w:eastAsia="SimSun" w:cs="Times New Roman"/>
+          <w:rFonts w:hint="eastAsia" w:ascii="Times New Roman" w:hAnsi="Times New Roman" w:eastAsia="FangSong" w:cs="Times New Roman"/>
         </w:rPr>
         <w:t>为什么在</w:t>
       </w:r>
@@ -9933,7 +9981,7 @@
       </w:r>
       <w:r>
         <w:rPr>
-          <w:rFonts w:hint="eastAsia" w:ascii="Times New Roman" w:hAnsi="Times New Roman" w:eastAsia="SimSun" w:cs="Times New Roman"/>
+          <w:rFonts w:hint="eastAsia" w:ascii="Times New Roman" w:hAnsi="Times New Roman" w:eastAsia="FangSong" w:cs="Times New Roman"/>
         </w:rPr>
         <w:t>题</w:t>
       </w:r>
@@ -9941,13 +9989,37 @@
         <w:rPr>
           <w:rFonts w:hint="eastAsia" w:ascii="Times New Roman" w:hAnsi="Times New Roman" w:eastAsia="Times New Roman" w:cs="Times New Roman"/>
         </w:rPr>
-        <w:t>-036-9-4-</w:t>
-      </w:r>
-      <w:r>
-        <w:rPr>
-          <w:rFonts w:hint="eastAsia" w:ascii="Times New Roman" w:hAnsi="Times New Roman" w:eastAsia="SimSun" w:cs="Times New Roman"/>
-        </w:rPr>
-        <w:t>环丙基乙烯基螺环产物</w:t>
+        <w:t>-036-9-</w:t>
+      </w:r>
+      <w:r>
+        <w:rPr>
+          <w:rFonts w:hint="eastAsia" w:ascii="Times New Roman" w:hAnsi="Times New Roman" w:eastAsia="FangSong" w:cs="Times New Roman"/>
+        </w:rPr>
+        <w:t>分子内</w:t>
+      </w:r>
+      <w:r>
+        <w:rPr>
+          <w:rFonts w:hint="eastAsia" w:ascii="Times New Roman" w:hAnsi="Times New Roman" w:eastAsia="Times New Roman" w:cs="Times New Roman"/>
+        </w:rPr>
+        <w:t>5</w:t>
+      </w:r>
+      <w:r>
+        <w:rPr>
+          <w:rFonts w:hint="eastAsia" w:ascii="Times New Roman" w:hAnsi="Times New Roman" w:eastAsia="FangSong" w:cs="Times New Roman"/>
+        </w:rPr>
+        <w:t>加</w:t>
+      </w:r>
+      <w:r>
+        <w:rPr>
+          <w:rFonts w:hint="eastAsia" w:ascii="Times New Roman" w:hAnsi="Times New Roman" w:eastAsia="Times New Roman" w:cs="Times New Roman"/>
+        </w:rPr>
+        <w:t>2</w:t>
+      </w:r>
+      <w:r>
+        <w:rPr>
+          <w:rFonts w:hint="eastAsia" w:ascii="Times New Roman" w:hAnsi="Times New Roman" w:eastAsia="FangSong" w:cs="Times New Roman"/>
+        </w:rPr>
+        <w:t>环加成产物</w:t>
       </w:r>
       <w:r>
         <w:rPr>
@@ -9957,7 +10029,7 @@
       </w:r>
       <w:r>
         <w:rPr>
-          <w:rFonts w:hint="eastAsia" w:ascii="Times New Roman" w:hAnsi="Times New Roman" w:eastAsia="SimSun" w:cs="Times New Roman"/>
+          <w:rFonts w:hint="eastAsia" w:ascii="Times New Roman" w:hAnsi="Times New Roman" w:eastAsia="FangSong" w:cs="Times New Roman"/>
         </w:rPr>
         <w:t>中</w:t>
       </w:r>
@@ -9969,7 +10041,7 @@
       </w:r>
       <w:r>
         <w:rPr>
-          <w:rFonts w:hint="eastAsia" w:ascii="Times New Roman" w:hAnsi="Times New Roman" w:eastAsia="SimSun" w:cs="Times New Roman"/>
+          <w:rFonts w:hint="eastAsia" w:ascii="Times New Roman" w:hAnsi="Times New Roman" w:eastAsia="FangSong" w:cs="Times New Roman"/>
         </w:rPr>
         <w:t>环丙基能稳定相邻正离子中间体</w:t>
       </w:r>
@@ -9986,7 +10058,7 @@
       </w:pPr>
       <w:r>
         <w:rPr>
-          <w:rFonts w:hint="eastAsia" w:ascii="Times New Roman" w:hAnsi="Times New Roman" w:eastAsia="SimSun" w:cs="Times New Roman"/>
+          <w:rFonts w:hint="eastAsia" w:ascii="Times New Roman" w:hAnsi="Times New Roman" w:eastAsia="FangSong" w:cs="Times New Roman"/>
           <w:b/>
           <w:bCs/>
         </w:rPr>
@@ -10009,7 +10081,7 @@
       </w:pPr>
       <w:r>
         <w:rPr>
-          <w:rFonts w:hint="eastAsia" w:ascii="Times New Roman" w:hAnsi="Times New Roman" w:eastAsia="SimSun" w:cs="Times New Roman"/>
+          <w:rFonts w:hint="eastAsia" w:ascii="Times New Roman" w:hAnsi="Times New Roman" w:eastAsia="FangSong" w:cs="Times New Roman"/>
         </w:rPr>
         <w:t xml:space="preserve">环丙基的成键轨道具有</w:t>
       </w:r>
@@ -10021,7 +10093,7 @@
       </w:r>
       <w:r>
         <w:rPr>
-          <w:rFonts w:hint="eastAsia" w:ascii="Times New Roman" w:hAnsi="Times New Roman" w:eastAsia="SimSun" w:cs="Times New Roman"/>
+          <w:rFonts w:hint="eastAsia" w:ascii="Times New Roman" w:hAnsi="Times New Roman" w:eastAsia="FangSong" w:cs="Times New Roman"/>
         </w:rPr>
         <w:t>特征</w:t>
       </w:r>
@@ -10033,7 +10105,7 @@
       </w:r>
       <w:r>
         <w:rPr>
-          <w:rFonts w:hint="eastAsia" w:ascii="Times New Roman" w:hAnsi="Times New Roman" w:eastAsia="SimSun" w:cs="Times New Roman"/>
+          <w:rFonts w:hint="eastAsia" w:ascii="Times New Roman" w:hAnsi="Times New Roman" w:eastAsia="FangSong" w:cs="Times New Roman"/>
         </w:rPr>
         <w:t>不是普通局域</w:t>
       </w:r>
@@ -10045,7 +10117,7 @@
       </w:r>
       <w:r>
         <w:rPr>
-          <w:rFonts w:hint="eastAsia" w:ascii="Times New Roman" w:hAnsi="Times New Roman" w:eastAsia="SimSun" w:cs="Times New Roman"/>
+          <w:rFonts w:hint="eastAsia" w:ascii="Times New Roman" w:hAnsi="Times New Roman" w:eastAsia="FangSong" w:cs="Times New Roman"/>
         </w:rPr>
         <w:t>键图像</w:t>
       </w:r>
@@ -10066,7 +10138,7 @@
       </w:pPr>
       <w:r>
         <w:rPr>
-          <w:rFonts w:hint="eastAsia" w:ascii="Times New Roman" w:hAnsi="Times New Roman" w:eastAsia="SimSun" w:cs="Times New Roman"/>
+          <w:rFonts w:hint="eastAsia" w:ascii="Times New Roman" w:hAnsi="Times New Roman" w:eastAsia="FangSong" w:cs="Times New Roman"/>
         </w:rPr>
         <w:t xml:space="preserve">其高占据轨道可与相邻空</w:t>
       </w:r>
@@ -10089,7 +10161,7 @@
       </w:r>
       <w:r>
         <w:rPr>
-          <w:rFonts w:hint="eastAsia" w:ascii="Times New Roman" w:hAnsi="Times New Roman" w:eastAsia="SimSun" w:cs="Times New Roman"/>
+          <w:rFonts w:hint="eastAsia" w:ascii="Times New Roman" w:hAnsi="Times New Roman" w:eastAsia="FangSong" w:cs="Times New Roman"/>
         </w:rPr>
         <w:t>轨道有效重叠</w:t>
       </w:r>
@@ -10110,7 +10182,7 @@
       </w:pPr>
       <w:r>
         <w:rPr>
-          <w:rFonts w:hint="eastAsia" w:ascii="Times New Roman" w:hAnsi="Times New Roman" w:eastAsia="SimSun" w:cs="Times New Roman"/>
+          <w:rFonts w:hint="eastAsia" w:ascii="Times New Roman" w:hAnsi="Times New Roman" w:eastAsia="FangSong" w:cs="Times New Roman"/>
         </w:rPr>
         <w:t>正电荷因此能够在更大范围离域</w:t>
       </w:r>
@@ -10131,7 +10203,7 @@
       </w:pPr>
       <w:r>
         <w:rPr>
-          <w:rFonts w:hint="eastAsia" w:ascii="Times New Roman" w:hAnsi="Times New Roman" w:eastAsia="SimSun" w:cs="Times New Roman"/>
+          <w:rFonts w:hint="eastAsia" w:ascii="Times New Roman" w:hAnsi="Times New Roman" w:eastAsia="FangSong" w:cs="Times New Roman"/>
         </w:rPr>
         <w:t>该稳定化强于普通开链烷基给出的超共轭稳定化</w:t>
       </w:r>
@@ -10143,7 +10215,7 @@
       </w:r>
       <w:r>
         <w:rPr>
-          <w:rFonts w:hint="eastAsia" w:ascii="Times New Roman" w:hAnsi="Times New Roman" w:eastAsia="SimSun" w:cs="Times New Roman"/>
+          <w:rFonts w:hint="eastAsia" w:ascii="Times New Roman" w:hAnsi="Times New Roman" w:eastAsia="FangSong" w:cs="Times New Roman"/>
         </w:rPr>
         <w:t>因此相关正离子中间体更容易形成或停留</w:t>
       </w:r>
@@ -10228,7 +10300,7 @@
       </w:pPr>
       <w:r>
         <w:rPr>
-          <w:rFonts w:hint="eastAsia" w:ascii="Times New Roman" w:hAnsi="Times New Roman" w:eastAsia="SimSun" w:cs="Times New Roman"/>
+          <w:rFonts w:hint="eastAsia" w:ascii="Times New Roman" w:hAnsi="Times New Roman" w:eastAsia="FangSong" w:cs="Times New Roman"/>
           <w:b/>
           <w:bCs/>
         </w:rPr>
@@ -10242,7 +10314,7 @@
       </w:r>
       <w:r>
         <w:rPr>
-          <w:rFonts w:hint="eastAsia" w:ascii="Times New Roman" w:hAnsi="Times New Roman" w:eastAsia="SimSun" w:cs="Times New Roman"/>
+          <w:rFonts w:hint="eastAsia" w:ascii="Times New Roman" w:hAnsi="Times New Roman" w:eastAsia="FangSong" w:cs="Times New Roman"/>
         </w:rPr>
         <w:t>为什么</w:t>
       </w:r>
@@ -10254,7 +10326,7 @@
       </w:r>
       <w:r>
         <w:rPr>
-          <w:rFonts w:hint="eastAsia" w:ascii="Times New Roman" w:hAnsi="Times New Roman" w:eastAsia="SimSun" w:cs="Times New Roman"/>
+          <w:rFonts w:hint="eastAsia" w:ascii="Times New Roman" w:hAnsi="Times New Roman" w:eastAsia="FangSong" w:cs="Times New Roman"/>
         </w:rPr>
         <w:t>题</w:t>
       </w:r>
@@ -10262,11 +10334,11 @@
         <w:rPr>
           <w:rFonts w:hint="eastAsia" w:ascii="Times New Roman" w:hAnsi="Times New Roman" w:eastAsia="Times New Roman" w:cs="Times New Roman"/>
         </w:rPr>
-        <w:t>-038-3-1-</w:t>
-      </w:r>
-      <w:r>
-        <w:rPr>
-          <w:rFonts w:hint="eastAsia" w:ascii="Times New Roman" w:hAnsi="Times New Roman" w:eastAsia="SimSun" w:cs="Times New Roman"/>
+        <w:t>-038-3-</w:t>
+      </w:r>
+      <w:r>
+        <w:rPr>
+          <w:rFonts w:hint="eastAsia" w:ascii="Times New Roman" w:hAnsi="Times New Roman" w:eastAsia="FangSong" w:cs="Times New Roman"/>
         </w:rPr>
         <w:t>螺吡喃机械力变色</w:t>
       </w:r>
@@ -10278,7 +10350,7 @@
       </w:r>
       <w:r>
         <w:rPr>
-          <w:rFonts w:hint="eastAsia" w:ascii="Times New Roman" w:hAnsi="Times New Roman" w:eastAsia="SimSun" w:cs="Times New Roman"/>
+          <w:rFonts w:hint="eastAsia" w:ascii="Times New Roman" w:hAnsi="Times New Roman" w:eastAsia="FangSong" w:cs="Times New Roman"/>
         </w:rPr>
         <w:t>中开环后的花青结构主吸收峰红移</w:t>
       </w:r>
@@ -10295,7 +10367,7 @@
       </w:pPr>
       <w:r>
         <w:rPr>
-          <w:rFonts w:hint="eastAsia" w:ascii="Times New Roman" w:hAnsi="Times New Roman" w:eastAsia="SimSun" w:cs="Times New Roman"/>
+          <w:rFonts w:hint="eastAsia" w:ascii="Times New Roman" w:hAnsi="Times New Roman" w:eastAsia="FangSong" w:cs="Times New Roman"/>
           <w:b/>
           <w:bCs/>
         </w:rPr>
@@ -10318,7 +10390,7 @@
       </w:pPr>
       <w:r>
         <w:rPr>
-          <w:rFonts w:hint="eastAsia" w:ascii="Times New Roman" w:hAnsi="Times New Roman" w:eastAsia="SimSun" w:cs="Times New Roman"/>
+          <w:rFonts w:hint="eastAsia" w:ascii="Times New Roman" w:hAnsi="Times New Roman" w:eastAsia="FangSong" w:cs="Times New Roman"/>
         </w:rPr>
         <w:t>开环后共轭范围显著增大</w:t>
       </w:r>
@@ -10345,7 +10417,7 @@
       </w:r>
       <w:r>
         <w:rPr>
-          <w:rFonts w:hint="eastAsia" w:ascii="Times New Roman" w:hAnsi="Times New Roman" w:eastAsia="SimSun" w:cs="Times New Roman"/>
+          <w:rFonts w:hint="eastAsia" w:ascii="Times New Roman" w:hAnsi="Times New Roman" w:eastAsia="FangSong" w:cs="Times New Roman"/>
         </w:rPr>
         <w:t>电子离域范围增大</w:t>
       </w:r>
@@ -10357,7 +10429,7 @@
       </w:r>
       <w:r>
         <w:rPr>
-          <w:rFonts w:hint="eastAsia" w:ascii="Times New Roman" w:hAnsi="Times New Roman" w:eastAsia="SimSun" w:cs="Times New Roman"/>
+          <w:rFonts w:hint="eastAsia" w:ascii="Times New Roman" w:hAnsi="Times New Roman" w:eastAsia="FangSong" w:cs="Times New Roman"/>
         </w:rPr>
         <w:t>使</w:t>
       </w:r>
@@ -10415,7 +10487,7 @@
       </w:r>
       <w:r>
         <w:rPr>
-          <w:rFonts w:hint="eastAsia" w:ascii="Times New Roman" w:hAnsi="Times New Roman" w:eastAsia="SimSun" w:cs="Times New Roman"/>
+          <w:rFonts w:hint="eastAsia" w:ascii="Times New Roman" w:hAnsi="Times New Roman" w:eastAsia="FangSong" w:cs="Times New Roman"/>
         </w:rPr>
         <w:t>能隙减小</w:t>
       </w:r>
@@ -10436,7 +10508,7 @@
       </w:pPr>
       <w:r>
         <w:rPr>
-          <w:rFonts w:hint="eastAsia" w:ascii="Times New Roman" w:hAnsi="Times New Roman" w:eastAsia="SimSun" w:cs="Times New Roman"/>
+          <w:rFonts w:hint="eastAsia" w:ascii="Times New Roman" w:hAnsi="Times New Roman" w:eastAsia="FangSong" w:cs="Times New Roman"/>
         </w:rPr>
         <w:t>电子跃迁所需能量降低</w:t>
       </w:r>
@@ -10457,7 +10529,7 @@
       </w:pPr>
       <w:r>
         <w:rPr>
-          <w:rFonts w:hint="eastAsia" w:ascii="Times New Roman" w:hAnsi="Times New Roman" w:eastAsia="SimSun" w:cs="Times New Roman"/>
+          <w:rFonts w:hint="eastAsia" w:ascii="Times New Roman" w:hAnsi="Times New Roman" w:eastAsia="FangSong" w:cs="Times New Roman"/>
         </w:rPr>
         <w:t>吸收波长变长</w:t>
       </w:r>
@@ -10469,7 +10541,7 @@
       </w:r>
       <w:r>
         <w:rPr>
-          <w:rFonts w:hint="eastAsia" w:ascii="Times New Roman" w:hAnsi="Times New Roman" w:eastAsia="SimSun" w:cs="Times New Roman"/>
+          <w:rFonts w:hint="eastAsia" w:ascii="Times New Roman" w:hAnsi="Times New Roman" w:eastAsia="FangSong" w:cs="Times New Roman"/>
         </w:rPr>
         <w:t>因此表现为红移</w:t>
       </w:r>
@@ -10542,7 +10614,7 @@
       </w:pPr>
       <w:r>
         <w:rPr>
-          <w:rFonts w:hint="eastAsia" w:ascii="Times New Roman" w:hAnsi="Times New Roman" w:eastAsia="SimSun" w:cs="Times New Roman"/>
+          <w:rFonts w:hint="eastAsia" w:ascii="Times New Roman" w:hAnsi="Times New Roman" w:eastAsia="FangSong" w:cs="Times New Roman"/>
           <w:b/>
           <w:bCs/>
         </w:rPr>
@@ -10556,7 +10628,7 @@
       </w:r>
       <w:r>
         <w:rPr>
-          <w:rFonts w:hint="eastAsia" w:ascii="Times New Roman" w:hAnsi="Times New Roman" w:eastAsia="SimSun" w:cs="Times New Roman"/>
+          <w:rFonts w:hint="eastAsia" w:ascii="Times New Roman" w:hAnsi="Times New Roman" w:eastAsia="FangSong" w:cs="Times New Roman"/>
         </w:rPr>
         <w:t>判断一个单环共轭体系是否具有芳香性时</w:t>
       </w:r>
@@ -10568,7 +10640,7 @@
       </w:r>
       <w:r>
         <w:rPr>
-          <w:rFonts w:hint="eastAsia" w:ascii="Times New Roman" w:hAnsi="Times New Roman" w:eastAsia="SimSun" w:cs="Times New Roman"/>
+          <w:rFonts w:hint="eastAsia" w:ascii="Times New Roman" w:hAnsi="Times New Roman" w:eastAsia="FangSong" w:cs="Times New Roman"/>
         </w:rPr>
         <w:t>为什么不能只机械套</w:t>
       </w:r>
@@ -10603,7 +10675,7 @@
       </w:r>
       <w:r>
         <w:rPr>
-          <w:rFonts w:hint="eastAsia" w:ascii="Times New Roman" w:hAnsi="Times New Roman" w:eastAsia="SimSun" w:cs="Times New Roman"/>
+          <w:rFonts w:hint="eastAsia" w:ascii="Times New Roman" w:hAnsi="Times New Roman" w:eastAsia="FangSong" w:cs="Times New Roman"/>
         </w:rPr>
         <w:t>规则</w:t>
       </w:r>
@@ -10620,7 +10692,7 @@
       </w:pPr>
       <w:r>
         <w:rPr>
-          <w:rFonts w:hint="eastAsia" w:ascii="Times New Roman" w:hAnsi="Times New Roman" w:eastAsia="SimSun" w:cs="Times New Roman"/>
+          <w:rFonts w:hint="eastAsia" w:ascii="Times New Roman" w:hAnsi="Times New Roman" w:eastAsia="FangSong" w:cs="Times New Roman"/>
           <w:b/>
           <w:bCs/>
         </w:rPr>
@@ -10666,7 +10738,7 @@
       </w:r>
       <w:r>
         <w:rPr>
-          <w:rFonts w:hint="eastAsia" w:ascii="Times New Roman" w:hAnsi="Times New Roman" w:eastAsia="SimSun" w:cs="Times New Roman"/>
+          <w:rFonts w:hint="eastAsia" w:ascii="Times New Roman" w:hAnsi="Times New Roman" w:eastAsia="FangSong" w:cs="Times New Roman"/>
         </w:rPr>
         <w:t>的前提是体系具有连续共轭且近似平面</w:t>
       </w:r>
@@ -10687,7 +10759,7 @@
       </w:pPr>
       <w:r>
         <w:rPr>
-          <w:rFonts w:hint="eastAsia" w:ascii="Times New Roman" w:hAnsi="Times New Roman" w:eastAsia="SimSun" w:cs="Times New Roman"/>
+          <w:rFonts w:hint="eastAsia" w:ascii="Times New Roman" w:hAnsi="Times New Roman" w:eastAsia="FangSong" w:cs="Times New Roman"/>
         </w:rPr>
         <w:t>若不平面</w:t>
       </w:r>
@@ -10699,7 +10771,7 @@
       </w:r>
       <w:r>
         <w:rPr>
-          <w:rFonts w:hint="eastAsia" w:ascii="Times New Roman" w:hAnsi="Times New Roman" w:eastAsia="SimSun" w:cs="Times New Roman"/>
+          <w:rFonts w:hint="eastAsia" w:ascii="Times New Roman" w:hAnsi="Times New Roman" w:eastAsia="FangSong" w:cs="Times New Roman"/>
         </w:rPr>
         <w:t>共轭中断</w:t>
       </w:r>
@@ -10711,7 +10783,7 @@
       </w:r>
       <w:r>
         <w:rPr>
-          <w:rFonts w:hint="eastAsia" w:ascii="Times New Roman" w:hAnsi="Times New Roman" w:eastAsia="SimSun" w:cs="Times New Roman"/>
+          <w:rFonts w:hint="eastAsia" w:ascii="Times New Roman" w:hAnsi="Times New Roman" w:eastAsia="FangSong" w:cs="Times New Roman"/>
         </w:rPr>
         <w:t>规则本身就失去前提</w:t>
       </w:r>
@@ -10732,7 +10804,7 @@
       </w:pPr>
       <w:r>
         <w:rPr>
-          <w:rFonts w:hint="eastAsia" w:ascii="Times New Roman" w:hAnsi="Times New Roman" w:eastAsia="SimSun" w:cs="Times New Roman"/>
+          <w:rFonts w:hint="eastAsia" w:ascii="Times New Roman" w:hAnsi="Times New Roman" w:eastAsia="FangSong" w:cs="Times New Roman"/>
         </w:rPr>
         <w:t>更深层的本质是是否形成闭壳层离域稳定</w:t>
       </w:r>
@@ -10753,7 +10825,7 @@
       </w:pPr>
       <w:r>
         <w:rPr>
-          <w:rFonts w:hint="eastAsia" w:ascii="Times New Roman" w:hAnsi="Times New Roman" w:eastAsia="SimSun" w:cs="Times New Roman"/>
+          <w:rFonts w:hint="eastAsia" w:ascii="Times New Roman" w:hAnsi="Times New Roman" w:eastAsia="FangSong" w:cs="Times New Roman"/>
         </w:rPr>
         <w:t>因此正确顺序应是</w:t>
       </w:r>
@@ -10765,7 +10837,7 @@
       </w:r>
       <w:r>
         <w:rPr>
-          <w:rFonts w:hint="eastAsia" w:ascii="Times New Roman" w:hAnsi="Times New Roman" w:eastAsia="SimSun" w:cs="Times New Roman"/>
+          <w:rFonts w:hint="eastAsia" w:ascii="Times New Roman" w:hAnsi="Times New Roman" w:eastAsia="FangSong" w:cs="Times New Roman"/>
         </w:rPr>
         <w:t>先看共轭和平面</w:t>
       </w:r>
@@ -10777,7 +10849,7 @@
       </w:r>
       <w:r>
         <w:rPr>
-          <w:rFonts w:hint="eastAsia" w:ascii="Times New Roman" w:hAnsi="Times New Roman" w:eastAsia="SimSun" w:cs="Times New Roman"/>
+          <w:rFonts w:hint="eastAsia" w:ascii="Times New Roman" w:hAnsi="Times New Roman" w:eastAsia="FangSong" w:cs="Times New Roman"/>
         </w:rPr>
         <w:t>再看电子数</w:t>
       </w:r>
@@ -10789,7 +10861,7 @@
       </w:r>
       <w:r>
         <w:rPr>
-          <w:rFonts w:hint="eastAsia" w:ascii="Times New Roman" w:hAnsi="Times New Roman" w:eastAsia="SimSun" w:cs="Times New Roman"/>
+          <w:rFonts w:hint="eastAsia" w:ascii="Times New Roman" w:hAnsi="Times New Roman" w:eastAsia="FangSong" w:cs="Times New Roman"/>
         </w:rPr>
         <w:t>最后判断闭壳层稳定性</w:t>
       </w:r>
@@ -10862,7 +10934,7 @@
       </w:pPr>
       <w:r>
         <w:rPr>
-          <w:rFonts w:hint="eastAsia" w:ascii="Times New Roman" w:hAnsi="Times New Roman" w:eastAsia="SimSun" w:cs="Times New Roman"/>
+          <w:rFonts w:hint="eastAsia" w:ascii="Times New Roman" w:hAnsi="Times New Roman" w:eastAsia="FangSong" w:cs="Times New Roman"/>
           <w:b/>
           <w:bCs/>
         </w:rPr>
@@ -10876,7 +10948,7 @@
       </w:r>
       <w:r>
         <w:rPr>
-          <w:rFonts w:hint="eastAsia" w:ascii="Times New Roman" w:hAnsi="Times New Roman" w:eastAsia="SimSun" w:cs="Times New Roman"/>
+          <w:rFonts w:hint="eastAsia" w:ascii="Times New Roman" w:hAnsi="Times New Roman" w:eastAsia="FangSong" w:cs="Times New Roman"/>
         </w:rPr>
         <w:t>为什么多原子体系里不能简单说</w:t>
       </w:r>
@@ -10888,7 +10960,7 @@
       </w:r>
       <w:r>
         <w:rPr>
-          <w:rFonts w:hint="eastAsia" w:ascii="Times New Roman" w:hAnsi="Times New Roman" w:eastAsia="SimSun" w:cs="Times New Roman"/>
+          <w:rFonts w:hint="eastAsia" w:ascii="Times New Roman" w:hAnsi="Times New Roman" w:eastAsia="FangSong" w:cs="Times New Roman"/>
         </w:rPr>
         <w:t>所有配体轨道都能直接和中心原子轨道成键</w:t>
       </w:r>
@@ -10905,7 +10977,7 @@
       </w:pPr>
       <w:r>
         <w:rPr>
-          <w:rFonts w:hint="eastAsia" w:ascii="Times New Roman" w:hAnsi="Times New Roman" w:eastAsia="SimSun" w:cs="Times New Roman"/>
+          <w:rFonts w:hint="eastAsia" w:ascii="Times New Roman" w:hAnsi="Times New Roman" w:eastAsia="FangSong" w:cs="Times New Roman"/>
           <w:b/>
           <w:bCs/>
         </w:rPr>
@@ -10928,7 +11000,7 @@
       </w:pPr>
       <w:r>
         <w:rPr>
-          <w:rFonts w:hint="eastAsia" w:ascii="Times New Roman" w:hAnsi="Times New Roman" w:eastAsia="SimSun" w:cs="Times New Roman"/>
+          <w:rFonts w:hint="eastAsia" w:ascii="Times New Roman" w:hAnsi="Times New Roman" w:eastAsia="FangSong" w:cs="Times New Roman"/>
         </w:rPr>
         <w:t xml:space="preserve">等价配体轨道会先组合成若干</w:t>
       </w:r>
@@ -10949,7 +11021,7 @@
       </w:pPr>
       <w:r>
         <w:rPr>
-          <w:rFonts w:hint="eastAsia" w:ascii="Times New Roman" w:hAnsi="Times New Roman" w:eastAsia="SimSun" w:cs="Times New Roman"/>
+          <w:rFonts w:hint="eastAsia" w:ascii="Times New Roman" w:hAnsi="Times New Roman" w:eastAsia="FangSong" w:cs="Times New Roman"/>
         </w:rPr>
         <w:t xml:space="preserve">只有与中心原子轨道同对称性的</w:t>
       </w:r>
@@ -10961,7 +11033,7 @@
       </w:r>
       <w:r>
         <w:rPr>
-          <w:rFonts w:hint="eastAsia" w:ascii="Times New Roman" w:hAnsi="Times New Roman" w:eastAsia="SimSun" w:cs="Times New Roman"/>
+          <w:rFonts w:hint="eastAsia" w:ascii="Times New Roman" w:hAnsi="Times New Roman" w:eastAsia="FangSong" w:cs="Times New Roman"/>
         </w:rPr>
         <w:t>才可能发生有效相互作用</w:t>
       </w:r>
@@ -10982,7 +11054,7 @@
       </w:pPr>
       <w:r>
         <w:rPr>
-          <w:rFonts w:hint="eastAsia" w:ascii="Times New Roman" w:hAnsi="Times New Roman" w:eastAsia="SimSun" w:cs="Times New Roman"/>
+          <w:rFonts w:hint="eastAsia" w:ascii="Times New Roman" w:hAnsi="Times New Roman" w:eastAsia="FangSong" w:cs="Times New Roman"/>
         </w:rPr>
         <w:t>即使对称性匹配</w:t>
       </w:r>
@@ -10994,7 +11066,7 @@
       </w:r>
       <w:r>
         <w:rPr>
-          <w:rFonts w:hint="eastAsia" w:ascii="Times New Roman" w:hAnsi="Times New Roman" w:eastAsia="SimSun" w:cs="Times New Roman"/>
+          <w:rFonts w:hint="eastAsia" w:ascii="Times New Roman" w:hAnsi="Times New Roman" w:eastAsia="FangSong" w:cs="Times New Roman"/>
         </w:rPr>
         <w:t>仍要满足能量相近与空间重叠足够</w:t>
       </w:r>
@@ -11015,7 +11087,7 @@
       </w:pPr>
       <w:r>
         <w:rPr>
-          <w:rFonts w:hint="eastAsia" w:ascii="Times New Roman" w:hAnsi="Times New Roman" w:eastAsia="SimSun" w:cs="Times New Roman"/>
+          <w:rFonts w:hint="eastAsia" w:ascii="Times New Roman" w:hAnsi="Times New Roman" w:eastAsia="FangSong" w:cs="Times New Roman"/>
         </w:rPr>
         <w:t>所以</w:t>
       </w:r>
@@ -11027,7 +11099,7 @@
       </w:r>
       <w:r>
         <w:rPr>
-          <w:rFonts w:hint="eastAsia" w:ascii="Times New Roman" w:hAnsi="Times New Roman" w:eastAsia="SimSun" w:cs="Times New Roman"/>
+          <w:rFonts w:hint="eastAsia" w:ascii="Times New Roman" w:hAnsi="Times New Roman" w:eastAsia="FangSong" w:cs="Times New Roman"/>
         </w:rPr>
         <w:t>能不能成键</w:t>
       </w:r>
@@ -11039,7 +11111,7 @@
       </w:r>
       <w:r>
         <w:rPr>
-          <w:rFonts w:hint="eastAsia" w:ascii="Times New Roman" w:hAnsi="Times New Roman" w:eastAsia="SimSun" w:cs="Times New Roman"/>
+          <w:rFonts w:hint="eastAsia" w:ascii="Times New Roman" w:hAnsi="Times New Roman" w:eastAsia="FangSong" w:cs="Times New Roman"/>
         </w:rPr>
         <w:t>不是几何接近就够</w:t>
       </w:r>
@@ -11051,7 +11123,7 @@
       </w:r>
       <w:r>
         <w:rPr>
-          <w:rFonts w:hint="eastAsia" w:ascii="Times New Roman" w:hAnsi="Times New Roman" w:eastAsia="SimSun" w:cs="Times New Roman"/>
+          <w:rFonts w:hint="eastAsia" w:ascii="Times New Roman" w:hAnsi="Times New Roman" w:eastAsia="FangSong" w:cs="Times New Roman"/>
         </w:rPr>
         <w:t>而是对称性</w:t>
       </w:r>
@@ -11063,7 +11135,7 @@
       </w:r>
       <w:r>
         <w:rPr>
-          <w:rFonts w:hint="eastAsia" w:ascii="Times New Roman" w:hAnsi="Times New Roman" w:eastAsia="SimSun" w:cs="Times New Roman"/>
+          <w:rFonts w:hint="eastAsia" w:ascii="Times New Roman" w:hAnsi="Times New Roman" w:eastAsia="FangSong" w:cs="Times New Roman"/>
         </w:rPr>
         <w:t>能量</w:t>
       </w:r>
@@ -11075,7 +11147,7 @@
       </w:r>
       <w:r>
         <w:rPr>
-          <w:rFonts w:hint="eastAsia" w:ascii="Times New Roman" w:hAnsi="Times New Roman" w:eastAsia="SimSun" w:cs="Times New Roman"/>
+          <w:rFonts w:hint="eastAsia" w:ascii="Times New Roman" w:hAnsi="Times New Roman" w:eastAsia="FangSong" w:cs="Times New Roman"/>
         </w:rPr>
         <w:t>重叠三者同时决定</w:t>
       </w:r>
@@ -11142,7 +11214,7 @@
       </w:pPr>
       <w:r>
         <w:rPr>
-          <w:rFonts w:hint="eastAsia" w:ascii="Times New Roman" w:hAnsi="Times New Roman" w:eastAsia="SimSun" w:cs="Times New Roman"/>
+          <w:rFonts w:hint="eastAsia" w:ascii="Times New Roman" w:hAnsi="Times New Roman" w:eastAsia="FangSong" w:cs="Times New Roman"/>
         </w:rPr>
         <w:t xml:space="preserve">为什么说</w:t>
       </w:r>
@@ -11154,7 +11226,7 @@
       </w:r>
       <w:r>
         <w:rPr>
-          <w:rFonts w:hint="eastAsia" w:ascii="Times New Roman" w:hAnsi="Times New Roman" w:eastAsia="SimSun" w:cs="Times New Roman"/>
+          <w:rFonts w:hint="eastAsia" w:ascii="Times New Roman" w:hAnsi="Times New Roman" w:eastAsia="FangSong" w:cs="Times New Roman"/>
         </w:rPr>
         <w:t>很适合判断分子形状</w:t>
       </w:r>
@@ -11166,7 +11238,7 @@
       </w:r>
       <w:r>
         <w:rPr>
-          <w:rFonts w:hint="eastAsia" w:ascii="Times New Roman" w:hAnsi="Times New Roman" w:eastAsia="SimSun" w:cs="Times New Roman"/>
+          <w:rFonts w:hint="eastAsia" w:ascii="Times New Roman" w:hAnsi="Times New Roman" w:eastAsia="FangSong" w:cs="Times New Roman"/>
         </w:rPr>
         <w:t>却不适合解释</w:t>
       </w:r>
@@ -11191,7 +11263,7 @@
       </w:r>
       <w:r>
         <w:rPr>
-          <w:rFonts w:hint="eastAsia" w:ascii="Times New Roman" w:hAnsi="Times New Roman" w:eastAsia="SimSun" w:cs="Times New Roman"/>
+          <w:rFonts w:hint="eastAsia" w:ascii="Times New Roman" w:hAnsi="Times New Roman" w:eastAsia="FangSong" w:cs="Times New Roman"/>
         </w:rPr>
         <w:t>顺磁性</w:t>
       </w:r>
@@ -11212,7 +11284,7 @@
       </w:pPr>
       <w:r>
         <w:rPr>
-          <w:rFonts w:hint="eastAsia" w:ascii="Times New Roman" w:hAnsi="Times New Roman" w:eastAsia="SimSun" w:cs="Times New Roman"/>
+          <w:rFonts w:hint="eastAsia" w:ascii="Times New Roman" w:hAnsi="Times New Roman" w:eastAsia="FangSong" w:cs="Times New Roman"/>
         </w:rPr>
         <w:t xml:space="preserve">用一句话概括</w:t>
       </w:r>
@@ -11224,7 +11296,7 @@
       </w:r>
       <w:r>
         <w:rPr>
-          <w:rFonts w:hint="eastAsia" w:ascii="Times New Roman" w:hAnsi="Times New Roman" w:eastAsia="SimSun" w:cs="Times New Roman"/>
+          <w:rFonts w:hint="eastAsia" w:ascii="Times New Roman" w:hAnsi="Times New Roman" w:eastAsia="FangSong" w:cs="Times New Roman"/>
         </w:rPr>
         <w:t xml:space="preserve">键和普通</w:t>
       </w:r>
@@ -11236,7 +11308,7 @@
       </w:r>
       <w:r>
         <w:rPr>
-          <w:rFonts w:hint="eastAsia" w:ascii="Times New Roman" w:hAnsi="Times New Roman" w:eastAsia="SimSun" w:cs="Times New Roman"/>
+          <w:rFonts w:hint="eastAsia" w:ascii="Times New Roman" w:hAnsi="Times New Roman" w:eastAsia="FangSong" w:cs="Times New Roman"/>
         </w:rPr>
         <w:t>键的本质差别</w:t>
       </w:r>
@@ -11257,7 +11329,7 @@
       </w:pPr>
       <w:r>
         <w:rPr>
-          <w:rFonts w:hint="eastAsia" w:ascii="Times New Roman" w:hAnsi="Times New Roman" w:eastAsia="SimSun" w:cs="Times New Roman"/>
+          <w:rFonts w:hint="eastAsia" w:ascii="Times New Roman" w:hAnsi="Times New Roman" w:eastAsia="FangSong" w:cs="Times New Roman"/>
         </w:rPr>
         <w:t>环丙基稳定相邻碳正离子的核心轨道原因是什么</w:t>
       </w:r>
@@ -11298,7 +11370,7 @@
       </w:pPr>
       <w:r>
         <w:rPr>
-          <w:rFonts w:hint="eastAsia" w:ascii="Times New Roman" w:hAnsi="Times New Roman" w:eastAsia="SimSun" w:cs="Times New Roman"/>
+          <w:rFonts w:hint="eastAsia" w:ascii="Times New Roman" w:hAnsi="Times New Roman" w:eastAsia="FangSong" w:cs="Times New Roman"/>
         </w:rPr>
         <w:t>说明为什么</w:t>
       </w:r>
@@ -11310,7 +11382,7 @@
       </w:r>
       <w:r>
         <w:rPr>
-          <w:rFonts w:hint="eastAsia" w:ascii="Times New Roman" w:hAnsi="Times New Roman" w:eastAsia="SimSun" w:cs="Times New Roman"/>
+          <w:rFonts w:hint="eastAsia" w:ascii="Times New Roman" w:hAnsi="Times New Roman" w:eastAsia="FangSong" w:cs="Times New Roman"/>
         </w:rPr>
         <w:t>共轭范围增大</w:t>
       </w:r>
@@ -11322,7 +11394,7 @@
       </w:r>
       <w:r>
         <w:rPr>
-          <w:rFonts w:hint="eastAsia" w:ascii="Times New Roman" w:hAnsi="Times New Roman" w:eastAsia="SimSun" w:cs="Times New Roman"/>
+          <w:rFonts w:hint="eastAsia" w:ascii="Times New Roman" w:hAnsi="Times New Roman" w:eastAsia="FangSong" w:cs="Times New Roman"/>
         </w:rPr>
         <w:t>往往会使吸收峰向长波方向移动</w:t>
       </w:r>
@@ -11343,7 +11415,7 @@
       </w:pPr>
       <w:r>
         <w:rPr>
-          <w:rFonts w:hint="eastAsia" w:ascii="Times New Roman" w:hAnsi="Times New Roman" w:eastAsia="SimSun" w:cs="Times New Roman"/>
+          <w:rFonts w:hint="eastAsia" w:ascii="Times New Roman" w:hAnsi="Times New Roman" w:eastAsia="FangSong" w:cs="Times New Roman"/>
         </w:rPr>
         <w:t>为什么在多原子分子轨道构建中</w:t>
       </w:r>
@@ -11355,7 +11427,7 @@
       </w:r>
       <w:r>
         <w:rPr>
-          <w:rFonts w:hint="eastAsia" w:ascii="Times New Roman" w:hAnsi="Times New Roman" w:eastAsia="SimSun" w:cs="Times New Roman"/>
+          <w:rFonts w:hint="eastAsia" w:ascii="Times New Roman" w:hAnsi="Times New Roman" w:eastAsia="FangSong" w:cs="Times New Roman"/>
         </w:rPr>
         <w:t>需要先把等价配体轨道组合成</w:t>
       </w:r>
@@ -11382,7 +11454,7 @@
       </w:pPr>
       <w:r>
         <w:rPr>
-          <w:rFonts w:hint="eastAsia" w:ascii="Times New Roman" w:hAnsi="Times New Roman" w:eastAsia="SimSun" w:cs="Times New Roman"/>
+          <w:rFonts w:hint="eastAsia" w:ascii="Times New Roman" w:hAnsi="Times New Roman" w:eastAsia="FangSong" w:cs="Times New Roman"/>
         </w:rPr>
         <w:t>判断芳香性时</w:t>
       </w:r>
@@ -11394,7 +11466,7 @@
       </w:r>
       <w:r>
         <w:rPr>
-          <w:rFonts w:hint="eastAsia" w:ascii="Times New Roman" w:hAnsi="Times New Roman" w:eastAsia="SimSun" w:cs="Times New Roman"/>
+          <w:rFonts w:hint="eastAsia" w:ascii="Times New Roman" w:hAnsi="Times New Roman" w:eastAsia="FangSong" w:cs="Times New Roman"/>
         </w:rPr>
         <w:t>为什么</w:t>
       </w:r>
@@ -11406,7 +11478,7 @@
       </w:r>
       <w:r>
         <w:rPr>
-          <w:rFonts w:hint="eastAsia" w:ascii="Times New Roman" w:hAnsi="Times New Roman" w:eastAsia="SimSun" w:cs="Times New Roman"/>
+          <w:rFonts w:hint="eastAsia" w:ascii="Times New Roman" w:hAnsi="Times New Roman" w:eastAsia="FangSong" w:cs="Times New Roman"/>
         </w:rPr>
         <w:t>是否平面</w:t>
       </w:r>
@@ -11418,7 +11490,7 @@
       </w:r>
       <w:r>
         <w:rPr>
-          <w:rFonts w:hint="eastAsia" w:ascii="Times New Roman" w:hAnsi="Times New Roman" w:eastAsia="SimSun" w:cs="Times New Roman"/>
+          <w:rFonts w:hint="eastAsia" w:ascii="Times New Roman" w:hAnsi="Times New Roman" w:eastAsia="FangSong" w:cs="Times New Roman"/>
         </w:rPr>
         <w:t>经常和</w:t>
       </w:r>
@@ -11430,7 +11502,7 @@
       </w:r>
       <w:r>
         <w:rPr>
-          <w:rFonts w:hint="eastAsia" w:ascii="Times New Roman" w:hAnsi="Times New Roman" w:eastAsia="SimSun" w:cs="Times New Roman"/>
+          <w:rFonts w:hint="eastAsia" w:ascii="Times New Roman" w:hAnsi="Times New Roman" w:eastAsia="FangSong" w:cs="Times New Roman"/>
         </w:rPr>
         <w:t>电子数规则</w:t>
       </w:r>
@@ -11442,7 +11514,7 @@
       </w:r>
       <w:r>
         <w:rPr>
-          <w:rFonts w:hint="eastAsia" w:ascii="Times New Roman" w:hAnsi="Times New Roman" w:eastAsia="SimSun" w:cs="Times New Roman"/>
+          <w:rFonts w:hint="eastAsia" w:ascii="Times New Roman" w:hAnsi="Times New Roman" w:eastAsia="FangSong" w:cs="Times New Roman"/>
         </w:rPr>
         <w:t>同等重要</w:t>
       </w:r>
@@ -11483,7 +11555,7 @@
       </w:pPr>
       <w:r>
         <w:rPr>
-          <w:rFonts w:hint="eastAsia" w:ascii="Times New Roman" w:hAnsi="Times New Roman" w:eastAsia="SimSun" w:cs="Times New Roman"/>
+          <w:rFonts w:hint="eastAsia" w:ascii="Times New Roman" w:hAnsi="Times New Roman" w:eastAsia="FangSong" w:cs="Times New Roman"/>
         </w:rPr>
         <w:t xml:space="preserve">试说明</w:t>
       </w:r>
@@ -11495,7 +11567,7 @@
       </w:r>
       <w:r>
         <w:rPr>
-          <w:rFonts w:hint="eastAsia" w:ascii="Times New Roman" w:hAnsi="Times New Roman" w:eastAsia="SimSun" w:cs="Times New Roman"/>
+          <w:rFonts w:hint="eastAsia" w:ascii="Times New Roman" w:hAnsi="Times New Roman" w:eastAsia="FangSong" w:cs="Times New Roman"/>
         </w:rPr>
         <w:t>题</w:t>
       </w:r>
@@ -11507,7 +11579,7 @@
       </w:r>
       <w:r>
         <w:rPr>
-          <w:rFonts w:hint="eastAsia" w:ascii="Times New Roman" w:hAnsi="Times New Roman" w:eastAsia="SimSun" w:cs="Times New Roman"/>
+          <w:rFonts w:hint="eastAsia" w:ascii="Times New Roman" w:hAnsi="Times New Roman" w:eastAsia="FangSong" w:cs="Times New Roman"/>
         </w:rPr>
         <w:t>决理</w:t>
       </w:r>
@@ -11519,7 +11591,7 @@
       </w:r>
       <w:r>
         <w:rPr>
-          <w:rFonts w:hint="eastAsia" w:ascii="Times New Roman" w:hAnsi="Times New Roman" w:eastAsia="SimSun" w:cs="Times New Roman"/>
+          <w:rFonts w:hint="eastAsia" w:ascii="Times New Roman" w:hAnsi="Times New Roman" w:eastAsia="FangSong" w:cs="Times New Roman"/>
         </w:rPr>
         <w:t>铍类化合物的结构和性质</w:t>
       </w:r>
@@ -11531,7 +11603,7 @@
       </w:r>
       <w:r>
         <w:rPr>
-          <w:rFonts w:hint="eastAsia" w:ascii="Times New Roman" w:hAnsi="Times New Roman" w:eastAsia="SimSun" w:cs="Times New Roman"/>
+          <w:rFonts w:hint="eastAsia" w:ascii="Times New Roman" w:hAnsi="Times New Roman" w:eastAsia="FangSong" w:cs="Times New Roman"/>
         </w:rPr>
         <w:t>这类题中</w:t>
       </w:r>
@@ -11543,7 +11615,7 @@
       </w:r>
       <w:r>
         <w:rPr>
-          <w:rFonts w:hint="eastAsia" w:ascii="Times New Roman" w:hAnsi="Times New Roman" w:eastAsia="SimSun" w:cs="Times New Roman"/>
+          <w:rFonts w:hint="eastAsia" w:ascii="Times New Roman" w:hAnsi="Times New Roman" w:eastAsia="FangSong" w:cs="Times New Roman"/>
         </w:rPr>
         <w:t>为什么</w:t>
       </w:r>
@@ -11555,7 +11627,7 @@
       </w:r>
       <w:r>
         <w:rPr>
-          <w:rFonts w:hint="eastAsia" w:ascii="Times New Roman" w:hAnsi="Times New Roman" w:eastAsia="SimSun" w:cs="Times New Roman"/>
+          <w:rFonts w:hint="eastAsia" w:ascii="Times New Roman" w:hAnsi="Times New Roman" w:eastAsia="FangSong" w:cs="Times New Roman"/>
         </w:rPr>
         <w:t>先数电子再看是否需要多中心成键</w:t>
       </w:r>
@@ -11567,7 +11639,7 @@
       </w:r>
       <w:r>
         <w:rPr>
-          <w:rFonts w:hint="eastAsia" w:ascii="Times New Roman" w:hAnsi="Times New Roman" w:eastAsia="SimSun" w:cs="Times New Roman"/>
+          <w:rFonts w:hint="eastAsia" w:ascii="Times New Roman" w:hAnsi="Times New Roman" w:eastAsia="FangSong" w:cs="Times New Roman"/>
         </w:rPr>
         <w:t>是一个稳定策略</w:t>
       </w:r>
@@ -11588,7 +11660,7 @@
       </w:pPr>
       <w:r>
         <w:rPr>
-          <w:rFonts w:hint="eastAsia" w:ascii="Times New Roman" w:hAnsi="Times New Roman" w:eastAsia="SimSun" w:cs="Times New Roman"/>
+          <w:rFonts w:hint="eastAsia" w:ascii="Times New Roman" w:hAnsi="Times New Roman" w:eastAsia="FangSong" w:cs="Times New Roman"/>
         </w:rPr>
         <w:t>试用</w:t>
       </w:r>
@@ -11600,7 +11672,7 @@
       </w:r>
       <w:r>
         <w:rPr>
-          <w:rFonts w:hint="eastAsia" w:ascii="Times New Roman" w:hAnsi="Times New Roman" w:eastAsia="SimSun" w:cs="Times New Roman"/>
+          <w:rFonts w:hint="eastAsia" w:ascii="Times New Roman" w:hAnsi="Times New Roman" w:eastAsia="FangSong" w:cs="Times New Roman"/>
         </w:rPr>
         <w:t>对称性匹配</w:t>
       </w:r>
@@ -11612,7 +11684,7 @@
       </w:r>
       <w:r>
         <w:rPr>
-          <w:rFonts w:hint="eastAsia" w:ascii="Times New Roman" w:hAnsi="Times New Roman" w:eastAsia="SimSun" w:cs="Times New Roman"/>
+          <w:rFonts w:hint="eastAsia" w:ascii="Times New Roman" w:hAnsi="Times New Roman" w:eastAsia="FangSong" w:cs="Times New Roman"/>
         </w:rPr>
         <w:t xml:space="preserve">能量相近</w:t>
       </w:r>
@@ -11624,7 +11696,7 @@
       </w:r>
       <w:r>
         <w:rPr>
-          <w:rFonts w:hint="eastAsia" w:ascii="Times New Roman" w:hAnsi="Times New Roman" w:eastAsia="SimSun" w:cs="Times New Roman"/>
+          <w:rFonts w:hint="eastAsia" w:ascii="Times New Roman" w:hAnsi="Times New Roman" w:eastAsia="FangSong" w:cs="Times New Roman"/>
         </w:rPr>
         <w:t>最大重叠</w:t>
       </w:r>
@@ -11636,7 +11708,7 @@
       </w:r>
       <w:r>
         <w:rPr>
-          <w:rFonts w:hint="eastAsia" w:ascii="Times New Roman" w:hAnsi="Times New Roman" w:eastAsia="SimSun" w:cs="Times New Roman"/>
+          <w:rFonts w:hint="eastAsia" w:ascii="Times New Roman" w:hAnsi="Times New Roman" w:eastAsia="FangSong" w:cs="Times New Roman"/>
         </w:rPr>
         <w:t>三句话解释分子轨道为什么不是任意两个轨道都能有效组合</w:t>
       </w:r>
@@ -11657,7 +11729,7 @@
       </w:pPr>
       <w:r>
         <w:rPr>
-          <w:rFonts w:hint="eastAsia" w:ascii="Times New Roman" w:hAnsi="Times New Roman" w:eastAsia="SimSun" w:cs="Times New Roman"/>
+          <w:rFonts w:hint="eastAsia" w:ascii="Times New Roman" w:hAnsi="Times New Roman" w:eastAsia="FangSong" w:cs="Times New Roman"/>
         </w:rPr>
         <w:t>试比较下面三种解释语言各自最适合的题型</w:t>
       </w:r>
@@ -11675,7 +11747,7 @@
       </w:r>
       <w:r>
         <w:rPr>
-          <w:rFonts w:hint="eastAsia" w:ascii="Times New Roman" w:hAnsi="Times New Roman" w:eastAsia="SimSun" w:cs="Times New Roman"/>
+          <w:rFonts w:hint="eastAsia" w:ascii="Times New Roman" w:hAnsi="Times New Roman" w:eastAsia="FangSong" w:cs="Times New Roman"/>
         </w:rPr>
         <w:t>轨道</w:t>
       </w:r>
@@ -11687,7 +11759,7 @@
       </w:r>
       <w:r>
         <w:rPr>
-          <w:rFonts w:hint="eastAsia" w:ascii="Times New Roman" w:hAnsi="Times New Roman" w:eastAsia="SimSun" w:cs="Times New Roman"/>
+          <w:rFonts w:hint="eastAsia" w:ascii="Times New Roman" w:hAnsi="Times New Roman" w:eastAsia="FangSong" w:cs="Times New Roman"/>
         </w:rPr>
         <w:t>前线轨道</w:t>
       </w:r>
@@ -11735,7 +11807,7 @@
       </w:pPr>
       <w:r>
         <w:rPr>
-          <w:rFonts w:hint="eastAsia" w:ascii="Times New Roman" w:hAnsi="Times New Roman" w:eastAsia="SimSun" w:cs="Times New Roman"/>
+          <w:rFonts w:hint="eastAsia" w:ascii="Times New Roman" w:hAnsi="Times New Roman" w:eastAsia="FangSong" w:cs="Times New Roman"/>
         </w:rPr>
         <w:t xml:space="preserve">因为</w:t>
       </w:r>
@@ -11747,7 +11819,7 @@
       </w:r>
       <w:r>
         <w:rPr>
-          <w:rFonts w:hint="eastAsia" w:ascii="Times New Roman" w:hAnsi="Times New Roman" w:eastAsia="SimSun" w:cs="Times New Roman"/>
+          <w:rFonts w:hint="eastAsia" w:ascii="Times New Roman" w:hAnsi="Times New Roman" w:eastAsia="FangSong" w:cs="Times New Roman"/>
         </w:rPr>
         <w:t>只处理电子对空间排布</w:t>
       </w:r>
@@ -11759,7 +11831,7 @@
       </w:r>
       <w:r>
         <w:rPr>
-          <w:rFonts w:hint="eastAsia" w:ascii="Times New Roman" w:hAnsi="Times New Roman" w:eastAsia="SimSun" w:cs="Times New Roman"/>
+          <w:rFonts w:hint="eastAsia" w:ascii="Times New Roman" w:hAnsi="Times New Roman" w:eastAsia="FangSong" w:cs="Times New Roman"/>
         </w:rPr>
         <w:t>不处理分子轨道占据与未成对电子问题</w:t>
       </w:r>
@@ -11784,7 +11856,7 @@
       </w:r>
       <w:r>
         <w:rPr>
-          <w:rFonts w:hint="eastAsia" w:ascii="Times New Roman" w:hAnsi="Times New Roman" w:eastAsia="SimSun" w:cs="Times New Roman"/>
+          <w:rFonts w:hint="eastAsia" w:ascii="Times New Roman" w:hAnsi="Times New Roman" w:eastAsia="FangSong" w:cs="Times New Roman"/>
         </w:rPr>
         <w:t xml:space="preserve">顺磁性必须看</w:t>
       </w:r>
@@ -11819,7 +11891,7 @@
       </w:r>
       <w:r>
         <w:rPr>
-          <w:rFonts w:hint="eastAsia" w:ascii="Times New Roman" w:hAnsi="Times New Roman" w:eastAsia="SimSun" w:cs="Times New Roman"/>
+          <w:rFonts w:hint="eastAsia" w:ascii="Times New Roman" w:hAnsi="Times New Roman" w:eastAsia="FangSong" w:cs="Times New Roman"/>
         </w:rPr>
         <w:t>轨道占据</w:t>
       </w:r>
@@ -11840,7 +11912,7 @@
       </w:pPr>
       <w:r>
         <w:rPr>
-          <w:rFonts w:hint="eastAsia" w:ascii="Times New Roman" w:hAnsi="Times New Roman" w:eastAsia="SimSun" w:cs="Times New Roman"/>
+          <w:rFonts w:hint="eastAsia" w:ascii="Times New Roman" w:hAnsi="Times New Roman" w:eastAsia="FangSong" w:cs="Times New Roman"/>
         </w:rPr>
         <w:t xml:space="preserve">普通</w:t>
       </w:r>
@@ -11852,7 +11924,7 @@
       </w:r>
       <w:r>
         <w:rPr>
-          <w:rFonts w:hint="eastAsia" w:ascii="Times New Roman" w:hAnsi="Times New Roman" w:eastAsia="SimSun" w:cs="Times New Roman"/>
+          <w:rFonts w:hint="eastAsia" w:ascii="Times New Roman" w:hAnsi="Times New Roman" w:eastAsia="FangSong" w:cs="Times New Roman"/>
         </w:rPr>
         <w:t>是两个中心共享一对电子</w:t>
       </w:r>
@@ -11870,7 +11942,7 @@
       </w:r>
       <w:r>
         <w:rPr>
-          <w:rFonts w:hint="eastAsia" w:ascii="Times New Roman" w:hAnsi="Times New Roman" w:eastAsia="SimSun" w:cs="Times New Roman"/>
+          <w:rFonts w:hint="eastAsia" w:ascii="Times New Roman" w:hAnsi="Times New Roman" w:eastAsia="FangSong" w:cs="Times New Roman"/>
         </w:rPr>
         <w:t>是三个中心共同共享一对电子</w:t>
       </w:r>
@@ -11891,7 +11963,7 @@
       </w:pPr>
       <w:r>
         <w:rPr>
-          <w:rFonts w:hint="eastAsia" w:ascii="Times New Roman" w:hAnsi="Times New Roman" w:eastAsia="SimSun" w:cs="Times New Roman"/>
+          <w:rFonts w:hint="eastAsia" w:ascii="Times New Roman" w:hAnsi="Times New Roman" w:eastAsia="FangSong" w:cs="Times New Roman"/>
         </w:rPr>
         <w:t xml:space="preserve">环丙基的</w:t>
       </w:r>
@@ -11903,7 +11975,7 @@
       </w:r>
       <w:r>
         <w:rPr>
-          <w:rFonts w:hint="eastAsia" w:ascii="Times New Roman" w:hAnsi="Times New Roman" w:eastAsia="SimSun" w:cs="Times New Roman"/>
+          <w:rFonts w:hint="eastAsia" w:ascii="Times New Roman" w:hAnsi="Times New Roman" w:eastAsia="FangSong" w:cs="Times New Roman"/>
         </w:rPr>
         <w:t xml:space="preserve">型高占据轨道可与相邻空</w:t>
       </w:r>
@@ -11926,7 +11998,7 @@
       </w:r>
       <w:r>
         <w:rPr>
-          <w:rFonts w:hint="eastAsia" w:ascii="Times New Roman" w:hAnsi="Times New Roman" w:eastAsia="SimSun" w:cs="Times New Roman"/>
+          <w:rFonts w:hint="eastAsia" w:ascii="Times New Roman" w:hAnsi="Times New Roman" w:eastAsia="FangSong" w:cs="Times New Roman"/>
         </w:rPr>
         <w:t>轨道离域重叠</w:t>
       </w:r>
@@ -11938,7 +12010,7 @@
       </w:r>
       <w:r>
         <w:rPr>
-          <w:rFonts w:hint="eastAsia" w:ascii="Times New Roman" w:hAnsi="Times New Roman" w:eastAsia="SimSun" w:cs="Times New Roman"/>
+          <w:rFonts w:hint="eastAsia" w:ascii="Times New Roman" w:hAnsi="Times New Roman" w:eastAsia="FangSong" w:cs="Times New Roman"/>
         </w:rPr>
         <w:t>从而稳定正电荷</w:t>
       </w:r>
@@ -11959,7 +12031,7 @@
       </w:pPr>
       <w:r>
         <w:rPr>
-          <w:rFonts w:hint="eastAsia" w:ascii="Times New Roman" w:hAnsi="Times New Roman" w:eastAsia="SimSun" w:cs="Times New Roman"/>
+          <w:rFonts w:hint="eastAsia" w:ascii="Times New Roman" w:hAnsi="Times New Roman" w:eastAsia="FangSong" w:cs="Times New Roman"/>
         </w:rPr>
         <w:t xml:space="preserve">因为离域范围增大通常使</w:t>
       </w:r>
@@ -12017,7 +12089,7 @@
       </w:r>
       <w:r>
         <w:rPr>
-          <w:rFonts w:hint="eastAsia" w:ascii="Times New Roman" w:hAnsi="Times New Roman" w:eastAsia="SimSun" w:cs="Times New Roman"/>
+          <w:rFonts w:hint="eastAsia" w:ascii="Times New Roman" w:hAnsi="Times New Roman" w:eastAsia="FangSong" w:cs="Times New Roman"/>
         </w:rPr>
         <w:t>能隙减小</w:t>
       </w:r>
@@ -12029,7 +12101,7 @@
       </w:r>
       <w:r>
         <w:rPr>
-          <w:rFonts w:hint="eastAsia" w:ascii="Times New Roman" w:hAnsi="Times New Roman" w:eastAsia="SimSun" w:cs="Times New Roman"/>
+          <w:rFonts w:hint="eastAsia" w:ascii="Times New Roman" w:hAnsi="Times New Roman" w:eastAsia="FangSong" w:cs="Times New Roman"/>
         </w:rPr>
         <w:t>跃迁能下降</w:t>
       </w:r>
@@ -12041,7 +12113,7 @@
       </w:r>
       <w:r>
         <w:rPr>
-          <w:rFonts w:hint="eastAsia" w:ascii="Times New Roman" w:hAnsi="Times New Roman" w:eastAsia="SimSun" w:cs="Times New Roman"/>
+          <w:rFonts w:hint="eastAsia" w:ascii="Times New Roman" w:hAnsi="Times New Roman" w:eastAsia="FangSong" w:cs="Times New Roman"/>
         </w:rPr>
         <w:t>吸收波长变长</w:t>
       </w:r>
@@ -12062,7 +12134,7 @@
       </w:pPr>
       <w:r>
         <w:rPr>
-          <w:rFonts w:hint="eastAsia" w:ascii="Times New Roman" w:hAnsi="Times New Roman" w:eastAsia="SimSun" w:cs="Times New Roman"/>
+          <w:rFonts w:hint="eastAsia" w:ascii="Times New Roman" w:hAnsi="Times New Roman" w:eastAsia="FangSong" w:cs="Times New Roman"/>
         </w:rPr>
         <w:t>因为真正与中心原子相互作用的是具有确定对称性的配体组合轨道</w:t>
       </w:r>
@@ -12074,7 +12146,7 @@
       </w:r>
       <w:r>
         <w:rPr>
-          <w:rFonts w:hint="eastAsia" w:ascii="Times New Roman" w:hAnsi="Times New Roman" w:eastAsia="SimSun" w:cs="Times New Roman"/>
+          <w:rFonts w:hint="eastAsia" w:ascii="Times New Roman" w:hAnsi="Times New Roman" w:eastAsia="FangSong" w:cs="Times New Roman"/>
         </w:rPr>
         <w:t>而不是孤立地</w:t>
       </w:r>
@@ -12086,7 +12158,7 @@
       </w:r>
       <w:r>
         <w:rPr>
-          <w:rFonts w:hint="eastAsia" w:ascii="Times New Roman" w:hAnsi="Times New Roman" w:eastAsia="SimSun" w:cs="Times New Roman"/>
+          <w:rFonts w:hint="eastAsia" w:ascii="Times New Roman" w:hAnsi="Times New Roman" w:eastAsia="FangSong" w:cs="Times New Roman"/>
         </w:rPr>
         <w:t>一根根轨道去碰中心</w:t>
       </w:r>
@@ -12107,7 +12179,7 @@
       </w:pPr>
       <w:r>
         <w:rPr>
-          <w:rFonts w:hint="eastAsia" w:ascii="Times New Roman" w:hAnsi="Times New Roman" w:eastAsia="SimSun" w:cs="Times New Roman"/>
+          <w:rFonts w:hint="eastAsia" w:ascii="Times New Roman" w:hAnsi="Times New Roman" w:eastAsia="FangSong" w:cs="Times New Roman"/>
         </w:rPr>
         <w:t>因为若不平面或共轭中断</w:t>
       </w:r>
@@ -12119,7 +12191,7 @@
       </w:r>
       <w:r>
         <w:rPr>
-          <w:rFonts w:hint="eastAsia" w:ascii="Times New Roman" w:hAnsi="Times New Roman" w:eastAsia="SimSun" w:cs="Times New Roman"/>
+          <w:rFonts w:hint="eastAsia" w:ascii="Times New Roman" w:hAnsi="Times New Roman" w:eastAsia="FangSong" w:cs="Times New Roman"/>
         </w:rPr>
         <w:t>离域</w:t>
       </w:r>
@@ -12131,7 +12203,7 @@
       </w:r>
       <w:r>
         <w:rPr>
-          <w:rFonts w:hint="eastAsia" w:ascii="Times New Roman" w:hAnsi="Times New Roman" w:eastAsia="SimSun" w:cs="Times New Roman"/>
+          <w:rFonts w:hint="eastAsia" w:ascii="Times New Roman" w:hAnsi="Times New Roman" w:eastAsia="FangSong" w:cs="Times New Roman"/>
         </w:rPr>
         <w:t>体系本身就不成立</w:t>
       </w:r>
@@ -12143,7 +12215,7 @@
       </w:r>
       <w:r>
         <w:rPr>
-          <w:rFonts w:hint="eastAsia" w:ascii="Times New Roman" w:hAnsi="Times New Roman" w:eastAsia="SimSun" w:cs="Times New Roman"/>
+          <w:rFonts w:hint="eastAsia" w:ascii="Times New Roman" w:hAnsi="Times New Roman" w:eastAsia="FangSong" w:cs="Times New Roman"/>
         </w:rPr>
         <w:t>电子数规则失去适用前提</w:t>
       </w:r>
@@ -12164,7 +12236,7 @@
       </w:pPr>
       <w:r>
         <w:rPr>
-          <w:rFonts w:hint="eastAsia" w:ascii="Times New Roman" w:hAnsi="Times New Roman" w:eastAsia="SimSun" w:cs="Times New Roman"/>
+          <w:rFonts w:hint="eastAsia" w:ascii="Times New Roman" w:hAnsi="Times New Roman" w:eastAsia="FangSong" w:cs="Times New Roman"/>
         </w:rPr>
         <w:t>因为电子计数能先暴露</w:t>
       </w:r>
@@ -12176,7 +12248,7 @@
       </w:r>
       <w:r>
         <w:rPr>
-          <w:rFonts w:hint="eastAsia" w:ascii="Times New Roman" w:hAnsi="Times New Roman" w:eastAsia="SimSun" w:cs="Times New Roman"/>
+          <w:rFonts w:hint="eastAsia" w:ascii="Times New Roman" w:hAnsi="Times New Roman" w:eastAsia="FangSong" w:cs="Times New Roman"/>
         </w:rPr>
         <w:t>普通</w:t>
       </w:r>
@@ -12188,7 +12260,7 @@
       </w:r>
       <w:r>
         <w:rPr>
-          <w:rFonts w:hint="eastAsia" w:ascii="Times New Roman" w:hAnsi="Times New Roman" w:eastAsia="SimSun" w:cs="Times New Roman"/>
+          <w:rFonts w:hint="eastAsia" w:ascii="Times New Roman" w:hAnsi="Times New Roman" w:eastAsia="FangSong" w:cs="Times New Roman"/>
         </w:rPr>
         <w:t>图像是否不够用</w:t>
       </w:r>
@@ -12200,7 +12272,7 @@
       </w:r>
       <w:r>
         <w:rPr>
-          <w:rFonts w:hint="eastAsia" w:ascii="Times New Roman" w:hAnsi="Times New Roman" w:eastAsia="SimSun" w:cs="Times New Roman"/>
+          <w:rFonts w:hint="eastAsia" w:ascii="Times New Roman" w:hAnsi="Times New Roman" w:eastAsia="FangSong" w:cs="Times New Roman"/>
         </w:rPr>
         <w:t>从而判断是否要转入桥联</w:t>
       </w:r>
@@ -12212,7 +12284,7 @@
       </w:r>
       <w:r>
         <w:rPr>
-          <w:rFonts w:hint="eastAsia" w:ascii="Times New Roman" w:hAnsi="Times New Roman" w:eastAsia="SimSun" w:cs="Times New Roman"/>
+          <w:rFonts w:hint="eastAsia" w:ascii="Times New Roman" w:hAnsi="Times New Roman" w:eastAsia="FangSong" w:cs="Times New Roman"/>
         </w:rPr>
         <w:t>多中心离域或动态结构模型</w:t>
       </w:r>
@@ -12233,7 +12305,7 @@
       </w:pPr>
       <w:r>
         <w:rPr>
-          <w:rFonts w:hint="eastAsia" w:ascii="Times New Roman" w:hAnsi="Times New Roman" w:eastAsia="SimSun" w:cs="Times New Roman"/>
+          <w:rFonts w:hint="eastAsia" w:ascii="Times New Roman" w:hAnsi="Times New Roman" w:eastAsia="FangSong" w:cs="Times New Roman"/>
         </w:rPr>
         <w:t>只有三者同时满足</w:t>
       </w:r>
@@ -12245,7 +12317,7 @@
       </w:r>
       <w:r>
         <w:rPr>
-          <w:rFonts w:hint="eastAsia" w:ascii="Times New Roman" w:hAnsi="Times New Roman" w:eastAsia="SimSun" w:cs="Times New Roman"/>
+          <w:rFonts w:hint="eastAsia" w:ascii="Times New Roman" w:hAnsi="Times New Roman" w:eastAsia="FangSong" w:cs="Times New Roman"/>
         </w:rPr>
         <w:t>组合后才会产生显著稳定化或去稳定化</w:t>
       </w:r>
@@ -12257,7 +12329,7 @@
       </w:r>
       <w:r>
         <w:rPr>
-          <w:rFonts w:hint="eastAsia" w:ascii="Times New Roman" w:hAnsi="Times New Roman" w:eastAsia="SimSun" w:cs="Times New Roman"/>
+          <w:rFonts w:hint="eastAsia" w:ascii="Times New Roman" w:hAnsi="Times New Roman" w:eastAsia="FangSong" w:cs="Times New Roman"/>
         </w:rPr>
         <w:t>缺任一项</w:t>
       </w:r>
@@ -12269,7 +12341,7 @@
       </w:r>
       <w:r>
         <w:rPr>
-          <w:rFonts w:hint="eastAsia" w:ascii="Times New Roman" w:hAnsi="Times New Roman" w:eastAsia="SimSun" w:cs="Times New Roman"/>
+          <w:rFonts w:hint="eastAsia" w:ascii="Times New Roman" w:hAnsi="Times New Roman" w:eastAsia="FangSong" w:cs="Times New Roman"/>
         </w:rPr>
         <w:t>相互作用都会很弱甚至近似没有</w:t>
       </w:r>
@@ -12296,7 +12368,7 @@
       </w:r>
       <w:r>
         <w:rPr>
-          <w:rFonts w:hint="eastAsia" w:ascii="Times New Roman" w:hAnsi="Times New Roman" w:eastAsia="SimSun" w:cs="Times New Roman"/>
+          <w:rFonts w:hint="eastAsia" w:ascii="Times New Roman" w:hAnsi="Times New Roman" w:eastAsia="FangSong" w:cs="Times New Roman"/>
         </w:rPr>
         <w:t>适合快判形状</w:t>
       </w:r>
@@ -12314,7 +12386,7 @@
       </w:r>
       <w:r>
         <w:rPr>
-          <w:rFonts w:hint="eastAsia" w:ascii="Times New Roman" w:hAnsi="Times New Roman" w:eastAsia="SimSun" w:cs="Times New Roman"/>
+          <w:rFonts w:hint="eastAsia" w:ascii="Times New Roman" w:hAnsi="Times New Roman" w:eastAsia="FangSong" w:cs="Times New Roman"/>
         </w:rPr>
         <w:t>轨道适合解释几何改变为何引起稳定化差异</w:t>
       </w:r>
@@ -12326,7 +12398,7 @@
       </w:r>
       <w:r>
         <w:rPr>
-          <w:rFonts w:hint="eastAsia" w:ascii="Times New Roman" w:hAnsi="Times New Roman" w:eastAsia="SimSun" w:cs="Times New Roman"/>
+          <w:rFonts w:hint="eastAsia" w:ascii="Times New Roman" w:hAnsi="Times New Roman" w:eastAsia="FangSong" w:cs="Times New Roman"/>
         </w:rPr>
         <w:t>前线轨道适合解释反应性</w:t>
       </w:r>
@@ -12338,7 +12410,7 @@
       </w:r>
       <w:r>
         <w:rPr>
-          <w:rFonts w:hint="eastAsia" w:ascii="Times New Roman" w:hAnsi="Times New Roman" w:eastAsia="SimSun" w:cs="Times New Roman"/>
+          <w:rFonts w:hint="eastAsia" w:ascii="Times New Roman" w:hAnsi="Times New Roman" w:eastAsia="FangSong" w:cs="Times New Roman"/>
         </w:rPr>
         <w:t>颜色和进攻位点</w:t>
       </w:r>
@@ -12385,7 +12457,7 @@
       </w:pPr>
       <w:r>
         <w:rPr>
-          <w:rFonts w:hint="eastAsia" w:ascii="Times New Roman" w:hAnsi="Times New Roman" w:eastAsia="SimSun" w:cs="Times New Roman"/>
+          <w:rFonts w:hint="eastAsia" w:ascii="Times New Roman" w:hAnsi="Times New Roman" w:eastAsia="FangSong" w:cs="Times New Roman"/>
         </w:rPr>
         <w:t>决赛</w:t>
       </w:r>
@@ -12403,7 +12475,7 @@
       </w:r>
       <w:r>
         <w:rPr>
-          <w:rFonts w:hint="eastAsia" w:ascii="Times New Roman" w:hAnsi="Times New Roman" w:eastAsia="SimSun" w:cs="Times New Roman"/>
+          <w:rFonts w:hint="eastAsia" w:ascii="Times New Roman" w:hAnsi="Times New Roman" w:eastAsia="FangSong" w:cs="Times New Roman"/>
         </w:rPr>
         <w:t>的核心不是</w:t>
       </w:r>
@@ -12415,7 +12487,7 @@
       </w:r>
       <w:r>
         <w:rPr>
-          <w:rFonts w:hint="eastAsia" w:ascii="Times New Roman" w:hAnsi="Times New Roman" w:eastAsia="SimSun" w:cs="Times New Roman"/>
+          <w:rFonts w:hint="eastAsia" w:ascii="Times New Roman" w:hAnsi="Times New Roman" w:eastAsia="FangSong" w:cs="Times New Roman"/>
         </w:rPr>
         <w:t>再背更多结构</w:t>
       </w:r>
@@ -12427,7 +12499,7 @@
       </w:r>
       <w:r>
         <w:rPr>
-          <w:rFonts w:hint="eastAsia" w:ascii="Times New Roman" w:hAnsi="Times New Roman" w:eastAsia="SimSun" w:cs="Times New Roman"/>
+          <w:rFonts w:hint="eastAsia" w:ascii="Times New Roman" w:hAnsi="Times New Roman" w:eastAsia="FangSong" w:cs="Times New Roman"/>
         </w:rPr>
         <w:t>而是学会在不同题里切换正确模型</w:t>
       </w:r>
@@ -12448,7 +12520,7 @@
       </w:pPr>
       <w:r>
         <w:rPr>
-          <w:rFonts w:hint="eastAsia" w:ascii="Times New Roman" w:hAnsi="Times New Roman" w:eastAsia="SimSun" w:cs="Times New Roman"/>
+          <w:rFonts w:hint="eastAsia" w:ascii="Times New Roman" w:hAnsi="Times New Roman" w:eastAsia="FangSong" w:cs="Times New Roman"/>
         </w:rPr>
         <w:t>一看到缺电子主族体系</w:t>
       </w:r>
@@ -12460,7 +12532,7 @@
       </w:r>
       <w:r>
         <w:rPr>
-          <w:rFonts w:hint="eastAsia" w:ascii="Times New Roman" w:hAnsi="Times New Roman" w:eastAsia="SimSun" w:cs="Times New Roman"/>
+          <w:rFonts w:hint="eastAsia" w:ascii="Times New Roman" w:hAnsi="Times New Roman" w:eastAsia="FangSong" w:cs="Times New Roman"/>
         </w:rPr>
         <w:t>就要想到多中心成键</w:t>
       </w:r>
@@ -12472,7 +12544,7 @@
       </w:r>
       <w:r>
         <w:rPr>
-          <w:rFonts w:hint="eastAsia" w:ascii="Times New Roman" w:hAnsi="Times New Roman" w:eastAsia="SimSun" w:cs="Times New Roman"/>
+          <w:rFonts w:hint="eastAsia" w:ascii="Times New Roman" w:hAnsi="Times New Roman" w:eastAsia="FangSong" w:cs="Times New Roman"/>
         </w:rPr>
         <w:t>而不是只硬画局域单键</w:t>
       </w:r>
@@ -12493,7 +12565,7 @@
       </w:pPr>
       <w:r>
         <w:rPr>
-          <w:rFonts w:hint="eastAsia" w:ascii="Times New Roman" w:hAnsi="Times New Roman" w:eastAsia="SimSun" w:cs="Times New Roman"/>
+          <w:rFonts w:hint="eastAsia" w:ascii="Times New Roman" w:hAnsi="Times New Roman" w:eastAsia="FangSong" w:cs="Times New Roman"/>
         </w:rPr>
         <w:t>一看到异常稳定的环丙基</w:t>
       </w:r>
@@ -12505,7 +12577,7 @@
       </w:r>
       <w:r>
         <w:rPr>
-          <w:rFonts w:hint="eastAsia" w:ascii="Times New Roman" w:hAnsi="Times New Roman" w:eastAsia="SimSun" w:cs="Times New Roman"/>
+          <w:rFonts w:hint="eastAsia" w:ascii="Times New Roman" w:hAnsi="Times New Roman" w:eastAsia="FangSong" w:cs="Times New Roman"/>
         </w:rPr>
         <w:t>桥式或正离子结构</w:t>
       </w:r>
@@ -12517,7 +12589,7 @@
       </w:r>
       <w:r>
         <w:rPr>
-          <w:rFonts w:hint="eastAsia" w:ascii="Times New Roman" w:hAnsi="Times New Roman" w:eastAsia="SimSun" w:cs="Times New Roman"/>
+          <w:rFonts w:hint="eastAsia" w:ascii="Times New Roman" w:hAnsi="Times New Roman" w:eastAsia="FangSong" w:cs="Times New Roman"/>
         </w:rPr>
         <w:t>就要想到</w:t>
       </w:r>
@@ -12529,7 +12601,7 @@
       </w:r>
       <w:r>
         <w:rPr>
-          <w:rFonts w:hint="eastAsia" w:ascii="Times New Roman" w:hAnsi="Times New Roman" w:eastAsia="SimSun" w:cs="Times New Roman"/>
+          <w:rFonts w:hint="eastAsia" w:ascii="Times New Roman" w:hAnsi="Times New Roman" w:eastAsia="FangSong" w:cs="Times New Roman"/>
         </w:rPr>
         <w:t>轨道与离域稳定化</w:t>
       </w:r>
@@ -12550,7 +12622,7 @@
       </w:pPr>
       <w:r>
         <w:rPr>
-          <w:rFonts w:hint="eastAsia" w:ascii="Times New Roman" w:hAnsi="Times New Roman" w:eastAsia="SimSun" w:cs="Times New Roman"/>
+          <w:rFonts w:hint="eastAsia" w:ascii="Times New Roman" w:hAnsi="Times New Roman" w:eastAsia="FangSong" w:cs="Times New Roman"/>
         </w:rPr>
         <w:t xml:space="preserve">一看到多原子</w:t>
       </w:r>
@@ -12568,7 +12640,7 @@
       </w:r>
       <w:r>
         <w:rPr>
-          <w:rFonts w:hint="eastAsia" w:ascii="Times New Roman" w:hAnsi="Times New Roman" w:eastAsia="SimSun" w:cs="Times New Roman"/>
+          <w:rFonts w:hint="eastAsia" w:ascii="Times New Roman" w:hAnsi="Times New Roman" w:eastAsia="FangSong" w:cs="Times New Roman"/>
         </w:rPr>
         <w:t>简并</w:t>
       </w:r>
@@ -12580,7 +12652,7 @@
       </w:r>
       <w:r>
         <w:rPr>
-          <w:rFonts w:hint="eastAsia" w:ascii="Times New Roman" w:hAnsi="Times New Roman" w:eastAsia="SimSun" w:cs="Times New Roman"/>
+          <w:rFonts w:hint="eastAsia" w:ascii="Times New Roman" w:hAnsi="Times New Roman" w:eastAsia="FangSong" w:cs="Times New Roman"/>
         </w:rPr>
         <w:t>配位场或选择规则</w:t>
       </w:r>
@@ -12592,7 +12664,7 @@
       </w:r>
       <w:r>
         <w:rPr>
-          <w:rFonts w:hint="eastAsia" w:ascii="Times New Roman" w:hAnsi="Times New Roman" w:eastAsia="SimSun" w:cs="Times New Roman"/>
+          <w:rFonts w:hint="eastAsia" w:ascii="Times New Roman" w:hAnsi="Times New Roman" w:eastAsia="FangSong" w:cs="Times New Roman"/>
         </w:rPr>
         <w:t>就要想到对称性匹配与</w:t>
       </w:r>
@@ -12613,7 +12685,7 @@
       </w:pPr>
       <w:r>
         <w:rPr>
-          <w:rFonts w:hint="eastAsia" w:ascii="Times New Roman" w:hAnsi="Times New Roman" w:eastAsia="SimSun" w:cs="Times New Roman"/>
+          <w:rFonts w:hint="eastAsia" w:ascii="Times New Roman" w:hAnsi="Times New Roman" w:eastAsia="FangSong" w:cs="Times New Roman"/>
         </w:rPr>
         <w:t>一看到颜色</w:t>
       </w:r>
@@ -12625,7 +12697,7 @@
       </w:r>
       <w:r>
         <w:rPr>
-          <w:rFonts w:hint="eastAsia" w:ascii="Times New Roman" w:hAnsi="Times New Roman" w:eastAsia="SimSun" w:cs="Times New Roman"/>
+          <w:rFonts w:hint="eastAsia" w:ascii="Times New Roman" w:hAnsi="Times New Roman" w:eastAsia="FangSong" w:cs="Times New Roman"/>
         </w:rPr>
         <w:t>反应性和位点选择</w:t>
       </w:r>
@@ -12637,7 +12709,7 @@
       </w:r>
       <w:r>
         <w:rPr>
-          <w:rFonts w:hint="eastAsia" w:ascii="Times New Roman" w:hAnsi="Times New Roman" w:eastAsia="SimSun" w:cs="Times New Roman"/>
+          <w:rFonts w:hint="eastAsia" w:ascii="Times New Roman" w:hAnsi="Times New Roman" w:eastAsia="FangSong" w:cs="Times New Roman"/>
         </w:rPr>
         <w:t>就要想到</w:t>
       </w:r>
@@ -12689,7 +12761,7 @@
       </w:r>
       <w:r>
         <w:rPr>
-          <w:rFonts w:hint="eastAsia" w:ascii="Times New Roman" w:hAnsi="Times New Roman" w:eastAsia="SimSun" w:cs="Times New Roman"/>
+          <w:rFonts w:hint="eastAsia" w:ascii="Times New Roman" w:hAnsi="Times New Roman" w:eastAsia="FangSong" w:cs="Times New Roman"/>
         </w:rPr>
         <w:t>和能隙</w:t>
       </w:r>
@@ -12710,7 +12782,7 @@
       </w:pPr>
       <w:r>
         <w:rPr>
-          <w:rFonts w:hint="eastAsia" w:ascii="Times New Roman" w:hAnsi="Times New Roman" w:eastAsia="SimSun" w:cs="Times New Roman"/>
+          <w:rFonts w:hint="eastAsia" w:ascii="Times New Roman" w:hAnsi="Times New Roman" w:eastAsia="FangSong" w:cs="Times New Roman"/>
         </w:rPr>
         <w:t>一看到芳香性问题</w:t>
       </w:r>
@@ -12722,7 +12794,7 @@
       </w:r>
       <w:r>
         <w:rPr>
-          <w:rFonts w:hint="eastAsia" w:ascii="Times New Roman" w:hAnsi="Times New Roman" w:eastAsia="SimSun" w:cs="Times New Roman"/>
+          <w:rFonts w:hint="eastAsia" w:ascii="Times New Roman" w:hAnsi="Times New Roman" w:eastAsia="FangSong" w:cs="Times New Roman"/>
         </w:rPr>
         <w:t>先看共轭和平面</w:t>
       </w:r>
@@ -12734,7 +12806,7 @@
       </w:r>
       <w:r>
         <w:rPr>
-          <w:rFonts w:hint="eastAsia" w:ascii="Times New Roman" w:hAnsi="Times New Roman" w:eastAsia="SimSun" w:cs="Times New Roman"/>
+          <w:rFonts w:hint="eastAsia" w:ascii="Times New Roman" w:hAnsi="Times New Roman" w:eastAsia="FangSong" w:cs="Times New Roman"/>
         </w:rPr>
         <w:t>再看电子数</w:t>
       </w:r>
@@ -12746,7 +12818,7 @@
       </w:r>
       <w:r>
         <w:rPr>
-          <w:rFonts w:hint="eastAsia" w:ascii="Times New Roman" w:hAnsi="Times New Roman" w:eastAsia="SimSun" w:cs="Times New Roman"/>
+          <w:rFonts w:hint="eastAsia" w:ascii="Times New Roman" w:hAnsi="Times New Roman" w:eastAsia="FangSong" w:cs="Times New Roman"/>
         </w:rPr>
         <w:t>最后问是否闭壳层稳定</w:t>
       </w:r>
@@ -12793,7 +12865,7 @@
       </w:pPr>
       <w:r>
         <w:rPr>
-          <w:rFonts w:hint="eastAsia" w:ascii="Times New Roman" w:hAnsi="Times New Roman" w:eastAsia="SimSun" w:cs="Times New Roman"/>
+          <w:rFonts w:hint="eastAsia" w:ascii="Times New Roman" w:hAnsi="Times New Roman" w:eastAsia="FangSong" w:cs="Times New Roman"/>
         </w:rPr>
         <w:t>若本讲里最吃力的是</w:t>
       </w:r>
@@ -12805,7 +12877,7 @@
       </w:r>
       <w:r>
         <w:rPr>
-          <w:rFonts w:hint="eastAsia" w:ascii="Times New Roman" w:hAnsi="Times New Roman" w:eastAsia="SimSun" w:cs="Times New Roman"/>
+          <w:rFonts w:hint="eastAsia" w:ascii="Times New Roman" w:hAnsi="Times New Roman" w:eastAsia="FangSong" w:cs="Times New Roman"/>
         </w:rPr>
         <w:t>为什么要用轨道而不是背结构</w:t>
       </w:r>
@@ -12817,7 +12889,7 @@
       </w:r>
       <w:r>
         <w:rPr>
-          <w:rFonts w:hint="eastAsia" w:ascii="Times New Roman" w:hAnsi="Times New Roman" w:eastAsia="SimSun" w:cs="Times New Roman"/>
+          <w:rFonts w:hint="eastAsia" w:ascii="Times New Roman" w:hAnsi="Times New Roman" w:eastAsia="FangSong" w:cs="Times New Roman"/>
         </w:rPr>
         <w:t>建议回看</w:t>
       </w:r>
@@ -12829,7 +12901,7 @@
       </w:r>
       <w:r>
         <w:rPr>
-          <w:rFonts w:hint="eastAsia" w:ascii="Times New Roman" w:hAnsi="Times New Roman" w:eastAsia="SimSun" w:cs="Times New Roman"/>
+          <w:rFonts w:hint="eastAsia" w:ascii="Times New Roman" w:hAnsi="Times New Roman" w:eastAsia="FangSong" w:cs="Times New Roman"/>
         </w:rPr>
         <w:t xml:space="preserve">分子轨道理论深化</w:t>
       </w:r>
@@ -12841,7 +12913,7 @@
       </w:r>
       <w:r>
         <w:rPr>
-          <w:rFonts w:hint="eastAsia" w:ascii="Times New Roman" w:hAnsi="Times New Roman" w:eastAsia="SimSun" w:cs="Times New Roman"/>
+          <w:rFonts w:hint="eastAsia" w:ascii="Times New Roman" w:hAnsi="Times New Roman" w:eastAsia="FangSong" w:cs="Times New Roman"/>
         </w:rPr>
         <w:t xml:space="preserve">和</w:t>
       </w:r>
@@ -12853,7 +12925,7 @@
       </w:r>
       <w:r>
         <w:rPr>
-          <w:rFonts w:hint="eastAsia" w:ascii="Times New Roman" w:hAnsi="Times New Roman" w:eastAsia="SimSun" w:cs="Times New Roman"/>
+          <w:rFonts w:hint="eastAsia" w:ascii="Times New Roman" w:hAnsi="Times New Roman" w:eastAsia="FangSong" w:cs="Times New Roman"/>
         </w:rPr>
         <w:t xml:space="preserve">分子结构深化</w:t>
       </w:r>
@@ -12868,7 +12940,7 @@
       </w:pPr>
       <w:r>
         <w:rPr>
-          <w:rFonts w:hint="eastAsia" w:ascii="Times New Roman" w:hAnsi="Times New Roman" w:eastAsia="SimSun" w:cs="Times New Roman"/>
+          <w:rFonts w:hint="eastAsia" w:ascii="Times New Roman" w:hAnsi="Times New Roman" w:eastAsia="FangSong" w:cs="Times New Roman"/>
         </w:rPr>
         <w:t>若最吃力的是</w:t>
       </w:r>
@@ -12880,7 +12952,7 @@
       </w:r>
       <w:r>
         <w:rPr>
-          <w:rFonts w:hint="eastAsia" w:ascii="Times New Roman" w:hAnsi="Times New Roman" w:eastAsia="SimSun" w:cs="Times New Roman"/>
+          <w:rFonts w:hint="eastAsia" w:ascii="Times New Roman" w:hAnsi="Times New Roman" w:eastAsia="FangSong" w:cs="Times New Roman"/>
         </w:rPr>
         <w:t>对称性到底拿来干什么</w:t>
       </w:r>
@@ -12892,7 +12964,7 @@
       </w:r>
       <w:r>
         <w:rPr>
-          <w:rFonts w:hint="eastAsia" w:ascii="Times New Roman" w:hAnsi="Times New Roman" w:eastAsia="SimSun" w:cs="Times New Roman"/>
+          <w:rFonts w:hint="eastAsia" w:ascii="Times New Roman" w:hAnsi="Times New Roman" w:eastAsia="FangSong" w:cs="Times New Roman"/>
         </w:rPr>
         <w:t>建议回看</w:t>
       </w:r>
@@ -12904,7 +12976,7 @@
       </w:r>
       <w:r>
         <w:rPr>
-          <w:rFonts w:hint="eastAsia" w:ascii="Times New Roman" w:hAnsi="Times New Roman" w:eastAsia="SimSun" w:cs="Times New Roman"/>
+          <w:rFonts w:hint="eastAsia" w:ascii="Times New Roman" w:hAnsi="Times New Roman" w:eastAsia="FangSong" w:cs="Times New Roman"/>
         </w:rPr>
         <w:t xml:space="preserve">分子对称性初步</w:t>
       </w:r>
@@ -12919,7 +12991,7 @@
       </w:pPr>
       <w:r>
         <w:rPr>
-          <w:rFonts w:hint="eastAsia" w:ascii="Times New Roman" w:hAnsi="Times New Roman" w:eastAsia="SimSun" w:cs="Times New Roman"/>
+          <w:rFonts w:hint="eastAsia" w:ascii="Times New Roman" w:hAnsi="Times New Roman" w:eastAsia="FangSong" w:cs="Times New Roman"/>
         </w:rPr>
         <w:t>若最吃力的是</w:t>
       </w:r>
@@ -12931,7 +13003,7 @@
       </w:r>
       <w:r>
         <w:rPr>
-          <w:rFonts w:hint="eastAsia" w:ascii="Times New Roman" w:hAnsi="Times New Roman" w:eastAsia="SimSun" w:cs="Times New Roman"/>
+          <w:rFonts w:hint="eastAsia" w:ascii="Times New Roman" w:hAnsi="Times New Roman" w:eastAsia="FangSong" w:cs="Times New Roman"/>
         </w:rPr>
         <w:t>芳香性为什么不能只背规则</w:t>
       </w:r>
@@ -12943,7 +13015,7 @@
       </w:r>
       <w:r>
         <w:rPr>
-          <w:rFonts w:hint="eastAsia" w:ascii="Times New Roman" w:hAnsi="Times New Roman" w:eastAsia="SimSun" w:cs="Times New Roman"/>
+          <w:rFonts w:hint="eastAsia" w:ascii="Times New Roman" w:hAnsi="Times New Roman" w:eastAsia="FangSong" w:cs="Times New Roman"/>
         </w:rPr>
         <w:t>建议回看</w:t>
       </w:r>
@@ -12955,7 +13027,7 @@
       </w:r>
       <w:r>
         <w:rPr>
-          <w:rFonts w:hint="eastAsia" w:ascii="Times New Roman" w:hAnsi="Times New Roman" w:eastAsia="SimSun" w:cs="Times New Roman"/>
+          <w:rFonts w:hint="eastAsia" w:ascii="Times New Roman" w:hAnsi="Times New Roman" w:eastAsia="FangSong" w:cs="Times New Roman"/>
         </w:rPr>
         <w:t xml:space="preserve">休克尔方法</w:t>
       </w:r>
@@ -12970,7 +13042,7 @@
       </w:pPr>
       <w:r>
         <w:rPr>
-          <w:rFonts w:hint="eastAsia" w:ascii="Times New Roman" w:hAnsi="Times New Roman" w:eastAsia="SimSun" w:cs="Times New Roman"/>
+          <w:rFonts w:hint="eastAsia" w:ascii="Times New Roman" w:hAnsi="Times New Roman" w:eastAsia="FangSong" w:cs="Times New Roman"/>
         </w:rPr>
         <w:t xml:space="preserve">下一讲最自然的衔接是</w:t>
       </w:r>
@@ -12982,7 +13054,7 @@
       </w:r>
       <w:r>
         <w:rPr>
-          <w:rFonts w:hint="eastAsia" w:ascii="Times New Roman" w:hAnsi="Times New Roman" w:eastAsia="SimSun" w:cs="Times New Roman"/>
+          <w:rFonts w:hint="eastAsia" w:ascii="Times New Roman" w:hAnsi="Times New Roman" w:eastAsia="FangSong" w:cs="Times New Roman"/>
         </w:rPr>
         <w:t>决赛</w:t>
       </w:r>
@@ -12994,7 +13066,7 @@
       </w:r>
       <w:r>
         <w:rPr>
-          <w:rFonts w:hint="eastAsia" w:ascii="Times New Roman" w:hAnsi="Times New Roman" w:eastAsia="SimSun" w:cs="Times New Roman"/>
+          <w:rFonts w:hint="eastAsia" w:ascii="Times New Roman" w:hAnsi="Times New Roman" w:eastAsia="FangSong" w:cs="Times New Roman"/>
         </w:rPr>
         <w:t>配合物深化</w:t>
       </w:r>
@@ -13006,7 +13078,7 @@
       </w:r>
       <w:r>
         <w:rPr>
-          <w:rFonts w:hint="eastAsia" w:ascii="Times New Roman" w:hAnsi="Times New Roman" w:eastAsia="SimSun" w:cs="Times New Roman"/>
+          <w:rFonts w:hint="eastAsia" w:ascii="Times New Roman" w:hAnsi="Times New Roman" w:eastAsia="FangSong" w:cs="Times New Roman"/>
         </w:rPr>
         <w:t>后续会把这里的前线轨道</w:t>
       </w:r>
@@ -13018,7 +13090,7 @@
       </w:r>
       <w:r>
         <w:rPr>
-          <w:rFonts w:hint="eastAsia" w:ascii="Times New Roman" w:hAnsi="Times New Roman" w:eastAsia="SimSun" w:cs="Times New Roman"/>
+          <w:rFonts w:hint="eastAsia" w:ascii="Times New Roman" w:hAnsi="Times New Roman" w:eastAsia="FangSong" w:cs="Times New Roman"/>
         </w:rPr>
         <w:t>对称性匹配和离域图像继续接到金属</w:t>
       </w:r>
@@ -13030,7 +13102,7 @@
       </w:r>
       <w:r>
         <w:rPr>
-          <w:rFonts w:hint="eastAsia" w:ascii="Times New Roman" w:hAnsi="Times New Roman" w:eastAsia="SimSun" w:cs="Times New Roman"/>
+          <w:rFonts w:hint="eastAsia" w:ascii="Times New Roman" w:hAnsi="Times New Roman" w:eastAsia="FangSong" w:cs="Times New Roman"/>
         </w:rPr>
         <w:t>配体作用上</w:t>
       </w:r>
@@ -14138,7 +14210,7 @@
     <ns0:name ns0:val="Normal"/>
     <ns0:qFormat/>
     <ns0:rPr>
-      <ns0:rFonts ns0:ascii="Times New Roman" ns0:cs="Times New Roman" ns0:eastAsia="SimSun" ns0:hAnsi="Times New Roman"/>
+      <ns0:rFonts ns0:ascii="Times New Roman" ns0:cs="Times New Roman" ns0:eastAsia="FangSong" ns0:hAnsi="Times New Roman"/>
       <ns0:b ns0:val="0"/>
       <ns0:sz ns0:val="23"/>
     </ns0:rPr>
@@ -14152,7 +14224,7 @@
       <ns0:spacing ns0:after="180" ns0:before="180"/>
     </ns0:pPr>
     <ns0:rPr>
-      <ns0:rFonts ns0:ascii="Times New Roman" ns0:hAnsi="Times New Roman" ns0:eastAsia="SimSun" ns0:cs="Times New Roman"/>
+      <ns0:rFonts ns0:ascii="Times New Roman" ns0:hAnsi="Times New Roman" ns0:eastAsia="FangSong" ns0:cs="Times New Roman"/>
     </ns0:rPr>
   </ns0:style>
   <ns0:style ns0:customStyle="1" ns0:styleId="FirstParagraph" ns0:type="paragraph">
@@ -14161,7 +14233,7 @@
     <ns0:next ns0:val="BodyText"/>
     <ns0:qFormat/>
     <ns0:rPr>
-      <ns0:rFonts ns0:ascii="Times New Roman" ns0:hAnsi="Times New Roman" ns0:eastAsia="SimSun" ns0:cs="Times New Roman"/>
+      <ns0:rFonts ns0:ascii="Times New Roman" ns0:hAnsi="Times New Roman" ns0:eastAsia="FangSong" ns0:cs="Times New Roman"/>
     </ns0:rPr>
   </ns0:style>
   <ns0:style ns0:customStyle="1" ns0:styleId="Compact" ns0:type="paragraph">
@@ -14172,7 +14244,7 @@
       <ns0:spacing ns0:after="36" ns0:before="36"/>
     </ns0:pPr>
     <ns0:rPr>
-      <ns0:rFonts ns0:ascii="Times New Roman" ns0:hAnsi="Times New Roman" ns0:eastAsia="SimSun" ns0:cs="Times New Roman"/>
+      <ns0:rFonts ns0:ascii="Times New Roman" ns0:hAnsi="Times New Roman" ns0:eastAsia="FangSong" ns0:cs="Times New Roman"/>
     </ns0:rPr>
   </ns0:style>
   <ns0:style ns0:styleId="Title" ns0:type="paragraph">
@@ -14203,7 +14275,7 @@
     <ns0:uiPriority ns0:val="10"/>
     <ns0:rsid ns0:val="00A10FD9"/>
     <ns0:rPr>
-      <ns0:rFonts ns0:ascii="Times New Roman" ns0:hAnsi="Times New Roman" ns0:eastAsia="SimSun" ns0:cs="Times New Roman"/>
+      <ns0:rFonts ns0:ascii="Times New Roman" ns0:hAnsi="Times New Roman" ns0:eastAsia="FangSong" ns0:cs="Times New Roman"/>
       <ns0:sz ns0:val="56"/>
       <ns0:szCs ns0:val="56"/>
     </ns0:rPr>
@@ -14222,7 +14294,7 @@
       </ns0:numPr>
     </ns0:pPr>
     <ns0:rPr>
-      <ns0:rFonts ns0:ascii="Times New Roman" ns0:cs="Times New Roman" ns0:eastAsia="SimSun" ns0:hAnsi="Times New Roman"/>
+      <ns0:rFonts ns0:ascii="Times New Roman" ns0:cs="Times New Roman" ns0:eastAsia="SimHei" ns0:hAnsi="Times New Roman"/>
       <ns0:b ns0:val="0"/>
       <ns0:color ns0:val="5B6975"/>
       <ns0:sz ns0:val="24"/>
@@ -14236,7 +14308,7 @@
     <ns0:uiPriority ns0:val="11"/>
     <ns0:rsid ns0:val="00A10FD9"/>
     <ns0:rPr>
-      <ns0:rFonts ns0:ascii="Times New Roman" ns0:hAnsi="Times New Roman" ns0:eastAsia="SimSun" ns0:cs="Times New Roman"/>
+      <ns0:rFonts ns0:ascii="Times New Roman" ns0:hAnsi="Times New Roman" ns0:eastAsia="FangSong" ns0:cs="Times New Roman"/>
       <ns0:color ns0:themeColor="text1" ns0:themeTint="A6" ns0:val="595959"/>
       <ns0:sz ns0:val="28"/>
       <ns0:szCs ns0:val="28"/>
@@ -14252,7 +14324,7 @@
       <ns0:keepLines/>
     </ns0:pPr>
     <ns0:rPr>
-      <ns0:rFonts ns0:ascii="Times New Roman" ns0:hAnsi="Times New Roman" ns0:eastAsia="SimSun" ns0:cs="Times New Roman"/>
+      <ns0:rFonts ns0:ascii="Times New Roman" ns0:hAnsi="Times New Roman" ns0:eastAsia="FangSong" ns0:cs="Times New Roman"/>
       <ns0:sz ns0:val="24"/>
       <ns0:szCs ns0:val="24"/>
     </ns0:rPr>
@@ -14267,7 +14339,7 @@
       <ns0:keepLines/>
     </ns0:pPr>
     <ns0:rPr>
-      <ns0:rFonts ns0:ascii="Times New Roman" ns0:hAnsi="Times New Roman" ns0:eastAsia="SimSun" ns0:cs="Times New Roman"/>
+      <ns0:rFonts ns0:ascii="Times New Roman" ns0:hAnsi="Times New Roman" ns0:eastAsia="FangSong" ns0:cs="Times New Roman"/>
       <ns0:sz ns0:val="24"/>
       <ns0:szCs ns0:val="24"/>
     </ns0:rPr>
@@ -14284,7 +14356,7 @@
       <ns0:jc ns0:val="center"/>
     </ns0:pPr>
     <ns0:rPr>
-      <ns0:rFonts ns0:ascii="Times New Roman" ns0:hAnsi="Times New Roman" ns0:eastAsia="SimSun" ns0:cs="Times New Roman"/>
+      <ns0:rFonts ns0:ascii="Times New Roman" ns0:hAnsi="Times New Roman" ns0:eastAsia="FangSong" ns0:cs="Times New Roman"/>
       <ns0:b/>
       <ns0:sz ns0:val="20"/>
       <ns0:szCs ns0:val="20"/>
@@ -14301,7 +14373,7 @@
       <ns0:spacing ns0:after="300" ns0:before="100"/>
     </ns0:pPr>
     <ns0:rPr>
-      <ns0:rFonts ns0:ascii="Times New Roman" ns0:hAnsi="Times New Roman" ns0:eastAsia="SimSun" ns0:cs="Times New Roman"/>
+      <ns0:rFonts ns0:ascii="Times New Roman" ns0:hAnsi="Times New Roman" ns0:eastAsia="FangSong" ns0:cs="Times New Roman"/>
       <ns0:sz ns0:val="20"/>
       <ns0:szCs ns0:val="20"/>
     </ns0:rPr>
@@ -14313,7 +14385,7 @@
     <ns0:qFormat/>
     <ns0:pPr/>
     <ns0:rPr>
-      <ns0:rFonts ns0:ascii="Times New Roman" ns0:hAnsi="Times New Roman" ns0:eastAsia="SimSun" ns0:cs="Times New Roman"/>
+      <ns0:rFonts ns0:ascii="Times New Roman" ns0:hAnsi="Times New Roman" ns0:eastAsia="FangSong" ns0:cs="Times New Roman"/>
     </ns0:rPr>
   </ns0:style>
   <ns0:style ns0:styleId="Heading1" ns0:type="paragraph">
@@ -14649,7 +14721,7 @@
       <ns0:ind ns0:firstLine="0" ns0:left="480" ns0:right="480"/>
     </ns0:pPr>
     <ns0:rPr>
-      <ns0:rFonts ns0:ascii="Times New Roman" ns0:hAnsi="Times New Roman" ns0:eastAsia="SimSun" ns0:cs="Times New Roman"/>
+      <ns0:rFonts ns0:ascii="Times New Roman" ns0:hAnsi="Times New Roman" ns0:eastAsia="FangSong" ns0:cs="Times New Roman"/>
     </ns0:rPr>
   </ns0:style>
   <ns0:style ns0:styleId="FootnoteText" ns0:type="paragraph">
@@ -14660,7 +14732,7 @@
     <ns0:unhideWhenUsed/>
     <ns0:qFormat/>
     <ns0:rPr>
-      <ns0:rFonts ns0:ascii="Times New Roman" ns0:hAnsi="Times New Roman" ns0:eastAsia="SimSun" ns0:cs="Times New Roman"/>
+      <ns0:rFonts ns0:ascii="Times New Roman" ns0:hAnsi="Times New Roman" ns0:eastAsia="FangSong" ns0:cs="Times New Roman"/>
     </ns0:rPr>
   </ns0:style>
   <ns0:style ns0:styleId="FootnoteBlockText" ns0:type="paragraph">
@@ -14675,7 +14747,7 @@
       <ns0:ind ns0:firstLine="0" ns0:left="480" ns0:right="480"/>
     </ns0:pPr>
     <ns0:rPr>
-      <ns0:rFonts ns0:ascii="Times New Roman" ns0:hAnsi="Times New Roman" ns0:eastAsia="SimSun" ns0:cs="Times New Roman"/>
+      <ns0:rFonts ns0:ascii="Times New Roman" ns0:hAnsi="Times New Roman" ns0:eastAsia="FangSong" ns0:cs="Times New Roman"/>
     </ns0:rPr>
   </ns0:style>
   <ns0:style ns0:default="1" ns0:styleId="DefaultParagraphFont" ns0:type="character">
@@ -14683,7 +14755,7 @@
     <ns0:semiHidden/>
     <ns0:unhideWhenUsed/>
     <ns0:rPr>
-      <ns0:rFonts ns0:ascii="Times New Roman" ns0:hAnsi="Times New Roman" ns0:eastAsia="SimSun" ns0:cs="Times New Roman"/>
+      <ns0:rFonts ns0:ascii="Times New Roman" ns0:hAnsi="Times New Roman" ns0:eastAsia="FangSong" ns0:cs="Times New Roman"/>
     </ns0:rPr>
   </ns0:style>
   <ns0:style ns0:default="1" ns0:styleId="Table" ns0:type="table">
@@ -14693,7 +14765,7 @@
     <ns0:unhideWhenUsed/>
     <ns0:qFormat/>
     <ns0:rPr>
-      <ns0:rFonts ns0:ascii="Times New Roman" ns0:hAnsi="Times New Roman" ns0:eastAsia="SimSun" ns0:cs="Times New Roman"/>
+      <ns0:rFonts ns0:ascii="Times New Roman" ns0:hAnsi="Times New Roman" ns0:eastAsia="FangSong" ns0:cs="Times New Roman"/>
     </ns0:rPr>
     <ns0:tblPr>
       <ns0:tblInd ns0:type="dxa" ns0:w="0"/>
@@ -14723,7 +14795,7 @@
       <ns0:spacing ns0:after="0"/>
     </ns0:pPr>
     <ns0:rPr>
-      <ns0:rFonts ns0:ascii="Times New Roman" ns0:hAnsi="Times New Roman" ns0:eastAsia="SimSun" ns0:cs="Times New Roman"/>
+      <ns0:rFonts ns0:ascii="Times New Roman" ns0:hAnsi="Times New Roman" ns0:eastAsia="FangSong" ns0:cs="Times New Roman"/>
       <ns0:b/>
     </ns0:rPr>
   </ns0:style>
@@ -14731,7 +14803,7 @@
     <ns0:name ns0:val="Definition"/>
     <ns0:basedOn ns0:val="Normal"/>
     <ns0:rPr>
-      <ns0:rFonts ns0:ascii="Times New Roman" ns0:hAnsi="Times New Roman" ns0:eastAsia="SimSun" ns0:cs="Times New Roman"/>
+      <ns0:rFonts ns0:ascii="Times New Roman" ns0:hAnsi="Times New Roman" ns0:eastAsia="FangSong" ns0:cs="Times New Roman"/>
     </ns0:rPr>
   </ns0:style>
   <ns0:style ns0:styleId="Caption" ns0:type="paragraph">
@@ -14755,21 +14827,21 @@
       <ns0:keepNext/>
     </ns0:pPr>
     <ns0:rPr>
-      <ns0:rFonts ns0:ascii="Times New Roman" ns0:hAnsi="Times New Roman" ns0:eastAsia="SimSun" ns0:cs="Times New Roman"/>
+      <ns0:rFonts ns0:ascii="Times New Roman" ns0:hAnsi="Times New Roman" ns0:eastAsia="FangSong" ns0:cs="Times New Roman"/>
     </ns0:rPr>
   </ns0:style>
   <ns0:style ns0:customStyle="1" ns0:styleId="ImageCaption" ns0:type="paragraph">
     <ns0:name ns0:val="Image Caption"/>
     <ns0:basedOn ns0:val="Caption"/>
     <ns0:rPr>
-      <ns0:rFonts ns0:ascii="Times New Roman" ns0:hAnsi="Times New Roman" ns0:eastAsia="SimSun" ns0:cs="Times New Roman"/>
+      <ns0:rFonts ns0:ascii="Times New Roman" ns0:hAnsi="Times New Roman" ns0:eastAsia="FangSong" ns0:cs="Times New Roman"/>
     </ns0:rPr>
   </ns0:style>
   <ns0:style ns0:customStyle="1" ns0:styleId="Figure" ns0:type="paragraph">
     <ns0:name ns0:val="Figure"/>
     <ns0:basedOn ns0:val="Normal"/>
     <ns0:rPr>
-      <ns0:rFonts ns0:ascii="Times New Roman" ns0:hAnsi="Times New Roman" ns0:eastAsia="SimSun" ns0:cs="Times New Roman"/>
+      <ns0:rFonts ns0:ascii="Times New Roman" ns0:hAnsi="Times New Roman" ns0:eastAsia="FangSong" ns0:cs="Times New Roman"/>
     </ns0:rPr>
   </ns0:style>
   <ns0:style ns0:customStyle="1" ns0:styleId="CaptionedFigure" ns0:type="paragraph">
@@ -14779,7 +14851,7 @@
       <ns0:keepNext/>
     </ns0:pPr>
     <ns0:rPr>
-      <ns0:rFonts ns0:ascii="Times New Roman" ns0:hAnsi="Times New Roman" ns0:eastAsia="SimSun" ns0:cs="Times New Roman"/>
+      <ns0:rFonts ns0:ascii="Times New Roman" ns0:hAnsi="Times New Roman" ns0:eastAsia="FangSong" ns0:cs="Times New Roman"/>
     </ns0:rPr>
   </ns0:style>
   <ns0:style ns0:customStyle="1" ns0:styleId="BodyTextChar" ns0:type="character">
@@ -14787,14 +14859,14 @@
     <ns0:basedOn ns0:val="DefaultParagraphFont"/>
     <ns0:link ns0:val="BodyText"/>
     <ns0:rPr>
-      <ns0:rFonts ns0:ascii="Times New Roman" ns0:hAnsi="Times New Roman" ns0:eastAsia="SimSun" ns0:cs="Times New Roman"/>
+      <ns0:rFonts ns0:ascii="Times New Roman" ns0:hAnsi="Times New Roman" ns0:eastAsia="FangSong" ns0:cs="Times New Roman"/>
     </ns0:rPr>
   </ns0:style>
   <ns0:style ns0:customStyle="1" ns0:styleId="VerbatimChar" ns0:type="character">
     <ns0:name ns0:val="Verbatim Char"/>
     <ns0:basedOn ns0:val="BodyTextChar"/>
     <ns0:rPr>
-      <ns0:rFonts ns0:ascii="Times New Roman" ns0:cs="Times New Roman" ns0:eastAsia="SimSun" ns0:hAnsi="Times New Roman"/>
+      <ns0:rFonts ns0:ascii="Times New Roman" ns0:cs="Times New Roman" ns0:eastAsia="FangSong" ns0:hAnsi="Times New Roman"/>
       <ns0:b ns0:val="0"/>
       <ns0:sz ns0:val="20"/>
     </ns0:rPr>
@@ -14803,14 +14875,14 @@
     <ns0:name ns0:val="Section Number"/>
     <ns0:basedOn ns0:val="BodyTextChar"/>
     <ns0:rPr>
-      <ns0:rFonts ns0:ascii="Times New Roman" ns0:hAnsi="Times New Roman" ns0:eastAsia="SimSun" ns0:cs="Times New Roman"/>
+      <ns0:rFonts ns0:ascii="Times New Roman" ns0:hAnsi="Times New Roman" ns0:eastAsia="FangSong" ns0:cs="Times New Roman"/>
     </ns0:rPr>
   </ns0:style>
   <ns0:style ns0:styleId="FootnoteReference" ns0:type="character">
     <ns0:name ns0:val="Footnote Reference"/>
     <ns0:basedOn ns0:val="BodyTextChar"/>
     <ns0:rPr>
-      <ns0:rFonts ns0:ascii="Times New Roman" ns0:hAnsi="Times New Roman" ns0:eastAsia="SimSun" ns0:cs="Times New Roman"/>
+      <ns0:rFonts ns0:ascii="Times New Roman" ns0:hAnsi="Times New Roman" ns0:eastAsia="FangSong" ns0:cs="Times New Roman"/>
       <ns0:vertAlign ns0:val="superscript"/>
     </ns0:rPr>
   </ns0:style>
@@ -14818,7 +14890,7 @@
     <ns0:name ns0:val="Hyperlink"/>
     <ns0:basedOn ns0:val="BodyTextChar"/>
     <ns0:rPr>
-      <ns0:rFonts ns0:ascii="Times New Roman" ns0:hAnsi="Times New Roman" ns0:eastAsia="SimSun" ns0:cs="Times New Roman"/>
+      <ns0:rFonts ns0:ascii="Times New Roman" ns0:hAnsi="Times New Roman" ns0:eastAsia="FangSong" ns0:cs="Times New Roman"/>
       <ns0:color ns0:themeColor="accent1" ns0:val="4F81BD"/>
     </ns0:rPr>
   </ns0:style>
@@ -14845,7 +14917,7 @@
     <w:basedOn w:val="BodyText"/>
     <w:qFormat/>
     <ns0:rPr>
-      <w:rFonts ns0:ascii="Times New Roman" ns0:hAnsi="Times New Roman" ns0:eastAsia="SimSun" ns0:cs="Times New Roman"/>
+      <w:rFonts ns0:ascii="Times New Roman" ns0:hAnsi="Times New Roman" ns0:eastAsia="FangSong" ns0:cs="Times New Roman"/>
     </ns0:rPr>
   </w:style>
   <w:style w:type="paragraph" w:customStyle="1" w:styleId="SourceCode">
@@ -14856,14 +14928,14 @@
       <w:wordWrap w:val="off"/>
     </w:pPr>
     <ns0:rPr>
-      <w:rFonts ns0:ascii="Times New Roman" ns0:hAnsi="Times New Roman" ns0:eastAsia="SimSun" ns0:cs="Times New Roman"/>
+      <w:rFonts ns0:ascii="Times New Roman" ns0:hAnsi="Times New Roman" ns0:eastAsia="FangSong" ns0:cs="Times New Roman"/>
     </ns0:rPr>
   </w:style>
   <w:style w:type="character" w:customStyle="1" w:styleId="KeywordTok">
     <w:name w:val="KeywordTok"/>
     <w:basedOn w:val="VerbatimChar"/>
     <w:rPr>
-      <w:rFonts w:ascii="Times New Roman" w:hAnsi="Times New Roman" w:eastAsia="SimSun" w:cs="Times New Roman"/>
+      <w:rFonts w:ascii="Times New Roman" w:hAnsi="Times New Roman" w:eastAsia="FangSong" w:cs="Times New Roman"/>
       <w:b/>
       <w:color w:val="007020"/>
     </w:rPr>
@@ -14872,7 +14944,7 @@
     <w:name w:val="DataTypeTok"/>
     <w:basedOn w:val="VerbatimChar"/>
     <w:rPr>
-      <w:rFonts w:ascii="Times New Roman" w:hAnsi="Times New Roman" w:eastAsia="SimSun" w:cs="Times New Roman"/>
+      <w:rFonts w:ascii="Times New Roman" w:hAnsi="Times New Roman" w:eastAsia="FangSong" w:cs="Times New Roman"/>
       <w:color w:val="902000"/>
     </w:rPr>
   </w:style>
@@ -14880,7 +14952,7 @@
     <w:name w:val="DecValTok"/>
     <w:basedOn w:val="VerbatimChar"/>
     <w:rPr>
-      <w:rFonts w:ascii="Times New Roman" w:hAnsi="Times New Roman" w:eastAsia="SimSun" w:cs="Times New Roman"/>
+      <w:rFonts w:ascii="Times New Roman" w:hAnsi="Times New Roman" w:eastAsia="FangSong" w:cs="Times New Roman"/>
       <w:color w:val="40a070"/>
     </w:rPr>
   </w:style>
@@ -14888,7 +14960,7 @@
     <w:name w:val="BaseNTok"/>
     <w:basedOn w:val="VerbatimChar"/>
     <w:rPr>
-      <w:rFonts w:ascii="Times New Roman" w:hAnsi="Times New Roman" w:eastAsia="SimSun" w:cs="Times New Roman"/>
+      <w:rFonts w:ascii="Times New Roman" w:hAnsi="Times New Roman" w:eastAsia="FangSong" w:cs="Times New Roman"/>
       <w:color w:val="40a070"/>
     </w:rPr>
   </w:style>
@@ -14896,7 +14968,7 @@
     <w:name w:val="FloatTok"/>
     <w:basedOn w:val="VerbatimChar"/>
     <w:rPr>
-      <w:rFonts w:ascii="Times New Roman" w:hAnsi="Times New Roman" w:eastAsia="SimSun" w:cs="Times New Roman"/>
+      <w:rFonts w:ascii="Times New Roman" w:hAnsi="Times New Roman" w:eastAsia="FangSong" w:cs="Times New Roman"/>
       <w:color w:val="40a070"/>
     </w:rPr>
   </w:style>
@@ -14904,7 +14976,7 @@
     <w:name w:val="ConstantTok"/>
     <w:basedOn w:val="VerbatimChar"/>
     <w:rPr>
-      <w:rFonts w:ascii="Times New Roman" w:hAnsi="Times New Roman" w:eastAsia="SimSun" w:cs="Times New Roman"/>
+      <w:rFonts w:ascii="Times New Roman" w:hAnsi="Times New Roman" w:eastAsia="FangSong" w:cs="Times New Roman"/>
       <w:color w:val="880000"/>
     </w:rPr>
   </w:style>
@@ -14912,7 +14984,7 @@
     <w:name w:val="CharTok"/>
     <w:basedOn w:val="VerbatimChar"/>
     <w:rPr>
-      <w:rFonts w:ascii="Times New Roman" w:hAnsi="Times New Roman" w:eastAsia="SimSun" w:cs="Times New Roman"/>
+      <w:rFonts w:ascii="Times New Roman" w:hAnsi="Times New Roman" w:eastAsia="FangSong" w:cs="Times New Roman"/>
       <w:color w:val="4070a0"/>
     </w:rPr>
   </w:style>
@@ -14920,7 +14992,7 @@
     <w:name w:val="SpecialCharTok"/>
     <w:basedOn w:val="VerbatimChar"/>
     <w:rPr>
-      <w:rFonts w:ascii="Times New Roman" w:hAnsi="Times New Roman" w:eastAsia="SimSun" w:cs="Times New Roman"/>
+      <w:rFonts w:ascii="Times New Roman" w:hAnsi="Times New Roman" w:eastAsia="FangSong" w:cs="Times New Roman"/>
       <w:color w:val="4070a0"/>
     </w:rPr>
   </w:style>
@@ -14928,7 +15000,7 @@
     <w:name w:val="StringTok"/>
     <w:basedOn w:val="VerbatimChar"/>
     <w:rPr>
-      <w:rFonts w:ascii="Times New Roman" w:hAnsi="Times New Roman" w:eastAsia="SimSun" w:cs="Times New Roman"/>
+      <w:rFonts w:ascii="Times New Roman" w:hAnsi="Times New Roman" w:eastAsia="FangSong" w:cs="Times New Roman"/>
       <w:color w:val="4070a0"/>
     </w:rPr>
   </w:style>
@@ -14936,7 +15008,7 @@
     <w:name w:val="VerbatimStringTok"/>
     <w:basedOn w:val="VerbatimChar"/>
     <w:rPr>
-      <w:rFonts w:ascii="Times New Roman" w:hAnsi="Times New Roman" w:eastAsia="SimSun" w:cs="Times New Roman"/>
+      <w:rFonts w:ascii="Times New Roman" w:hAnsi="Times New Roman" w:eastAsia="FangSong" w:cs="Times New Roman"/>
       <w:color w:val="4070a0"/>
     </w:rPr>
   </w:style>
@@ -14944,7 +15016,7 @@
     <w:name w:val="SpecialStringTok"/>
     <w:basedOn w:val="VerbatimChar"/>
     <w:rPr>
-      <w:rFonts w:ascii="Times New Roman" w:hAnsi="Times New Roman" w:eastAsia="SimSun" w:cs="Times New Roman"/>
+      <w:rFonts w:ascii="Times New Roman" w:hAnsi="Times New Roman" w:eastAsia="FangSong" w:cs="Times New Roman"/>
       <w:color w:val="bb6688"/>
     </w:rPr>
   </w:style>
@@ -14952,7 +15024,7 @@
     <w:name w:val="ImportTok"/>
     <w:basedOn w:val="VerbatimChar"/>
     <w:rPr>
-      <w:rFonts w:ascii="Times New Roman" w:hAnsi="Times New Roman" w:eastAsia="SimSun" w:cs="Times New Roman"/>
+      <w:rFonts w:ascii="Times New Roman" w:hAnsi="Times New Roman" w:eastAsia="FangSong" w:cs="Times New Roman"/>
       <w:b/>
       <w:color w:val="008000"/>
     </w:rPr>
@@ -14961,7 +15033,7 @@
     <w:name w:val="CommentTok"/>
     <w:basedOn w:val="VerbatimChar"/>
     <w:rPr>
-      <w:rFonts w:ascii="Times New Roman" w:hAnsi="Times New Roman" w:eastAsia="SimSun" w:cs="Times New Roman"/>
+      <w:rFonts w:ascii="Times New Roman" w:hAnsi="Times New Roman" w:eastAsia="FangSong" w:cs="Times New Roman"/>
       <w:i/>
       <w:color w:val="60a0b0"/>
     </w:rPr>
@@ -14970,7 +15042,7 @@
     <w:name w:val="DocumentationTok"/>
     <w:basedOn w:val="VerbatimChar"/>
     <w:rPr>
-      <w:rFonts w:ascii="Times New Roman" w:hAnsi="Times New Roman" w:eastAsia="SimSun" w:cs="Times New Roman"/>
+      <w:rFonts w:ascii="Times New Roman" w:hAnsi="Times New Roman" w:eastAsia="FangSong" w:cs="Times New Roman"/>
       <w:i/>
       <w:color w:val="ba2121"/>
     </w:rPr>
@@ -14979,7 +15051,7 @@
     <w:name w:val="AnnotationTok"/>
     <w:basedOn w:val="VerbatimChar"/>
     <w:rPr>
-      <w:rFonts w:ascii="Times New Roman" w:hAnsi="Times New Roman" w:eastAsia="SimSun" w:cs="Times New Roman"/>
+      <w:rFonts w:ascii="Times New Roman" w:hAnsi="Times New Roman" w:eastAsia="FangSong" w:cs="Times New Roman"/>
       <w:b/>
       <w:i/>
       <w:color w:val="60a0b0"/>
@@ -14989,7 +15061,7 @@
     <w:name w:val="CommentVarTok"/>
     <w:basedOn w:val="VerbatimChar"/>
     <w:rPr>
-      <w:rFonts w:ascii="Times New Roman" w:hAnsi="Times New Roman" w:eastAsia="SimSun" w:cs="Times New Roman"/>
+      <w:rFonts w:ascii="Times New Roman" w:hAnsi="Times New Roman" w:eastAsia="FangSong" w:cs="Times New Roman"/>
       <w:b/>
       <w:i/>
       <w:color w:val="60a0b0"/>
@@ -14999,7 +15071,7 @@
     <w:name w:val="OtherTok"/>
     <w:basedOn w:val="VerbatimChar"/>
     <w:rPr>
-      <w:rFonts w:ascii="Times New Roman" w:hAnsi="Times New Roman" w:eastAsia="SimSun" w:cs="Times New Roman"/>
+      <w:rFonts w:ascii="Times New Roman" w:hAnsi="Times New Roman" w:eastAsia="FangSong" w:cs="Times New Roman"/>
       <w:color w:val="007020"/>
     </w:rPr>
   </w:style>
@@ -15007,7 +15079,7 @@
     <w:name w:val="FunctionTok"/>
     <w:basedOn w:val="VerbatimChar"/>
     <w:rPr>
-      <w:rFonts w:ascii="Times New Roman" w:hAnsi="Times New Roman" w:eastAsia="SimSun" w:cs="Times New Roman"/>
+      <w:rFonts w:ascii="Times New Roman" w:hAnsi="Times New Roman" w:eastAsia="FangSong" w:cs="Times New Roman"/>
       <w:color w:val="06287e"/>
     </w:rPr>
   </w:style>
@@ -15015,7 +15087,7 @@
     <w:name w:val="VariableTok"/>
     <w:basedOn w:val="VerbatimChar"/>
     <w:rPr>
-      <w:rFonts w:ascii="Times New Roman" w:hAnsi="Times New Roman" w:eastAsia="SimSun" w:cs="Times New Roman"/>
+      <w:rFonts w:ascii="Times New Roman" w:hAnsi="Times New Roman" w:eastAsia="FangSong" w:cs="Times New Roman"/>
       <w:color w:val="19177c"/>
     </w:rPr>
   </w:style>
@@ -15023,7 +15095,7 @@
     <w:name w:val="ControlFlowTok"/>
     <w:basedOn w:val="VerbatimChar"/>
     <w:rPr>
-      <w:rFonts w:ascii="Times New Roman" w:hAnsi="Times New Roman" w:eastAsia="SimSun" w:cs="Times New Roman"/>
+      <w:rFonts w:ascii="Times New Roman" w:hAnsi="Times New Roman" w:eastAsia="FangSong" w:cs="Times New Roman"/>
       <w:b/>
       <w:color w:val="007020"/>
     </w:rPr>
@@ -15032,7 +15104,7 @@
     <w:name w:val="OperatorTok"/>
     <w:basedOn w:val="VerbatimChar"/>
     <w:rPr>
-      <w:rFonts w:ascii="Times New Roman" w:hAnsi="Times New Roman" w:eastAsia="SimSun" w:cs="Times New Roman"/>
+      <w:rFonts w:ascii="Times New Roman" w:hAnsi="Times New Roman" w:eastAsia="FangSong" w:cs="Times New Roman"/>
       <w:color w:val="666666"/>
     </w:rPr>
   </w:style>
@@ -15040,7 +15112,7 @@
     <w:name w:val="BuiltInTok"/>
     <w:basedOn w:val="VerbatimChar"/>
     <w:rPr>
-      <w:rFonts w:ascii="Times New Roman" w:hAnsi="Times New Roman" w:eastAsia="SimSun" w:cs="Times New Roman"/>
+      <w:rFonts w:ascii="Times New Roman" w:hAnsi="Times New Roman" w:eastAsia="FangSong" w:cs="Times New Roman"/>
       <w:color w:val="008000"/>
     </w:rPr>
   </w:style>
@@ -15048,14 +15120,14 @@
     <w:name w:val="ExtensionTok"/>
     <w:basedOn w:val="VerbatimChar"/>
     <w:rPr>
-      <w:rFonts w:ascii="Times New Roman" w:hAnsi="Times New Roman" w:eastAsia="SimSun" w:cs="Times New Roman"/>
+      <w:rFonts w:ascii="Times New Roman" w:hAnsi="Times New Roman" w:eastAsia="FangSong" w:cs="Times New Roman"/>
     </w:rPr>
   </w:style>
   <w:style w:type="character" w:customStyle="1" w:styleId="PreprocessorTok">
     <w:name w:val="PreprocessorTok"/>
     <w:basedOn w:val="VerbatimChar"/>
     <w:rPr>
-      <w:rFonts w:ascii="Times New Roman" w:hAnsi="Times New Roman" w:eastAsia="SimSun" w:cs="Times New Roman"/>
+      <w:rFonts w:ascii="Times New Roman" w:hAnsi="Times New Roman" w:eastAsia="FangSong" w:cs="Times New Roman"/>
       <w:color w:val="bc7a00"/>
     </w:rPr>
   </w:style>
@@ -15063,7 +15135,7 @@
     <w:name w:val="AttributeTok"/>
     <w:basedOn w:val="VerbatimChar"/>
     <w:rPr>
-      <w:rFonts w:ascii="Times New Roman" w:hAnsi="Times New Roman" w:eastAsia="SimSun" w:cs="Times New Roman"/>
+      <w:rFonts w:ascii="Times New Roman" w:hAnsi="Times New Roman" w:eastAsia="FangSong" w:cs="Times New Roman"/>
       <w:color w:val="7d9029"/>
     </w:rPr>
   </w:style>
@@ -15071,14 +15143,14 @@
     <w:name w:val="RegionMarkerTok"/>
     <w:basedOn w:val="VerbatimChar"/>
     <w:rPr>
-      <w:rFonts w:ascii="Times New Roman" w:hAnsi="Times New Roman" w:eastAsia="SimSun" w:cs="Times New Roman"/>
+      <w:rFonts w:ascii="Times New Roman" w:hAnsi="Times New Roman" w:eastAsia="FangSong" w:cs="Times New Roman"/>
     </w:rPr>
   </w:style>
   <w:style w:type="character" w:customStyle="1" w:styleId="InformationTok">
     <w:name w:val="InformationTok"/>
     <w:basedOn w:val="VerbatimChar"/>
     <w:rPr>
-      <w:rFonts w:ascii="Times New Roman" w:hAnsi="Times New Roman" w:eastAsia="SimSun" w:cs="Times New Roman"/>
+      <w:rFonts w:ascii="Times New Roman" w:hAnsi="Times New Roman" w:eastAsia="FangSong" w:cs="Times New Roman"/>
       <w:b/>
       <w:i/>
       <w:color w:val="60a0b0"/>
@@ -15088,7 +15160,7 @@
     <w:name w:val="WarningTok"/>
     <w:basedOn w:val="VerbatimChar"/>
     <w:rPr>
-      <w:rFonts w:ascii="Times New Roman" w:hAnsi="Times New Roman" w:eastAsia="SimSun" w:cs="Times New Roman"/>
+      <w:rFonts w:ascii="Times New Roman" w:hAnsi="Times New Roman" w:eastAsia="FangSong" w:cs="Times New Roman"/>
       <w:b/>
       <w:i/>
       <w:color w:val="60a0b0"/>
@@ -15098,7 +15170,7 @@
     <w:name w:val="AlertTok"/>
     <w:basedOn w:val="VerbatimChar"/>
     <w:rPr>
-      <w:rFonts w:ascii="Times New Roman" w:hAnsi="Times New Roman" w:eastAsia="SimSun" w:cs="Times New Roman"/>
+      <w:rFonts w:ascii="Times New Roman" w:hAnsi="Times New Roman" w:eastAsia="FangSong" w:cs="Times New Roman"/>
       <w:b/>
       <w:color w:val="ff0000"/>
     </w:rPr>
@@ -15107,7 +15179,7 @@
     <w:name w:val="ErrorTok"/>
     <w:basedOn w:val="VerbatimChar"/>
     <w:rPr>
-      <w:rFonts w:ascii="Times New Roman" w:hAnsi="Times New Roman" w:eastAsia="SimSun" w:cs="Times New Roman"/>
+      <w:rFonts w:ascii="Times New Roman" w:hAnsi="Times New Roman" w:eastAsia="FangSong" w:cs="Times New Roman"/>
       <w:b/>
       <w:color w:val="ff0000"/>
     </w:rPr>
@@ -15116,7 +15188,7 @@
     <w:name w:val="NormalTok"/>
     <w:basedOn w:val="VerbatimChar"/>
     <w:rPr>
-      <w:rFonts w:ascii="Times New Roman" w:hAnsi="Times New Roman" w:eastAsia="SimSun" w:cs="Times New Roman"/>
+      <w:rFonts w:ascii="Times New Roman" w:hAnsi="Times New Roman" w:eastAsia="FangSong" w:cs="Times New Roman"/>
     </w:rPr>
   </w:style>
 </ns0:styles>
